--- a/___projects/Books/Arabia!/Book Five/Arabia_Bk5_v9_manuscript.docx
+++ b/___projects/Books/Arabia!/Book Five/Arabia_Bk5_v9_manuscript.docx
@@ -4007,35 +4007,35 @@
           <w:b w:val="0"/>
           <w:sz w:val="27"/>
         </w:rPr>
-        <w:t>The book is going to put him on a pearl boat now, and it wants you to understand why a freedman with a wife and a place at a well would go down into that particular machine for a summer.</w:t>
-      </w:r>
-    </w:p>
-    <w:p>
-      <w:pPr>
-        <w:spacing w:line="348" w:lineRule="auto" w:after="0" w:before="0"/>
-        <w:ind w:firstLine="288"/>
-      </w:pPr>
-      <w:r>
-        <w:rPr>
-          <w:rFonts w:ascii="EB Garamond" w:hAnsi="EB Garamond"/>
-          <w:b w:val="0"/>
-          <w:sz w:val="27"/>
-        </w:rPr>
-        <w:t>He went because the search for Munira had a coast, and the coast had a season, and the season had a wage that could buy questions. He went under the name Marzuq, because a freedman asking after a birthmarked woman in his own name was a freedman advertising a vulnerability, and he had already learned that vulnerabilities were priced. He went with Talal's leave and Wadha's flat eyes that said she would keep the house and the sentence about her sister and would not ask him, when he came back, for a story he did not have.</w:t>
-      </w:r>
-    </w:p>
-    <w:p>
-      <w:pPr>
-        <w:spacing w:line="348" w:lineRule="auto" w:after="0" w:before="0"/>
-        <w:ind w:firstLine="288"/>
-      </w:pPr>
-      <w:r>
-        <w:rPr>
-          <w:rFonts w:ascii="EB Garamond" w:hAnsi="EB Garamond"/>
-          <w:b w:val="0"/>
-          <w:sz w:val="27"/>
-        </w:rPr>
-        <w:t>The nakhoda who took him on did not ask for a life. He asked for hands and a back and a man who could count. Khamis gave him all three. The boat was a diving dhow of the ordinary Gulf kind — lateen, patient, stinking of bilge and fish and the copper of the water-barrel — and it worked the banks off a coast the book will not name too precisely, because Khamis was never told the chart-name and this book keeps faith with what he knew. What he knew was water the color of a bruise where it went deep, and the white of the shell-banks when the sun stood over them, and the arithmetic of men who had been going down on one breath since before any of their grandfathers owned a clock.</w:t>
+        <w:t>The book is going to put him on a pearl boat now, and it wants you to understand why a freedman with a wife and a place at a well would go down into that particular machine for a single summer.</w:t>
+      </w:r>
+    </w:p>
+    <w:p>
+      <w:pPr>
+        <w:spacing w:line="348" w:lineRule="auto" w:after="0" w:before="0"/>
+        <w:ind w:firstLine="288"/>
+      </w:pPr>
+      <w:r>
+        <w:rPr>
+          <w:rFonts w:ascii="EB Garamond" w:hAnsi="EB Garamond"/>
+          <w:b w:val="0"/>
+          <w:sz w:val="27"/>
+        </w:rPr>
+        <w:t>He went because the search for Munira had a coast, and the coast had a season, and the season had a wage that could buy questions. He went under the name Marzuq, because a freedman asking after a birthmarked woman in his own name was a freedman advertising a weakness, and he had already learned that weaknesses were priced. He went with Talal's leave and with Wadha's flat eyes that said she would keep the house and the sentence about her sister and would not ask him, when he came back, for a story he did not have.</w:t>
+      </w:r>
+    </w:p>
+    <w:p>
+      <w:pPr>
+        <w:spacing w:line="348" w:lineRule="auto" w:after="0" w:before="0"/>
+        <w:ind w:firstLine="288"/>
+      </w:pPr>
+      <w:r>
+        <w:rPr>
+          <w:rFonts w:ascii="EB Garamond" w:hAnsi="EB Garamond"/>
+          <w:b w:val="0"/>
+          <w:sz w:val="27"/>
+        </w:rPr>
+        <w:t>The nakhoda who took him on did not ask for a life. He asked for hands and a back and a man who could count. Khamis gave him all three. The boat was a diving dhow of the ordinary Gulf kind — lateen-rigged, patient, stinking of bilge and fish and the copper of the water-barrel — and it worked the banks off a coast the book will not name too precisely, because Khamis was never told the chart-name and this book keeps faith with what he knew. What he knew was water the color of a bruise where it went deep, and the white of the shell-banks when the sun stood over them, and the arithmetic of men who had been going down on one breath since before any of their grandfathers owned a clock.</w:t>
       </w:r>
     </w:p>
     <w:p>
@@ -4078,49 +4078,63 @@
           <w:b w:val="0"/>
           <w:sz w:val="27"/>
         </w:rPr>
-        <w:t>The diver went down with a stone. The stone was not a metaphor. It was a weight, shaped and known, held between the feet or in the hands according to the habit of the boat, and it took a man to the bottom faster than swimming could, because time under was the whole capital he owned. He wore a nose-clip of horn or turtle-shell. He wore finger-guards of leather against the shells that cut. He went naked but for a cloth and a basket at his neck or waist, and when he had filled what he could fill he pulled the rope and the tender hauled him up — a boy, often, or a thin man with rope-burns for a biography — and he gasped and went down again.</w:t>
-      </w:r>
-    </w:p>
-    <w:p>
-      <w:pPr>
-        <w:spacing w:line="348" w:lineRule="auto" w:after="0" w:before="0"/>
-        <w:ind w:firstLine="288"/>
-      </w:pPr>
-      <w:r>
-        <w:rPr>
-          <w:rFonts w:ascii="EB Garamond" w:hAnsi="EB Garamond"/>
-          <w:b w:val="0"/>
-          <w:sz w:val="27"/>
-        </w:rPr>
-        <w:t>Forty times. Fifty. In a good day more. The season ran from the heat into the worse heat, May into September, and a man's lungs and ears and eyes paid the installment every dive. Khamis did not dive that summer. The nakhoda put him to the rope and the tally and the sorting, because a man who could keep numbers in his head was rarer than a man who could hold his breath, and rarer things are put where they earn.</w:t>
-      </w:r>
-    </w:p>
-    <w:p>
-      <w:pPr>
-        <w:spacing w:line="348" w:lineRule="auto" w:after="0" w:before="0"/>
-        <w:ind w:firstLine="288"/>
-      </w:pPr>
-      <w:r>
-        <w:rPr>
-          <w:rFonts w:ascii="EB Garamond" w:hAnsi="EB Garamond"/>
-          <w:b w:val="0"/>
-          <w:sz w:val="27"/>
-        </w:rPr>
-        <w:t>He watched the divers the way he had once watched goats and later watched escort-men eat. He saw the ruin arriving in bodies that still worked: the cough that would not leave, the ear that went strange, the back that would not straighten at night. He saw an old man on another boat, years finished, sitting in a wall's shade the way the Zeila diver had sat, and he understood that the gift of the dark pearl had been given by a man the sea had already closed its books on.</w:t>
-      </w:r>
-    </w:p>
-    <w:p>
-      <w:pPr>
-        <w:spacing w:line="348" w:lineRule="auto" w:after="0" w:before="0"/>
-        <w:ind w:firstLine="288"/>
-      </w:pPr>
-      <w:r>
-        <w:rPr>
-          <w:rFonts w:ascii="EB Garamond" w:hAnsi="EB Garamond"/>
-          <w:b w:val="0"/>
-          <w:sz w:val="27"/>
-        </w:rPr>
-        <w:t>And he heard the debt.</w:t>
+        <w:t>Before light the men were already moving. The cook had the fire. The divers checked their nose-clips of horn and their leather finger-guards with the small, bored tenderness of men who have handled the same things ten thousand times. The tender coiled the ropes. Khamis marked the previous day's shell-count again, because he marked everything twice, and the nakhoda watched him mark it and said nothing, which was its own kind of praise and its own kind of warning.</w:t>
+      </w:r>
+    </w:p>
+    <w:p>
+      <w:pPr>
+        <w:spacing w:line="348" w:lineRule="auto" w:after="0" w:before="0"/>
+        <w:ind w:firstLine="288"/>
+      </w:pPr>
+      <w:r>
+        <w:rPr>
+          <w:rFonts w:ascii="EB Garamond" w:hAnsi="EB Garamond"/>
+          <w:b w:val="0"/>
+          <w:sz w:val="27"/>
+        </w:rPr>
+        <w:t>The diver went down with a stone. The stone was not a figure of speech; it was a shaped and familiar weight, held between the feet or in the hands according to the habit of the boat, and it took a man to the bottom faster than swimming could, because time under the water was the whole of the capital he owned. He went naked but for a cloth and a basket at his neck, and when he had filled what he could fill he pulled the rope and the tender hauled him up — a boy, often, or a thin man with rope-burns for a history — and he broke the surface and gasped and went down again.</w:t>
+      </w:r>
+    </w:p>
+    <w:p>
+      <w:pPr>
+        <w:spacing w:line="348" w:lineRule="auto" w:after="0" w:before="0"/>
+        <w:ind w:firstLine="288"/>
+      </w:pPr>
+      <w:r>
+        <w:rPr>
+          <w:rFonts w:ascii="EB Garamond" w:hAnsi="EB Garamond"/>
+          <w:b w:val="0"/>
+          <w:sz w:val="27"/>
+        </w:rPr>
+        <w:t>Forty times in a day. Fifty. In a good week more. The season ran from the heat into the worse heat, and a man's lungs and ears and eyes paid the price of it on every dive. Khamis did not dive. The nakhoda put him to the rope and the tally and the sorting, because a man who could hold numbers in his head was rarer than a man who could hold his breath, and the rarer thing is put where it earns.</w:t>
+      </w:r>
+    </w:p>
+    <w:p>
+      <w:pPr>
+        <w:spacing w:line="348" w:lineRule="auto" w:after="0" w:before="0"/>
+        <w:ind w:firstLine="288"/>
+      </w:pPr>
+      <w:r>
+        <w:rPr>
+          <w:rFonts w:ascii="EB Garamond" w:hAnsi="EB Garamond"/>
+          <w:b w:val="0"/>
+          <w:sz w:val="27"/>
+        </w:rPr>
+        <w:t>He watched the divers the way he had once watched goats and later watched escort-men eat. He learned the sound a man makes when the chest has been asked too often — not a cry, a small involuntary catch, as if the body were arguing with the will and losing. He saw the ruin arriving in men who still worked: the cough that would not leave, the ear gone strange, the back that would not straighten after dark. He saw an old diver on a neighboring boat, years finished, sitting in the shade of a wall the way the Zeila diver had sat, and he understood that the gift of the dark pearl had been pressed into his hand by a man the sea had already closed its accounts with.</w:t>
+      </w:r>
+    </w:p>
+    <w:p>
+      <w:pPr>
+        <w:spacing w:line="348" w:lineRule="auto" w:after="0" w:before="0"/>
+        <w:ind w:firstLine="288"/>
+      </w:pPr>
+      <w:r>
+        <w:rPr>
+          <w:rFonts w:ascii="EB Garamond" w:hAnsi="EB Garamond"/>
+          <w:b w:val="0"/>
+          <w:sz w:val="27"/>
+        </w:rPr>
+        <w:t>And, listening, he heard the debt.</w:t>
       </w:r>
     </w:p>
     <w:p>
@@ -4149,35 +4163,35 @@
           <w:b w:val="0"/>
           <w:sz w:val="27"/>
         </w:rPr>
-        <w:t>The debt was the true machine. The book wants that said without romance.</w:t>
-      </w:r>
-    </w:p>
-    <w:p>
-      <w:pPr>
-        <w:spacing w:line="348" w:lineRule="auto" w:after="0" w:before="0"/>
-        <w:ind w:firstLine="288"/>
-      </w:pPr>
-      <w:r>
-        <w:rPr>
-          <w:rFonts w:ascii="EB Garamond" w:hAnsi="EB Garamond"/>
-          <w:b w:val="0"/>
-          <w:sz w:val="27"/>
-        </w:rPr>
-        <w:t>A diver did not, as a rule, own his season. He took advances — rice, dates, a little silver, sometimes a wife-price or a funeral-price borrowed against the catch — and the advances were written in a hand that favored the writer. The nakhoda kept the book. The tawwash, the merchant who bought the pearls, kept another. Between the two books a man could work a summer and finish owing more than he had owed in spring, because the prices were set where he could not stand and the grades were called by eyes that had an interest in calling them low.</w:t>
-      </w:r>
-    </w:p>
-    <w:p>
-      <w:pPr>
-        <w:spacing w:line="348" w:lineRule="auto" w:after="0" w:before="0"/>
-        <w:ind w:firstLine="288"/>
-      </w:pPr>
-      <w:r>
-        <w:rPr>
-          <w:rFonts w:ascii="EB Garamond" w:hAnsi="EB Garamond"/>
-          <w:b w:val="0"/>
-          <w:sz w:val="27"/>
-        </w:rPr>
-        <w:t>Khamis learned the grades: the seed, the round, the baroque, the yellow, the dark. He learned which words made a pearl worth a month and which made it worth a meal. He learned, sitting with the shell-openers in the heat, that a whole morning's labor might yield nothing a tawwash would praise, and that nothing was still entered against a man's name as if it had been something.</w:t>
+        <w:t>The debt was the true machine, and the book wants that said without romance.</w:t>
+      </w:r>
+    </w:p>
+    <w:p>
+      <w:pPr>
+        <w:spacing w:line="348" w:lineRule="auto" w:after="0" w:before="0"/>
+        <w:ind w:firstLine="288"/>
+      </w:pPr>
+      <w:r>
+        <w:rPr>
+          <w:rFonts w:ascii="EB Garamond" w:hAnsi="EB Garamond"/>
+          <w:b w:val="0"/>
+          <w:sz w:val="27"/>
+        </w:rPr>
+        <w:t>A diver did not, as a rule, own his season. He took advances against the catch — rice, dates, a little silver, a wife-price, a funeral — and the advances were written in a hand that favored the writer. The nakhoda kept one book. The tawwash, the merchant who bought the pearls, kept another. Between the two books a man could work a whole summer and finish owing more than he had owed in the spring, because the prices were fixed where he could not stand to see them fixed, and the grades were called aloud by eyes with an interest in calling them low.</w:t>
+      </w:r>
+    </w:p>
+    <w:p>
+      <w:pPr>
+        <w:spacing w:line="348" w:lineRule="auto" w:after="0" w:before="0"/>
+        <w:ind w:firstLine="288"/>
+      </w:pPr>
+      <w:r>
+        <w:rPr>
+          <w:rFonts w:ascii="EB Garamond" w:hAnsi="EB Garamond"/>
+          <w:b w:val="0"/>
+          <w:sz w:val="27"/>
+        </w:rPr>
+        <w:t>Khamis learned the grades: the seed, the round, the baroque, the yellow, the dark. He learned which word made a pearl worth a month and which made it worth a meal. He learned, sitting with the shell-openers in the heat, that a whole morning's labor might yield nothing a tawwash would praise, and that the nothing was still entered against a man's name as though it had been a something borrowed.</w:t>
       </w:r>
     </w:p>
     <w:p>
@@ -4205,7 +4219,7 @@
           <w:b w:val="0"/>
           <w:sz w:val="27"/>
         </w:rPr>
-        <w:t>The diver laughed without humor. "God," he said. "And God is not on this boat."</w:t>
+        <w:t>The diver laughed without any humor in it. "God," he said. "And God does not sail on this boat."</w:t>
       </w:r>
     </w:p>
     <w:p>
@@ -4248,35 +4262,21 @@
           <w:b w:val="0"/>
           <w:sz w:val="27"/>
         </w:rPr>
-        <w:t>That week the catch had been decent — not a fortune, a living — and the cook put rice and fish in the communal dish and the men ate with their right hands in the order the boat knew, and there were dates, and the water from the barrel tasted of copper and old wood, and for an hour the debt was only a ledger in a box and not a rope around a throat. Someone hummed a scrap of the nahham's haul-song, the rhythm that timed the pull, and for a moment the work had a music that was not only suffering.</w:t>
-      </w:r>
-    </w:p>
-    <w:p>
-      <w:pPr>
-        <w:spacing w:line="348" w:lineRule="auto" w:after="0" w:before="0"/>
-        <w:ind w:firstLine="288"/>
-      </w:pPr>
-      <w:r>
-        <w:rPr>
-          <w:rFonts w:ascii="EB Garamond" w:hAnsi="EB Garamond"/>
-          <w:b w:val="0"/>
-          <w:sz w:val="27"/>
-        </w:rPr>
-        <w:t>Khamis ate. He thought of Wadha's kitchen and the soured milk and the sentence she kept, and he thought that a man could sit in two hungers at once: the body's, which rice answered, and the other's, which no catch answered. He did not speak Munira's name on that deck. He asked, carefully, in the sideways way, after women brought up the trade in such-and-such years, and he heard rumors and shrugs and once a hard look that told him to stop.</w:t>
-      </w:r>
-    </w:p>
-    <w:p>
-      <w:pPr>
-        <w:spacing w:line="348" w:lineRule="auto" w:after="0" w:before="0"/>
-        <w:ind w:firstLine="288"/>
-      </w:pPr>
-      <w:r>
-        <w:rPr>
-          <w:rFonts w:ascii="EB Garamond" w:hAnsi="EB Garamond"/>
-          <w:b w:val="0"/>
-          <w:sz w:val="27"/>
-        </w:rPr>
-        <w:t>He stopped. He filed the faces. He kept the tally.</w:t>
+        <w:t>That week the catch had been decent — not a fortune, a living — and the cook put rice and fish in the one broad dish, and the men ate with the right hand in the order the boat knew, and there were dates, and the water from the barrel tasted of copper and old wood, and for an hour the debt was only a book in a box and not a rope around a throat. A young man they called the nahham gave them a scrap of the haul-song, the chant that timed the pull on the ropes, and for the length of it the work had a music in it that was not only suffering.</w:t>
+      </w:r>
+    </w:p>
+    <w:p>
+      <w:pPr>
+        <w:spacing w:line="348" w:lineRule="auto" w:after="0" w:before="0"/>
+        <w:ind w:firstLine="288"/>
+      </w:pPr>
+      <w:r>
+        <w:rPr>
+          <w:rFonts w:ascii="EB Garamond" w:hAnsi="EB Garamond"/>
+          <w:b w:val="0"/>
+          <w:sz w:val="27"/>
+        </w:rPr>
+        <w:t>Khamis ate. He thought of Wadha's kitchen and the soured milk and the sentence she kept, and he understood that a man could sit inside two hungers at once: the body's, which the rice answered, and the other, which no catch would ever answer. He did not speak Munira's name on that deck. He asked, in the sideways way, after women brought up the trade in such-and-such years, and he was given rumors and shrugs and, once, a hard look that told him to leave it. He left it. He filed the faces. He kept the tally.</w:t>
       </w:r>
     </w:p>
     <w:p>
@@ -4305,189 +4305,77 @@
           <w:b w:val="0"/>
           <w:sz w:val="27"/>
         </w:rPr>
-        <w:t>Then the good week broke.</w:t>
-      </w:r>
-    </w:p>
-    <w:p>
-      <w:pPr>
-        <w:spacing w:line="348" w:lineRule="auto" w:after="0" w:before="0"/>
-        <w:ind w:firstLine="288"/>
-      </w:pPr>
-      <w:r>
-        <w:rPr>
-          <w:rFonts w:ascii="EB Garamond" w:hAnsi="EB Garamond"/>
-          <w:b w:val="0"/>
-          <w:sz w:val="27"/>
-        </w:rPr>
-        <w:t>A diver went down on his own rope — the phrase the men used, which meant the stone and the breath and the bottom and the moment the haul did not come when it should. They pulled. What came up was not a man who could gasp and go again. The sea had finished with him in the middle of a sentence of work, the way the sea finished with men, without a speech.</w:t>
-      </w:r>
-    </w:p>
-    <w:p>
-      <w:pPr>
-        <w:spacing w:line="348" w:lineRule="auto" w:after="0" w:before="0"/>
-        <w:ind w:firstLine="288"/>
-      </w:pPr>
-      <w:r>
-        <w:rPr>
-          <w:rFonts w:ascii="EB Garamond" w:hAnsi="EB Garamond"/>
-          <w:b w:val="0"/>
-          <w:sz w:val="27"/>
-        </w:rPr>
-        <w:t>They did what boats do. They covered him. They said the words. They calculated, before the sun moved much, how the day's catch and the dead man's debt would be entered, because a body that died still left numbers, and numbers do not pause for grief. Khamis watched the nakhoda's mouth as the entries were spoken. He watched who nodded and who looked away. He felt the old coldness from the dhow's hold — the arithmetic of persons — come up the rope with the corpse and sit down among the living.</w:t>
-      </w:r>
-    </w:p>
-    <w:p>
-      <w:pPr>
-        <w:spacing w:line="348" w:lineRule="auto" w:after="0" w:before="0"/>
-        <w:ind w:firstLine="288"/>
-      </w:pPr>
-      <w:r>
-        <w:rPr>
-          <w:rFonts w:ascii="EB Garamond" w:hAnsi="EB Garamond"/>
-          <w:b w:val="0"/>
-          <w:sz w:val="27"/>
-        </w:rPr>
-        <w:t>That night he asked to see the book.</w:t>
-      </w:r>
-    </w:p>
-    <w:p>
-      <w:pPr>
-        <w:spacing w:line="348" w:lineRule="auto" w:after="0" w:before="0"/>
-        <w:ind w:firstLine="288"/>
-      </w:pPr>
-      <w:r>
-        <w:rPr>
-          <w:rFonts w:ascii="EB Garamond" w:hAnsi="EB Garamond"/>
-          <w:b w:val="0"/>
-          <w:sz w:val="27"/>
-        </w:rPr>
-        <w:t>The nakhoda laughed. "You are not the owner."</w:t>
-      </w:r>
-    </w:p>
-    <w:p>
-      <w:pPr>
-        <w:spacing w:line="348" w:lineRule="auto" w:after="0" w:before="0"/>
-        <w:ind w:firstLine="288"/>
-      </w:pPr>
-      <w:r>
-        <w:rPr>
-          <w:rFonts w:ascii="EB Garamond" w:hAnsi="EB Garamond"/>
-          <w:b w:val="0"/>
-          <w:sz w:val="27"/>
-        </w:rPr>
-        <w:t>"I am the man who has been keeping your numbers in my head," Khamis said. "I would like to see if your page and my head agree."</w:t>
-      </w:r>
-    </w:p>
-    <w:p>
-      <w:pPr>
-        <w:spacing w:line="348" w:lineRule="auto" w:after="0" w:before="0"/>
-        <w:ind w:firstLine="288"/>
-      </w:pPr>
-      <w:r>
-        <w:rPr>
-          <w:rFonts w:ascii="EB Garamond" w:hAnsi="EB Garamond"/>
-          <w:b w:val="0"/>
-          <w:sz w:val="27"/>
-        </w:rPr>
-        <w:t>It was a dangerous sentence. It was also the sentence of a man who had been trained at a rota and could not, once he smelled a wrong balance, leave it untested. The nakhoda, who needed him for the rest of the season, let him look — not as a right, as a permission that could be revoked.</w:t>
-      </w:r>
-    </w:p>
-    <w:p>
-      <w:pPr>
-        <w:spacing w:line="348" w:lineRule="auto" w:after="0" w:before="0"/>
-        <w:ind w:firstLine="288"/>
-      </w:pPr>
-      <w:r>
-        <w:rPr>
-          <w:rFonts w:ascii="EB Garamond" w:hAnsi="EB Garamond"/>
-          <w:b w:val="0"/>
-          <w:sz w:val="27"/>
-        </w:rPr>
-        <w:t>Khamis looked.</w:t>
-      </w:r>
-    </w:p>
-    <w:p>
-      <w:pPr>
-        <w:spacing w:line="348" w:lineRule="auto" w:after="0" w:before="0"/>
-        <w:ind w:firstLine="288"/>
-      </w:pPr>
-      <w:r>
-        <w:rPr>
-          <w:rFonts w:ascii="EB Garamond" w:hAnsi="EB Garamond"/>
-          <w:b w:val="0"/>
-          <w:sz w:val="27"/>
-        </w:rPr>
-        <w:t>The advances were heavier than the rice that had been eaten. The grades of the week's better pearls were written a step below what the sorting had said aloud. A dead diver's debt did not die with him; it leaned toward a brother, a cousin, a name that could still be made to pay. None of this was a secret among men who had worked the banks for years. It was the weather. But Khamis had come from a well where the rota, when it was kept justly, was the nearest thing to a government, and he felt the difference the way you feel a floor slant after you have lived on a level one.</w:t>
-      </w:r>
-    </w:p>
-    <w:p>
-      <w:pPr>
-        <w:spacing w:line="348" w:lineRule="auto" w:after="0" w:before="0"/>
-        <w:ind w:firstLine="288"/>
-      </w:pPr>
-      <w:r>
-        <w:rPr>
-          <w:rFonts w:ascii="EB Garamond" w:hAnsi="EB Garamond"/>
-          <w:b w:val="0"/>
-          <w:sz w:val="27"/>
-        </w:rPr>
-        <w:t>He did the sum. He did it twice. Then he did a third sum that was not on the page: what a summer's wage would buy in questions along the coast, set against what a summer in this book would do to a man's sleep and to the line he was trying to walk between freedom and debt.</w:t>
-      </w:r>
-    </w:p>
-    <w:p>
-      <w:pPr>
-        <w:spacing w:line="348" w:lineRule="auto" w:after="0" w:before="0"/>
-        <w:ind w:firstLine="288"/>
-      </w:pPr>
-      <w:r>
-        <w:rPr>
-          <w:rFonts w:ascii="EB Garamond" w:hAnsi="EB Garamond"/>
-          <w:b w:val="0"/>
-          <w:sz w:val="27"/>
-        </w:rPr>
-        <w:t>"I am finished," he said.</w:t>
-      </w:r>
-    </w:p>
-    <w:p>
-      <w:pPr>
-        <w:spacing w:line="348" w:lineRule="auto" w:after="0" w:before="0"/>
-        <w:ind w:firstLine="288"/>
-      </w:pPr>
-      <w:r>
-        <w:rPr>
-          <w:rFonts w:ascii="EB Garamond" w:hAnsi="EB Garamond"/>
-          <w:b w:val="0"/>
-          <w:sz w:val="27"/>
-        </w:rPr>
-        <w:t>"The season is not finished," the nakhoda said.</w:t>
-      </w:r>
-    </w:p>
-    <w:p>
-      <w:pPr>
-        <w:spacing w:line="348" w:lineRule="auto" w:after="0" w:before="0"/>
-        <w:ind w:firstLine="288"/>
-      </w:pPr>
-      <w:r>
-        <w:rPr>
-          <w:rFonts w:ascii="EB Garamond" w:hAnsi="EB Garamond"/>
-          <w:b w:val="0"/>
-          <w:sz w:val="27"/>
-        </w:rPr>
-        <w:t>"I am," Khamis said. "Pay me what you admit I am owed. Keep what you have written that I am not. I will not argue the difference on your deck. I will not dive for it and I will not haul for it and I will not pretend your page is a qibla."</w:t>
-      </w:r>
-    </w:p>
-    <w:p>
-      <w:pPr>
-        <w:spacing w:line="348" w:lineRule="auto" w:after="0" w:before="0"/>
-        <w:ind w:firstLine="288"/>
-      </w:pPr>
-      <w:r>
-        <w:rPr>
-          <w:rFonts w:ascii="EB Garamond" w:hAnsi="EB Garamond"/>
-          <w:b w:val="0"/>
-          <w:sz w:val="27"/>
-        </w:rPr>
-        <w:t>There was a silence of the kind that can become a knife. It did not. The nakhoda was not a fool, and a free man who could walk was not a diver who owed. He paid a portion that was almost fair. Khamis took it. He took his name Marzuq and his dark pearl in its cloth and his cold new vow, and he walked off the boats for good.</w:t>
+        <w:t>On the seventh evening the nakhoda had the men open a stubborn set of shells, and among the nothing and the seed-pearls there was one round white that made even the tired divers go quiet. The tawwash's man, aboard that night, turned it in the last light and smiled a small smile and named a grade a full step below what every eye on the deck had seen.</w:t>
+      </w:r>
+    </w:p>
+    <w:p>
+      <w:pPr>
+        <w:spacing w:line="348" w:lineRule="auto" w:after="0" w:before="0"/>
+        <w:ind w:firstLine="288"/>
+      </w:pPr>
+      <w:r>
+        <w:rPr>
+          <w:rFonts w:ascii="EB Garamond" w:hAnsi="EB Garamond"/>
+          <w:b w:val="0"/>
+          <w:sz w:val="27"/>
+        </w:rPr>
+        <w:t>Later Khamis said to the diver who had brought it up, privately, "Say what you saw."</w:t>
+      </w:r>
+    </w:p>
+    <w:p>
+      <w:pPr>
+        <w:spacing w:line="348" w:lineRule="auto" w:after="0" w:before="0"/>
+        <w:ind w:firstLine="288"/>
+      </w:pPr>
+      <w:r>
+        <w:rPr>
+          <w:rFonts w:ascii="EB Garamond" w:hAnsi="EB Garamond"/>
+          <w:b w:val="0"/>
+          <w:sz w:val="27"/>
+        </w:rPr>
+        <w:t>"I saw a better pearl," the diver said.</w:t>
+      </w:r>
+    </w:p>
+    <w:p>
+      <w:pPr>
+        <w:spacing w:line="348" w:lineRule="auto" w:after="0" w:before="0"/>
+        <w:ind w:firstLine="288"/>
+      </w:pPr>
+      <w:r>
+        <w:rPr>
+          <w:rFonts w:ascii="EB Garamond" w:hAnsi="EB Garamond"/>
+          <w:b w:val="0"/>
+          <w:sz w:val="27"/>
+        </w:rPr>
+        <w:t>"And now?"</w:t>
+      </w:r>
+    </w:p>
+    <w:p>
+      <w:pPr>
+        <w:spacing w:line="348" w:lineRule="auto" w:after="0" w:before="0"/>
+        <w:ind w:firstLine="288"/>
+      </w:pPr>
+      <w:r>
+        <w:rPr>
+          <w:rFonts w:ascii="EB Garamond" w:hAnsi="EB Garamond"/>
+          <w:b w:val="0"/>
+          <w:sz w:val="27"/>
+        </w:rPr>
+        <w:t>"Now I see what I am permitted to see."</w:t>
+      </w:r>
+    </w:p>
+    <w:p>
+      <w:pPr>
+        <w:spacing w:line="348" w:lineRule="auto" w:after="0" w:before="0"/>
+        <w:ind w:firstLine="288"/>
+      </w:pPr>
+      <w:r>
+        <w:rPr>
+          <w:rFonts w:ascii="EB Garamond" w:hAnsi="EB Garamond"/>
+          <w:b w:val="0"/>
+          <w:sz w:val="27"/>
+        </w:rPr>
+        <w:t>Khamis did not sleep well. He lay counting the distance between a thing and its written shadow, and when at last he slept he dreamed of Yaqut asking whether there would be a mother where they were going, and he woke with the old kind answer still in his mouth, unspent.</w:t>
       </w:r>
     </w:p>
     <w:p>
@@ -4516,91 +4404,231 @@
           <w:b w:val="0"/>
           <w:sz w:val="27"/>
         </w:rPr>
-        <w:t>The vow was simple and he kept it for the rest of a long life: never again to let another man keep the only copy of a number that could own him. If he traded, he would keep a tally. If he trusted, he would trust with a witness. If a page was offered as mercy, he would read it as a tool.</w:t>
-      </w:r>
-    </w:p>
-    <w:p>
-      <w:pPr>
-        <w:spacing w:line="348" w:lineRule="auto" w:after="0" w:before="0"/>
-        <w:ind w:firstLine="288"/>
-      </w:pPr>
-      <w:r>
-        <w:rPr>
-          <w:rFonts w:ascii="EB Garamond" w:hAnsi="EB Garamond"/>
-          <w:b w:val="0"/>
-          <w:sz w:val="27"/>
-        </w:rPr>
-        <w:t>He went back toward Ghadir thinner and quieter, with silver that was less than a season's honest wage and more than a season's peace. He had seen the pearl from below. He had seen a man drown on his own rope. He had seen the ledger smile with another man's mouth.</w:t>
-      </w:r>
-    </w:p>
-    <w:p>
-      <w:pPr>
-        <w:spacing w:line="348" w:lineRule="auto" w:after="0" w:before="0"/>
-        <w:ind w:firstLine="288"/>
-      </w:pPr>
-      <w:r>
-        <w:rPr>
-          <w:rFonts w:ascii="EB Garamond" w:hAnsi="EB Garamond"/>
-          <w:b w:val="0"/>
-          <w:sz w:val="27"/>
-        </w:rPr>
-        <w:t>And the book, which is the pearl volume, will say this once without dressing it: the old craft was glorious and the old debt was a technology of control, and both lived in the same hull, and a man who loved only the glory without reading the debt would not survive the century that was coming to steal both.</w:t>
-      </w:r>
-    </w:p>
-    <w:p>
-      <w:pPr>
-        <w:spacing w:line="348" w:lineRule="auto" w:after="0" w:before="0"/>
-        <w:ind w:firstLine="288"/>
-      </w:pPr>
-      <w:r>
-        <w:rPr>
-          <w:rFonts w:ascii="EB Garamond" w:hAnsi="EB Garamond"/>
-          <w:b w:val="0"/>
-          <w:sz w:val="27"/>
-        </w:rPr>
-        <w:t>Wadha fed him when he came. She did not ask if he had found her sister. He said, after bread, that he had found a kind of answer about the age, and that it was not the answer either of them wanted, and that he would keep looking under the fortunate name.</w:t>
-      </w:r>
-    </w:p>
-    <w:p>
-      <w:pPr>
-        <w:spacing w:line="348" w:lineRule="auto" w:after="0" w:before="0"/>
-        <w:ind w:firstLine="288"/>
-      </w:pPr>
-      <w:r>
-        <w:rPr>
-          <w:rFonts w:ascii="EB Garamond" w:hAnsi="EB Garamond"/>
-          <w:b w:val="0"/>
-          <w:sz w:val="27"/>
-        </w:rPr>
-        <w:t>"And the boats?" she said.</w:t>
-      </w:r>
-    </w:p>
-    <w:p>
-      <w:pPr>
-        <w:spacing w:line="348" w:lineRule="auto" w:after="0" w:before="0"/>
-        <w:ind w:firstLine="288"/>
-      </w:pPr>
-      <w:r>
-        <w:rPr>
-          <w:rFonts w:ascii="EB Garamond" w:hAnsi="EB Garamond"/>
-          <w:b w:val="0"/>
-          <w:sz w:val="27"/>
-        </w:rPr>
-        <w:t>"Finished," he said.</w:t>
-      </w:r>
-    </w:p>
-    <w:p>
-      <w:pPr>
-        <w:spacing w:line="348" w:lineRule="auto" w:after="0" w:before="0"/>
-        <w:ind w:firstLine="288"/>
-      </w:pPr>
-      <w:r>
-        <w:rPr>
-          <w:rFonts w:ascii="EB Garamond" w:hAnsi="EB Garamond"/>
-          <w:b w:val="0"/>
-          <w:sz w:val="27"/>
-        </w:rPr>
-        <w:t>She nodded, as if he had told her the rota for the week. In the dark, later, she touched the place at his neck where the sun had burned him on the deck, and neither of them named the drowned man, and the silence was not empty. It was a ledger of its own.</w:t>
+        <w:t>Then the good week broke.</w:t>
+      </w:r>
+    </w:p>
+    <w:p>
+      <w:pPr>
+        <w:spacing w:line="348" w:lineRule="auto" w:after="0" w:before="0"/>
+        <w:ind w:firstLine="288"/>
+      </w:pPr>
+      <w:r>
+        <w:rPr>
+          <w:rFonts w:ascii="EB Garamond" w:hAnsi="EB Garamond"/>
+          <w:b w:val="0"/>
+          <w:sz w:val="27"/>
+        </w:rPr>
+        <w:t>A diver went down on his own rope — the phrase the men used, which meant the stone and the breath and the bottom and the moment the pull did not come when it should have come. They hauled. What came up was not a man who could gasp and go again. The sea had finished with him in the middle of a sentence of work, the way the sea finished with men, without a speech and without a warning.</w:t>
+      </w:r>
+    </w:p>
+    <w:p>
+      <w:pPr>
+        <w:spacing w:line="348" w:lineRule="auto" w:after="0" w:before="0"/>
+        <w:ind w:firstLine="288"/>
+      </w:pPr>
+      <w:r>
+        <w:rPr>
+          <w:rFonts w:ascii="EB Garamond" w:hAnsi="EB Garamond"/>
+          <w:b w:val="0"/>
+          <w:sz w:val="27"/>
+        </w:rPr>
+        <w:t>They did what boats do. They covered him. They said the words over him. And then, before the sun had moved far, they reckoned how the day's catch and the dead man's debt would be entered, because a body that dies still leaves numbers behind it, and numbers do not pause for grief.</w:t>
+      </w:r>
+    </w:p>
+    <w:p>
+      <w:pPr>
+        <w:spacing w:line="348" w:lineRule="auto" w:after="0" w:before="0"/>
+        <w:ind w:firstLine="288"/>
+      </w:pPr>
+      <w:r>
+        <w:rPr>
+          <w:rFonts w:ascii="EB Garamond" w:hAnsi="EB Garamond"/>
+          <w:b w:val="0"/>
+          <w:sz w:val="27"/>
+        </w:rPr>
+        <w:t>"Write him clean," said one of the older divers, meaning: do not load his brother with a debt you have invented.</w:t>
+      </w:r>
+    </w:p>
+    <w:p>
+      <w:pPr>
+        <w:spacing w:line="348" w:lineRule="auto" w:after="0" w:before="0"/>
+        <w:ind w:firstLine="288"/>
+      </w:pPr>
+      <w:r>
+        <w:rPr>
+          <w:rFonts w:ascii="EB Garamond" w:hAnsi="EB Garamond"/>
+          <w:b w:val="0"/>
+          <w:sz w:val="27"/>
+        </w:rPr>
+        <w:t>"We write what is owed," the nakhoda said.</w:t>
+      </w:r>
+    </w:p>
+    <w:p>
+      <w:pPr>
+        <w:spacing w:line="348" w:lineRule="auto" w:after="0" w:before="0"/>
+        <w:ind w:firstLine="288"/>
+      </w:pPr>
+      <w:r>
+        <w:rPr>
+          <w:rFonts w:ascii="EB Garamond" w:hAnsi="EB Garamond"/>
+          <w:b w:val="0"/>
+          <w:sz w:val="27"/>
+        </w:rPr>
+        <w:t>Khamis heard both sentences and felt the old coldness from the dhow's hold — the arithmetic of persons — come up the rope with the corpse and sit down among the living.</w:t>
+      </w:r>
+    </w:p>
+    <w:p>
+      <w:pPr>
+        <w:spacing w:line="348" w:lineRule="auto" w:after="0" w:before="0"/>
+        <w:ind w:firstLine="288"/>
+      </w:pPr>
+      <w:r>
+        <w:rPr>
+          <w:rFonts w:ascii="EB Garamond" w:hAnsi="EB Garamond"/>
+          <w:b w:val="0"/>
+          <w:sz w:val="27"/>
+        </w:rPr>
+        <w:t>That night he asked to see the book.</w:t>
+      </w:r>
+    </w:p>
+    <w:p>
+      <w:pPr>
+        <w:spacing w:line="348" w:lineRule="auto" w:after="0" w:before="0"/>
+        <w:ind w:firstLine="288"/>
+      </w:pPr>
+      <w:r>
+        <w:rPr>
+          <w:rFonts w:ascii="EB Garamond" w:hAnsi="EB Garamond"/>
+          <w:b w:val="0"/>
+          <w:sz w:val="27"/>
+        </w:rPr>
+        <w:t>The nakhoda laughed. "You are not the owner."</w:t>
+      </w:r>
+    </w:p>
+    <w:p>
+      <w:pPr>
+        <w:spacing w:line="348" w:lineRule="auto" w:after="0" w:before="0"/>
+        <w:ind w:firstLine="288"/>
+      </w:pPr>
+      <w:r>
+        <w:rPr>
+          <w:rFonts w:ascii="EB Garamond" w:hAnsi="EB Garamond"/>
+          <w:b w:val="0"/>
+          <w:sz w:val="27"/>
+        </w:rPr>
+        <w:t>"I am the man who has been keeping your numbers in his head all season," Khamis said. "I would only like to see whether your page and my head agree."</w:t>
+      </w:r>
+    </w:p>
+    <w:p>
+      <w:pPr>
+        <w:spacing w:line="348" w:lineRule="auto" w:after="0" w:before="0"/>
+        <w:ind w:firstLine="288"/>
+      </w:pPr>
+      <w:r>
+        <w:rPr>
+          <w:rFonts w:ascii="EB Garamond" w:hAnsi="EB Garamond"/>
+          <w:b w:val="0"/>
+          <w:sz w:val="27"/>
+        </w:rPr>
+        <w:t>It was a dangerous sentence, and it was also the sentence of a man who had been trained at a rota and could not, once he had smelled a false balance, leave it alone. The nakhoda, who needed him for the weeks that were left, let him look — not as a right, as a permission that could be taken back.</w:t>
+      </w:r>
+    </w:p>
+    <w:p>
+      <w:pPr>
+        <w:spacing w:line="348" w:lineRule="auto" w:after="0" w:before="0"/>
+        <w:ind w:firstLine="288"/>
+      </w:pPr>
+      <w:r>
+        <w:rPr>
+          <w:rFonts w:ascii="EB Garamond" w:hAnsi="EB Garamond"/>
+          <w:b w:val="0"/>
+          <w:sz w:val="27"/>
+        </w:rPr>
+        <w:t>Khamis looked.</w:t>
+      </w:r>
+    </w:p>
+    <w:p>
+      <w:pPr>
+        <w:spacing w:line="348" w:lineRule="auto" w:after="0" w:before="0"/>
+        <w:ind w:firstLine="288"/>
+      </w:pPr>
+      <w:r>
+        <w:rPr>
+          <w:rFonts w:ascii="EB Garamond" w:hAnsi="EB Garamond"/>
+          <w:b w:val="0"/>
+          <w:sz w:val="27"/>
+        </w:rPr>
+        <w:t>The advances weighed more than the rice the men had eaten. The better pearls of the week were written a grade beneath what the sorting had said aloud. The dead diver's debt had not died with him; it had already begun to lean toward a brother, a cousin, some name that could still be made to carry it. None of this was a secret among men who had worked the banks for thirty years. It was the weather they lived in. But Khamis had come from a well where the rota, kept justly, was the nearest thing that stretch of desert had to a government, and he felt the crookedness of the page the way you feel a floor tilt after you have lived a long time on a level one.</w:t>
+      </w:r>
+    </w:p>
+    <w:p>
+      <w:pPr>
+        <w:spacing w:line="348" w:lineRule="auto" w:after="0" w:before="0"/>
+        <w:ind w:firstLine="288"/>
+      </w:pPr>
+      <w:r>
+        <w:rPr>
+          <w:rFonts w:ascii="EB Garamond" w:hAnsi="EB Garamond"/>
+          <w:b w:val="0"/>
+          <w:sz w:val="27"/>
+        </w:rPr>
+        <w:t>He did the sum. He did it twice. Then he did a third sum that was on no page: what a season's wage would buy him in questions along the coast, set against what a season in this book would cost him in sleep and in the narrow line he was trying to walk between being free and being owed.</w:t>
+      </w:r>
+    </w:p>
+    <w:p>
+      <w:pPr>
+        <w:spacing w:line="348" w:lineRule="auto" w:after="0" w:before="0"/>
+        <w:ind w:firstLine="288"/>
+      </w:pPr>
+      <w:r>
+        <w:rPr>
+          <w:rFonts w:ascii="EB Garamond" w:hAnsi="EB Garamond"/>
+          <w:b w:val="0"/>
+          <w:sz w:val="27"/>
+        </w:rPr>
+        <w:t>"I am finished," he said.</w:t>
+      </w:r>
+    </w:p>
+    <w:p>
+      <w:pPr>
+        <w:spacing w:line="348" w:lineRule="auto" w:after="0" w:before="0"/>
+        <w:ind w:firstLine="288"/>
+      </w:pPr>
+      <w:r>
+        <w:rPr>
+          <w:rFonts w:ascii="EB Garamond" w:hAnsi="EB Garamond"/>
+          <w:b w:val="0"/>
+          <w:sz w:val="27"/>
+        </w:rPr>
+        <w:t>"The season is not finished," said the nakhoda.</w:t>
+      </w:r>
+    </w:p>
+    <w:p>
+      <w:pPr>
+        <w:spacing w:line="348" w:lineRule="auto" w:after="0" w:before="0"/>
+        <w:ind w:firstLine="288"/>
+      </w:pPr>
+      <w:r>
+        <w:rPr>
+          <w:rFonts w:ascii="EB Garamond" w:hAnsi="EB Garamond"/>
+          <w:b w:val="0"/>
+          <w:sz w:val="27"/>
+        </w:rPr>
+        <w:t>"I am," Khamis said. "Pay me what you will admit I am owed. Keep what you have written that I am not. I will not argue the difference on your deck, and I will not dive for it, and I will not pretend your book faces Mecca."</w:t>
+      </w:r>
+    </w:p>
+    <w:p>
+      <w:pPr>
+        <w:spacing w:line="348" w:lineRule="auto" w:after="0" w:before="0"/>
+        <w:ind w:firstLine="288"/>
+      </w:pPr>
+      <w:r>
+        <w:rPr>
+          <w:rFonts w:ascii="EB Garamond" w:hAnsi="EB Garamond"/>
+          <w:b w:val="0"/>
+          <w:sz w:val="27"/>
+        </w:rPr>
+        <w:t>There was a silence of the kind that can turn into a knife. It did not turn. The nakhoda was not a fool, and a free man who can walk away is not a diver who owes. He paid out a portion that was almost fair. Khamis took it, and took his borrowed name and his dark pearl in its cloth and his cold new resolve, and he walked off the boats and did not go back to them, that season or any other.</w:t>
       </w:r>
     </w:p>
     <w:p>
@@ -4629,119 +4657,119 @@
           <w:b w:val="0"/>
           <w:sz w:val="27"/>
         </w:rPr>
-        <w:t>The book will let you sit through one ordinary working morning before the drowning, so that the drowning does not arrive as theatre but as an interruption of a known rhythm.</w:t>
-      </w:r>
-    </w:p>
-    <w:p>
-      <w:pPr>
-        <w:spacing w:line="348" w:lineRule="auto" w:after="0" w:before="0"/>
-        <w:ind w:firstLine="288"/>
-      </w:pPr>
-      <w:r>
-        <w:rPr>
-          <w:rFonts w:ascii="EB Garamond" w:hAnsi="EB Garamond"/>
-          <w:b w:val="0"/>
-          <w:sz w:val="27"/>
-        </w:rPr>
-        <w:t>Before light the men were already moving. The cook had the fire. The divers checked their clips and their finger-guards with the small, bored tenderness of men who have checked the same things a thousand times. The tender coiled the ropes. Khamis marked the previous day's shell-count again, because he marked everything twice, and the nakhoda watched him mark it and said nothing, which was its own kind of praise and its own kind of caution.</w:t>
-      </w:r>
-    </w:p>
-    <w:p>
-      <w:pPr>
-        <w:spacing w:line="348" w:lineRule="auto" w:after="0" w:before="0"/>
-        <w:ind w:firstLine="288"/>
-      </w:pPr>
-      <w:r>
-        <w:rPr>
-          <w:rFonts w:ascii="EB Garamond" w:hAnsi="EB Garamond"/>
-          <w:b w:val="0"/>
-          <w:sz w:val="27"/>
-        </w:rPr>
-        <w:t>They worked a bank the older divers knew by color and by the way the current set across it. Khamis, who could not yet read water that way, read men instead: who went down eager, who went down already tired, who came up with a full basket and who came up with a face that had already begun to leave the season. He learned the sound a man makes when the chest has been asked too often — not a cry, a small involuntary catch, as if the body were arguing with the will and losing.</w:t>
-      </w:r>
-    </w:p>
-    <w:p>
-      <w:pPr>
-        <w:spacing w:line="348" w:lineRule="auto" w:after="0" w:before="0"/>
-        <w:ind w:firstLine="288"/>
-      </w:pPr>
-      <w:r>
-        <w:rPr>
-          <w:rFonts w:ascii="EB Garamond" w:hAnsi="EB Garamond"/>
-          <w:b w:val="0"/>
-          <w:sz w:val="27"/>
-        </w:rPr>
-        <w:t>At midday they ate what there was. In the afternoon the heat stood on the deck like a person. A boy sang a scrap of something and was told to save his breath. The sun declined. The ropes kept their wet dark. This was the life that had fed coasts and courts and marriage-prices for a thousand years, and it was also, already, a life the wire and the steamer were beginning to price from far away without asking the men on the deck what the price should be.</w:t>
-      </w:r>
-    </w:p>
-    <w:p>
-      <w:pPr>
-        <w:spacing w:line="348" w:lineRule="auto" w:after="0" w:before="0"/>
-        <w:ind w:firstLine="288"/>
-      </w:pPr>
-      <w:r>
-        <w:rPr>
-          <w:rFonts w:ascii="EB Garamond" w:hAnsi="EB Garamond"/>
-          <w:b w:val="0"/>
-          <w:sz w:val="27"/>
-        </w:rPr>
-        <w:t>Khamis kept the tally through all of it. He did not yet know he was practicing for a later century. He only knew that numbers, kept honestly, were a kind of prayer a man who could not read a page could still perform.</w:t>
-      </w:r>
-    </w:p>
-    <w:p>
-      <w:pPr>
-        <w:spacing w:line="348" w:lineRule="auto" w:after="0" w:before="0"/>
-        <w:ind w:firstLine="288"/>
-      </w:pPr>
-      <w:r>
-        <w:rPr>
-          <w:rFonts w:ascii="EB Garamond" w:hAnsi="EB Garamond"/>
-          <w:b w:val="0"/>
-          <w:sz w:val="27"/>
-        </w:rPr>
-        <w:t>When the diver drowned — the book has told you that — the ordinary morning became the measure of what was lost: not an abstract worker, a man who had checked his clip in the dark and joked badly about the cook's rice and gone down because going down was the shape of his courage and his trap at once.</w:t>
-      </w:r>
-    </w:p>
-    <w:p>
-      <w:pPr>
-        <w:spacing w:line="348" w:lineRule="auto" w:after="0" w:before="0"/>
-        <w:ind w:firstLine="288"/>
-      </w:pPr>
-      <w:r>
-        <w:rPr>
-          <w:rFonts w:ascii="EB Garamond" w:hAnsi="EB Garamond"/>
-          <w:b w:val="0"/>
-          <w:sz w:val="27"/>
-        </w:rPr>
-        <w:t>"Write him clean," one of the older divers said to the nakhoda, meaning: do not load his brother with a creative debt.</w:t>
-      </w:r>
-    </w:p>
-    <w:p>
-      <w:pPr>
-        <w:spacing w:line="348" w:lineRule="auto" w:after="0" w:before="0"/>
-        <w:ind w:firstLine="288"/>
-      </w:pPr>
-      <w:r>
-        <w:rPr>
-          <w:rFonts w:ascii="EB Garamond" w:hAnsi="EB Garamond"/>
-          <w:b w:val="0"/>
-          <w:sz w:val="27"/>
-        </w:rPr>
-        <w:t>The nakhoda said, "We write what is owed."</w:t>
-      </w:r>
-    </w:p>
-    <w:p>
-      <w:pPr>
-        <w:spacing w:line="348" w:lineRule="auto" w:after="0" w:before="0"/>
-        <w:ind w:firstLine="288"/>
-      </w:pPr>
-      <w:r>
-        <w:rPr>
-          <w:rFonts w:ascii="EB Garamond" w:hAnsi="EB Garamond"/>
-          <w:b w:val="0"/>
-          <w:sz w:val="27"/>
-        </w:rPr>
-        <w:t>Khamis heard both sentences. He kept them beside the escort's faces and the two camels and the steamer that did not wait for the wind. The age, he was learning, spoke in several mouths at once, and a man who meant to remain free had to learn which mouth was doing the counting.</w:t>
+        <w:t>The resolve was a plain one, and he kept it the rest of a long life: never again to let another man hold the only copy of a number that could own him. If he traded, he would keep his own tally. If he trusted, he would trust before a witness. If a page was ever handed to him as a mercy, he would read it as a tool.</w:t>
+      </w:r>
+    </w:p>
+    <w:p>
+      <w:pPr>
+        <w:spacing w:line="348" w:lineRule="auto" w:after="0" w:before="0"/>
+        <w:ind w:firstLine="288"/>
+      </w:pPr>
+      <w:r>
+        <w:rPr>
+          <w:rFonts w:ascii="EB Garamond" w:hAnsi="EB Garamond"/>
+          <w:b w:val="0"/>
+          <w:sz w:val="27"/>
+        </w:rPr>
+        <w:t>He walked inland thinner and quieter, carrying silver that was less than an honest season's wage and more than a season's peace. At a coffee-fire in a town behind the coast a man was complaining that Bombay had known yesterday's pearl price before the local tawwash had finished his morning cup — the wire again, working under the same water that drowned the diver, a rope that pulled prices faster than any dhow could pull a living man.</w:t>
+      </w:r>
+    </w:p>
+    <w:p>
+      <w:pPr>
+        <w:spacing w:line="348" w:lineRule="auto" w:after="0" w:before="0"/>
+        <w:ind w:firstLine="288"/>
+      </w:pPr>
+      <w:r>
+        <w:rPr>
+          <w:rFonts w:ascii="EB Garamond" w:hAnsi="EB Garamond"/>
+          <w:b w:val="0"/>
+          <w:sz w:val="27"/>
+        </w:rPr>
+        <w:t>"That will finish us," the man said.</w:t>
+      </w:r>
+    </w:p>
+    <w:p>
+      <w:pPr>
+        <w:spacing w:line="348" w:lineRule="auto" w:after="0" w:before="0"/>
+        <w:ind w:firstLine="288"/>
+      </w:pPr>
+      <w:r>
+        <w:rPr>
+          <w:rFonts w:ascii="EB Garamond" w:hAnsi="EB Garamond"/>
+          <w:b w:val="0"/>
+          <w:sz w:val="27"/>
+        </w:rPr>
+        <w:t>"Or finish only the ones who cannot read," said another.</w:t>
+      </w:r>
+    </w:p>
+    <w:p>
+      <w:pPr>
+        <w:spacing w:line="348" w:lineRule="auto" w:after="0" w:before="0"/>
+        <w:ind w:firstLine="288"/>
+      </w:pPr>
+      <w:r>
+        <w:rPr>
+          <w:rFonts w:ascii="EB Garamond" w:hAnsi="EB Garamond"/>
+          <w:b w:val="0"/>
+          <w:sz w:val="27"/>
+        </w:rPr>
+        <w:t>Khamis did not join the talk. He listened, and filed it, and understood a thing his own great-grandchildren would live inside: that the future would arrive along the water, by machine, carrying words and prices and, in the end, men — and that a family that meant to survive it had better keep its own books tighter than the wire could pry, and trust nothing it could not itself prove.</w:t>
+      </w:r>
+    </w:p>
+    <w:p>
+      <w:pPr>
+        <w:spacing w:line="348" w:lineRule="auto" w:after="0" w:before="0"/>
+        <w:ind w:firstLine="288"/>
+      </w:pPr>
+      <w:r>
+        <w:rPr>
+          <w:rFonts w:ascii="EB Garamond" w:hAnsi="EB Garamond"/>
+          <w:b w:val="0"/>
+          <w:sz w:val="27"/>
+        </w:rPr>
+        <w:t>A coast scribe, hearing he had left a good boat, offered to write him a contract of return "in case you reconsider."</w:t>
+      </w:r>
+    </w:p>
+    <w:p>
+      <w:pPr>
+        <w:spacing w:line="348" w:lineRule="auto" w:after="0" w:before="0"/>
+        <w:ind w:firstLine="288"/>
+      </w:pPr>
+      <w:r>
+        <w:rPr>
+          <w:rFonts w:ascii="EB Garamond" w:hAnsi="EB Garamond"/>
+          <w:b w:val="0"/>
+          <w:sz w:val="27"/>
+        </w:rPr>
+        <w:t>"I do not reconsider a book that eats men," Khamis said.</w:t>
+      </w:r>
+    </w:p>
+    <w:p>
+      <w:pPr>
+        <w:spacing w:line="348" w:lineRule="auto" w:after="0" w:before="0"/>
+        <w:ind w:firstLine="288"/>
+      </w:pPr>
+      <w:r>
+        <w:rPr>
+          <w:rFonts w:ascii="EB Garamond" w:hAnsi="EB Garamond"/>
+          <w:b w:val="0"/>
+          <w:sz w:val="27"/>
+        </w:rPr>
+        <w:t>The scribe shrugged. "Then you will be poor and free, which is a joke God enjoys."</w:t>
+      </w:r>
+    </w:p>
+    <w:p>
+      <w:pPr>
+        <w:spacing w:line="348" w:lineRule="auto" w:after="0" w:before="0"/>
+        <w:ind w:firstLine="288"/>
+      </w:pPr>
+      <w:r>
+        <w:rPr>
+          <w:rFonts w:ascii="EB Garamond" w:hAnsi="EB Garamond"/>
+          <w:b w:val="0"/>
+          <w:sz w:val="27"/>
+        </w:rPr>
+        <w:t>"I have heard worse jokes," Khamis said, and paid for the coffee, and left the joke on the mat.</w:t>
       </w:r>
     </w:p>
     <w:p>
@@ -4770,49 +4798,160 @@
           <w:b w:val="0"/>
           <w:sz w:val="27"/>
         </w:rPr>
-        <w:t>On the walk inland he stopped at a coast mosque for the prayer and did not ask anyone for Munira there, because some doors are not for hunting. He bought a little sugar for Wadha. He bought nothing for himself that would look like a season's success. At a coffee-fire in a town behind the coast he heard a man complain that Bombay had known yesterday's pearl price before the local tawwash had finished his breakfast, and Khamis understood the wire again without seeing it: a rope that pulled money through water faster than a dhow could pull a living man.</w:t>
-      </w:r>
-    </w:p>
-    <w:p>
-      <w:pPr>
-        <w:spacing w:line="348" w:lineRule="auto" w:after="0" w:before="0"/>
-        <w:ind w:firstLine="288"/>
-      </w:pPr>
-      <w:r>
-        <w:rPr>
-          <w:rFonts w:ascii="EB Garamond" w:hAnsi="EB Garamond"/>
-          <w:b w:val="0"/>
-          <w:sz w:val="27"/>
-        </w:rPr>
-        <w:t>"That will finish us," the complaining man said.</w:t>
-      </w:r>
-    </w:p>
-    <w:p>
-      <w:pPr>
-        <w:spacing w:line="348" w:lineRule="auto" w:after="0" w:before="0"/>
-        <w:ind w:firstLine="288"/>
-      </w:pPr>
-      <w:r>
-        <w:rPr>
-          <w:rFonts w:ascii="EB Garamond" w:hAnsi="EB Garamond"/>
-          <w:b w:val="0"/>
-          <w:sz w:val="27"/>
-        </w:rPr>
-        <w:t>"Or finish the ones who cannot read," another said.</w:t>
-      </w:r>
-    </w:p>
-    <w:p>
-      <w:pPr>
-        <w:spacing w:line="348" w:lineRule="auto" w:after="0" w:before="0"/>
-        <w:ind w:firstLine="288"/>
-      </w:pPr>
-      <w:r>
-        <w:rPr>
-          <w:rFonts w:ascii="EB Garamond" w:hAnsi="EB Garamond"/>
-          <w:b w:val="0"/>
-          <w:sz w:val="27"/>
-        </w:rPr>
-        <w:t>Khamis did not join the talk. He listened. He filed. He went home to the wells with his vow and his sugar and his thinner silver, and the pearl in its cloth knocked once against his chest when he leaned to drink, as if to remind him that kindness and superstition and ruin could share a single small weight.</w:t>
+        <w:t>Wadha fed him when he came home, because that was the other half of the marriage they were building: he went out and came back with little, and she stayed and governed the kitchen and fed the little he came back with, and neither of those was the smaller work. She did not ask whether he had found her sister. He told her, after bread, that he had found a kind of answer about the years and the age, and that it was not the answer either of them wanted.</w:t>
+      </w:r>
+    </w:p>
+    <w:p>
+      <w:pPr>
+        <w:spacing w:line="348" w:lineRule="auto" w:after="0" w:before="0"/>
+        <w:ind w:firstLine="288"/>
+      </w:pPr>
+      <w:r>
+        <w:rPr>
+          <w:rFonts w:ascii="EB Garamond" w:hAnsi="EB Garamond"/>
+          <w:b w:val="0"/>
+          <w:sz w:val="27"/>
+        </w:rPr>
+        <w:t>"And the boats?" she said.</w:t>
+      </w:r>
+    </w:p>
+    <w:p>
+      <w:pPr>
+        <w:spacing w:line="348" w:lineRule="auto" w:after="0" w:before="0"/>
+        <w:ind w:firstLine="288"/>
+      </w:pPr>
+      <w:r>
+        <w:rPr>
+          <w:rFonts w:ascii="EB Garamond" w:hAnsi="EB Garamond"/>
+          <w:b w:val="0"/>
+          <w:sz w:val="27"/>
+        </w:rPr>
+        <w:t>"Finished," he said.</w:t>
+      </w:r>
+    </w:p>
+    <w:p>
+      <w:pPr>
+        <w:spacing w:line="348" w:lineRule="auto" w:after="0" w:before="0"/>
+        <w:ind w:firstLine="288"/>
+      </w:pPr>
+      <w:r>
+        <w:rPr>
+          <w:rFonts w:ascii="EB Garamond" w:hAnsi="EB Garamond"/>
+          <w:b w:val="0"/>
+          <w:sz w:val="27"/>
+        </w:rPr>
+        <w:t>She nodded as though he had told her the rota for the week. In the dark, later, she touched the place on his neck where the sun had burned him on the deck, and neither of them named the drowned man, and the silence was not empty. It was a ledger of its own.</w:t>
+      </w:r>
+    </w:p>
+    <w:p>
+      <w:pPr>
+        <w:spacing w:line="348" w:lineRule="auto" w:after="0" w:before="0"/>
+        <w:ind w:firstLine="288"/>
+      </w:pPr>
+      <w:r>
+        <w:rPr>
+          <w:rFonts w:ascii="EB Garamond" w:hAnsi="EB Garamond"/>
+          <w:b w:val="0"/>
+          <w:sz w:val="27"/>
+        </w:rPr>
+        <w:t>Talal asked only, "Did you learn?"</w:t>
+      </w:r>
+    </w:p>
+    <w:p>
+      <w:pPr>
+        <w:spacing w:line="348" w:lineRule="auto" w:after="0" w:before="0"/>
+        <w:ind w:firstLine="288"/>
+      </w:pPr>
+      <w:r>
+        <w:rPr>
+          <w:rFonts w:ascii="EB Garamond" w:hAnsi="EB Garamond"/>
+          <w:b w:val="0"/>
+          <w:sz w:val="27"/>
+        </w:rPr>
+        <w:t>"I learned," Khamis said.</w:t>
+      </w:r>
+    </w:p>
+    <w:p>
+      <w:pPr>
+        <w:spacing w:line="348" w:lineRule="auto" w:after="0" w:before="0"/>
+        <w:ind w:firstLine="288"/>
+      </w:pPr>
+      <w:r>
+        <w:rPr>
+          <w:rFonts w:ascii="EB Garamond" w:hAnsi="EB Garamond"/>
+          <w:b w:val="0"/>
+          <w:sz w:val="27"/>
+        </w:rPr>
+        <w:t>"Will you go again?"</w:t>
+      </w:r>
+    </w:p>
+    <w:p>
+      <w:pPr>
+        <w:spacing w:line="348" w:lineRule="auto" w:after="0" w:before="0"/>
+        <w:ind w:firstLine="288"/>
+      </w:pPr>
+      <w:r>
+        <w:rPr>
+          <w:rFonts w:ascii="EB Garamond" w:hAnsi="EB Garamond"/>
+          <w:b w:val="0"/>
+          <w:sz w:val="27"/>
+        </w:rPr>
+        <w:t>"Not to dive. Not to haul. Not to pretend a crooked book is straight. If I go, I go to ask, and I keep my own count."</w:t>
+      </w:r>
+    </w:p>
+    <w:p>
+      <w:pPr>
+        <w:spacing w:line="348" w:lineRule="auto" w:after="0" w:before="0"/>
+        <w:ind w:firstLine="288"/>
+      </w:pPr>
+      <w:r>
+        <w:rPr>
+          <w:rFonts w:ascii="EB Garamond" w:hAnsi="EB Garamond"/>
+          <w:b w:val="0"/>
+          <w:sz w:val="27"/>
+        </w:rPr>
+        <w:t>"Then the summer was not wasted," Talal said.</w:t>
+      </w:r>
+    </w:p>
+    <w:p>
+      <w:pPr>
+        <w:spacing w:line="348" w:lineRule="auto" w:after="0" w:before="0"/>
+        <w:ind w:firstLine="288"/>
+      </w:pPr>
+      <w:r>
+        <w:rPr>
+          <w:rFonts w:ascii="EB Garamond" w:hAnsi="EB Garamond"/>
+          <w:b w:val="0"/>
+          <w:sz w:val="27"/>
+        </w:rPr>
+        <w:t>Fahd heard the coast in the report — the smell of it, the rope, the silence a man makes when the haul does not answer — and went quiet in the old way, and said, after a while, "When the century comes for the banks, you will remember the sound of the pull stopping."</w:t>
+      </w:r>
+    </w:p>
+    <w:p>
+      <w:pPr>
+        <w:spacing w:line="348" w:lineRule="auto" w:after="0" w:before="0"/>
+        <w:ind w:firstLine="288"/>
+      </w:pPr>
+      <w:r>
+        <w:rPr>
+          <w:rFonts w:ascii="EB Garamond" w:hAnsi="EB Garamond"/>
+          <w:b w:val="0"/>
+          <w:sz w:val="27"/>
+        </w:rPr>
+        <w:t>"I already remember it," Khamis said, and the dark pearl in its cloth knocked once against his chest as he leaned to drink, as if to remind him that kindness and superstition and ruin could all three be carried in a single small weight.</w:t>
+      </w:r>
+    </w:p>
+    <w:p>
+      <w:pPr>
+        <w:spacing w:line="348" w:lineRule="auto" w:after="0" w:before="0"/>
+        <w:ind w:firstLine="288"/>
+      </w:pPr>
+      <w:r>
+        <w:rPr>
+          <w:rFonts w:ascii="EB Garamond" w:hAnsi="EB Garamond"/>
+          <w:b w:val="0"/>
+          <w:sz w:val="27"/>
+        </w:rPr>
       </w:r>
     </w:p>
     <w:p>
@@ -4824,261 +4963,10 @@
       <w:r>
         <w:rPr>
           <w:rFonts w:ascii="EB Garamond" w:hAnsi="EB Garamond"/>
-          <w:b w:val="0"/>
-          <w:sz w:val="27"/>
-        </w:rPr>
-        <w:t>❦</w:t>
-      </w:r>
-    </w:p>
-    <w:p>
-      <w:pPr>
-        <w:spacing w:line="348" w:lineRule="auto" w:after="0" w:before="0"/>
-        <w:ind w:firstLine="0"/>
-      </w:pPr>
-      <w:r>
-        <w:rPr>
-          <w:rFonts w:ascii="EB Garamond" w:hAnsi="EB Garamond"/>
-          <w:b w:val="0"/>
-          <w:sz w:val="27"/>
-        </w:rPr>
-        <w:t>On the seventh evening of the good week — before the drowning — the nakhoda had the men open a particularly stubborn set of shells, and among the nothing and the seed-pearls was one round white that made even the tired divers quiet. The tawwash's man, visiting the boat, turned it in the light and smiled a small smile and named a grade that was not the grade the deck had seen.</w:t>
-      </w:r>
-    </w:p>
-    <w:p>
-      <w:pPr>
-        <w:spacing w:line="348" w:lineRule="auto" w:after="0" w:before="0"/>
-        <w:ind w:firstLine="288"/>
-      </w:pPr>
-      <w:r>
-        <w:rPr>
-          <w:rFonts w:ascii="EB Garamond" w:hAnsi="EB Garamond"/>
-          <w:b w:val="0"/>
-          <w:sz w:val="27"/>
-        </w:rPr>
-        <w:t>"Say what you saw," Khamis told a diver afterward, privately.</w:t>
-      </w:r>
-    </w:p>
-    <w:p>
-      <w:pPr>
-        <w:spacing w:line="348" w:lineRule="auto" w:after="0" w:before="0"/>
-        <w:ind w:firstLine="288"/>
-      </w:pPr>
-      <w:r>
-        <w:rPr>
-          <w:rFonts w:ascii="EB Garamond" w:hAnsi="EB Garamond"/>
-          <w:b w:val="0"/>
-          <w:sz w:val="27"/>
-        </w:rPr>
-        <w:t>"I saw a better pearl," the diver said.</w:t>
-      </w:r>
-    </w:p>
-    <w:p>
-      <w:pPr>
-        <w:spacing w:line="348" w:lineRule="auto" w:after="0" w:before="0"/>
-        <w:ind w:firstLine="288"/>
-      </w:pPr>
-      <w:r>
-        <w:rPr>
-          <w:rFonts w:ascii="EB Garamond" w:hAnsi="EB Garamond"/>
-          <w:b w:val="0"/>
-          <w:sz w:val="27"/>
-        </w:rPr>
-        <w:t>"And now?"</w:t>
-      </w:r>
-    </w:p>
-    <w:p>
-      <w:pPr>
-        <w:spacing w:line="348" w:lineRule="auto" w:after="0" w:before="0"/>
-        <w:ind w:firstLine="288"/>
-      </w:pPr>
-      <w:r>
-        <w:rPr>
-          <w:rFonts w:ascii="EB Garamond" w:hAnsi="EB Garamond"/>
-          <w:b w:val="0"/>
-          <w:sz w:val="27"/>
-        </w:rPr>
-        <w:t>"Now I see what I am allowed to see."</w:t>
-      </w:r>
-    </w:p>
-    <w:p>
-      <w:pPr>
-        <w:spacing w:line="348" w:lineRule="auto" w:after="0" w:before="0"/>
-        <w:ind w:firstLine="288"/>
-      </w:pPr>
-      <w:r>
-        <w:rPr>
-          <w:rFonts w:ascii="EB Garamond" w:hAnsi="EB Garamond"/>
-          <w:b w:val="0"/>
-          <w:sz w:val="27"/>
-        </w:rPr>
-        <w:t>Khamis did not sleep well that night. He lay counting the difference between a thing and its written shadow, and when he finally slept he dreamed of Yaqut asking for a mother and woke with the answer still in his mouth, unused.</w:t>
-      </w:r>
-    </w:p>
-    <w:p>
-      <w:pPr>
-        <w:spacing w:line="348" w:lineRule="auto" w:after="0" w:before="0"/>
-        <w:ind w:firstLine="288"/>
-      </w:pPr>
-      <w:r>
-        <w:rPr>
-          <w:rFonts w:ascii="EB Garamond" w:hAnsi="EB Garamond"/>
-          <w:b w:val="0"/>
-          <w:sz w:val="27"/>
-        </w:rPr>
-        <w:t>After he quit, on the first inland night, he met a coast scribe who offered to write a contract of seasonal return "in case you reconsider."</w:t>
-      </w:r>
-    </w:p>
-    <w:p>
-      <w:pPr>
-        <w:spacing w:line="348" w:lineRule="auto" w:after="0" w:before="0"/>
-        <w:ind w:firstLine="288"/>
-      </w:pPr>
-      <w:r>
-        <w:rPr>
-          <w:rFonts w:ascii="EB Garamond" w:hAnsi="EB Garamond"/>
-          <w:b w:val="0"/>
-          <w:sz w:val="27"/>
-        </w:rPr>
-        <w:t>"I do not reconsider ledgers that eat men," Khamis said.</w:t>
-      </w:r>
-    </w:p>
-    <w:p>
-      <w:pPr>
-        <w:spacing w:line="348" w:lineRule="auto" w:after="0" w:before="0"/>
-        <w:ind w:firstLine="288"/>
-      </w:pPr>
-      <w:r>
-        <w:rPr>
-          <w:rFonts w:ascii="EB Garamond" w:hAnsi="EB Garamond"/>
-          <w:b w:val="0"/>
-          <w:sz w:val="27"/>
-        </w:rPr>
-        <w:t>The scribe shrugged. "Then you will be poor and free, which is a kind of joke God tells."</w:t>
-      </w:r>
-    </w:p>
-    <w:p>
-      <w:pPr>
-        <w:spacing w:line="348" w:lineRule="auto" w:after="0" w:before="0"/>
-        <w:ind w:firstLine="288"/>
-      </w:pPr>
-      <w:r>
-        <w:rPr>
-          <w:rFonts w:ascii="EB Garamond" w:hAnsi="EB Garamond"/>
-          <w:b w:val="0"/>
-          <w:sz w:val="27"/>
-        </w:rPr>
-        <w:t>"I have heard worse jokes," Khamis said, and paid for the coffee and left the joke on the mat.</w:t>
-      </w:r>
-    </w:p>
-    <w:p>
-      <w:pPr>
-        <w:spacing w:line="348" w:lineRule="auto" w:after="0" w:before="0"/>
-        <w:ind w:firstLine="288"/>
-      </w:pPr>
-      <w:r>
-        <w:rPr>
-          <w:rFonts w:ascii="EB Garamond" w:hAnsi="EB Garamond"/>
-          <w:b w:val="0"/>
-          <w:sz w:val="27"/>
-        </w:rPr>
-        <w:t>At Ghadir, Talal asked only, "Did you learn?"</w:t>
-      </w:r>
-    </w:p>
-    <w:p>
-      <w:pPr>
-        <w:spacing w:line="348" w:lineRule="auto" w:after="0" w:before="0"/>
-        <w:ind w:firstLine="288"/>
-      </w:pPr>
-      <w:r>
-        <w:rPr>
-          <w:rFonts w:ascii="EB Garamond" w:hAnsi="EB Garamond"/>
-          <w:b w:val="0"/>
-          <w:sz w:val="27"/>
-        </w:rPr>
-        <w:t>"I learned," Khamis said.</w:t>
-      </w:r>
-    </w:p>
-    <w:p>
-      <w:pPr>
-        <w:spacing w:line="348" w:lineRule="auto" w:after="0" w:before="0"/>
-        <w:ind w:firstLine="288"/>
-      </w:pPr>
-      <w:r>
-        <w:rPr>
-          <w:rFonts w:ascii="EB Garamond" w:hAnsi="EB Garamond"/>
-          <w:b w:val="0"/>
-          <w:sz w:val="27"/>
-        </w:rPr>
-        <w:t>"Will you go again?"</w:t>
-      </w:r>
-    </w:p>
-    <w:p>
-      <w:pPr>
-        <w:spacing w:line="348" w:lineRule="auto" w:after="0" w:before="0"/>
-        <w:ind w:firstLine="288"/>
-      </w:pPr>
-      <w:r>
-        <w:rPr>
-          <w:rFonts w:ascii="EB Garamond" w:hAnsi="EB Garamond"/>
-          <w:b w:val="0"/>
-          <w:sz w:val="27"/>
-        </w:rPr>
-        <w:t>"Not to dive. Not to haul. Not to pretend. If I go, I go to ask, and I keep my own count."</w:t>
-      </w:r>
-    </w:p>
-    <w:p>
-      <w:pPr>
-        <w:spacing w:line="348" w:lineRule="auto" w:after="0" w:before="0"/>
-        <w:ind w:firstLine="288"/>
-      </w:pPr>
-      <w:r>
-        <w:rPr>
-          <w:rFonts w:ascii="EB Garamond" w:hAnsi="EB Garamond"/>
-          <w:b w:val="0"/>
-          <w:sz w:val="27"/>
-        </w:rPr>
-        <w:t>Talal nodded once. "Then the summer was not wasted."</w:t>
-      </w:r>
-    </w:p>
-    <w:p>
-      <w:pPr>
-        <w:spacing w:line="348" w:lineRule="auto" w:after="0" w:before="0"/>
-        <w:ind w:firstLine="288"/>
-      </w:pPr>
-      <w:r>
-        <w:rPr>
-          <w:rFonts w:ascii="EB Garamond" w:hAnsi="EB Garamond"/>
-          <w:b w:val="0"/>
-          <w:sz w:val="27"/>
-        </w:rPr>
-        <w:t>Fahd, hearing the coast in Khamis's report — the smell, the rope, the drowned man's silence — went quiet in the old way, and later said, "When the century comes for the banks, you will remember the sound of the haul stopping."</w:t>
-      </w:r>
-    </w:p>
-    <w:p>
-      <w:pPr>
-        <w:spacing w:line="348" w:lineRule="auto" w:after="0" w:before="0"/>
-        <w:ind w:firstLine="288"/>
-      </w:pPr>
-      <w:r>
-        <w:rPr>
-          <w:rFonts w:ascii="EB Garamond" w:hAnsi="EB Garamond"/>
-          <w:b w:val="0"/>
-          <w:sz w:val="27"/>
-        </w:rPr>
-        <w:t>"I already do," Khamis said.</w:t>
-      </w:r>
-    </w:p>
-    <w:p>
-      <w:pPr>
-        <w:spacing w:line="348" w:lineRule="auto" w:after="0" w:before="0"/>
-        <w:ind w:firstLine="288"/>
-      </w:pPr>
-      <w:r>
-        <w:rPr>
-          <w:rFonts w:ascii="EB Garamond" w:hAnsi="EB Garamond"/>
-          <w:b w:val="0"/>
-          <w:sz w:val="27"/>
-        </w:rPr>
+          <w:b/>
+          <w:sz w:val="28"/>
+        </w:rPr>
+        <w:t>Chapter Seven</w:t>
       </w:r>
     </w:p>
     <w:p>
@@ -5091,9 +4979,51 @@
         <w:rPr>
           <w:rFonts w:ascii="EB Garamond" w:hAnsi="EB Garamond"/>
           <w:b/>
-          <w:sz w:val="28"/>
-        </w:rPr>
-        <w:t>Chapter Seven</w:t>
+          <w:sz w:val="27"/>
+        </w:rPr>
+        <w:t>Marzuq</w:t>
+      </w:r>
+    </w:p>
+    <w:p>
+      <w:pPr>
+        <w:spacing w:line="348" w:lineRule="auto" w:after="0" w:before="0"/>
+        <w:ind w:firstLine="0"/>
+      </w:pPr>
+      <w:r>
+        <w:rPr>
+          <w:rFonts w:ascii="EB Garamond" w:hAnsi="EB Garamond"/>
+          <w:b w:val="0"/>
+          <w:sz w:val="27"/>
+        </w:rPr>
+        <w:t>For years after the pearl summer he went out under the fortunate name and came home under his own, and the book will not pretend those years were a single road with a single lesson at the end of it. They were a string of luminous failures, and failure, watched closely enough, has a craft of its own.</w:t>
+      </w:r>
+    </w:p>
+    <w:p>
+      <w:pPr>
+        <w:spacing w:line="348" w:lineRule="auto" w:after="0" w:before="0"/>
+        <w:ind w:firstLine="288"/>
+      </w:pPr>
+      <w:r>
+        <w:rPr>
+          <w:rFonts w:ascii="EB Garamond" w:hAnsi="EB Garamond"/>
+          <w:b w:val="0"/>
+          <w:sz w:val="27"/>
+        </w:rPr>
+        <w:t>He took the family's dates and small surpluses down the caravan tracks in the seasons the wells could spare him, and everywhere he traded he did the other thing, the real thing, which was to ask. He asked after a woman of a certain age, brought up from the Horn in a certain year, with a small dark mark below the left ear. He did not say Munira to strangers; a name spoken to the wrong man is a name that can be sold. He said Marzuq when he was asked who he was, and he said it the way a man states a fact about the weather, and inside the borrowed name the prayer went on working without a witness.</w:t>
+      </w:r>
+    </w:p>
+    <w:p>
+      <w:pPr>
+        <w:spacing w:line="348" w:lineRule="auto" w:after="0" w:before="0"/>
+        <w:ind w:firstLine="288"/>
+      </w:pPr>
+      <w:r>
+        <w:rPr>
+          <w:rFonts w:ascii="EB Garamond" w:hAnsi="EB Garamond"/>
+          <w:b w:val="0"/>
+          <w:sz w:val="27"/>
+        </w:rPr>
+        <w:t>On a hajj road in a year when the pilgrims were many and the water dear, he walked three days beside a Cairo merchant and learned nothing except that Cairo merchants love to talk and that talk is not the same thing as news. On a Red Sea quay he watched pilgrims and cargo climb the same gangplank and thought of the hold he had crossed as a boy, and the thought did not make him theatrical; it made him exact. He counted the children. He hated himself a little for counting them. He counted them anyway.</w:t>
       </w:r>
     </w:p>
     <w:p>
@@ -5105,10 +5035,10 @@
       <w:r>
         <w:rPr>
           <w:rFonts w:ascii="EB Garamond" w:hAnsi="EB Garamond"/>
-          <w:b/>
-          <w:sz w:val="27"/>
-        </w:rPr>
-        <w:t>Marzuq</w:t>
+          <w:b w:val="0"/>
+          <w:sz w:val="27"/>
+        </w:rPr>
+        <w:t>❦</w:t>
       </w:r>
     </w:p>
     <w:p>
@@ -5122,21 +5052,77 @@
           <w:b w:val="0"/>
           <w:sz w:val="27"/>
         </w:rPr>
-        <w:t>For years after the pearl summer he went out under the fortunate name and came home under his own, and the book will not pretend those years were a single road with a single lesson. They were a string of luminous failures, and failure, if you watch it carefully, has a craft of its own.</w:t>
-      </w:r>
-    </w:p>
-    <w:p>
-      <w:pPr>
-        <w:spacing w:line="348" w:lineRule="auto" w:after="0" w:before="0"/>
-        <w:ind w:firstLine="288"/>
-      </w:pPr>
-      <w:r>
-        <w:rPr>
-          <w:rFonts w:ascii="EB Garamond" w:hAnsi="EB Garamond"/>
-          <w:b w:val="0"/>
-          <w:sz w:val="27"/>
-        </w:rPr>
-        <w:t>He took dates and small surpluses down the caravan tracks when the wells could spare him. He asked after a woman of such an age, brought up from the Horn in such a year, with a small dark mark below the left ear. He did not say Munira to strangers. A name spoken to the wrong man is a name that can be sold. He said Marzuq when asked who he was, and he said it like a man stating a fact about weather, and inside the name the prayer went on working without witnesses.</w:t>
+        <w:t>In a town that lived on the quiet inland trade — the trade the British cruisers had driven off the open beaches and into whispers — he found a house where women were kept as servants and wards and wives of a kind, the new soft words for the old hard thing. He asked sideways. He paid for coffee. He paid for a look at a courtyard door. He was lied to politely and he was lied to crudely, and once he was told, with a smile, that if he cared to name a better price the house might remember a woman who matched his description.</w:t>
+      </w:r>
+    </w:p>
+    <w:p>
+      <w:pPr>
+        <w:spacing w:line="348" w:lineRule="auto" w:after="0" w:before="0"/>
+        <w:ind w:firstLine="288"/>
+      </w:pPr>
+      <w:r>
+        <w:rPr>
+          <w:rFonts w:ascii="EB Garamond" w:hAnsi="EB Garamond"/>
+          <w:b w:val="0"/>
+          <w:sz w:val="27"/>
+        </w:rPr>
+        <w:t>He did not name a better price that day. He walked out with his silver still his own and his stomach gone cold, and he understood that the search itself could become a market if he let it, that a man hunting a stolen woman could be sold the shape of her again and again by men who had learned exactly what a searcher would pay.</w:t>
+      </w:r>
+    </w:p>
+    <w:p>
+      <w:pPr>
+        <w:spacing w:line="348" w:lineRule="auto" w:after="0" w:before="0"/>
+        <w:ind w:firstLine="288"/>
+      </w:pPr>
+      <w:r>
+        <w:rPr>
+          <w:rFonts w:ascii="EB Garamond" w:hAnsi="EB Garamond"/>
+          <w:b w:val="0"/>
+          <w:sz w:val="27"/>
+        </w:rPr>
+        <w:t>Wadha, when he came home from that trip, put food in front of him and said, after a while, "You have the face of a man who nearly bought something he did not want."</w:t>
+      </w:r>
+    </w:p>
+    <w:p>
+      <w:pPr>
+        <w:spacing w:line="348" w:lineRule="auto" w:after="0" w:before="0"/>
+        <w:ind w:firstLine="288"/>
+      </w:pPr>
+      <w:r>
+        <w:rPr>
+          <w:rFonts w:ascii="EB Garamond" w:hAnsi="EB Garamond"/>
+          <w:b w:val="0"/>
+          <w:sz w:val="27"/>
+        </w:rPr>
+        <w:t>"I nearly did," he said.</w:t>
+      </w:r>
+    </w:p>
+    <w:p>
+      <w:pPr>
+        <w:spacing w:line="348" w:lineRule="auto" w:after="0" w:before="0"/>
+        <w:ind w:firstLine="288"/>
+      </w:pPr>
+      <w:r>
+        <w:rPr>
+          <w:rFonts w:ascii="EB Garamond" w:hAnsi="EB Garamond"/>
+          <w:b w:val="0"/>
+          <w:sz w:val="27"/>
+        </w:rPr>
+        <w:t>"Do not," she said. Not unkindly. Exactly. "Buy news. Do not buy the shape of my sister from men who sell shapes."</w:t>
+      </w:r>
+    </w:p>
+    <w:p>
+      <w:pPr>
+        <w:spacing w:line="348" w:lineRule="auto" w:after="0" w:before="0"/>
+        <w:ind w:firstLine="288"/>
+      </w:pPr>
+      <w:r>
+        <w:rPr>
+          <w:rFonts w:ascii="EB Garamond" w:hAnsi="EB Garamond"/>
+          <w:b w:val="0"/>
+          <w:sz w:val="27"/>
+        </w:rPr>
+        <w:t>He nodded, and filed it beside the rota.</w:t>
       </w:r>
     </w:p>
     <w:p>
@@ -5165,91 +5151,259 @@
           <w:b w:val="0"/>
           <w:sz w:val="27"/>
         </w:rPr>
-        <w:t>On a hajj road in a year when the pilgrims were many and the water dear, he walked beside a Cairo merchant for three days and learned nothing except that Cairo merchants loved to talk and that talk was not the same as news. On a Red Sea quay he watched pilgrims and cargo climb the same gangplank and thought of the hold he had crossed as a boy, and the thought did not make him theatrical. It made him exact. He counted the children. He hated himself a little for counting them. He counted them anyway.</w:t>
-      </w:r>
-    </w:p>
-    <w:p>
-      <w:pPr>
-        <w:spacing w:line="348" w:lineRule="auto" w:after="0" w:before="0"/>
-        <w:ind w:firstLine="288"/>
-      </w:pPr>
-      <w:r>
-        <w:rPr>
-          <w:rFonts w:ascii="EB Garamond" w:hAnsi="EB Garamond"/>
-          <w:b w:val="0"/>
-          <w:sz w:val="27"/>
-        </w:rPr>
-        <w:t>In a town that lived on the quiet inland trade — the trade British cruisers had driven off the open beaches and into whispers — he found a house where women were kept as servants and wards and wives of a kind, the new words for the old thing. He asked sideways. He paid for coffee. He paid for a look at a courtyard door. He was lied to politely. He was lied to crudely. Once he was told, with a smile, that if he named a better price the house might remember a woman who matched.</w:t>
-      </w:r>
-    </w:p>
-    <w:p>
-      <w:pPr>
-        <w:spacing w:line="348" w:lineRule="auto" w:after="0" w:before="0"/>
-        <w:ind w:firstLine="288"/>
-      </w:pPr>
-      <w:r>
-        <w:rPr>
-          <w:rFonts w:ascii="EB Garamond" w:hAnsi="EB Garamond"/>
-          <w:b w:val="0"/>
-          <w:sz w:val="27"/>
-        </w:rPr>
-        <w:t>He did not name a better price that day. He walked out with his silver still his and his stomach cold, and he understood that the search itself could become a market if he let it.</w:t>
-      </w:r>
-    </w:p>
-    <w:p>
-      <w:pPr>
-        <w:spacing w:line="348" w:lineRule="auto" w:after="0" w:before="0"/>
-        <w:ind w:firstLine="288"/>
-      </w:pPr>
-      <w:r>
-        <w:rPr>
-          <w:rFonts w:ascii="EB Garamond" w:hAnsi="EB Garamond"/>
-          <w:b w:val="0"/>
-          <w:sz w:val="27"/>
-        </w:rPr>
-        <w:t>Wadha, when he came home from that trip, put food in front of him and said, after a while, "You look as if you bought something you did not want."</w:t>
-      </w:r>
-    </w:p>
-    <w:p>
-      <w:pPr>
-        <w:spacing w:line="348" w:lineRule="auto" w:after="0" w:before="0"/>
-        <w:ind w:firstLine="288"/>
-      </w:pPr>
-      <w:r>
-        <w:rPr>
-          <w:rFonts w:ascii="EB Garamond" w:hAnsi="EB Garamond"/>
-          <w:b w:val="0"/>
-          <w:sz w:val="27"/>
-        </w:rPr>
-        <w:t>"I nearly did," he said.</w:t>
-      </w:r>
-    </w:p>
-    <w:p>
-      <w:pPr>
-        <w:spacing w:line="348" w:lineRule="auto" w:after="0" w:before="0"/>
-        <w:ind w:firstLine="288"/>
-      </w:pPr>
-      <w:r>
-        <w:rPr>
-          <w:rFonts w:ascii="EB Garamond" w:hAnsi="EB Garamond"/>
-          <w:b w:val="0"/>
-          <w:sz w:val="27"/>
-        </w:rPr>
-        <w:t>"Don't," she said. Not unkind. Exact. "Buy information. Do not buy the shape of my sister from men who sell shapes."</w:t>
-      </w:r>
-    </w:p>
-    <w:p>
-      <w:pPr>
-        <w:spacing w:line="348" w:lineRule="auto" w:after="0" w:before="0"/>
-        <w:ind w:firstLine="288"/>
-      </w:pPr>
-      <w:r>
-        <w:rPr>
-          <w:rFonts w:ascii="EB Garamond" w:hAnsi="EB Garamond"/>
-          <w:b w:val="0"/>
-          <w:sz w:val="27"/>
-        </w:rPr>
-        <w:t>He nodded. He filed that beside the rota.</w:t>
+        <w:t>Then came the false lead, and the book will slow down for it, because a mercy is only a mercy when you can see the bill, and this one has a bill.</w:t>
+      </w:r>
+    </w:p>
+    <w:p>
+      <w:pPr>
+        <w:spacing w:line="348" w:lineRule="auto" w:after="0" w:before="0"/>
+        <w:ind w:firstLine="288"/>
+      </w:pPr>
+      <w:r>
+        <w:rPr>
+          <w:rFonts w:ascii="EB Garamond" w:hAnsi="EB Garamond"/>
+          <w:b w:val="0"/>
+          <w:sz w:val="27"/>
+        </w:rPr>
+        <w:t>It was on a coast stretch he had walked before, in a year when the dates at Ghadir had come in well enough to spare him longer. He heard, through a chain of mouths, of a woman of about the right age, from the Horn or from "down there," with a mark below the ear. He went. He took his time. He did not hurry, because a hurrying man in that country is a man with a story other men can price.</w:t>
+      </w:r>
+    </w:p>
+    <w:p>
+      <w:pPr>
+        <w:spacing w:line="348" w:lineRule="auto" w:after="0" w:before="0"/>
+        <w:ind w:firstLine="288"/>
+      </w:pPr>
+      <w:r>
+        <w:rPr>
+          <w:rFonts w:ascii="EB Garamond" w:hAnsi="EB Garamond"/>
+          <w:b w:val="0"/>
+          <w:sz w:val="27"/>
+        </w:rPr>
+        <w:t>He saw her in the doorway of a merchant's service rooms — not chained, not free, the in-between condition the quiet trade preferred. She was thinner than Wadha. She held her head in a way that was not, as Wadha had once described it, her sister's way; but a description is not a body. And the mark was there. Dark. Below the left ear. The size of a date-stone.</w:t>
+      </w:r>
+    </w:p>
+    <w:p>
+      <w:pPr>
+        <w:spacing w:line="348" w:lineRule="auto" w:after="0" w:before="0"/>
+        <w:ind w:firstLine="288"/>
+      </w:pPr>
+      <w:r>
+        <w:rPr>
+          <w:rFonts w:ascii="EB Garamond" w:hAnsi="EB Garamond"/>
+          <w:b w:val="0"/>
+          <w:sz w:val="27"/>
+        </w:rPr>
+        <w:t>For one long breath he believed.</w:t>
+      </w:r>
+    </w:p>
+    <w:p>
+      <w:pPr>
+        <w:spacing w:line="348" w:lineRule="auto" w:after="0" w:before="0"/>
+        <w:ind w:firstLine="288"/>
+      </w:pPr>
+      <w:r>
+        <w:rPr>
+          <w:rFonts w:ascii="EB Garamond" w:hAnsi="EB Garamond"/>
+          <w:b w:val="0"/>
+          <w:sz w:val="27"/>
+        </w:rPr>
+        <w:t>The man who spoke for her was not cruel in the way of stories. He was merely busy. He named one price for her papers of manumission and another for "trouble," and the two together were more than Khamis had brought and near enough to what the household could spare that the winter would feel it. When Khamis asked for the papers to be drawn, the clerk found reasons for delay: a witness absent, a seal not to hand. He sat three days in an outer room while the reasons multiplied. He did not shout. He counted. On the third day he said, mildly, that he would carry his silver instead to the qadi, and to a certain man whose name the clerk respected more than he respected the law, and the papers were finished before that evening's prayer.</w:t>
+      </w:r>
+    </w:p>
+    <w:p>
+      <w:pPr>
+        <w:spacing w:line="348" w:lineRule="auto" w:after="0" w:before="0"/>
+        <w:ind w:firstLine="288"/>
+      </w:pPr>
+      <w:r>
+        <w:rPr>
+          <w:rFonts w:ascii="EB Garamond" w:hAnsi="EB Garamond"/>
+          <w:b w:val="0"/>
+          <w:sz w:val="27"/>
+        </w:rPr>
+        <w:t>"You see," the clerk said. "Patience."</w:t>
+      </w:r>
+    </w:p>
+    <w:p>
+      <w:pPr>
+        <w:spacing w:line="348" w:lineRule="auto" w:after="0" w:before="0"/>
+        <w:ind w:firstLine="288"/>
+      </w:pPr>
+      <w:r>
+        <w:rPr>
+          <w:rFonts w:ascii="EB Garamond" w:hAnsi="EB Garamond"/>
+          <w:b w:val="0"/>
+          <w:sz w:val="27"/>
+        </w:rPr>
+        <w:t>"I see," Khamis said. "I will not practice it in this room again."</w:t>
+      </w:r>
+    </w:p>
+    <w:p>
+      <w:pPr>
+        <w:spacing w:line="348" w:lineRule="auto" w:after="0" w:before="0"/>
+        <w:ind w:firstLine="288"/>
+      </w:pPr>
+      <w:r>
+        <w:rPr>
+          <w:rFonts w:ascii="EB Garamond" w:hAnsi="EB Garamond"/>
+          <w:b w:val="0"/>
+          <w:sz w:val="27"/>
+        </w:rPr>
+        <w:t>He had gone home once between the asking and the paying, and come back with more silver — silver that meant a repair at the well put off, a leaner Eid, a conversation with Talal that cost him some pride. Talal gave him part of it without a speech, because Talal understood debts that are never written down. Wadha took a cloth of coins from the grain-jar and put it in his hand and did not ask whether this time the birthmark would be the right birthmark. Her face said she already knew that hope is a tool that cuts the hand that grips it.</w:t>
+      </w:r>
+    </w:p>
+    <w:p>
+      <w:pPr>
+        <w:spacing w:line="348" w:lineRule="auto" w:after="0" w:before="0"/>
+        <w:ind w:firstLine="288"/>
+      </w:pPr>
+      <w:r>
+        <w:rPr>
+          <w:rFonts w:ascii="EB Garamond" w:hAnsi="EB Garamond"/>
+          <w:b w:val="0"/>
+          <w:sz w:val="27"/>
+        </w:rPr>
+        <w:t>He paid. The woman walked out with him into a sun that promised nothing.</w:t>
+      </w:r>
+    </w:p>
+    <w:p>
+      <w:pPr>
+        <w:spacing w:line="348" w:lineRule="auto" w:after="0" w:before="0"/>
+        <w:ind w:firstLine="288"/>
+      </w:pPr>
+      <w:r>
+        <w:rPr>
+          <w:rFonts w:ascii="EB Garamond" w:hAnsi="EB Garamond"/>
+          <w:b w:val="0"/>
+          <w:sz w:val="27"/>
+        </w:rPr>
+        <w:t>Her name was not Munira. She said so herself, simply, almost surprised that anyone would think otherwise. She had worn other names. She did not remember a sister at any Ghadir. She remembered a mother on a coast, and a sale, and a long quiet after. When he asked about the mark she touched it and shrugged.</w:t>
+      </w:r>
+    </w:p>
+    <w:p>
+      <w:pPr>
+        <w:spacing w:line="348" w:lineRule="auto" w:after="0" w:before="0"/>
+        <w:ind w:firstLine="288"/>
+      </w:pPr>
+      <w:r>
+        <w:rPr>
+          <w:rFonts w:ascii="EB Garamond" w:hAnsi="EB Garamond"/>
+          <w:b w:val="0"/>
+          <w:sz w:val="27"/>
+        </w:rPr>
+        <w:t>"Many people have marks," she said. "God writes on us where He likes."</w:t>
+      </w:r>
+    </w:p>
+    <w:p>
+      <w:pPr>
+        <w:spacing w:line="348" w:lineRule="auto" w:after="0" w:before="0"/>
+        <w:ind w:firstLine="288"/>
+      </w:pPr>
+      <w:r>
+        <w:rPr>
+          <w:rFonts w:ascii="EB Garamond" w:hAnsi="EB Garamond"/>
+          <w:b w:val="0"/>
+          <w:sz w:val="27"/>
+        </w:rPr>
+        <w:t>He stood there with the costly papers of a freedom that was real and the empty hands of a search that had failed in the most expensive way there is, and for a moment the arithmetic in his head would not run at all. Then it ran. It always ran.</w:t>
+      </w:r>
+    </w:p>
+    <w:p>
+      <w:pPr>
+        <w:spacing w:line="348" w:lineRule="auto" w:after="0" w:before="0"/>
+        <w:ind w:firstLine="288"/>
+      </w:pPr>
+      <w:r>
+        <w:rPr>
+          <w:rFonts w:ascii="EB Garamond" w:hAnsi="EB Garamond"/>
+          <w:b w:val="0"/>
+          <w:sz w:val="27"/>
+        </w:rPr>
+        <w:t>He asked her where she wished to go. She named a town where a cousin might yet be living. He walked her part of the way and gave her what silver he could still spare, and he did not ask her to be grateful, because gratitude is another kind of chain if you are not careful with it.</w:t>
+      </w:r>
+    </w:p>
+    <w:p>
+      <w:pPr>
+        <w:spacing w:line="348" w:lineRule="auto" w:after="0" w:before="0"/>
+        <w:ind w:firstLine="288"/>
+      </w:pPr>
+      <w:r>
+        <w:rPr>
+          <w:rFonts w:ascii="EB Garamond" w:hAnsi="EB Garamond"/>
+          <w:b w:val="0"/>
+          <w:sz w:val="27"/>
+        </w:rPr>
+        <w:t>Her name, she told him on the road, was Amina now.</w:t>
+      </w:r>
+    </w:p>
+    <w:p>
+      <w:pPr>
+        <w:spacing w:line="348" w:lineRule="auto" w:after="0" w:before="0"/>
+        <w:ind w:firstLine="288"/>
+      </w:pPr>
+      <w:r>
+        <w:rPr>
+          <w:rFonts w:ascii="EB Garamond" w:hAnsi="EB Garamond"/>
+          <w:b w:val="0"/>
+          <w:sz w:val="27"/>
+        </w:rPr>
+        <w:t>"Why pay," she asked, "if I was not the one you wanted?"</w:t>
+      </w:r>
+    </w:p>
+    <w:p>
+      <w:pPr>
+        <w:spacing w:line="348" w:lineRule="auto" w:after="0" w:before="0"/>
+        <w:ind w:firstLine="288"/>
+      </w:pPr>
+      <w:r>
+        <w:rPr>
+          <w:rFonts w:ascii="EB Garamond" w:hAnsi="EB Garamond"/>
+          <w:b w:val="0"/>
+          <w:sz w:val="27"/>
+        </w:rPr>
+        <w:t>"Because the door was real," he said, "even when the name behind it was not."</w:t>
+      </w:r>
+    </w:p>
+    <w:p>
+      <w:pPr>
+        <w:spacing w:line="348" w:lineRule="auto" w:after="0" w:before="0"/>
+        <w:ind w:firstLine="288"/>
+      </w:pPr>
+      <w:r>
+        <w:rPr>
+          <w:rFonts w:ascii="EB Garamond" w:hAnsi="EB Garamond"/>
+          <w:b w:val="0"/>
+          <w:sz w:val="27"/>
+        </w:rPr>
+        <w:t>She walked a while. "Then you are a fool, or a kind of Muslim I do not often meet."</w:t>
+      </w:r>
+    </w:p>
+    <w:p>
+      <w:pPr>
+        <w:spacing w:line="348" w:lineRule="auto" w:after="0" w:before="0"/>
+        <w:ind w:firstLine="288"/>
+      </w:pPr>
+      <w:r>
+        <w:rPr>
+          <w:rFonts w:ascii="EB Garamond" w:hAnsi="EB Garamond"/>
+          <w:b w:val="0"/>
+          <w:sz w:val="27"/>
+        </w:rPr>
+        <w:t>"I am a water-man," he said. "We hate waste. Leaving you in that room would have been a waste of a different kind."</w:t>
+      </w:r>
+    </w:p>
+    <w:p>
+      <w:pPr>
+        <w:spacing w:line="348" w:lineRule="auto" w:after="0" w:before="0"/>
+        <w:ind w:firstLine="288"/>
+      </w:pPr>
+      <w:r>
+        <w:rPr>
+          <w:rFonts w:ascii="EB Garamond" w:hAnsi="EB Garamond"/>
+          <w:b w:val="0"/>
+          <w:sz w:val="27"/>
+        </w:rPr>
+        <w:t>When they parted she did not bless him elaborately. She said, "If you find your woman, do not tell her you freed a stranger first. Some loves cannot bear the comparison." And she went.</w:t>
       </w:r>
     </w:p>
     <w:p>
@@ -5278,175 +5432,105 @@
           <w:b w:val="0"/>
           <w:sz w:val="27"/>
         </w:rPr>
-        <w:t>Then came the false lead, and the book will slow for it, because this is the costly mercy the blueprint vowed and the chapter must bill.</w:t>
-      </w:r>
-    </w:p>
-    <w:p>
-      <w:pPr>
-        <w:spacing w:line="348" w:lineRule="auto" w:after="0" w:before="0"/>
-        <w:ind w:firstLine="288"/>
-      </w:pPr>
-      <w:r>
-        <w:rPr>
-          <w:rFonts w:ascii="EB Garamond" w:hAnsi="EB Garamond"/>
-          <w:b w:val="0"/>
-          <w:sz w:val="27"/>
-        </w:rPr>
-        <w:t>It was on a coast stretch he had walked before, in a year the dates at Ghadir had been good enough to spare him longer. He heard, through a chain of mouths, of a woman of about the right age, from the Horn or from "down there," with a mark below the ear. He went. He took time. He did not run, because running in that world made you a man with a story other men could price.</w:t>
-      </w:r>
-    </w:p>
-    <w:p>
-      <w:pPr>
-        <w:spacing w:line="348" w:lineRule="auto" w:after="0" w:before="0"/>
-        <w:ind w:firstLine="288"/>
-      </w:pPr>
-      <w:r>
-        <w:rPr>
-          <w:rFonts w:ascii="EB Garamond" w:hAnsi="EB Garamond"/>
-          <w:b w:val="0"/>
-          <w:sz w:val="27"/>
-        </w:rPr>
-        <w:t>He saw her in a doorway of a merchant's service rooms, not chained, not free — the intermediate condition that the quiet trade preferred. She was thinner than Wadha. She held her head in a way that was not Wadha's sister's way as Wadha had described it, but descriptions are not bodies. The mark was there. Dark. Below the left ear. The size of a date-seed.</w:t>
-      </w:r>
-    </w:p>
-    <w:p>
-      <w:pPr>
-        <w:spacing w:line="348" w:lineRule="auto" w:after="0" w:before="0"/>
-        <w:ind w:firstLine="288"/>
-      </w:pPr>
-      <w:r>
-        <w:rPr>
-          <w:rFonts w:ascii="EB Garamond" w:hAnsi="EB Garamond"/>
-          <w:b w:val="0"/>
-          <w:sz w:val="27"/>
-        </w:rPr>
-        <w:t>For a long breath he believed.</w:t>
-      </w:r>
-    </w:p>
-    <w:p>
-      <w:pPr>
-        <w:spacing w:line="348" w:lineRule="auto" w:after="0" w:before="0"/>
-        <w:ind w:firstLine="288"/>
-      </w:pPr>
-      <w:r>
-        <w:rPr>
-          <w:rFonts w:ascii="EB Garamond" w:hAnsi="EB Garamond"/>
-          <w:b w:val="0"/>
-          <w:sz w:val="27"/>
-        </w:rPr>
-        <w:t>He asked to speak to the man who spoke for her. The man was not cruel in the fashion of stories. He was busy. He named a price for her manumission papers and another price for "trouble," and the two prices together were more than Khamis had brought and nearly as much as the household could spare without feeling it in the winter.</w:t>
-      </w:r>
-    </w:p>
-    <w:p>
-      <w:pPr>
-        <w:spacing w:line="348" w:lineRule="auto" w:after="0" w:before="0"/>
-        <w:ind w:firstLine="288"/>
-      </w:pPr>
-      <w:r>
-        <w:rPr>
-          <w:rFonts w:ascii="EB Garamond" w:hAnsi="EB Garamond"/>
-          <w:b w:val="0"/>
-          <w:sz w:val="27"/>
-        </w:rPr>
-        <w:t>Khamis bargained. He bargained the way a rota-keeper bargains: without heat, with a sense of what a number does to a year. The man came down a little. Not enough.</w:t>
-      </w:r>
-    </w:p>
-    <w:p>
-      <w:pPr>
-        <w:spacing w:line="348" w:lineRule="auto" w:after="0" w:before="0"/>
-        <w:ind w:firstLine="288"/>
-      </w:pPr>
-      <w:r>
-        <w:rPr>
-          <w:rFonts w:ascii="EB Garamond" w:hAnsi="EB Garamond"/>
-          <w:b w:val="0"/>
-          <w:sz w:val="27"/>
-        </w:rPr>
-        <w:t>"I will return," Khamis said.</w:t>
-      </w:r>
-    </w:p>
-    <w:p>
-      <w:pPr>
-        <w:spacing w:line="348" w:lineRule="auto" w:after="0" w:before="0"/>
-        <w:ind w:firstLine="288"/>
-      </w:pPr>
-      <w:r>
-        <w:rPr>
-          <w:rFonts w:ascii="EB Garamond" w:hAnsi="EB Garamond"/>
-          <w:b w:val="0"/>
-          <w:sz w:val="27"/>
-        </w:rPr>
-        <w:t>He returned with more silver — silver that meant a delayed repair at the well, a quieter ʿId, a conversation with Talal that cost pride. Talal gave him part of it without a speech, because Talal understood debts that were not written. Wadha gave him a cloth of coins she had kept in the grain-jar and did not ask if this time the birthmark would be the right birthmark. Her face said she knew hope was a tool that cut the hand that used it.</w:t>
-      </w:r>
-    </w:p>
-    <w:p>
-      <w:pPr>
-        <w:spacing w:line="348" w:lineRule="auto" w:after="0" w:before="0"/>
-        <w:ind w:firstLine="288"/>
-      </w:pPr>
-      <w:r>
-        <w:rPr>
-          <w:rFonts w:ascii="EB Garamond" w:hAnsi="EB Garamond"/>
-          <w:b w:val="0"/>
-          <w:sz w:val="27"/>
-        </w:rPr>
-        <w:t>Khamis paid. The papers were made. The woman walked out with him into sun that made no promise.</w:t>
-      </w:r>
-    </w:p>
-    <w:p>
-      <w:pPr>
-        <w:spacing w:line="348" w:lineRule="auto" w:after="0" w:before="0"/>
-        <w:ind w:firstLine="288"/>
-      </w:pPr>
-      <w:r>
-        <w:rPr>
-          <w:rFonts w:ascii="EB Garamond" w:hAnsi="EB Garamond"/>
-          <w:b w:val="0"/>
-          <w:sz w:val="27"/>
-        </w:rPr>
-        <w:t>Her name was not Munira. She said so herself, simply, as if surprised anyone would think otherwise. She had been called other names. She did not remember a sister at Ghadir. She remembered a mother on a coast and a sale and a long quiet. When he asked about the mark, she touched it and shrugged.</w:t>
-      </w:r>
-    </w:p>
-    <w:p>
-      <w:pPr>
-        <w:spacing w:line="348" w:lineRule="auto" w:after="0" w:before="0"/>
-        <w:ind w:firstLine="288"/>
-      </w:pPr>
-      <w:r>
-        <w:rPr>
-          <w:rFonts w:ascii="EB Garamond" w:hAnsi="EB Garamond"/>
-          <w:b w:val="0"/>
-          <w:sz w:val="27"/>
-        </w:rPr>
-        <w:t>"Many have marks," she said. "God writes on people."</w:t>
-      </w:r>
-    </w:p>
-    <w:p>
-      <w:pPr>
-        <w:spacing w:line="348" w:lineRule="auto" w:after="0" w:before="0"/>
-        <w:ind w:firstLine="288"/>
-      </w:pPr>
-      <w:r>
-        <w:rPr>
-          <w:rFonts w:ascii="EB Garamond" w:hAnsi="EB Garamond"/>
-          <w:b w:val="0"/>
-          <w:sz w:val="27"/>
-        </w:rPr>
-        <w:t>He stood with the costly papers of a freedom that was real and the empty hands of a search that had failed in the most expensive way, and for a moment the arithmetic in his head would not run. Then it ran. It always ran.</w:t>
-      </w:r>
-    </w:p>
-    <w:p>
-      <w:pPr>
-        <w:spacing w:line="348" w:lineRule="auto" w:after="0" w:before="0"/>
-        <w:ind w:firstLine="288"/>
-      </w:pPr>
-      <w:r>
-        <w:rPr>
-          <w:rFonts w:ascii="EB Garamond" w:hAnsi="EB Garamond"/>
-          <w:b w:val="0"/>
-          <w:sz w:val="27"/>
-        </w:rPr>
-        <w:t>He asked her where she wanted to go. She named a town where a cousin might still be. He took her part of the way. He gave her what silver he could still spare. He did not ask her to be grateful. Gratitude is another chain if you are not careful. She went. He turned inland.</w:t>
+        <w:t>That night, alone on a track between the thorn and the stars, he held the dark pearl in his fist until it warmed, and he understood — not as a revelation, as a line entered in a book — that mercy and error can share a single purchase, and that he would carry both of them home.</w:t>
+      </w:r>
+    </w:p>
+    <w:p>
+      <w:pPr>
+        <w:spacing w:line="348" w:lineRule="auto" w:after="0" w:before="0"/>
+        <w:ind w:firstLine="288"/>
+      </w:pPr>
+      <w:r>
+        <w:rPr>
+          <w:rFonts w:ascii="EB Garamond" w:hAnsi="EB Garamond"/>
+          <w:b w:val="0"/>
+          <w:sz w:val="27"/>
+        </w:rPr>
+        <w:t>He did not tell Wadha the whole of it, at first. He told her he had freed a woman who was not her sister. Wadha closed her eyes, and when she opened them she was still Wadha.</w:t>
+      </w:r>
+    </w:p>
+    <w:p>
+      <w:pPr>
+        <w:spacing w:line="348" w:lineRule="auto" w:after="0" w:before="0"/>
+        <w:ind w:firstLine="288"/>
+      </w:pPr>
+      <w:r>
+        <w:rPr>
+          <w:rFonts w:ascii="EB Garamond" w:hAnsi="EB Garamond"/>
+          <w:b w:val="0"/>
+          <w:sz w:val="27"/>
+        </w:rPr>
+        <w:t>"Good," she said. "Then the silver did one true thing, even if it did not do the thing we wanted."</w:t>
+      </w:r>
+    </w:p>
+    <w:p>
+      <w:pPr>
+        <w:spacing w:line="348" w:lineRule="auto" w:after="0" w:before="0"/>
+        <w:ind w:firstLine="288"/>
+      </w:pPr>
+      <w:r>
+        <w:rPr>
+          <w:rFonts w:ascii="EB Garamond" w:hAnsi="EB Garamond"/>
+          <w:b w:val="0"/>
+          <w:sz w:val="27"/>
+        </w:rPr>
+        <w:t>Months later the freed woman sent word through a third mouth: she had found the cousin, she was working, she prayed for him. He could not read the note. Wadha read it aloud without ornament and then put it in the grain-jar with the other small salvations.</w:t>
+      </w:r>
+    </w:p>
+    <w:p>
+      <w:pPr>
+        <w:spacing w:line="348" w:lineRule="auto" w:after="0" w:before="0"/>
+        <w:ind w:firstLine="288"/>
+      </w:pPr>
+      <w:r>
+        <w:rPr>
+          <w:rFonts w:ascii="EB Garamond" w:hAnsi="EB Garamond"/>
+          <w:b w:val="0"/>
+          <w:sz w:val="27"/>
+        </w:rPr>
+        <w:t>"You did not buy Munira," Wadha said.</w:t>
+      </w:r>
+    </w:p>
+    <w:p>
+      <w:pPr>
+        <w:spacing w:line="348" w:lineRule="auto" w:after="0" w:before="0"/>
+        <w:ind w:firstLine="288"/>
+      </w:pPr>
+      <w:r>
+        <w:rPr>
+          <w:rFonts w:ascii="EB Garamond" w:hAnsi="EB Garamond"/>
+          <w:b w:val="0"/>
+          <w:sz w:val="27"/>
+        </w:rPr>
+        <w:t>"I bought a morning when a door opened," he said. "That will have to be enough for that silver."</w:t>
+      </w:r>
+    </w:p>
+    <w:p>
+      <w:pPr>
+        <w:spacing w:line="348" w:lineRule="auto" w:after="0" w:before="0"/>
+        <w:ind w:firstLine="288"/>
+      </w:pPr>
+      <w:r>
+        <w:rPr>
+          <w:rFonts w:ascii="EB Garamond" w:hAnsi="EB Garamond"/>
+          <w:b w:val="0"/>
+          <w:sz w:val="27"/>
+        </w:rPr>
+        <w:t>"It is enough," she said. "Only do not become a man who loves only the searches that succeed. Those men leave the living lying on the ground."</w:t>
+      </w:r>
+    </w:p>
+    <w:p>
+      <w:pPr>
+        <w:spacing w:line="348" w:lineRule="auto" w:after="0" w:before="0"/>
+        <w:ind w:firstLine="288"/>
+      </w:pPr>
+      <w:r>
+        <w:rPr>
+          <w:rFonts w:ascii="EB Garamond" w:hAnsi="EB Garamond"/>
+          <w:b w:val="0"/>
+          <w:sz w:val="27"/>
+        </w:rPr>
+        <w:t>The book will say here, once, because the reader must hear it and no one in the scene ever will: he still did not know that the name Marzuq had been carried before, generations back, written in no book he would ever see, by a man of a branch of a family he did not know he had married into. He believed he had invented a hope. He had inherited one. The fortunate one walked the roads and did not feel fortunate, which is very often how providence looks from the inside of it.</w:t>
       </w:r>
     </w:p>
     <w:p>
@@ -5475,63 +5559,132 @@
           <w:b w:val="0"/>
           <w:sz w:val="27"/>
         </w:rPr>
-        <w:t>That night, alone on a track between thorn and stars, he held the dark pearl in his fist until it grew warm, and he understood — not as a revelation, as a ledger entry — that mercy and error could share a single purchase, and that he would carry both.</w:t>
-      </w:r>
-    </w:p>
-    <w:p>
-      <w:pPr>
-        <w:spacing w:line="348" w:lineRule="auto" w:after="0" w:before="0"/>
-        <w:ind w:firstLine="288"/>
-      </w:pPr>
-      <w:r>
-        <w:rPr>
-          <w:rFonts w:ascii="EB Garamond" w:hAnsi="EB Garamond"/>
-          <w:b w:val="0"/>
-          <w:sz w:val="27"/>
-        </w:rPr>
-        <w:t>He did not tell Wadha, at first, the whole of it. He told her he had freed a woman who was not her sister. Wadha closed her eyes. When she opened them she was still Wadha.</w:t>
-      </w:r>
-    </w:p>
-    <w:p>
-      <w:pPr>
-        <w:spacing w:line="348" w:lineRule="auto" w:after="0" w:before="0"/>
-        <w:ind w:firstLine="288"/>
-      </w:pPr>
-      <w:r>
-        <w:rPr>
-          <w:rFonts w:ascii="EB Garamond" w:hAnsi="EB Garamond"/>
-          <w:b w:val="0"/>
-          <w:sz w:val="27"/>
-        </w:rPr>
-        <w:t>"Good," she said. "Then the silver did one true thing, even if it did not do the thing we wanted."</w:t>
-      </w:r>
-    </w:p>
-    <w:p>
-      <w:pPr>
-        <w:spacing w:line="348" w:lineRule="auto" w:after="0" w:before="0"/>
-        <w:ind w:firstLine="288"/>
-      </w:pPr>
-      <w:r>
-        <w:rPr>
-          <w:rFonts w:ascii="EB Garamond" w:hAnsi="EB Garamond"/>
-          <w:b w:val="0"/>
-          <w:sz w:val="27"/>
-        </w:rPr>
-        <w:t>He put his forehead against hers the way men do when words are too large for a room. In the kitchen the next morning she sorted dates and taught Nura — small then — the difference between the soft golden ones and the dark keeping ones, and she recited, without announcing it as teaching, a hemistich of an old qasida, and Nura answered with the next sound the way a child answers a clap, and Khamis, listening from the doorway, felt the house hold.</w:t>
-      </w:r>
-    </w:p>
-    <w:p>
-      <w:pPr>
-        <w:spacing w:line="348" w:lineRule="auto" w:after="0" w:before="0"/>
-        <w:ind w:firstLine="288"/>
-      </w:pPr>
-      <w:r>
-        <w:rPr>
-          <w:rFonts w:ascii="EB Garamond" w:hAnsi="EB Garamond"/>
-          <w:b w:val="0"/>
-          <w:sz w:val="27"/>
-        </w:rPr>
-        <w:t>The book will say, because the reader must hear it once: he still did not know that Marzuq had been Habte's name in another century of the same family's silence. He thought he had invented a hope. He had inherited a word for provision. The fortunate one walked the roads and did not feel fortunate. That is often how providence looks from the inside.</w:t>
+        <w:t>Other seasons blurred into one another. A rumor in Jeddah. A denial in a Trucial creek. A man who swore he had seen Munira married and content and who then described a face that was not hers; Khamis paid for that lie with coffee and time, and not with violence, because violence would have ended the search in a way he could not afford.</w:t>
+      </w:r>
+    </w:p>
+    <w:p>
+      <w:pPr>
+        <w:spacing w:line="348" w:lineRule="auto" w:after="0" w:before="0"/>
+        <w:ind w:firstLine="288"/>
+      </w:pPr>
+      <w:r>
+        <w:rPr>
+          <w:rFonts w:ascii="EB Garamond" w:hAnsi="EB Garamond"/>
+          <w:b w:val="0"/>
+          <w:sz w:val="27"/>
+        </w:rPr>
+        <w:t>Once, years on, he saw the young hired man from that first autumn — the one who had bought two camels he had no business affording — older now, and thicker, across a crowded market. Their eyes met. Nothing was said. Everything was said. Khamis walked on, because knowing and proving were still two different countries, and he was still a citizen only of the first. In the market that day his hand had wanted, for one breath, to close on the man's throat. It did not. He kept his hands open and walked, and he told Wadha nothing of it that night, and the book tells you only because the reader is the third party to that marriage whether the two of them ever consented or not.</w:t>
+      </w:r>
+    </w:p>
+    <w:p>
+      <w:pPr>
+        <w:spacing w:line="348" w:lineRule="auto" w:after="0" w:before="0"/>
+        <w:ind w:firstLine="288"/>
+      </w:pPr>
+      <w:r>
+        <w:rPr>
+          <w:rFonts w:ascii="EB Garamond" w:hAnsi="EB Garamond"/>
+          <w:b w:val="0"/>
+          <w:sz w:val="27"/>
+        </w:rPr>
+        <w:t>He began, when Nura was old enough to ask, to teach her to watch a face while its owner ate. "Not to shame him," he said. "To know whether the story in his mouth matches the story in his hands."</w:t>
+      </w:r>
+    </w:p>
+    <w:p>
+      <w:pPr>
+        <w:spacing w:line="348" w:lineRule="auto" w:after="0" w:before="0"/>
+        <w:ind w:firstLine="288"/>
+      </w:pPr>
+      <w:r>
+        <w:rPr>
+          <w:rFonts w:ascii="EB Garamond" w:hAnsi="EB Garamond"/>
+          <w:b w:val="0"/>
+          <w:sz w:val="27"/>
+        </w:rPr>
+        <w:t>"Did you learn that at the wells?" she asked.</w:t>
+      </w:r>
+    </w:p>
+    <w:p>
+      <w:pPr>
+        <w:spacing w:line="348" w:lineRule="auto" w:after="0" w:before="0"/>
+        <w:ind w:firstLine="288"/>
+      </w:pPr>
+      <w:r>
+        <w:rPr>
+          <w:rFonts w:ascii="EB Garamond" w:hAnsi="EB Garamond"/>
+          <w:b w:val="0"/>
+          <w:sz w:val="27"/>
+        </w:rPr>
+        <w:t>"I learned it everywhere," he said. "The wells only gave it a clean place to practice."</w:t>
+      </w:r>
+    </w:p>
+    <w:p>
+      <w:pPr>
+        <w:spacing w:line="348" w:lineRule="auto" w:after="0" w:before="0"/>
+        <w:ind w:firstLine="288"/>
+      </w:pPr>
+      <w:r>
+        <w:rPr>
+          <w:rFonts w:ascii="EB Garamond" w:hAnsi="EB Garamond"/>
+          <w:b w:val="0"/>
+          <w:sz w:val="27"/>
+        </w:rPr>
+        <w:t>On the longer trips he carried a stick notched for his expenses, because the pearl summer had cured him for good of trusting another man's page. Wadha teased him once that he loved the stick better than poetry.</w:t>
+      </w:r>
+    </w:p>
+    <w:p>
+      <w:pPr>
+        <w:spacing w:line="348" w:lineRule="auto" w:after="0" w:before="0"/>
+        <w:ind w:firstLine="288"/>
+      </w:pPr>
+      <w:r>
+        <w:rPr>
+          <w:rFonts w:ascii="EB Garamond" w:hAnsi="EB Garamond"/>
+          <w:b w:val="0"/>
+          <w:sz w:val="27"/>
+        </w:rPr>
+        <w:t>"The stick keeps us free," he said. "Your poetry keeps us human. I will not choose between them."</w:t>
+      </w:r>
+    </w:p>
+    <w:p>
+      <w:pPr>
+        <w:spacing w:line="348" w:lineRule="auto" w:after="0" w:before="0"/>
+        <w:ind w:firstLine="288"/>
+      </w:pPr>
+      <w:r>
+        <w:rPr>
+          <w:rFonts w:ascii="EB Garamond" w:hAnsi="EB Garamond"/>
+          <w:b w:val="0"/>
+          <w:sz w:val="27"/>
+        </w:rPr>
+        <w:t>"Then carry both," she said, "and come home."</w:t>
+      </w:r>
+    </w:p>
+    <w:p>
+      <w:pPr>
+        <w:spacing w:line="348" w:lineRule="auto" w:after="0" w:before="0"/>
+        <w:ind w:firstLine="288"/>
+      </w:pPr>
+      <w:r>
+        <w:rPr>
+          <w:rFonts w:ascii="EB Garamond" w:hAnsi="EB Garamond"/>
+          <w:b w:val="0"/>
+          <w:sz w:val="27"/>
+        </w:rPr>
+        <w:t>He came home. Again, and again. The last image of these years is not a found sister. It is a man washing the coast-dust from his feet at the edge of the Ghadir palms while a daughter watches and a wife sets down bread, and a fortunate name is folded away in a cloth until the next leaving, the way you wrap a tool that cuts and must not be left where a child can find it.</w:t>
+      </w:r>
+    </w:p>
+    <w:p>
+      <w:pPr>
+        <w:spacing w:line="348" w:lineRule="auto" w:after="0" w:before="0"/>
+        <w:ind w:firstLine="288"/>
+      </w:pPr>
+      <w:r>
+        <w:rPr>
+          <w:rFonts w:ascii="EB Garamond" w:hAnsi="EB Garamond"/>
+          <w:b w:val="0"/>
+          <w:sz w:val="27"/>
+        </w:rPr>
       </w:r>
     </w:p>
     <w:p>
@@ -5543,66 +5696,10 @@
       <w:r>
         <w:rPr>
           <w:rFonts w:ascii="EB Garamond" w:hAnsi="EB Garamond"/>
-          <w:b w:val="0"/>
-          <w:sz w:val="27"/>
-        </w:rPr>
-        <w:t>❦</w:t>
-      </w:r>
-    </w:p>
-    <w:p>
-      <w:pPr>
-        <w:spacing w:line="348" w:lineRule="auto" w:after="0" w:before="0"/>
-        <w:ind w:firstLine="0"/>
-      </w:pPr>
-      <w:r>
-        <w:rPr>
-          <w:rFonts w:ascii="EB Garamond" w:hAnsi="EB Garamond"/>
-          <w:b w:val="0"/>
-          <w:sz w:val="27"/>
-        </w:rPr>
-        <w:t>Other seasons blurred. A rumor in Jeddah. A denial in a Trucial creek. A man who claimed to have seen Munira married and content and who described a face that was not hers. Khamis paid for that lie with coffee and time and did not pay with violence, because violence would have ended the search in a way he could not afford.</w:t>
-      </w:r>
-    </w:p>
-    <w:p>
-      <w:pPr>
-        <w:spacing w:line="348" w:lineRule="auto" w:after="0" w:before="0"/>
-        <w:ind w:firstLine="288"/>
-      </w:pPr>
-      <w:r>
-        <w:rPr>
-          <w:rFonts w:ascii="EB Garamond" w:hAnsi="EB Garamond"/>
-          <w:b w:val="0"/>
-          <w:sz w:val="27"/>
-        </w:rPr>
-        <w:t>He learned three traveling names and used two. He kept faces. He kept the escort-men of that first autumn in a room in his memory that never closed. Once, years on, he saw the young hired one who had bought the two camels — older now, thicker — in a market, and their eyes met, and nothing was said, and everything was said, and Khamis walked on because knowing and proving were still different countries and he remained a citizen of the first.</w:t>
-      </w:r>
-    </w:p>
-    <w:p>
-      <w:pPr>
-        <w:spacing w:line="348" w:lineRule="auto" w:after="0" w:before="0"/>
-        <w:ind w:firstLine="288"/>
-      </w:pPr>
-      <w:r>
-        <w:rPr>
-          <w:rFonts w:ascii="EB Garamond" w:hAnsi="EB Garamond"/>
-          <w:b w:val="0"/>
-          <w:sz w:val="27"/>
-        </w:rPr>
-        <w:t>Between trips he was a husband and a water-man and a father beginning. The search did not stop the life. The life did not stop the search. That double motion is the chapter's true plot, and the false lead is only its most expensive bead.</w:t>
-      </w:r>
-    </w:p>
-    <w:p>
-      <w:pPr>
-        <w:spacing w:line="348" w:lineRule="auto" w:after="0" w:before="0"/>
-        <w:ind w:firstLine="288"/>
-      </w:pPr>
-      <w:r>
-        <w:rPr>
-          <w:rFonts w:ascii="EB Garamond" w:hAnsi="EB Garamond"/>
-          <w:b w:val="0"/>
-          <w:sz w:val="27"/>
-        </w:rPr>
-        <w:t>When he came home from the birthmark year he went to the wellhead alone before dawn and drew a turn that was not strictly his, and Talal, who noticed everything, noticed and said nothing, because some debts between free men are paid in water and silence.</w:t>
+          <w:b/>
+          <w:sz w:val="28"/>
+        </w:rPr>
+        <w:t>Chapter Eight</w:t>
       </w:r>
     </w:p>
     <w:p>
@@ -5614,10 +5711,10 @@
       <w:r>
         <w:rPr>
           <w:rFonts w:ascii="EB Garamond" w:hAnsi="EB Garamond"/>
-          <w:b w:val="0"/>
-          <w:sz w:val="27"/>
-        </w:rPr>
-        <w:t>❦</w:t>
+          <w:b/>
+          <w:sz w:val="27"/>
+        </w:rPr>
+        <w:t>Dates and Verses</w:t>
       </w:r>
     </w:p>
     <w:p>
@@ -5631,105 +5728,49 @@
           <w:b w:val="0"/>
           <w:sz w:val="27"/>
         </w:rPr>
-        <w:t>There was also the year of the hajj crush, when he went up with a caravan not as a pilgrim and not exactly as a merchant, but as a man whose asking could hide inside other men's purposes. The road was a river of dust and animals and arguments. He heard a dozen languages. He heard a woman call a child by a Horn name that made him turn so hard he startled a camel, and the child was a boy, and the woman was not Munira, and the camel-driver cursed him with invention and accuracy.</w:t>
-      </w:r>
-    </w:p>
-    <w:p>
-      <w:pPr>
-        <w:spacing w:line="348" w:lineRule="auto" w:after="0" w:before="0"/>
-        <w:ind w:firstLine="288"/>
-      </w:pPr>
-      <w:r>
-        <w:rPr>
-          <w:rFonts w:ascii="EB Garamond" w:hAnsi="EB Garamond"/>
-          <w:b w:val="0"/>
-          <w:sz w:val="27"/>
-        </w:rPr>
-        <w:t>"What did you think you would find in a crowd?" Wadha asked him afterward, not unkindly.</w:t>
-      </w:r>
-    </w:p>
-    <w:p>
-      <w:pPr>
-        <w:spacing w:line="348" w:lineRule="auto" w:after="0" w:before="0"/>
-        <w:ind w:firstLine="288"/>
-      </w:pPr>
-      <w:r>
-        <w:rPr>
-          <w:rFonts w:ascii="EB Garamond" w:hAnsi="EB Garamond"/>
-          <w:b w:val="0"/>
-          <w:sz w:val="27"/>
-        </w:rPr>
-        <w:t>"A mark," he said. "Or a voice. Or the absence of both, which is also information."</w:t>
-      </w:r>
-    </w:p>
-    <w:p>
-      <w:pPr>
-        <w:spacing w:line="348" w:lineRule="auto" w:after="0" w:before="0"/>
-        <w:ind w:firstLine="288"/>
-      </w:pPr>
-      <w:r>
-        <w:rPr>
-          <w:rFonts w:ascii="EB Garamond" w:hAnsi="EB Garamond"/>
-          <w:b w:val="0"/>
-          <w:sz w:val="27"/>
-        </w:rPr>
-        <w:t>She handed him the coffee. "Drink. Then sleep. Then help me with the wheat. The search is not the only count in this house."</w:t>
-      </w:r>
-    </w:p>
-    <w:p>
-      <w:pPr>
-        <w:spacing w:line="348" w:lineRule="auto" w:after="0" w:before="0"/>
-        <w:ind w:firstLine="288"/>
-      </w:pPr>
-      <w:r>
-        <w:rPr>
-          <w:rFonts w:ascii="EB Garamond" w:hAnsi="EB Garamond"/>
-          <w:b w:val="0"/>
-          <w:sz w:val="27"/>
-        </w:rPr>
-        <w:t>He slept. He helped with the wheat. He went out again the next season. The book will not list every season. It will only say that the years made a rope, and the rope was worn by use, and use is how a man becomes the shape of his vow.</w:t>
-      </w:r>
-    </w:p>
-    <w:p>
-      <w:pPr>
-        <w:spacing w:line="348" w:lineRule="auto" w:after="0" w:before="0"/>
-        <w:ind w:firstLine="288"/>
-      </w:pPr>
-      <w:r>
-        <w:rPr>
-          <w:rFonts w:ascii="EB Garamond" w:hAnsi="EB Garamond"/>
-          <w:b w:val="0"/>
-          <w:sz w:val="27"/>
-        </w:rPr>
-        <w:t>Once, on the Red Sea, he took passage on a steamer because the steamer was faster and the rumor was time-stamped. He stood on iron that did not creak like wood and felt sick in a new way. A Frankish officer looked through him without seeing him. A Gulf merchant saw him and saw a possible tool. Khamis gave neither man what they wanted. He found the rumor false by nightfall and spent the night listening to the engines, which sounded, he thought, like a debt being collected without a face.</w:t>
-      </w:r>
-    </w:p>
-    <w:p>
-      <w:pPr>
-        <w:spacing w:line="348" w:lineRule="auto" w:after="0" w:before="0"/>
-        <w:ind w:firstLine="288"/>
-      </w:pPr>
-      <w:r>
-        <w:rPr>
-          <w:rFonts w:ascii="EB Garamond" w:hAnsi="EB Garamond"/>
-          <w:b w:val="0"/>
-          <w:sz w:val="27"/>
-        </w:rPr>
-        <w:t>By the time Nura was old enough to ask where her father went, Wadha answered, "To see about dates," which was sometimes true, and "To see about your aunt," which was never said and always present. Nura learned, early, that a house could have a locked room made of speech.</w:t>
-      </w:r>
-    </w:p>
-    <w:p>
-      <w:pPr>
-        <w:spacing w:line="348" w:lineRule="auto" w:after="0" w:before="0"/>
-        <w:ind w:firstLine="288"/>
-      </w:pPr>
-      <w:r>
-        <w:rPr>
-          <w:rFonts w:ascii="EB Garamond" w:hAnsi="EB Garamond"/>
-          <w:b w:val="0"/>
-          <w:sz w:val="27"/>
-        </w:rPr>
-        <w:t>Khamis, for his part, began to understand that he might search until his beard went white and still die a citizen of the unproven. The understanding did not stop him. It only made him quieter on the roads and more careful with silver and more tender, in the evenings, with the wife who kept a sentence he could not yet replace.</w:t>
+        <w:t>A house is not made by its journeys. It is made in the mornings between them, and this chapter is the mornings — which is to say the hardest work in a book that has fallen in love with roads.</w:t>
+      </w:r>
+    </w:p>
+    <w:p>
+      <w:pPr>
+        <w:spacing w:line="348" w:lineRule="auto" w:after="0" w:before="0"/>
+        <w:ind w:firstLine="288"/>
+      </w:pPr>
+      <w:r>
+        <w:rPr>
+          <w:rFonts w:ascii="EB Garamond" w:hAnsi="EB Garamond"/>
+          <w:b w:val="0"/>
+          <w:sz w:val="27"/>
+        </w:rPr>
+        <w:t>After the ceremony that came three years late and was, to them, only the public seal on a private count already begun at the wellhead, Khamis and Wadha settled into the long apprenticeship of a marriage: who wakes when the child cries, who knows where the salt is kept, who speaks to Talal when the rota must be bent, who decides what the yard will say aloud when the gossip comes looking for a door.</w:t>
+      </w:r>
+    </w:p>
+    <w:p>
+      <w:pPr>
+        <w:spacing w:line="348" w:lineRule="auto" w:after="0" w:before="0"/>
+        <w:ind w:firstLine="288"/>
+      </w:pPr>
+      <w:r>
+        <w:rPr>
+          <w:rFonts w:ascii="EB Garamond" w:hAnsi="EB Garamond"/>
+          <w:b w:val="0"/>
+          <w:sz w:val="27"/>
+        </w:rPr>
+        <w:t>Children came. The book will not make a parade of them. Some lived a week and took a name into the ground. The household did what households did, which was everything they knew and nothing that could turn the fever back: broths spooned into mouths too weak to want them, a blue bead and a knotted thread from the old women, the plain reformed prayer from Talal, the same silence the amulet had always been answering and had never once been able to fill.</w:t>
+      </w:r>
+    </w:p>
+    <w:p>
+      <w:pPr>
+        <w:spacing w:line="348" w:lineRule="auto" w:after="0" w:before="0"/>
+        <w:ind w:firstLine="288"/>
+      </w:pPr>
+      <w:r>
+        <w:rPr>
+          <w:rFonts w:ascii="EB Garamond" w:hAnsi="EB Garamond"/>
+          <w:b w:val="0"/>
+          <w:sz w:val="27"/>
+        </w:rPr>
+        <w:t>One son lived past all that.</w:t>
       </w:r>
     </w:p>
     <w:p>
@@ -5758,300 +5799,119 @@
           <w:b w:val="0"/>
           <w:sz w:val="27"/>
         </w:rPr>
-        <w:t>The woman he freed did write to him once, through a third mouth: she had found the cousin; she was working; she prayed for him. He could not read the note. Wadha read it to him without ornament. He listened and then asked Wadha to keep the paper in the grain-jar with the other small salvations.</w:t>
-      </w:r>
-    </w:p>
-    <w:p>
-      <w:pPr>
-        <w:spacing w:line="348" w:lineRule="auto" w:after="0" w:before="0"/>
-        <w:ind w:firstLine="288"/>
-      </w:pPr>
-      <w:r>
-        <w:rPr>
-          <w:rFonts w:ascii="EB Garamond" w:hAnsi="EB Garamond"/>
-          <w:b w:val="0"/>
-          <w:sz w:val="27"/>
-        </w:rPr>
-        <w:t>"You did not buy Munira," Wadha said.</w:t>
-      </w:r>
-    </w:p>
-    <w:p>
-      <w:pPr>
-        <w:spacing w:line="348" w:lineRule="auto" w:after="0" w:before="0"/>
-        <w:ind w:firstLine="288"/>
-      </w:pPr>
-      <w:r>
-        <w:rPr>
-          <w:rFonts w:ascii="EB Garamond" w:hAnsi="EB Garamond"/>
-          <w:b w:val="0"/>
-          <w:sz w:val="27"/>
-        </w:rPr>
-        <w:t>"I bought a morning in which a door opened," he said. "That will have to be enough for that silver."</w:t>
-      </w:r>
-    </w:p>
-    <w:p>
-      <w:pPr>
-        <w:spacing w:line="348" w:lineRule="auto" w:after="0" w:before="0"/>
-        <w:ind w:firstLine="288"/>
-      </w:pPr>
-      <w:r>
-        <w:rPr>
-          <w:rFonts w:ascii="EB Garamond" w:hAnsi="EB Garamond"/>
-          <w:b w:val="0"/>
-          <w:sz w:val="27"/>
-        </w:rPr>
-        <w:t>"It is enough," she said. "Do not become a man who only loves the searches that succeed. Those men leave the living on the ground."</w:t>
-      </w:r>
-    </w:p>
-    <w:p>
-      <w:pPr>
-        <w:spacing w:line="348" w:lineRule="auto" w:after="0" w:before="0"/>
-        <w:ind w:firstLine="288"/>
-      </w:pPr>
-      <w:r>
-        <w:rPr>
-          <w:rFonts w:ascii="EB Garamond" w:hAnsi="EB Garamond"/>
-          <w:b w:val="0"/>
-          <w:sz w:val="27"/>
-        </w:rPr>
-        <w:t>In another season he nearly struck the old escort's young hired man in a market — the camel-buyer — and did not. He walked past with his hands open. That night he told Wadha nothing of it, and the book tells you because the reader is the third party in their marriage whether they consent or not.</w:t>
-      </w:r>
-    </w:p>
-    <w:p>
-      <w:pPr>
-        <w:spacing w:line="348" w:lineRule="auto" w:after="0" w:before="0"/>
-        <w:ind w:firstLine="288"/>
-      </w:pPr>
-      <w:r>
-        <w:rPr>
-          <w:rFonts w:ascii="EB Garamond" w:hAnsi="EB Garamond"/>
-          <w:b w:val="0"/>
-          <w:sz w:val="27"/>
-        </w:rPr>
-        <w:t>He began to teach Nura, when she asked, how to watch a person's face while they ate. "Not to shame them," he said. "To know if the story in their mouth matches the story in their hand."</w:t>
-      </w:r>
-    </w:p>
-    <w:p>
-      <w:pPr>
-        <w:spacing w:line="348" w:lineRule="auto" w:after="0" w:before="0"/>
-        <w:ind w:firstLine="288"/>
-      </w:pPr>
-      <w:r>
-        <w:rPr>
-          <w:rFonts w:ascii="EB Garamond" w:hAnsi="EB Garamond"/>
-          <w:b w:val="0"/>
-          <w:sz w:val="27"/>
-        </w:rPr>
-        <w:t>"Did you learn that at the wells?" she asked.</w:t>
-      </w:r>
-    </w:p>
-    <w:p>
-      <w:pPr>
-        <w:spacing w:line="348" w:lineRule="auto" w:after="0" w:before="0"/>
-        <w:ind w:firstLine="288"/>
-      </w:pPr>
-      <w:r>
-        <w:rPr>
-          <w:rFonts w:ascii="EB Garamond" w:hAnsi="EB Garamond"/>
-          <w:b w:val="0"/>
-          <w:sz w:val="27"/>
-        </w:rPr>
-        <w:t>"I learned it everywhere," he said. "The wells only gave it a clean place to practice."</w:t>
-      </w:r>
-    </w:p>
-    <w:p>
-      <w:pPr>
-        <w:spacing w:line="348" w:lineRule="auto" w:after="0" w:before="0"/>
-        <w:ind w:firstLine="288"/>
-      </w:pPr>
-      <w:r>
-        <w:rPr>
-          <w:rFonts w:ascii="EB Garamond" w:hAnsi="EB Garamond"/>
-          <w:b w:val="0"/>
-          <w:sz w:val="27"/>
-        </w:rPr>
-        <w:t>He kept a wooden stick notched for expenses on the longer trips, because the pearl vow had entered his bones. Wadha joked once that he loved the stick more than poetry.</w:t>
-      </w:r>
-    </w:p>
-    <w:p>
-      <w:pPr>
-        <w:spacing w:line="348" w:lineRule="auto" w:after="0" w:before="0"/>
-        <w:ind w:firstLine="288"/>
-      </w:pPr>
-      <w:r>
-        <w:rPr>
-          <w:rFonts w:ascii="EB Garamond" w:hAnsi="EB Garamond"/>
-          <w:b w:val="0"/>
-          <w:sz w:val="27"/>
-        </w:rPr>
-        <w:t>"The stick keeps us free," he said. "Your poetry keeps us human. I will not choose."</w:t>
-      </w:r>
-    </w:p>
-    <w:p>
-      <w:pPr>
-        <w:spacing w:line="348" w:lineRule="auto" w:after="0" w:before="0"/>
-        <w:ind w:firstLine="288"/>
-      </w:pPr>
-      <w:r>
-        <w:rPr>
-          <w:rFonts w:ascii="EB Garamond" w:hAnsi="EB Garamond"/>
-          <w:b w:val="0"/>
-          <w:sz w:val="27"/>
-        </w:rPr>
-        <w:t>"Then carry both," she said. "And come home."</w:t>
-      </w:r>
-    </w:p>
-    <w:p>
-      <w:pPr>
-        <w:spacing w:line="348" w:lineRule="auto" w:after="0" w:before="0"/>
-        <w:ind w:firstLine="288"/>
-      </w:pPr>
-      <w:r>
-        <w:rPr>
-          <w:rFonts w:ascii="EB Garamond" w:hAnsi="EB Garamond"/>
-          <w:b w:val="0"/>
-          <w:sz w:val="27"/>
-        </w:rPr>
-        <w:t>He came home. Again. Again. The chapter's last image is not a found sister. It is a man washing coast-dust from his feet at Ghadir while a daughter watches and a wife sets bread down and a fortunate name is put away in a cloth until the next leaving, like a tool that cuts and must be wrapped.</w:t>
-      </w:r>
-    </w:p>
-    <w:p>
-      <w:pPr>
-        <w:spacing w:line="348" w:lineRule="auto" w:after="0" w:before="0"/>
-        <w:ind w:firstLine="288"/>
-      </w:pPr>
-      <w:r>
-        <w:rPr>
-          <w:rFonts w:ascii="EB Garamond" w:hAnsi="EB Garamond"/>
-          <w:b w:val="0"/>
-          <w:sz w:val="27"/>
-        </w:rPr>
-        <w:t>In the false-lead year he also learned a practical cruelty of the quiet trade: papers of freedom could be delayed, "lost," rewritten. He sat three days in an outer room while a clerk found reasons. He did not shout. He counted. On the third day he said, mildly, that he would take his silver to a qadi and also to a man whose name the clerk respected more than law. The papers appeared before sunset.</w:t>
-      </w:r>
-    </w:p>
-    <w:p>
-      <w:pPr>
-        <w:spacing w:line="348" w:lineRule="auto" w:after="0" w:before="0"/>
-        <w:ind w:firstLine="288"/>
-      </w:pPr>
-      <w:r>
-        <w:rPr>
-          <w:rFonts w:ascii="EB Garamond" w:hAnsi="EB Garamond"/>
-          <w:b w:val="0"/>
-          <w:sz w:val="27"/>
-        </w:rPr>
-        <w:t>"You see?" the clerk said. "Patience."</w:t>
-      </w:r>
-    </w:p>
-    <w:p>
-      <w:pPr>
-        <w:spacing w:line="348" w:lineRule="auto" w:after="0" w:before="0"/>
-        <w:ind w:firstLine="288"/>
-      </w:pPr>
-      <w:r>
-        <w:rPr>
-          <w:rFonts w:ascii="EB Garamond" w:hAnsi="EB Garamond"/>
-          <w:b w:val="0"/>
-          <w:sz w:val="27"/>
-        </w:rPr>
-        <w:t>"I see," Khamis said. "I will not practice it here again."</w:t>
-      </w:r>
-    </w:p>
-    <w:p>
-      <w:pPr>
-        <w:spacing w:line="348" w:lineRule="auto" w:after="0" w:before="0"/>
-        <w:ind w:firstLine="288"/>
-      </w:pPr>
-      <w:r>
-        <w:rPr>
-          <w:rFonts w:ascii="EB Garamond" w:hAnsi="EB Garamond"/>
-          <w:b w:val="0"/>
-          <w:sz w:val="27"/>
-        </w:rPr>
-        <w:t>On the road with the freed woman — whose name, she said, was Amina now, having worn others — she asked why he had paid if she was not the one.</w:t>
-      </w:r>
-    </w:p>
-    <w:p>
-      <w:pPr>
-        <w:spacing w:line="348" w:lineRule="auto" w:after="0" w:before="0"/>
-        <w:ind w:firstLine="288"/>
-      </w:pPr>
-      <w:r>
-        <w:rPr>
-          <w:rFonts w:ascii="EB Garamond" w:hAnsi="EB Garamond"/>
-          <w:b w:val="0"/>
-          <w:sz w:val="27"/>
-        </w:rPr>
-        <w:t>"Because the door was real," he said. "Even if the name behind it was not."</w:t>
-      </w:r>
-    </w:p>
-    <w:p>
-      <w:pPr>
-        <w:spacing w:line="348" w:lineRule="auto" w:after="0" w:before="0"/>
-        <w:ind w:firstLine="288"/>
-      </w:pPr>
-      <w:r>
-        <w:rPr>
-          <w:rFonts w:ascii="EB Garamond" w:hAnsi="EB Garamond"/>
-          <w:b w:val="0"/>
-          <w:sz w:val="27"/>
-        </w:rPr>
-        <w:t>She walked a while. "Then you are either a fool or a kind of Muslim I do not often meet."</w:t>
-      </w:r>
-    </w:p>
-    <w:p>
-      <w:pPr>
-        <w:spacing w:line="348" w:lineRule="auto" w:after="0" w:before="0"/>
-        <w:ind w:firstLine="288"/>
-      </w:pPr>
-      <w:r>
-        <w:rPr>
-          <w:rFonts w:ascii="EB Garamond" w:hAnsi="EB Garamond"/>
-          <w:b w:val="0"/>
-          <w:sz w:val="27"/>
-        </w:rPr>
-        <w:t>"I am a water-man," he said. "We hate waste. Leaving you in that room would have been waste of a different sort."</w:t>
-      </w:r>
-    </w:p>
-    <w:p>
-      <w:pPr>
-        <w:spacing w:line="348" w:lineRule="auto" w:after="0" w:before="0"/>
-        <w:ind w:firstLine="288"/>
-      </w:pPr>
-      <w:r>
-        <w:rPr>
-          <w:rFonts w:ascii="EB Garamond" w:hAnsi="EB Garamond"/>
-          <w:b w:val="0"/>
-          <w:sz w:val="27"/>
-        </w:rPr>
-        <w:t>When they parted she did not bless him elaborately. She said, "If you find your woman, do not tell her you freed a stranger first. Some loves cannot bear comparison."</w:t>
-      </w:r>
-    </w:p>
-    <w:p>
-      <w:pPr>
-        <w:spacing w:line="348" w:lineRule="auto" w:after="0" w:before="0"/>
-        <w:ind w:firstLine="288"/>
-      </w:pPr>
-      <w:r>
-        <w:rPr>
-          <w:rFonts w:ascii="EB Garamond" w:hAnsi="EB Garamond"/>
-          <w:b w:val="0"/>
-          <w:sz w:val="27"/>
-        </w:rPr>
-        <w:t>He almost smiled. "I will tell her what she needs. Not everything I carry."</w:t>
-      </w:r>
-    </w:p>
-    <w:p>
-      <w:pPr>
-        <w:spacing w:line="348" w:lineRule="auto" w:after="0" w:before="0"/>
-        <w:ind w:firstLine="288"/>
-      </w:pPr>
-      <w:r>
-        <w:rPr>
-          <w:rFonts w:ascii="EB Garamond" w:hAnsi="EB Garamond"/>
-          <w:b w:val="0"/>
-          <w:sz w:val="27"/>
-        </w:rPr>
+        <w:t>Before the grief the book insists on the ordinary evenings, because those are the true wealth of this chapter and the grief is only what happens to the wealth.</w:t>
+      </w:r>
+    </w:p>
+    <w:p>
+      <w:pPr>
+        <w:spacing w:line="348" w:lineRule="auto" w:after="0" w:before="0"/>
+        <w:ind w:firstLine="288"/>
+      </w:pPr>
+      <w:r>
+        <w:rPr>
+          <w:rFonts w:ascii="EB Garamond" w:hAnsi="EB Garamond"/>
+          <w:b w:val="0"/>
+          <w:sz w:val="27"/>
+        </w:rPr>
+        <w:t>Wadha sorted dates on a wide cloth in the yard — the golden soft ones for the near days, the dark firm ones for the store, the pressed slabs cut with a wetted knife. Nura, the daughter who lived, quiet and sharp, sat across from her and learned by the hands more than by any lecture. And while they sorted, Wadha spoke poems the way other women spoke of their neighbors: not as a performance, but as weather, and as tool, and as inheritance.</w:t>
+      </w:r>
+    </w:p>
+    <w:p>
+      <w:pPr>
+        <w:spacing w:line="348" w:lineRule="auto" w:after="0" w:before="0"/>
+        <w:ind w:firstLine="288"/>
+      </w:pPr>
+      <w:r>
+        <w:rPr>
+          <w:rFonts w:ascii="EB Garamond" w:hAnsi="EB Garamond"/>
+          <w:b w:val="0"/>
+          <w:sz w:val="27"/>
+        </w:rPr>
+        <w:t>She would say a line. Wait. Let the metre hang in the dusk. Khamis, coming up from the well with his shoulders still wet, would hear it and not know he had been taught until a year later, when the line rose in his own mouth without his leave. That was her whole method. She never explained a poem. She let the completing voice do the teaching.</w:t>
+      </w:r>
+    </w:p>
+    <w:p>
+      <w:pPr>
+        <w:spacing w:line="348" w:lineRule="auto" w:after="0" w:before="0"/>
+        <w:ind w:firstLine="288"/>
+      </w:pPr>
+      <w:r>
+        <w:rPr>
+          <w:rFonts w:ascii="EB Garamond" w:hAnsi="EB Garamond"/>
+          <w:b w:val="0"/>
+          <w:sz w:val="27"/>
+        </w:rPr>
+        <w:t>"Finish it," she said once, not looking up from the fruit.</w:t>
+      </w:r>
+    </w:p>
+    <w:p>
+      <w:pPr>
+        <w:spacing w:line="348" w:lineRule="auto" w:after="0" w:before="0"/>
+        <w:ind w:firstLine="288"/>
+      </w:pPr>
+      <w:r>
+        <w:rPr>
+          <w:rFonts w:ascii="EB Garamond" w:hAnsi="EB Garamond"/>
+          <w:b w:val="0"/>
+          <w:sz w:val="27"/>
+        </w:rPr>
+        <w:t>He finished it, badly.</w:t>
+      </w:r>
+    </w:p>
+    <w:p>
+      <w:pPr>
+        <w:spacing w:line="348" w:lineRule="auto" w:after="0" w:before="0"/>
+        <w:ind w:firstLine="288"/>
+      </w:pPr>
+      <w:r>
+        <w:rPr>
+          <w:rFonts w:ascii="EB Garamond" w:hAnsi="EB Garamond"/>
+          <w:b w:val="0"/>
+          <w:sz w:val="27"/>
+        </w:rPr>
+        <w:t>She smiled with one half of her mouth. "Again. The second foot is longer. You are galloping at the rhyme like a man chasing a camel that is not his."</w:t>
+      </w:r>
+    </w:p>
+    <w:p>
+      <w:pPr>
+        <w:spacing w:line="348" w:lineRule="auto" w:after="0" w:before="0"/>
+        <w:ind w:firstLine="288"/>
+      </w:pPr>
+      <w:r>
+        <w:rPr>
+          <w:rFonts w:ascii="EB Garamond" w:hAnsi="EB Garamond"/>
+          <w:b w:val="0"/>
+          <w:sz w:val="27"/>
+        </w:rPr>
+        <w:t>He did it again, and better, and the boy laughed and tried a child's version of it and was not mocked. In the majlis the men were arguing water-shares and the doings of distant amirs. In the yard the old chain of poems was coming quietly back into the house through a freed woman's ordinary evening speech, which is how the largest libraries in Arabia were always stocked.</w:t>
+      </w:r>
+    </w:p>
+    <w:p>
+      <w:pPr>
+        <w:spacing w:line="348" w:lineRule="auto" w:after="0" w:before="0"/>
+        <w:ind w:firstLine="288"/>
+      </w:pPr>
+      <w:r>
+        <w:rPr>
+          <w:rFonts w:ascii="EB Garamond" w:hAnsi="EB Garamond"/>
+          <w:b w:val="0"/>
+          <w:sz w:val="27"/>
+        </w:rPr>
+        <w:t>They ground wheat. They banked the fire. They poured coffee for guests with the right hand and the right pauses. Talal, aging now, still did not cook and still knew exactly whose hands he owed. Fahd coiled every rope with his coast grammar in it. Uthman grew into a tall quiet. The oasis turned on pollen and patience and the rota.</w:t>
+      </w:r>
+    </w:p>
+    <w:p>
+      <w:pPr>
+        <w:spacing w:line="348" w:lineRule="auto" w:after="0" w:before="0"/>
+        <w:ind w:firstLine="288"/>
+      </w:pPr>
+      <w:r>
+        <w:rPr>
+          <w:rFonts w:ascii="EB Garamond" w:hAnsi="EB Garamond"/>
+          <w:b w:val="0"/>
+          <w:sz w:val="27"/>
+        </w:rPr>
+        <w:t>The son the book has let live it will now let you know by the name the household used, so that he is not merely "the boy": Salih. He lived to walk, and to climb the lower trunks with a boy's pride, and to argue about the ownership of a particular goat, and to learn from his father how to read a limp in a camel and from Fahd how to tie a knot that belonged to a sea he had never seen. "He will be a keeper," someone said one evening, idly, watching him at the rope. He was not going to be a keeper. But the sentence was spoken, and spoken sentences leave a residue, and the residue is part of what grief later has to weigh.</w:t>
       </w:r>
     </w:p>
     <w:p>
@@ -6063,10 +5923,518 @@
       <w:r>
         <w:rPr>
           <w:rFonts w:ascii="EB Garamond" w:hAnsi="EB Garamond"/>
+          <w:b w:val="0"/>
+          <w:sz w:val="27"/>
+        </w:rPr>
+        <w:t>❦</w:t>
+      </w:r>
+    </w:p>
+    <w:p>
+      <w:pPr>
+        <w:spacing w:line="348" w:lineRule="auto" w:after="0" w:before="0"/>
+        <w:ind w:firstLine="0"/>
+      </w:pPr>
+      <w:r>
+        <w:rPr>
+          <w:rFonts w:ascii="EB Garamond" w:hAnsi="EB Garamond"/>
+          <w:b w:val="0"/>
+          <w:sz w:val="27"/>
+        </w:rPr>
+        <w:t>The book will set one whole feast on the table before it takes anything, because a reader who has not eaten in a house cannot be robbed in it.</w:t>
+      </w:r>
+    </w:p>
+    <w:p>
+      <w:pPr>
+        <w:spacing w:line="348" w:lineRule="auto" w:after="0" w:before="0"/>
+        <w:ind w:firstLine="288"/>
+      </w:pPr>
+      <w:r>
+        <w:rPr>
+          <w:rFonts w:ascii="EB Garamond" w:hAnsi="EB Garamond"/>
+          <w:b w:val="0"/>
+          <w:sz w:val="27"/>
+        </w:rPr>
+        <w:t>There was an Eid in the year before: children sticky to the wrist with date-syrup, a sheep slaughtered and shared out by the old rule, coffee without end, Wadha governing the whole day without once raising her voice, Khamis pouring until his wrist ached, Talal watching the yard like a man counting blessings he refused to name aloud for fear the eye was listening. Salih ran. Nura watched. Uthman almost smiled. Fahd told a coast story that made the boys shout.</w:t>
+      </w:r>
+    </w:p>
+    <w:p>
+      <w:pPr>
+        <w:spacing w:line="348" w:lineRule="auto" w:after="0" w:before="0"/>
+        <w:ind w:firstLine="288"/>
+      </w:pPr>
+      <w:r>
+        <w:rPr>
+          <w:rFonts w:ascii="EB Garamond" w:hAnsi="EB Garamond"/>
+          <w:b w:val="0"/>
+          <w:sz w:val="27"/>
+        </w:rPr>
+        <w:t>Hold that day. The fever week that comes invents nothing. It only subtracts.</w:t>
+      </w:r>
+    </w:p>
+    <w:p>
+      <w:pPr>
+        <w:spacing w:line="348" w:lineRule="auto" w:after="0" w:before="0"/>
+        <w:ind w:firstLine="0"/>
+        <w:jc w:val="center"/>
+      </w:pPr>
+      <w:r>
+        <w:rPr>
+          <w:rFonts w:ascii="EB Garamond" w:hAnsi="EB Garamond"/>
+          <w:b w:val="0"/>
+          <w:sz w:val="27"/>
+        </w:rPr>
+        <w:t>❦</w:t>
+      </w:r>
+    </w:p>
+    <w:p>
+      <w:pPr>
+        <w:spacing w:line="348" w:lineRule="auto" w:after="0" w:before="0"/>
+        <w:ind w:firstLine="0"/>
+      </w:pPr>
+      <w:r>
+        <w:rPr>
+          <w:rFonts w:ascii="EB Garamond" w:hAnsi="EB Garamond"/>
+          <w:b w:val="0"/>
+          <w:sz w:val="27"/>
+        </w:rPr>
+        <w:t>Salih took sick on an ordinary morning, with dates and coffee and the creak of the wheel in it.</w:t>
+      </w:r>
+    </w:p>
+    <w:p>
+      <w:pPr>
+        <w:spacing w:line="348" w:lineRule="auto" w:after="0" w:before="0"/>
+        <w:ind w:firstLine="288"/>
+      </w:pPr>
+      <w:r>
+        <w:rPr>
+          <w:rFonts w:ascii="EB Garamond" w:hAnsi="EB Garamond"/>
+          <w:b w:val="0"/>
+          <w:sz w:val="27"/>
+        </w:rPr>
+        <w:t>By the second day the cough had gone down into his chest and become a wet, laboring thing. By the day of gathering he had stopped arguing about the goat. The old women brought the thread and the bead; the reformers in the household set their jaws and did not tear them from the wrist of a dying child; Talal prayed the plain words with no saint's name in them; Wadha sat with her hand in the boy's hair and recited nothing ornate, only short things, as though the metre itself had to be kept short so that breath could be spared.</w:t>
+      </w:r>
+    </w:p>
+    <w:p>
+      <w:pPr>
+        <w:spacing w:line="348" w:lineRule="auto" w:after="0" w:before="0"/>
+        <w:ind w:firstLine="288"/>
+      </w:pPr>
+      <w:r>
+        <w:rPr>
+          <w:rFonts w:ascii="EB Garamond" w:hAnsi="EB Garamond"/>
+          <w:b w:val="0"/>
+          <w:sz w:val="27"/>
+        </w:rPr>
+        <w:t>Khamis did what he did: water, cloths, the arithmetic of hope set against the arithmetic of every fever he had watched on every road. He knew enough to be afraid without any spectacle in the fear.</w:t>
+      </w:r>
+    </w:p>
+    <w:p>
+      <w:pPr>
+        <w:spacing w:line="348" w:lineRule="auto" w:after="0" w:before="0"/>
+        <w:ind w:firstLine="288"/>
+      </w:pPr>
+      <w:r>
+        <w:rPr>
+          <w:rFonts w:ascii="EB Garamond" w:hAnsi="EB Garamond"/>
+          <w:b w:val="0"/>
+          <w:sz w:val="27"/>
+        </w:rPr>
+        <w:t>Salih died in the night. The missing weight was not against Khamis's back this time — that had been Yaqut, a boy and a lifetime ago — but against the whole house at once, a sudden lightness that was heavier than any stone.</w:t>
+      </w:r>
+    </w:p>
+    <w:p>
+      <w:pPr>
+        <w:spacing w:line="348" w:lineRule="auto" w:after="0" w:before="0"/>
+        <w:ind w:firstLine="288"/>
+      </w:pPr>
+      <w:r>
+        <w:rPr>
+          <w:rFonts w:ascii="EB Garamond" w:hAnsi="EB Garamond"/>
+          <w:b w:val="0"/>
+          <w:sz w:val="27"/>
+        </w:rPr>
+        <w:t>They buried him at Ghadir, small, in the direction of prayer. The book will not give you a sermon. It will give you the meal.</w:t>
+      </w:r>
+    </w:p>
+    <w:p>
+      <w:pPr>
+        <w:spacing w:line="348" w:lineRule="auto" w:after="0" w:before="0"/>
+        <w:ind w:firstLine="0"/>
+        <w:jc w:val="center"/>
+      </w:pPr>
+      <w:r>
+        <w:rPr>
+          <w:rFonts w:ascii="EB Garamond" w:hAnsi="EB Garamond"/>
+          <w:b w:val="0"/>
+          <w:sz w:val="27"/>
+        </w:rPr>
+        <w:t>❦</w:t>
+      </w:r>
+    </w:p>
+    <w:p>
+      <w:pPr>
+        <w:spacing w:line="348" w:lineRule="auto" w:after="0" w:before="0"/>
+        <w:ind w:firstLine="0"/>
+      </w:pPr>
+      <w:r>
+        <w:rPr>
+          <w:rFonts w:ascii="EB Garamond" w:hAnsi="EB Garamond"/>
+          <w:b w:val="0"/>
+          <w:sz w:val="27"/>
+        </w:rPr>
+        <w:t>Wadha cooked.</w:t>
+      </w:r>
+    </w:p>
+    <w:p>
+      <w:pPr>
+        <w:spacing w:line="348" w:lineRule="auto" w:after="0" w:before="0"/>
+        <w:ind w:firstLine="288"/>
+      </w:pPr>
+      <w:r>
+        <w:rPr>
+          <w:rFonts w:ascii="EB Garamond" w:hAnsi="EB Garamond"/>
+          <w:b w:val="0"/>
+          <w:sz w:val="27"/>
+        </w:rPr>
+        <w:t>She cooked because her hands did not know how to sit empty while people still had to eat, and because a death in that country does not cancel hunger; it only makes hunger feel like a betrayal. She made a jarish of crushed wheat with more care than the day seemed to deserve. She set out dates. She roasted the coffee until the whole yard smelled the way it smelled on a guest night — which was almost an insult and almost a mercy, because the smell said, without a word: we are still a people who can receive you, even on the day we could not keep our own.</w:t>
+      </w:r>
+    </w:p>
+    <w:p>
+      <w:pPr>
+        <w:spacing w:line="348" w:lineRule="auto" w:after="0" w:before="0"/>
+        <w:ind w:firstLine="288"/>
+      </w:pPr>
+      <w:r>
+        <w:rPr>
+          <w:rFonts w:ascii="EB Garamond" w:hAnsi="EB Garamond"/>
+          <w:b w:val="0"/>
+          <w:sz w:val="27"/>
+        </w:rPr>
+        <w:t>People came. They ate. They said the sentences one says. Uthman stood in the yard like a roof-beam. Nura watched everything and filed it away in the manner that would one day make her a woman who governed a room by deciding what it would and would not say aloud — her mother's heir, whether she ever wished the inheritance or not.</w:t>
+      </w:r>
+    </w:p>
+    <w:p>
+      <w:pPr>
+        <w:spacing w:line="348" w:lineRule="auto" w:after="0" w:before="0"/>
+        <w:ind w:firstLine="288"/>
+      </w:pPr>
+      <w:r>
+        <w:rPr>
+          <w:rFonts w:ascii="EB Garamond" w:hAnsi="EB Garamond"/>
+          <w:b w:val="0"/>
+          <w:sz w:val="27"/>
+        </w:rPr>
+        <w:t>Khamis ate because Wadha's eyes ordered him to eat. The food tasted of duty. He accepted duty as a flavor.</w:t>
+      </w:r>
+    </w:p>
+    <w:p>
+      <w:pPr>
+        <w:spacing w:line="348" w:lineRule="auto" w:after="0" w:before="0"/>
+        <w:ind w:firstLine="288"/>
+      </w:pPr>
+      <w:r>
+        <w:rPr>
+          <w:rFonts w:ascii="EB Garamond" w:hAnsi="EB Garamond"/>
+          <w:b w:val="0"/>
+          <w:sz w:val="27"/>
+        </w:rPr>
+        <w:t>When the yard had emptied, Wadha sat on the grinding-stone and did not grind, and Khamis sat on the ground near her knees like a man who has forgotten that chairs exist.</w:t>
+      </w:r>
+    </w:p>
+    <w:p>
+      <w:pPr>
+        <w:spacing w:line="348" w:lineRule="auto" w:after="0" w:before="0"/>
+        <w:ind w:firstLine="288"/>
+      </w:pPr>
+      <w:r>
+        <w:rPr>
+          <w:rFonts w:ascii="EB Garamond" w:hAnsi="EB Garamond"/>
+          <w:b w:val="0"/>
+          <w:sz w:val="27"/>
+        </w:rPr>
+        <w:t>"I keep thinking of Yaqut," he said.</w:t>
+      </w:r>
+    </w:p>
+    <w:p>
+      <w:pPr>
+        <w:spacing w:line="348" w:lineRule="auto" w:after="0" w:before="0"/>
+        <w:ind w:firstLine="288"/>
+      </w:pPr>
+      <w:r>
+        <w:rPr>
+          <w:rFonts w:ascii="EB Garamond" w:hAnsi="EB Garamond"/>
+          <w:b w:val="0"/>
+          <w:sz w:val="27"/>
+        </w:rPr>
+        <w:t>"I keep thinking of Munira," she said. "And of him. Do not make me measure which silence is the larger."</w:t>
+      </w:r>
+    </w:p>
+    <w:p>
+      <w:pPr>
+        <w:spacing w:line="348" w:lineRule="auto" w:after="0" w:before="0"/>
+        <w:ind w:firstLine="288"/>
+      </w:pPr>
+      <w:r>
+        <w:rPr>
+          <w:rFonts w:ascii="EB Garamond" w:hAnsi="EB Garamond"/>
+          <w:b w:val="0"/>
+          <w:sz w:val="27"/>
+        </w:rPr>
+        <w:t>"I would never."</w:t>
+      </w:r>
+    </w:p>
+    <w:p>
+      <w:pPr>
+        <w:spacing w:line="348" w:lineRule="auto" w:after="0" w:before="0"/>
+        <w:ind w:firstLine="288"/>
+      </w:pPr>
+      <w:r>
+        <w:rPr>
+          <w:rFonts w:ascii="EB Garamond" w:hAnsi="EB Garamond"/>
+          <w:b w:val="0"/>
+          <w:sz w:val="27"/>
+        </w:rPr>
+        <w:t>"Good." She put her palm flat on his head. "We will say his name. We will not build a theatre out of it. We will keep the rota. We will go on teaching Nura the verses. We will not let the graves become the only rooms in this house."</w:t>
+      </w:r>
+    </w:p>
+    <w:p>
+      <w:pPr>
+        <w:spacing w:line="348" w:lineRule="auto" w:after="0" w:before="0"/>
+        <w:ind w:firstLine="288"/>
+      </w:pPr>
+      <w:r>
+        <w:rPr>
+          <w:rFonts w:ascii="EB Garamond" w:hAnsi="EB Garamond"/>
+          <w:b w:val="0"/>
+          <w:sz w:val="27"/>
+        </w:rPr>
+        <w:t>He nodded against her hand. Outside, the wheel creaked once in the night wind, as if a ghost had tried the rope and then thought better of it.</w:t>
+      </w:r>
+    </w:p>
+    <w:p>
+      <w:pPr>
+        <w:spacing w:line="348" w:lineRule="auto" w:after="0" w:before="0"/>
+        <w:ind w:firstLine="0"/>
+        <w:jc w:val="center"/>
+      </w:pPr>
+      <w:r>
+        <w:rPr>
+          <w:rFonts w:ascii="EB Garamond" w:hAnsi="EB Garamond"/>
+          <w:b w:val="0"/>
+          <w:sz w:val="27"/>
+        </w:rPr>
+        <w:t>❦</w:t>
+      </w:r>
+    </w:p>
+    <w:p>
+      <w:pPr>
+        <w:spacing w:line="348" w:lineRule="auto" w:after="0" w:before="0"/>
+        <w:ind w:firstLine="0"/>
+      </w:pPr>
+      <w:r>
+        <w:rPr>
+          <w:rFonts w:ascii="EB Garamond" w:hAnsi="EB Garamond"/>
+          <w:b w:val="0"/>
+          <w:sz w:val="27"/>
+        </w:rPr>
+        <w:t>Grief, in a working house, does not get a season to itself; it has to share the year with the wheat.</w:t>
+      </w:r>
+    </w:p>
+    <w:p>
+      <w:pPr>
+        <w:spacing w:line="348" w:lineRule="auto" w:after="0" w:before="0"/>
+        <w:ind w:firstLine="288"/>
+      </w:pPr>
+      <w:r>
+        <w:rPr>
+          <w:rFonts w:ascii="EB Garamond" w:hAnsi="EB Garamond"/>
+          <w:b w:val="0"/>
+          <w:sz w:val="27"/>
+        </w:rPr>
+        <w:t>The neighbor woman who told Wadha that the eye had loved the boy too well got an answer she carried home with her: "The eye may have my anger. It will not have my kitchen." And Wadha went in and scoured the pots with her own hands.</w:t>
+      </w:r>
+    </w:p>
+    <w:p>
+      <w:pPr>
+        <w:spacing w:line="348" w:lineRule="auto" w:after="0" w:before="0"/>
+        <w:ind w:firstLine="288"/>
+      </w:pPr>
+      <w:r>
+        <w:rPr>
+          <w:rFonts w:ascii="EB Garamond" w:hAnsi="EB Garamond"/>
+          <w:b w:val="0"/>
+          <w:sz w:val="27"/>
+        </w:rPr>
+        <w:t>Talal did the keeper's quiet work: he adjusted the rota for a household with one mouth fewer and let everyone believe the adjustment was only arithmetic. Khamis saw the pretense and loved the old man for it and hated the thing that had made it necessary. He caught himself, one afternoon, keeping Talal's own hated sum — a mouth arrived, a mouth fed so many years, a mouth gone — and stopped, ashamed, and went to the well and drew water until his arms shook and the slap of the bucket had beaten out a blank place he could stand inside.</w:t>
+      </w:r>
+    </w:p>
+    <w:p>
+      <w:pPr>
+        <w:spacing w:line="348" w:lineRule="auto" w:after="0" w:before="0"/>
+        <w:ind w:firstLine="288"/>
+      </w:pPr>
+      <w:r>
+        <w:rPr>
+          <w:rFonts w:ascii="EB Garamond" w:hAnsi="EB Garamond"/>
+          <w:b w:val="0"/>
+          <w:sz w:val="27"/>
+        </w:rPr>
+        <w:t>Wadha brought him bread there and they ate it standing, like travelers. She recited nothing. Sometimes the whole of the teaching is silence, kept beside a person who has earned it.</w:t>
+      </w:r>
+    </w:p>
+    <w:p>
+      <w:pPr>
+        <w:spacing w:line="348" w:lineRule="auto" w:after="0" w:before="0"/>
+        <w:ind w:firstLine="288"/>
+      </w:pPr>
+      <w:r>
+        <w:rPr>
+          <w:rFonts w:ascii="EB Garamond" w:hAnsi="EB Garamond"/>
+          <w:b w:val="0"/>
+          <w:sz w:val="27"/>
+        </w:rPr>
+        <w:t>Months later Nura asked whether Salih could hear the poems now.</w:t>
+      </w:r>
+    </w:p>
+    <w:p>
+      <w:pPr>
+        <w:spacing w:line="348" w:lineRule="auto" w:after="0" w:before="0"/>
+        <w:ind w:firstLine="288"/>
+      </w:pPr>
+      <w:r>
+        <w:rPr>
+          <w:rFonts w:ascii="EB Garamond" w:hAnsi="EB Garamond"/>
+          <w:b w:val="0"/>
+          <w:sz w:val="27"/>
+        </w:rPr>
+        <w:t>"I do not know," Wadha said. "We will say them regardless. If he can hear, good. And if he cannot, then we have at least become the kind of people who did not stop the music because one room in the house went empty."</w:t>
+      </w:r>
+    </w:p>
+    <w:p>
+      <w:pPr>
+        <w:spacing w:line="348" w:lineRule="auto" w:after="0" w:before="0"/>
+        <w:ind w:firstLine="288"/>
+      </w:pPr>
+      <w:r>
+        <w:rPr>
+          <w:rFonts w:ascii="EB Garamond" w:hAnsi="EB Garamond"/>
+          <w:b w:val="0"/>
+          <w:sz w:val="27"/>
+        </w:rPr>
+        <w:t>Khamis, listening from the doorway, thought it was the bravest sentence he had heard from her since no one is born a slave, and he did not tell her so, because telling her would have handed her his wonder to carry on top of her grief, and she was carrying enough already.</w:t>
+      </w:r>
+    </w:p>
+    <w:p>
+      <w:pPr>
+        <w:spacing w:line="348" w:lineRule="auto" w:after="0" w:before="0"/>
+        <w:ind w:firstLine="0"/>
+        <w:jc w:val="center"/>
+      </w:pPr>
+      <w:r>
+        <w:rPr>
+          <w:rFonts w:ascii="EB Garamond" w:hAnsi="EB Garamond"/>
+          <w:b w:val="0"/>
+          <w:sz w:val="27"/>
+        </w:rPr>
+        <w:t>❦</w:t>
+      </w:r>
+    </w:p>
+    <w:p>
+      <w:pPr>
+        <w:spacing w:line="348" w:lineRule="auto" w:after="0" w:before="0"/>
+        <w:ind w:firstLine="0"/>
+      </w:pPr>
+      <w:r>
+        <w:rPr>
+          <w:rFonts w:ascii="EB Garamond" w:hAnsi="EB Garamond"/>
+          <w:b w:val="0"/>
+          <w:sz w:val="27"/>
+        </w:rPr>
+        <w:t>The years sorted themselves the way the dates did: the soft ones eaten near, the hard ones put by for keeping.</w:t>
+      </w:r>
+    </w:p>
+    <w:p>
+      <w:pPr>
+        <w:spacing w:line="348" w:lineRule="auto" w:after="0" w:before="0"/>
+        <w:ind w:firstLine="288"/>
+      </w:pPr>
+      <w:r>
+        <w:rPr>
+          <w:rFonts w:ascii="EB Garamond" w:hAnsi="EB Garamond"/>
+          <w:b w:val="0"/>
+          <w:sz w:val="27"/>
+        </w:rPr>
+        <w:t>Nura learned the poems better than her father ever would, and learned the hearth, and learned by watching the difference between a grief that is shown and a grief that is held. She would marry a Ghadir cousin in a season the book will not pause to decorate, because her true weight in these pages is as a mother-line running toward a boy named Ghazi who is not yet born and is already owed his place.</w:t>
+      </w:r>
+    </w:p>
+    <w:p>
+      <w:pPr>
+        <w:spacing w:line="348" w:lineRule="auto" w:after="0" w:before="0"/>
+        <w:ind w:firstLine="288"/>
+      </w:pPr>
+      <w:r>
+        <w:rPr>
+          <w:rFonts w:ascii="EB Garamond" w:hAnsi="EB Garamond"/>
+          <w:b w:val="0"/>
+          <w:sz w:val="27"/>
+        </w:rPr>
+        <w:t>Khamis still went down to the coast under the fortunate name when the wells could spare him. The search thinned without ever quite ending. Wadha still said, sometimes in the dark, my sister is well in her husband's house, and he still answered yes, and the yes was still a burden quietly picked up rather than a thing believed — and the marriage stayed true in the way the truest things are often built: on what is not said over a bowl of food.</w:t>
+      </w:r>
+    </w:p>
+    <w:p>
+      <w:pPr>
+        <w:spacing w:line="348" w:lineRule="auto" w:after="0" w:before="0"/>
+        <w:ind w:firstLine="288"/>
+      </w:pPr>
+      <w:r>
+        <w:rPr>
+          <w:rFonts w:ascii="EB Garamond" w:hAnsi="EB Garamond"/>
+          <w:b w:val="0"/>
+          <w:sz w:val="27"/>
+        </w:rPr>
+        <w:t>One evening she taught a qasida whose opening the family had carried since before any of them could count the generations back to it — the same opening that would, before long, be written down in a courtyard at Ha'il by an Englishwoman who had never heard of them. Neither Wadha nor Khamis knew that. They only knew that the sound of it was right, and that Nura's voice, coming in to complete the line, made the yard for a moment larger than its grief.</w:t>
+      </w:r>
+    </w:p>
+    <w:p>
+      <w:pPr>
+        <w:spacing w:line="348" w:lineRule="auto" w:after="0" w:before="0"/>
+        <w:ind w:firstLine="288"/>
+      </w:pPr>
+      <w:r>
+        <w:rPr>
+          <w:rFonts w:ascii="EB Garamond" w:hAnsi="EB Garamond"/>
+          <w:b w:val="0"/>
+          <w:sz w:val="27"/>
+        </w:rPr>
+        <w:t>That is the domestic centre. The book has kept its promise about the table. It has also kept its harder promise: that the table would be made to hold what cannot be easily swallowed. Both were required. Either one alone would have been a lie.</w:t>
+      </w:r>
+    </w:p>
+    <w:p>
+      <w:pPr>
+        <w:spacing w:line="348" w:lineRule="auto" w:after="0" w:before="0"/>
+        <w:ind w:firstLine="288"/>
+      </w:pPr>
+      <w:r>
+        <w:rPr>
+          <w:rFonts w:ascii="EB Garamond" w:hAnsi="EB Garamond"/>
+          <w:b w:val="0"/>
+          <w:sz w:val="27"/>
+        </w:rPr>
+      </w:r>
+    </w:p>
+    <w:p>
+      <w:pPr>
+        <w:spacing w:line="348" w:lineRule="auto" w:after="0" w:before="0"/>
+        <w:ind w:firstLine="0"/>
+        <w:jc w:val="center"/>
+      </w:pPr>
+      <w:r>
+        <w:rPr>
+          <w:rFonts w:ascii="EB Garamond" w:hAnsi="EB Garamond"/>
           <w:b/>
           <w:sz w:val="28"/>
         </w:rPr>
-        <w:t>Chapter Eight</w:t>
+        <w:t>Chapter Nine</w:t>
       </w:r>
     </w:p>
     <w:p>
@@ -6081,7 +6449,7 @@
           <w:b/>
           <w:sz w:val="27"/>
         </w:rPr>
-        <w:t>Dates and Verses</w:t>
+        <w:t>The English Thirst</w:t>
       </w:r>
     </w:p>
     <w:p>
@@ -6095,63 +6463,91 @@
           <w:b w:val="0"/>
           <w:sz w:val="27"/>
         </w:rPr>
-        <w:t>A house is not made by journeys. It is made by the mornings between them, and this chapter is the mornings — which is to say the hardest work in a book that loves roads.</w:t>
-      </w:r>
-    </w:p>
-    <w:p>
-      <w:pPr>
-        <w:spacing w:line="348" w:lineRule="auto" w:after="0" w:before="0"/>
-        <w:ind w:firstLine="288"/>
-      </w:pPr>
-      <w:r>
-        <w:rPr>
-          <w:rFonts w:ascii="EB Garamond" w:hAnsi="EB Garamond"/>
-          <w:b w:val="0"/>
-          <w:sz w:val="27"/>
-        </w:rPr>
-        <w:t>After the ceremony that came three years late and was, to them, only a public seal on a private count already begun at the wellhead, Khamis and Wadha settled into the long apprenticeship of a marriage: who sleeps when the child cries, who knows where the salt is, who speaks to Talal when the rota must bend, who decides what the yard will say aloud when gossip comes looking for a door.</w:t>
-      </w:r>
-    </w:p>
-    <w:p>
-      <w:pPr>
-        <w:spacing w:line="348" w:lineRule="auto" w:after="0" w:before="0"/>
-        <w:ind w:firstLine="288"/>
-      </w:pPr>
-      <w:r>
-        <w:rPr>
-          <w:rFonts w:ascii="EB Garamond" w:hAnsi="EB Garamond"/>
-          <w:b w:val="0"/>
-          <w:sz w:val="27"/>
-        </w:rPr>
-        <w:t>Children came. The book will not make a parade of them. Some lived a week and took a name into the ground. Some lived long enough to learn the sound of the wheel and then left in a fever that no thread and no bead and no reformed prayer could argue with. The household did what households did. Wadha cooked broths that no one wanted and everyone needed. Khamis kept the water and the faces and the silence about Munira and added to that silence the particular silences of graves.</w:t>
-      </w:r>
-    </w:p>
-    <w:p>
-      <w:pPr>
-        <w:spacing w:line="348" w:lineRule="auto" w:after="0" w:before="0"/>
-        <w:ind w:firstLine="288"/>
-      </w:pPr>
-      <w:r>
-        <w:rPr>
-          <w:rFonts w:ascii="EB Garamond" w:hAnsi="EB Garamond"/>
-          <w:b w:val="0"/>
-          <w:sz w:val="27"/>
-        </w:rPr>
-        <w:t>One son lived.</w:t>
-      </w:r>
-    </w:p>
-    <w:p>
-      <w:pPr>
-        <w:spacing w:line="348" w:lineRule="auto" w:after="0" w:before="0"/>
-        <w:ind w:firstLine="288"/>
-      </w:pPr>
-      <w:r>
-        <w:rPr>
-          <w:rFonts w:ascii="EB Garamond" w:hAnsi="EB Garamond"/>
-          <w:b w:val="0"/>
-          <w:sz w:val="27"/>
-        </w:rPr>
-        <w:t>He lived to walk. He lived to climb the lower trunks with a boy's pride. He lived to argue about a goat. He lived to fifteen years, which in that country was already a kind of manhood beginning, and then a fever took him in a week that had begun like any other week, with dates and coffee and the creak of the wheel.</w:t>
+        <w:t>In the year the foreigners would later write down as 1877, a thirsty Englishman came to Ghadir on a thin camel with a thinner patience, and the book will treat him exactly as the record allows: not a villain, not a saint, a measuring eye walking through other men's water.</w:t>
+      </w:r>
+    </w:p>
+    <w:p>
+      <w:pPr>
+        <w:spacing w:line="348" w:lineRule="auto" w:after="0" w:before="0"/>
+        <w:ind w:firstLine="288"/>
+      </w:pPr>
+      <w:r>
+        <w:rPr>
+          <w:rFonts w:ascii="EB Garamond" w:hAnsi="EB Garamond"/>
+          <w:b w:val="0"/>
+          <w:sz w:val="27"/>
+        </w:rPr>
+        <w:t>His name was Charles Doughty. He was already becoming the kind of man who would one day make a book out of thirst and pride and looking hard at things. Talal met him the way the keeper met everything that arrived at the water — at the edge of the palms, under the law that is older than any sermon: you do not turn a guest from the well, not even a guest who does not know how to ask properly.</w:t>
+      </w:r>
+    </w:p>
+    <w:p>
+      <w:pPr>
+        <w:spacing w:line="348" w:lineRule="auto" w:after="0" w:before="0"/>
+        <w:ind w:firstLine="288"/>
+      </w:pPr>
+      <w:r>
+        <w:rPr>
+          <w:rFonts w:ascii="EB Garamond" w:hAnsi="EB Garamond"/>
+          <w:b w:val="0"/>
+          <w:sz w:val="27"/>
+        </w:rPr>
+        <w:t>Doughty asked in Arabic that was learned and stiff. Talal answered him with little. Water was brought. Coffee was poured. Dates were set before him. The Englishman drank the way a man drinks when the desert has spent several days arguing with his body, and he looked at the wheel, and at the ropes worn into their groove, and at the rota being kept without a single page of paper, and at the faces; and he wrote, afterward, what he believed he had seen.</w:t>
+      </w:r>
+    </w:p>
+    <w:p>
+      <w:pPr>
+        <w:spacing w:line="348" w:lineRule="auto" w:after="0" w:before="0"/>
+        <w:ind w:firstLine="288"/>
+      </w:pPr>
+      <w:r>
+        <w:rPr>
+          <w:rFonts w:ascii="EB Garamond" w:hAnsi="EB Garamond"/>
+          <w:b w:val="0"/>
+          <w:sz w:val="27"/>
+        </w:rPr>
+        <w:t>Before he left he asked, stiffly, whether there were any old writings in the house — inscriptions, books, anything set down. Talal glanced once, very briefly, toward the room under whose floor a chest had lain sealed for longer than anyone living could swear to, and said, "We have water. We have memory. Writing is a guest we do not always invite in." Doughty wrote that down, somewhere behind his eyes, as piety or as backwardness or as pride; the book does not need his category for it. It needs only for you to have seen a man guard a buried couplet without once naming it aloud.</w:t>
+      </w:r>
+    </w:p>
+    <w:p>
+      <w:pPr>
+        <w:spacing w:line="348" w:lineRule="auto" w:after="0" w:before="0"/>
+        <w:ind w:firstLine="288"/>
+      </w:pPr>
+      <w:r>
+        <w:rPr>
+          <w:rFonts w:ascii="EB Garamond" w:hAnsi="EB Garamond"/>
+          <w:b w:val="0"/>
+          <w:sz w:val="27"/>
+        </w:rPr>
+        <w:t>He did not stay long. No one asked him to. When he had gone, Talal said nothing worth remembering, and Khamis, who had been at the rope, kept only the man's eyes — pale, estimating — and the way he had said the family's name almost right and then not right at all.</w:t>
+      </w:r>
+    </w:p>
+    <w:p>
+      <w:pPr>
+        <w:spacing w:line="348" w:lineRule="auto" w:after="0" w:before="0"/>
+        <w:ind w:firstLine="288"/>
+      </w:pPr>
+      <w:r>
+        <w:rPr>
+          <w:rFonts w:ascii="EB Garamond" w:hAnsi="EB Garamond"/>
+          <w:b w:val="0"/>
+          <w:sz w:val="27"/>
+        </w:rPr>
+        <w:t>"Who was that?" Uthman asked, young then.</w:t>
+      </w:r>
+    </w:p>
+    <w:p>
+      <w:pPr>
+        <w:spacing w:line="348" w:lineRule="auto" w:after="0" w:before="0"/>
+        <w:ind w:firstLine="288"/>
+      </w:pPr>
+      <w:r>
+        <w:rPr>
+          <w:rFonts w:ascii="EB Garamond" w:hAnsi="EB Garamond"/>
+          <w:b w:val="0"/>
+          <w:sz w:val="27"/>
+        </w:rPr>
+        <w:t>"A thirsty man," said Talal. "We have those."</w:t>
       </w:r>
     </w:p>
     <w:p>
@@ -6180,119 +6576,77 @@
           <w:b w:val="0"/>
           <w:sz w:val="27"/>
         </w:rPr>
-        <w:t>Before that week — the book insists on the before — there were ordinary evenings that are the true wealth of this chapter.</w:t>
-      </w:r>
-    </w:p>
-    <w:p>
-      <w:pPr>
-        <w:spacing w:line="348" w:lineRule="auto" w:after="0" w:before="0"/>
-        <w:ind w:firstLine="288"/>
-      </w:pPr>
-      <w:r>
-        <w:rPr>
-          <w:rFonts w:ascii="EB Garamond" w:hAnsi="EB Garamond"/>
-          <w:b w:val="0"/>
-          <w:sz w:val="27"/>
-        </w:rPr>
-        <w:t>Wadha sorted dates on a wide cloth in the yard, golden soft ones for the near days, dark firm ones for the store, the pressed slabs cut with a wetted knife. Nura — the daughter who lived, quiet and sharp — sat opposite her and learned by hands more than by lectures. While they sorted, Wadha spoke poems the way other women spoke about neighbors: not as performance, as weather and tool and inheritance.</w:t>
-      </w:r>
-    </w:p>
-    <w:p>
-      <w:pPr>
-        <w:spacing w:line="348" w:lineRule="auto" w:after="0" w:before="0"/>
-        <w:ind w:firstLine="288"/>
-      </w:pPr>
-      <w:r>
-        <w:rPr>
-          <w:rFonts w:ascii="EB Garamond" w:hAnsi="EB Garamond"/>
-          <w:b w:val="0"/>
-          <w:sz w:val="27"/>
-        </w:rPr>
-        <w:t>She would say a line. Wait. Let the metre hang. Khamis, coming from the well with his shoulders damp, would hear it and not know he was being taught until a year later when the line rose in his mouth without permission. That was her pedagogy. The blueprint's rule holds: never explain a poem; let the spouse's completing voice be the whole teaching.</w:t>
-      </w:r>
-    </w:p>
-    <w:p>
-      <w:pPr>
-        <w:spacing w:line="348" w:lineRule="auto" w:after="0" w:before="0"/>
-        <w:ind w:firstLine="288"/>
-      </w:pPr>
-      <w:r>
-        <w:rPr>
-          <w:rFonts w:ascii="EB Garamond" w:hAnsi="EB Garamond"/>
-          <w:b w:val="0"/>
-          <w:sz w:val="27"/>
-        </w:rPr>
-        <w:t>"Finish it," she said once, not looking up from the fruit.</w:t>
-      </w:r>
-    </w:p>
-    <w:p>
-      <w:pPr>
-        <w:spacing w:line="348" w:lineRule="auto" w:after="0" w:before="0"/>
-        <w:ind w:firstLine="288"/>
-      </w:pPr>
-      <w:r>
-        <w:rPr>
-          <w:rFonts w:ascii="EB Garamond" w:hAnsi="EB Garamond"/>
-          <w:b w:val="0"/>
-          <w:sz w:val="27"/>
-        </w:rPr>
-        <w:t>He finished it, badly.</w:t>
-      </w:r>
-    </w:p>
-    <w:p>
-      <w:pPr>
-        <w:spacing w:line="348" w:lineRule="auto" w:after="0" w:before="0"/>
-        <w:ind w:firstLine="288"/>
-      </w:pPr>
-      <w:r>
-        <w:rPr>
-          <w:rFonts w:ascii="EB Garamond" w:hAnsi="EB Garamond"/>
-          <w:b w:val="0"/>
-          <w:sz w:val="27"/>
-        </w:rPr>
-        <w:t>She smiled with half her mouth. "Again. The second word is longer. You are rushing toward the rhyme like a man chasing a camel that does not belong to him."</w:t>
-      </w:r>
-    </w:p>
-    <w:p>
-      <w:pPr>
-        <w:spacing w:line="348" w:lineRule="auto" w:after="0" w:before="0"/>
-        <w:ind w:firstLine="288"/>
-      </w:pPr>
-      <w:r>
-        <w:rPr>
-          <w:rFonts w:ascii="EB Garamond" w:hAnsi="EB Garamond"/>
-          <w:b w:val="0"/>
-          <w:sz w:val="27"/>
-        </w:rPr>
-        <w:t>He did it again. Better. Nura laughed and tried a child's version and was not mocked. In the majlis men were talking politics and water-shares. In the yard the old silsila was entering the house through a freed woman's ordinary evening speech, which is how the largest libraries in Arabia were always stocked.</w:t>
-      </w:r>
-    </w:p>
-    <w:p>
-      <w:pPr>
-        <w:spacing w:line="348" w:lineRule="auto" w:after="0" w:before="0"/>
-        <w:ind w:firstLine="288"/>
-      </w:pPr>
-      <w:r>
-        <w:rPr>
-          <w:rFonts w:ascii="EB Garamond" w:hAnsi="EB Garamond"/>
-          <w:b w:val="0"/>
-          <w:sz w:val="27"/>
-        </w:rPr>
-        <w:t>They ground wheat. They banked fires. They poured coffee for guests with the right hand and the right pauses. Talal, aging, still did not cook and still knew whose hands he owed. Fahd coiled ropes with his coast grammar. Uthman grew into a tall quiet. The oasis turned on pollen and patience and the rota.</w:t>
-      </w:r>
-    </w:p>
-    <w:p>
-      <w:pPr>
-        <w:spacing w:line="348" w:lineRule="auto" w:after="0" w:before="0"/>
-        <w:ind w:firstLine="288"/>
-      </w:pPr>
-      <w:r>
-        <w:rPr>
-          <w:rFonts w:ascii="EB Garamond" w:hAnsi="EB Garamond"/>
-          <w:b w:val="0"/>
-          <w:sz w:val="27"/>
-        </w:rPr>
-        <w:t>Khamis traded when he could. He kept tallies in his head and then, later, marks on wood, because the pearl summer had vaccinated him against other men's pages. He came home and was fed. He left and was watched for from the doorway without drama. This was happiness of a kind the book will not inflate. It was enough to make the later losses land.</w:t>
+        <w:t>Months later a cousin came up from a town that had printers and booksellers and foreign shelves, and he brought a page.</w:t>
+      </w:r>
+    </w:p>
+    <w:p>
+      <w:pPr>
+        <w:spacing w:line="348" w:lineRule="auto" w:after="0" w:before="0"/>
+        <w:ind w:firstLine="288"/>
+      </w:pPr>
+      <w:r>
+        <w:rPr>
+          <w:rFonts w:ascii="EB Garamond" w:hAnsi="EB Garamond"/>
+          <w:b w:val="0"/>
+          <w:sz w:val="27"/>
+        </w:rPr>
+        <w:t>On the page, in Frankish letters that looked to the household like a spell cast by a people who trusted paper more than they trusted memory, the name of Ghadir's people had been set down wrong. Not out of malice. Out of an ear that had been too sure of itself. The cousin sounded it out as best he could. Someone laughed. Someone frowned. Someone said it did not matter, because the wells did not read. And someone else said it mattered for exactly that reason — because the wells did not read, and the world that did read was beginning to own the names of things.</w:t>
+      </w:r>
+    </w:p>
+    <w:p>
+      <w:pPr>
+        <w:spacing w:line="348" w:lineRule="auto" w:after="0" w:before="0"/>
+        <w:ind w:firstLine="288"/>
+      </w:pPr>
+      <w:r>
+        <w:rPr>
+          <w:rFonts w:ascii="EB Garamond" w:hAnsi="EB Garamond"/>
+          <w:b w:val="0"/>
+          <w:sz w:val="27"/>
+        </w:rPr>
+        <w:t>"Are we to care?" Fahd asked, the coast still in his mouth.</w:t>
+      </w:r>
+    </w:p>
+    <w:p>
+      <w:pPr>
+        <w:spacing w:line="348" w:lineRule="auto" w:after="0" w:before="0"/>
+        <w:ind w:firstLine="288"/>
+      </w:pPr>
+      <w:r>
+        <w:rPr>
+          <w:rFonts w:ascii="EB Garamond" w:hAnsi="EB Garamond"/>
+          <w:b w:val="0"/>
+          <w:sz w:val="27"/>
+        </w:rPr>
+        <w:t>Talal held the page the way he had once held a couplet, and did not weep over this one. "We will keep our name in our own mouths," he said. "If their book has it wrong, then their book is wrong. Water does not become another man's water because a stranger misspelled the man who poured it."</w:t>
+      </w:r>
+    </w:p>
+    <w:p>
+      <w:pPr>
+        <w:spacing w:line="348" w:lineRule="auto" w:after="0" w:before="0"/>
+        <w:ind w:firstLine="288"/>
+      </w:pPr>
+      <w:r>
+        <w:rPr>
+          <w:rFonts w:ascii="EB Garamond" w:hAnsi="EB Garamond"/>
+          <w:b w:val="0"/>
+          <w:sz w:val="27"/>
+        </w:rPr>
+        <w:t>Khamis thought of the pearl tawwash's book, and the wire, and the steamer, and was less sure than the keeper that a wrong page stayed harmless. He did not say so. He filed the misspelled page beside the two camels and the false birthmark and the drowned diver: another kind of capture, he thought — not by debt this time, but by description.</w:t>
+      </w:r>
+    </w:p>
+    <w:p>
+      <w:pPr>
+        <w:spacing w:line="348" w:lineRule="auto" w:after="0" w:before="0"/>
+        <w:ind w:firstLine="288"/>
+      </w:pPr>
+      <w:r>
+        <w:rPr>
+          <w:rFonts w:ascii="EB Garamond" w:hAnsi="EB Garamond"/>
+          <w:b w:val="0"/>
+          <w:sz w:val="27"/>
+        </w:rPr>
+        <w:t>Wadha listened from the doorway and said, later and only to Khamis, "Let them write us crooked. We will go on speaking ourselves straight. That is the older ink."</w:t>
       </w:r>
     </w:p>
     <w:p>
@@ -6321,63 +6675,63 @@
           <w:b w:val="0"/>
           <w:sz w:val="27"/>
         </w:rPr>
-        <w:t>The boy — call him by the name the household used, Salih, so he is not only "the son" — took sick on a Tuesday.</w:t>
-      </w:r>
-    </w:p>
-    <w:p>
-      <w:pPr>
-        <w:spacing w:line="348" w:lineRule="auto" w:after="0" w:before="0"/>
-        <w:ind w:firstLine="288"/>
-      </w:pPr>
-      <w:r>
-        <w:rPr>
-          <w:rFonts w:ascii="EB Garamond" w:hAnsi="EB Garamond"/>
-          <w:b w:val="0"/>
-          <w:sz w:val="27"/>
-        </w:rPr>
-        <w:t>By Thursday the cough was a wet laboring. By Friday he was not arguing about goats. The old women brought the thread and the bead; the reformers in the household tightened their jaws and did not tear them off a dying child; Talal prayed the plain words; Wadha sat with her hand on the boy's hair and recited nothing ornate, only short things, as if metre itself had to be spared for breath.</w:t>
-      </w:r>
-    </w:p>
-    <w:p>
-      <w:pPr>
-        <w:spacing w:line="348" w:lineRule="auto" w:after="0" w:before="0"/>
-        <w:ind w:firstLine="288"/>
-      </w:pPr>
-      <w:r>
-        <w:rPr>
-          <w:rFonts w:ascii="EB Garamond" w:hAnsi="EB Garamond"/>
-          <w:b w:val="0"/>
-          <w:sz w:val="27"/>
-        </w:rPr>
-        <w:t>Khamis did the thing he did: water, cloths, the arithmetic of hope against the arithmetic of what he had seen on roads. He had seen many fevers. He knew enough to be afraid without spectacle.</w:t>
-      </w:r>
-    </w:p>
-    <w:p>
-      <w:pPr>
-        <w:spacing w:line="348" w:lineRule="auto" w:after="0" w:before="0"/>
-        <w:ind w:firstLine="288"/>
-      </w:pPr>
-      <w:r>
-        <w:rPr>
-          <w:rFonts w:ascii="EB Garamond" w:hAnsi="EB Garamond"/>
-          <w:b w:val="0"/>
-          <w:sz w:val="27"/>
-        </w:rPr>
-        <w:t>Salih died in the night. The missing weight was not against Khamis's back this time — that had been Yaqut, years ago — but against the whole house, a sudden lightness that was heavier than stone.</w:t>
-      </w:r>
-    </w:p>
-    <w:p>
-      <w:pPr>
-        <w:spacing w:line="348" w:lineRule="auto" w:after="0" w:before="0"/>
-        <w:ind w:firstLine="288"/>
-      </w:pPr>
-      <w:r>
-        <w:rPr>
-          <w:rFonts w:ascii="EB Garamond" w:hAnsi="EB Garamond"/>
-          <w:b w:val="0"/>
-          <w:sz w:val="27"/>
-        </w:rPr>
-        <w:t>They buried him at Ghadir in the direction of prayer. The book will not give you a sermon. It will give you the grief-meal.</w:t>
+        <w:t>Two years on — 1879, by the reckoning the foreigners kept — word came down from Ha'il that was not, for once, entirely about war: travelers at the Rashidi court, an Englishman and his wife, buying horses and writing things down.</w:t>
+      </w:r>
+    </w:p>
+    <w:p>
+      <w:pPr>
+        <w:spacing w:line="348" w:lineRule="auto" w:after="0" w:before="0"/>
+        <w:ind w:firstLine="288"/>
+      </w:pPr>
+      <w:r>
+        <w:rPr>
+          <w:rFonts w:ascii="EB Garamond" w:hAnsi="EB Garamond"/>
+          <w:b w:val="0"/>
+          <w:sz w:val="27"/>
+        </w:rPr>
+        <w:t>The book will not sit long in their tent. It will go only as far in as the silsila requires, and as far as the horse-knowledge that later chapters will spend.</w:t>
+      </w:r>
+    </w:p>
+    <w:p>
+      <w:pPr>
+        <w:spacing w:line="348" w:lineRule="auto" w:after="0" w:before="0"/>
+        <w:ind w:firstLine="288"/>
+      </w:pPr>
+      <w:r>
+        <w:rPr>
+          <w:rFonts w:ascii="EB Garamond" w:hAnsi="EB Garamond"/>
+          <w:b w:val="0"/>
+          <w:sz w:val="27"/>
+        </w:rPr>
+        <w:t>At Ha'il the Englishwoman — who had an eye, and a will, and Arabic enough — heard an old man recite in a courtyard. The opening he gave was Imru' al-Qais: the Muʿallaqa, the hanging poem, the same run of sound the family at Ghadir had carried mouth to mouth since long before their chest was ever buried. She wrote it down. In time she would set it in a book with her husband's name printed beside her own. And she bought a mare — buying, whether she named it so or not, into the asil knowledge that the desert kept by the memorized recitation of dams: the other library, the one with no shelves.</w:t>
+      </w:r>
+    </w:p>
+    <w:p>
+      <w:pPr>
+        <w:spacing w:line="348" w:lineRule="auto" w:after="0" w:before="0"/>
+        <w:ind w:firstLine="288"/>
+      </w:pPr>
+      <w:r>
+        <w:rPr>
+          <w:rFonts w:ascii="EB Garamond" w:hAnsi="EB Garamond"/>
+          <w:b w:val="0"/>
+          <w:sz w:val="27"/>
+        </w:rPr>
+        <w:t>At Ghadir, in the same season or near enough for the book's purpose, Wadha sorted dates in the dusk and spoke that very opening into the dough and the dark, and did not know that an Englishwoman's pencil was moving across the same bones of sound two hard days' ride to the north. Nura came in to complete the line. Khamis heard it and thought only: my house is still a house.</w:t>
+      </w:r>
+    </w:p>
+    <w:p>
+      <w:pPr>
+        <w:spacing w:line="348" w:lineRule="auto" w:after="0" w:before="0"/>
+        <w:ind w:firstLine="288"/>
+      </w:pPr>
+      <w:r>
+        <w:rPr>
+          <w:rFonts w:ascii="EB Garamond" w:hAnsi="EB Garamond"/>
+          <w:b w:val="0"/>
+          <w:sz w:val="27"/>
+        </w:rPr>
+        <w:t>Neither household knew it was handling the same poem. Only the reader knows. The book will not have anyone in the scene explain the echo, because explaining it would make it smaller than it is.</w:t>
       </w:r>
     </w:p>
     <w:p>
@@ -6406,133 +6760,105 @@
           <w:b w:val="0"/>
           <w:sz w:val="27"/>
         </w:rPr>
-        <w:t>Wadha cooked.</w:t>
-      </w:r>
-    </w:p>
-    <w:p>
-      <w:pPr>
-        <w:spacing w:line="348" w:lineRule="auto" w:after="0" w:before="0"/>
-        <w:ind w:firstLine="288"/>
-      </w:pPr>
-      <w:r>
-        <w:rPr>
-          <w:rFonts w:ascii="EB Garamond" w:hAnsi="EB Garamond"/>
-          <w:b w:val="0"/>
-          <w:sz w:val="27"/>
-        </w:rPr>
-        <w:t>She cooked because her hands did not know how to go empty while people still had to eat, and because a death in that country does not cancel hunger, it only makes hunger look like betrayal. She made jarish with more care than the day deserved. She set dates. She roasted coffee until the yard smelled like a guest night, which was almost an insult and almost a mercy, because the smell said: we are still a people who can receive, even if we cannot keep.</w:t>
-      </w:r>
-    </w:p>
-    <w:p>
-      <w:pPr>
-        <w:spacing w:line="348" w:lineRule="auto" w:after="0" w:before="0"/>
-        <w:ind w:firstLine="288"/>
-      </w:pPr>
-      <w:r>
-        <w:rPr>
-          <w:rFonts w:ascii="EB Garamond" w:hAnsi="EB Garamond"/>
-          <w:b w:val="0"/>
-          <w:sz w:val="27"/>
-        </w:rPr>
-        <w:t>People came. They ate. They said the sentences one says. Uthman stood like a beam. Nura watched everything and filed it in the manner that would make her, later, a woman who governed rooms by deciding what they would say aloud — her mother's heir whether she wished it or not.</w:t>
-      </w:r>
-    </w:p>
-    <w:p>
-      <w:pPr>
-        <w:spacing w:line="348" w:lineRule="auto" w:after="0" w:before="0"/>
-        <w:ind w:firstLine="288"/>
-      </w:pPr>
-      <w:r>
-        <w:rPr>
-          <w:rFonts w:ascii="EB Garamond" w:hAnsi="EB Garamond"/>
-          <w:b w:val="0"/>
-          <w:sz w:val="27"/>
-        </w:rPr>
-        <w:t>Khamis ate because Wadha's eyes ordered him to. The food tasted of duty. He accepted duty as a flavor.</w:t>
-      </w:r>
-    </w:p>
-    <w:p>
-      <w:pPr>
-        <w:spacing w:line="348" w:lineRule="auto" w:after="0" w:before="0"/>
-        <w:ind w:firstLine="288"/>
-      </w:pPr>
-      <w:r>
-        <w:rPr>
-          <w:rFonts w:ascii="EB Garamond" w:hAnsi="EB Garamond"/>
-          <w:b w:val="0"/>
-          <w:sz w:val="27"/>
-        </w:rPr>
-        <w:t>That night, when the yard had emptied, Wadha sat on the grinding-stone and did not grind. Khamis sat on the floor near her knees like a man who has forgotten chairs.</w:t>
-      </w:r>
-    </w:p>
-    <w:p>
-      <w:pPr>
-        <w:spacing w:line="348" w:lineRule="auto" w:after="0" w:before="0"/>
-        <w:ind w:firstLine="288"/>
-      </w:pPr>
-      <w:r>
-        <w:rPr>
-          <w:rFonts w:ascii="EB Garamond" w:hAnsi="EB Garamond"/>
-          <w:b w:val="0"/>
-          <w:sz w:val="27"/>
-        </w:rPr>
-        <w:t>"I keep thinking of Yaqut," he said.</w:t>
-      </w:r>
-    </w:p>
-    <w:p>
-      <w:pPr>
-        <w:spacing w:line="348" w:lineRule="auto" w:after="0" w:before="0"/>
-        <w:ind w:firstLine="288"/>
-      </w:pPr>
-      <w:r>
-        <w:rPr>
-          <w:rFonts w:ascii="EB Garamond" w:hAnsi="EB Garamond"/>
-          <w:b w:val="0"/>
-          <w:sz w:val="27"/>
-        </w:rPr>
-        <w:t>"I keep thinking of Munira," she said. "And of him. Do not make me choose which silence is larger."</w:t>
-      </w:r>
-    </w:p>
-    <w:p>
-      <w:pPr>
-        <w:spacing w:line="348" w:lineRule="auto" w:after="0" w:before="0"/>
-        <w:ind w:firstLine="288"/>
-      </w:pPr>
-      <w:r>
-        <w:rPr>
-          <w:rFonts w:ascii="EB Garamond" w:hAnsi="EB Garamond"/>
-          <w:b w:val="0"/>
-          <w:sz w:val="27"/>
-        </w:rPr>
-        <w:t>"I would not."</w:t>
-      </w:r>
-    </w:p>
-    <w:p>
-      <w:pPr>
-        <w:spacing w:line="348" w:lineRule="auto" w:after="0" w:before="0"/>
-        <w:ind w:firstLine="288"/>
-      </w:pPr>
-      <w:r>
-        <w:rPr>
-          <w:rFonts w:ascii="EB Garamond" w:hAnsi="EB Garamond"/>
-          <w:b w:val="0"/>
-          <w:sz w:val="27"/>
-        </w:rPr>
-        <w:t>"Good." She put her palm on his head. "We will say his name. We will not make a theatre of it. We will keep the rota. We will teach Nura the verses. We will not let the graves become the only rooms in this house."</w:t>
-      </w:r>
-    </w:p>
-    <w:p>
-      <w:pPr>
-        <w:spacing w:line="348" w:lineRule="auto" w:after="0" w:before="0"/>
-        <w:ind w:firstLine="288"/>
-      </w:pPr>
-      <w:r>
-        <w:rPr>
-          <w:rFonts w:ascii="EB Garamond" w:hAnsi="EB Garamond"/>
-          <w:b w:val="0"/>
-          <w:sz w:val="27"/>
-        </w:rPr>
-        <w:t>He nodded against her hand. Outside, the wheel creaked once in a night breeze as if a ghost had tried the rope and thought better of it.</w:t>
+        <w:t>What Ghadir did hear, and soon, was horse-talk, and Rashidi confidence, and the pressure of a power standing at its height. Muhammad ibn Rashid's name rode the tracks ahead of his riders. Water was argued over with a new edge in the voice. Men who had always known that the well outlasts every prince began to feel a prince, somewhere, counting the years of that outlasting.</w:t>
+      </w:r>
+    </w:p>
+    <w:p>
+      <w:pPr>
+        <w:spacing w:line="348" w:lineRule="auto" w:after="0" w:before="0"/>
+        <w:ind w:firstLine="288"/>
+      </w:pPr>
+      <w:r>
+        <w:rPr>
+          <w:rFonts w:ascii="EB Garamond" w:hAnsi="EB Garamond"/>
+          <w:b w:val="0"/>
+          <w:sz w:val="27"/>
+        </w:rPr>
+        <w:t>On a trading loop that brushed the edge of Ha'il's country, Khamis stood in a yard and heard mares' pedigrees recited the way men recite the genealogies of saints — this one out of that dam, and that dam out of the strain the whole district could vouch for, back and back, no paper anywhere in it and none wanted. He listened. He did not yet know how much of his own last years would run through that listening. He knew only that the eye he had trained on goats, and on escort-men, and on pearl-grades, would read a horse as well, and that the man selling and the man buying did not always mean the same thing by the word worth.</w:t>
+      </w:r>
+    </w:p>
+    <w:p>
+      <w:pPr>
+        <w:spacing w:line="348" w:lineRule="auto" w:after="0" w:before="0"/>
+        <w:ind w:firstLine="288"/>
+      </w:pPr>
+      <w:r>
+        <w:rPr>
+          <w:rFonts w:ascii="EB Garamond" w:hAnsi="EB Garamond"/>
+          <w:b w:val="0"/>
+          <w:sz w:val="27"/>
+        </w:rPr>
+        <w:t>"Is she fast?" asked a buyer with a foreigner's coin behind him, through an interpreter, of a mare that had just stood a hard dry week without once faltering.</w:t>
+      </w:r>
+    </w:p>
+    <w:p>
+      <w:pPr>
+        <w:spacing w:line="348" w:lineRule="auto" w:after="0" w:before="0"/>
+        <w:ind w:firstLine="288"/>
+      </w:pPr>
+      <w:r>
+        <w:rPr>
+          <w:rFonts w:ascii="EB Garamond" w:hAnsi="EB Garamond"/>
+          <w:b w:val="0"/>
+          <w:sz w:val="27"/>
+        </w:rPr>
+        <w:t>"She is true," the owner said. "Fast is the word a man uses when he has not yet asked her to suffer."</w:t>
+      </w:r>
+    </w:p>
+    <w:p>
+      <w:pPr>
+        <w:spacing w:line="348" w:lineRule="auto" w:after="0" w:before="0"/>
+        <w:ind w:firstLine="288"/>
+      </w:pPr>
+      <w:r>
+        <w:rPr>
+          <w:rFonts w:ascii="EB Garamond" w:hAnsi="EB Garamond"/>
+          <w:b w:val="0"/>
+          <w:sz w:val="27"/>
+        </w:rPr>
+        <w:t>Khamis filed that too.</w:t>
+      </w:r>
+    </w:p>
+    <w:p>
+      <w:pPr>
+        <w:spacing w:line="348" w:lineRule="auto" w:after="0" w:before="0"/>
+        <w:ind w:firstLine="288"/>
+      </w:pPr>
+      <w:r>
+        <w:rPr>
+          <w:rFonts w:ascii="EB Garamond" w:hAnsi="EB Garamond"/>
+          <w:b w:val="0"/>
+          <w:sz w:val="27"/>
+        </w:rPr>
+        <w:t>When the story of the Englishwoman's mare reached Ghadir — carried home and worn smooth by the usual inaccuracies of a traveled tale — an old man in the majlis said, "They buy the blood and leave us the dust."</w:t>
+      </w:r>
+    </w:p>
+    <w:p>
+      <w:pPr>
+        <w:spacing w:line="348" w:lineRule="auto" w:after="0" w:before="0"/>
+        <w:ind w:firstLine="288"/>
+      </w:pPr>
+      <w:r>
+        <w:rPr>
+          <w:rFonts w:ascii="EB Garamond" w:hAnsi="EB Garamond"/>
+          <w:b w:val="0"/>
+          <w:sz w:val="27"/>
+        </w:rPr>
+        <w:t>"They buy what we agree to sell," said another. "Do not weep after the silver once your own hand has taken it."</w:t>
+      </w:r>
+    </w:p>
+    <w:p>
+      <w:pPr>
+        <w:spacing w:line="348" w:lineRule="auto" w:after="0" w:before="0"/>
+        <w:ind w:firstLine="288"/>
+      </w:pPr>
+      <w:r>
+        <w:rPr>
+          <w:rFonts w:ascii="EB Garamond" w:hAnsi="EB Garamond"/>
+          <w:b w:val="0"/>
+          <w:sz w:val="27"/>
+        </w:rPr>
+        <w:t>Khamis, listening to both, thought of pearl grades called low on purpose, and wondered what a dam-line would sound like recited not for the truth of it but for a buyer's hunger. He did not yet know that the years ahead would set him down inside that exact question. For now he only sharpened the eye.</w:t>
       </w:r>
     </w:p>
     <w:p>
@@ -6561,896 +6887,21 @@
           <w:b w:val="0"/>
           <w:sz w:val="27"/>
         </w:rPr>
-        <w:t>Years sorted themselves the way dates sort: soft ones near, hard ones for keeping.</w:t>
-      </w:r>
-    </w:p>
-    <w:p>
-      <w:pPr>
-        <w:spacing w:line="348" w:lineRule="auto" w:after="0" w:before="0"/>
-        <w:ind w:firstLine="288"/>
-      </w:pPr>
-      <w:r>
-        <w:rPr>
-          <w:rFonts w:ascii="EB Garamond" w:hAnsi="EB Garamond"/>
-          <w:b w:val="0"/>
-          <w:sz w:val="27"/>
-        </w:rPr>
-        <w:t>Nura learned the poems better than her father ever would. She learned the hearth. She learned, by watching, the difference between a grief shown and a grief held. She was quiet and sharp, as the cast page promised, and she would marry a Ghadir cousin in a season the book will not pause to decorate, because her importance is a mother-line toward a boy named Ghazi who is not yet born and already owed a place.</w:t>
-      </w:r>
-    </w:p>
-    <w:p>
-      <w:pPr>
-        <w:spacing w:line="348" w:lineRule="auto" w:after="0" w:before="0"/>
-        <w:ind w:firstLine="288"/>
-      </w:pPr>
-      <w:r>
-        <w:rPr>
-          <w:rFonts w:ascii="EB Garamond" w:hAnsi="EB Garamond"/>
-          <w:b w:val="0"/>
-          <w:sz w:val="27"/>
-        </w:rPr>
-        <w:t>Khamis still went to the coast under Marzuq when the wells allowed. The search thinned without ending. Wadha still said, sometimes in the dark, my sister is well in her husband's house, and he still said yes, and the yes remained a burden quietly picked up, and the marriage remained true in the way true things are often built: on what is not said over food.</w:t>
-      </w:r>
-    </w:p>
-    <w:p>
-      <w:pPr>
-        <w:spacing w:line="348" w:lineRule="auto" w:after="0" w:before="0"/>
-        <w:ind w:firstLine="288"/>
-      </w:pPr>
-      <w:r>
-        <w:rPr>
-          <w:rFonts w:ascii="EB Garamond" w:hAnsi="EB Garamond"/>
-          <w:b w:val="0"/>
-          <w:sz w:val="27"/>
-        </w:rPr>
-        <w:t>Talal grew older. The chest stayed sealed. The astrolabe stayed unread. The Fez letters stayed unwritten. The century, outside the palms, grew louder with iron and wire and rifles, and Ghadir took the news the way a deep well takes weather: late, changed, still itself.</w:t>
-      </w:r>
-    </w:p>
-    <w:p>
-      <w:pPr>
-        <w:spacing w:line="348" w:lineRule="auto" w:after="0" w:before="0"/>
-        <w:ind w:firstLine="288"/>
-      </w:pPr>
-      <w:r>
-        <w:rPr>
-          <w:rFonts w:ascii="EB Garamond" w:hAnsi="EB Garamond"/>
-          <w:b w:val="0"/>
-          <w:sz w:val="27"/>
-        </w:rPr>
-        <w:t>One evening Wadha taught a qasida opening that the family had carried since before any of them could count, the same opening that would be written down in a Ha'il courtyard by an Englishwoman who did not know them, and neither Wadha nor Khamis knew that either. They only knew the sound was right, and that Nura's voice completing the line made the yard briefly larger than grief.</w:t>
-      </w:r>
-    </w:p>
-    <w:p>
-      <w:pPr>
-        <w:spacing w:line="348" w:lineRule="auto" w:after="0" w:before="0"/>
-        <w:ind w:firstLine="288"/>
-      </w:pPr>
-      <w:r>
-        <w:rPr>
-          <w:rFonts w:ascii="EB Garamond" w:hAnsi="EB Garamond"/>
-          <w:b w:val="0"/>
-          <w:sz w:val="27"/>
-        </w:rPr>
-        <w:t>That is the domestic centre. The book has kept its promise about the table. It has also kept its promise that the table would have to hold what cannot be swallowed easily. Both are required. Either alone would be a lie.</w:t>
-      </w:r>
-    </w:p>
-    <w:p>
-      <w:pPr>
-        <w:spacing w:line="348" w:lineRule="auto" w:after="0" w:before="0"/>
-        <w:ind w:firstLine="0"/>
-        <w:jc w:val="center"/>
-      </w:pPr>
-      <w:r>
-        <w:rPr>
-          <w:rFonts w:ascii="EB Garamond" w:hAnsi="EB Garamond"/>
-          <w:b w:val="0"/>
-          <w:sz w:val="27"/>
-        </w:rPr>
-        <w:t>❦</w:t>
-      </w:r>
-    </w:p>
-    <w:p>
-      <w:pPr>
-        <w:spacing w:line="348" w:lineRule="auto" w:after="0" w:before="0"/>
-        <w:ind w:firstLine="0"/>
-      </w:pPr>
-      <w:r>
-        <w:rPr>
-          <w:rFonts w:ascii="EB Garamond" w:hAnsi="EB Garamond"/>
-          <w:b w:val="0"/>
-          <w:sz w:val="27"/>
-        </w:rPr>
-        <w:t>In the year before Salih died there was an ʿId that the book will set on the table properly: children sticky with date-syrup, a shared slaughter, coffee without end, Wadha directing without raising her voice, Khamis pouring for guests until his wrist ached, Talal watching the yard like a man counting blessings he refused to name lest the eye hear. Salih ran. Nura watched. Uthman almost smiled. Fahd told a coast story that made the boys shout.</w:t>
-      </w:r>
-    </w:p>
-    <w:p>
-      <w:pPr>
-        <w:spacing w:line="348" w:lineRule="auto" w:after="0" w:before="0"/>
-        <w:ind w:firstLine="288"/>
-      </w:pPr>
-      <w:r>
-        <w:rPr>
-          <w:rFonts w:ascii="EB Garamond" w:hAnsi="EB Garamond"/>
-          <w:b w:val="0"/>
-          <w:sz w:val="27"/>
-        </w:rPr>
-        <w:t>Hold that day. The fever week invents nothing; it only subtracts.</w:t>
-      </w:r>
-    </w:p>
-    <w:p>
-      <w:pPr>
-        <w:spacing w:line="348" w:lineRule="auto" w:after="0" w:before="0"/>
-        <w:ind w:firstLine="288"/>
-      </w:pPr>
-      <w:r>
-        <w:rPr>
-          <w:rFonts w:ascii="EB Garamond" w:hAnsi="EB Garamond"/>
-          <w:b w:val="0"/>
-          <w:sz w:val="27"/>
-        </w:rPr>
-        <w:t>After the burial, a neighbor woman told Wadha that the eye had loved the boy too much. Wadha said, "The eye can have my anger. It cannot have my kitchen." She went in and washed the pots herself.</w:t>
-      </w:r>
-    </w:p>
-    <w:p>
-      <w:pPr>
-        <w:spacing w:line="348" w:lineRule="auto" w:after="0" w:before="0"/>
-        <w:ind w:firstLine="288"/>
-      </w:pPr>
-      <w:r>
-        <w:rPr>
-          <w:rFonts w:ascii="EB Garamond" w:hAnsi="EB Garamond"/>
-          <w:b w:val="0"/>
-          <w:sz w:val="27"/>
-        </w:rPr>
-        <w:t>Khamis, in the weeks that followed, found himself at the pearl-vow again: keep your own count. He counted days. He counted Nura's questions. He counted the times Wadha woke and slept and woke. He did not count as a way of not feeling. He counted as a way of not drowning.</w:t>
-      </w:r>
-    </w:p>
-    <w:p>
-      <w:pPr>
-        <w:spacing w:line="348" w:lineRule="auto" w:after="0" w:before="0"/>
-        <w:ind w:firstLine="288"/>
-      </w:pPr>
-      <w:r>
-        <w:rPr>
-          <w:rFonts w:ascii="EB Garamond" w:hAnsi="EB Garamond"/>
-          <w:b w:val="0"/>
-          <w:sz w:val="27"/>
-        </w:rPr>
-        <w:t>One afternoon he caught himself doing Talal's old hated sum — mouths arrived, mouths gone — and stopped, ashamed. He went to the well and drew until his arms shook and the water's slap had made a blank place he could stand in.</w:t>
-      </w:r>
-    </w:p>
-    <w:p>
-      <w:pPr>
-        <w:spacing w:line="348" w:lineRule="auto" w:after="0" w:before="0"/>
-        <w:ind w:firstLine="288"/>
-      </w:pPr>
-      <w:r>
-        <w:rPr>
-          <w:rFonts w:ascii="EB Garamond" w:hAnsi="EB Garamond"/>
-          <w:b w:val="0"/>
-          <w:sz w:val="27"/>
-        </w:rPr>
-        <w:t>Wadha brought him bread there. They ate standing, like travelers. She recited nothing. Sometimes the pedagogy is silence beside a person who has earned it.</w:t>
-      </w:r>
-    </w:p>
-    <w:p>
-      <w:pPr>
-        <w:spacing w:line="348" w:lineRule="auto" w:after="0" w:before="0"/>
-        <w:ind w:firstLine="288"/>
-      </w:pPr>
-      <w:r>
-        <w:rPr>
-          <w:rFonts w:ascii="EB Garamond" w:hAnsi="EB Garamond"/>
-          <w:b w:val="0"/>
-          <w:sz w:val="27"/>
-        </w:rPr>
-        <w:t>Nura, months later, asked if Salih could hear the poems now.</w:t>
-      </w:r>
-    </w:p>
-    <w:p>
-      <w:pPr>
-        <w:spacing w:line="348" w:lineRule="auto" w:after="0" w:before="0"/>
-        <w:ind w:firstLine="288"/>
-      </w:pPr>
-      <w:r>
-        <w:rPr>
-          <w:rFonts w:ascii="EB Garamond" w:hAnsi="EB Garamond"/>
-          <w:b w:val="0"/>
-          <w:sz w:val="27"/>
-        </w:rPr>
-        <w:t>"I don't know," Wadha said. "We will say them anyway. If he can hear, good. If he cannot, we still become the kind of people who did not stop the music because a room went empty."</w:t>
-      </w:r>
-    </w:p>
-    <w:p>
-      <w:pPr>
-        <w:spacing w:line="348" w:lineRule="auto" w:after="0" w:before="0"/>
-        <w:ind w:firstLine="288"/>
-      </w:pPr>
-      <w:r>
-        <w:rPr>
-          <w:rFonts w:ascii="EB Garamond" w:hAnsi="EB Garamond"/>
-          <w:b w:val="0"/>
-          <w:sz w:val="27"/>
-        </w:rPr>
-        <w:t>Khamis, listening, thought that was the bravest sentence he had heard since no one is born a slave, and he did not say so, because saying so would have made her carry his wonder as well as her grief, and she was carrying enough.</w:t>
-      </w:r>
-    </w:p>
-    <w:p>
-      <w:pPr>
-        <w:spacing w:line="348" w:lineRule="auto" w:after="0" w:before="0"/>
-        <w:ind w:firstLine="0"/>
-        <w:jc w:val="center"/>
-      </w:pPr>
-      <w:r>
-        <w:rPr>
-          <w:rFonts w:ascii="EB Garamond" w:hAnsi="EB Garamond"/>
-          <w:b w:val="0"/>
-          <w:sz w:val="27"/>
-        </w:rPr>
-        <w:t>❦</w:t>
-      </w:r>
-    </w:p>
-    <w:p>
-      <w:pPr>
-        <w:spacing w:line="348" w:lineRule="auto" w:after="0" w:before="0"/>
-        <w:ind w:firstLine="0"/>
-      </w:pPr>
-      <w:r>
-        <w:rPr>
-          <w:rFonts w:ascii="EB Garamond" w:hAnsi="EB Garamond"/>
-          <w:b w:val="0"/>
-          <w:sz w:val="27"/>
-        </w:rPr>
-        <w:t>There were also the small happinesses the book refuses to skip only because death is coming: Khamis teaching Salih to read a camel's limp; Wadha letting Nura pour coffee for an elder and correcting her wrist gently; Talal pretending not to notice when the children climbed toward the astrolabe; Fahd showing Salih a coast knot and smiling when the boy's hands already knew more desert than sea.</w:t>
-      </w:r>
-    </w:p>
-    <w:p>
-      <w:pPr>
-        <w:spacing w:line="348" w:lineRule="auto" w:after="0" w:before="0"/>
-        <w:ind w:firstLine="288"/>
-      </w:pPr>
-      <w:r>
-        <w:rPr>
-          <w:rFonts w:ascii="EB Garamond" w:hAnsi="EB Garamond"/>
-          <w:b w:val="0"/>
-          <w:sz w:val="27"/>
-        </w:rPr>
-        <w:t>"He will be a keeper," someone said idly.</w:t>
-      </w:r>
-    </w:p>
-    <w:p>
-      <w:pPr>
-        <w:spacing w:line="348" w:lineRule="auto" w:after="0" w:before="0"/>
-        <w:ind w:firstLine="288"/>
-      </w:pPr>
-      <w:r>
-        <w:rPr>
-          <w:rFonts w:ascii="EB Garamond" w:hAnsi="EB Garamond"/>
-          <w:b w:val="0"/>
-          <w:sz w:val="27"/>
-        </w:rPr>
-        <w:t>He was not. The future tore that sentence up. But the sentence was spoken, and spoken sentences leave residue, and residue is part of grief's weight.</w:t>
-      </w:r>
-    </w:p>
-    <w:p>
-      <w:pPr>
-        <w:spacing w:line="348" w:lineRule="auto" w:after="0" w:before="0"/>
-        <w:ind w:firstLine="288"/>
-      </w:pPr>
-      <w:r>
-        <w:rPr>
-          <w:rFonts w:ascii="EB Garamond" w:hAnsi="EB Garamond"/>
-          <w:b w:val="0"/>
-          <w:sz w:val="27"/>
-        </w:rPr>
-        <w:t>After Salih's death Khamis took one short coast trip and turned back early without asking a single question about Munira. Wadha met him at the palms.</w:t>
-      </w:r>
-    </w:p>
-    <w:p>
-      <w:pPr>
-        <w:spacing w:line="348" w:lineRule="auto" w:after="0" w:before="0"/>
-        <w:ind w:firstLine="288"/>
-      </w:pPr>
-      <w:r>
-        <w:rPr>
-          <w:rFonts w:ascii="EB Garamond" w:hAnsi="EB Garamond"/>
-          <w:b w:val="0"/>
-          <w:sz w:val="27"/>
-        </w:rPr>
-        <w:t>"You came back without the road," she said.</w:t>
-      </w:r>
-    </w:p>
-    <w:p>
-      <w:pPr>
-        <w:spacing w:line="348" w:lineRule="auto" w:after="0" w:before="0"/>
-        <w:ind w:firstLine="288"/>
-      </w:pPr>
-      <w:r>
-        <w:rPr>
-          <w:rFonts w:ascii="EB Garamond" w:hAnsi="EB Garamond"/>
-          <w:b w:val="0"/>
-          <w:sz w:val="27"/>
-        </w:rPr>
-        <w:t>"The road can wait," he said. "The house cannot always."</w:t>
-      </w:r>
-    </w:p>
-    <w:p>
-      <w:pPr>
-        <w:spacing w:line="348" w:lineRule="auto" w:after="0" w:before="0"/>
-        <w:ind w:firstLine="288"/>
-      </w:pPr>
-      <w:r>
-        <w:rPr>
-          <w:rFonts w:ascii="EB Garamond" w:hAnsi="EB Garamond"/>
-          <w:b w:val="0"/>
-          <w:sz w:val="27"/>
-        </w:rPr>
-        <w:t>That winter they sat longer at the fire. The poems continued. The dates were pressed. The rota turned. Freedom, Talal had taught, had a bill; so did love; so did continuing. They paid in ordinary days.</w:t>
-      </w:r>
-    </w:p>
-    <w:p>
-      <w:pPr>
-        <w:spacing w:line="348" w:lineRule="auto" w:after="0" w:before="0"/>
-        <w:ind w:firstLine="288"/>
-      </w:pPr>
-      <w:r>
-        <w:rPr>
-          <w:rFonts w:ascii="EB Garamond" w:hAnsi="EB Garamond"/>
-          <w:b w:val="0"/>
-          <w:sz w:val="27"/>
-        </w:rPr>
-        <w:t>The grief-meal's leftover broth sat overnight, and in the morning Wadha heated it and made Khamis eat again. "You will not thin into a saint," she said. "Saints are useless at the rope."</w:t>
-      </w:r>
-    </w:p>
-    <w:p>
-      <w:pPr>
-        <w:spacing w:line="348" w:lineRule="auto" w:after="0" w:before="0"/>
-        <w:ind w:firstLine="288"/>
-      </w:pPr>
-      <w:r>
-        <w:rPr>
-          <w:rFonts w:ascii="EB Garamond" w:hAnsi="EB Garamond"/>
-          <w:b w:val="0"/>
-          <w:sz w:val="27"/>
-        </w:rPr>
-        <w:t>Nura asked if they would keep Salih's cup.</w:t>
-      </w:r>
-    </w:p>
-    <w:p>
-      <w:pPr>
-        <w:spacing w:line="348" w:lineRule="auto" w:after="0" w:before="0"/>
-        <w:ind w:firstLine="288"/>
-      </w:pPr>
-      <w:r>
-        <w:rPr>
-          <w:rFonts w:ascii="EB Garamond" w:hAnsi="EB Garamond"/>
-          <w:b w:val="0"/>
-          <w:sz w:val="27"/>
-        </w:rPr>
-        <w:t>"Yes," Wadha said. "On the shelf. Not as an idol. As a fact."</w:t>
-      </w:r>
-    </w:p>
-    <w:p>
-      <w:pPr>
-        <w:spacing w:line="348" w:lineRule="auto" w:after="0" w:before="0"/>
-        <w:ind w:firstLine="288"/>
-      </w:pPr>
-      <w:r>
-        <w:rPr>
-          <w:rFonts w:ascii="EB Garamond" w:hAnsi="EB Garamond"/>
-          <w:b w:val="0"/>
-          <w:sz w:val="27"/>
-        </w:rPr>
-        <w:t>Talal, after the burial, did the keeper's work: he adjusted the rota for a household that had one less mouth and pretended the adjustment was only arithmetic. Khamis saw the pretense and loved him for it and hated the necessity.</w:t>
-      </w:r>
-    </w:p>
-    <w:p>
-      <w:pPr>
-        <w:spacing w:line="348" w:lineRule="auto" w:after="0" w:before="0"/>
-        <w:ind w:firstLine="288"/>
-      </w:pPr>
-      <w:r>
-        <w:rPr>
-          <w:rFonts w:ascii="EB Garamond" w:hAnsi="EB Garamond"/>
-          <w:b w:val="0"/>
-          <w:sz w:val="27"/>
-        </w:rPr>
-        <w:t>In the months that followed, Wadha returned to the verses with a fiercer calm. She taught a poem about patience that was not patience as surrender but patience as staying in the room. Khamis learned to hear the difference. Guests said the house had dignity. Dignity was what outsiders called a family refusing to become only its dead.</w:t>
-      </w:r>
-    </w:p>
-    <w:p>
-      <w:pPr>
-        <w:spacing w:line="348" w:lineRule="auto" w:after="0" w:before="0"/>
-        <w:ind w:firstLine="288"/>
-      </w:pPr>
-      <w:r>
-        <w:rPr>
-          <w:rFonts w:ascii="EB Garamond" w:hAnsi="EB Garamond"/>
-          <w:b w:val="0"/>
-          <w:sz w:val="27"/>
-        </w:rPr>
-        <w:t>One night Khamis took the dark pearl out and set it on the cloth between them.</w:t>
-      </w:r>
-    </w:p>
-    <w:p>
-      <w:pPr>
-        <w:spacing w:line="348" w:lineRule="auto" w:after="0" w:before="0"/>
-        <w:ind w:firstLine="288"/>
-      </w:pPr>
-      <w:r>
-        <w:rPr>
-          <w:rFonts w:ascii="EB Garamond" w:hAnsi="EB Garamond"/>
-          <w:b w:val="0"/>
-          <w:sz w:val="27"/>
-        </w:rPr>
-        <w:t>"From a drowned coast," he said. "Kept through a drowned boy on a boat and a drowned boy in our yard. I do not know what it means."</w:t>
-      </w:r>
-    </w:p>
-    <w:p>
-      <w:pPr>
-        <w:spacing w:line="348" w:lineRule="auto" w:after="0" w:before="0"/>
-        <w:ind w:firstLine="288"/>
-      </w:pPr>
-      <w:r>
-        <w:rPr>
-          <w:rFonts w:ascii="EB Garamond" w:hAnsi="EB Garamond"/>
-          <w:b w:val="0"/>
-          <w:sz w:val="27"/>
-        </w:rPr>
-        <w:t>"It means you kept something," Wadha said. "Keep keeping. Meaning can arrive late, like news from Ha'il."</w:t>
-      </w:r>
-    </w:p>
-    <w:p>
-      <w:pPr>
-        <w:spacing w:line="348" w:lineRule="auto" w:after="0" w:before="0"/>
-        <w:ind w:firstLine="288"/>
-      </w:pPr>
-      <w:r>
-        <w:rPr>
-          <w:rFonts w:ascii="EB Garamond" w:hAnsi="EB Garamond"/>
-          <w:b w:val="0"/>
-          <w:sz w:val="27"/>
-        </w:rPr>
-      </w:r>
-    </w:p>
-    <w:p>
-      <w:pPr>
-        <w:spacing w:line="348" w:lineRule="auto" w:after="0" w:before="0"/>
-        <w:ind w:firstLine="0"/>
-        <w:jc w:val="center"/>
-      </w:pPr>
-      <w:r>
-        <w:rPr>
-          <w:rFonts w:ascii="EB Garamond" w:hAnsi="EB Garamond"/>
-          <w:b/>
-          <w:sz w:val="28"/>
-        </w:rPr>
-        <w:t>Chapter Nine</w:t>
-      </w:r>
-    </w:p>
-    <w:p>
-      <w:pPr>
-        <w:spacing w:line="348" w:lineRule="auto" w:after="0" w:before="0"/>
-        <w:ind w:firstLine="0"/>
-        <w:jc w:val="center"/>
-      </w:pPr>
-      <w:r>
-        <w:rPr>
-          <w:rFonts w:ascii="EB Garamond" w:hAnsi="EB Garamond"/>
-          <w:b/>
-          <w:sz w:val="27"/>
-        </w:rPr>
-        <w:t>The English Thirst</w:t>
-      </w:r>
-    </w:p>
-    <w:p>
-      <w:pPr>
-        <w:spacing w:line="348" w:lineRule="auto" w:after="0" w:before="0"/>
-        <w:ind w:firstLine="0"/>
-      </w:pPr>
-      <w:r>
-        <w:rPr>
-          <w:rFonts w:ascii="EB Garamond" w:hAnsi="EB Garamond"/>
-          <w:b w:val="0"/>
-          <w:sz w:val="27"/>
-        </w:rPr>
-        <w:t>In the year the Franks later wrote as 1877, a thirsty Englishman came to Ghadir on a thin camel with a thinner patience, and the book will treat him as the record allows: not a villain, not a saint, a measuring eye walking through other people's water.</w:t>
-      </w:r>
-    </w:p>
-    <w:p>
-      <w:pPr>
-        <w:spacing w:line="348" w:lineRule="auto" w:after="0" w:before="0"/>
-        <w:ind w:firstLine="288"/>
-      </w:pPr>
-      <w:r>
-        <w:rPr>
-          <w:rFonts w:ascii="EB Garamond" w:hAnsi="EB Garamond"/>
-          <w:b w:val="0"/>
-          <w:sz w:val="27"/>
-        </w:rPr>
-        <w:t>His name was Charles Doughty. He was already becoming the kind of man who would make a book out of thirst and pride and looking. Talal met him the way the keeper met everything that arrived — at the edge of the palms, with the law older than sermons: you do not turn a guest from the well, even a guest who does not know how to ask properly.</w:t>
-      </w:r>
-    </w:p>
-    <w:p>
-      <w:pPr>
-        <w:spacing w:line="348" w:lineRule="auto" w:after="0" w:before="0"/>
-        <w:ind w:firstLine="288"/>
-      </w:pPr>
-      <w:r>
-        <w:rPr>
-          <w:rFonts w:ascii="EB Garamond" w:hAnsi="EB Garamond"/>
-          <w:b w:val="0"/>
-          <w:sz w:val="27"/>
-        </w:rPr>
-        <w:t>Doughty asked in Arabic that was learned and stiff. Talal answered with little. Water was brought. Coffee was poured. Dates were set. The Englishman drank as a man drinks when the desert has been arguing with his body for days. He looked at the wheel, the ropes, the rota being kept without paper. He looked at faces. He wrote, later, what he thought he had seen.</w:t>
-      </w:r>
-    </w:p>
-    <w:p>
-      <w:pPr>
-        <w:spacing w:line="348" w:lineRule="auto" w:after="0" w:before="0"/>
-        <w:ind w:firstLine="288"/>
-      </w:pPr>
-      <w:r>
-        <w:rPr>
-          <w:rFonts w:ascii="EB Garamond" w:hAnsi="EB Garamond"/>
-          <w:b w:val="0"/>
-          <w:sz w:val="27"/>
-        </w:rPr>
-        <w:t>He did not stay long. No one asked him to. When he left, Talal said nothing worth remembering, and Khamis, who had been at the rope, remembered only the man's eyes — pale, estimating — and the way he said the family's name almost correctly and then not.</w:t>
-      </w:r>
-    </w:p>
-    <w:p>
-      <w:pPr>
-        <w:spacing w:line="348" w:lineRule="auto" w:after="0" w:before="0"/>
-        <w:ind w:firstLine="288"/>
-      </w:pPr>
-      <w:r>
-        <w:rPr>
-          <w:rFonts w:ascii="EB Garamond" w:hAnsi="EB Garamond"/>
-          <w:b w:val="0"/>
-          <w:sz w:val="27"/>
-        </w:rPr>
-        <w:t>"Who was that?" Uthman asked, young then.</w:t>
-      </w:r>
-    </w:p>
-    <w:p>
-      <w:pPr>
-        <w:spacing w:line="348" w:lineRule="auto" w:after="0" w:before="0"/>
-        <w:ind w:firstLine="288"/>
-      </w:pPr>
-      <w:r>
-        <w:rPr>
-          <w:rFonts w:ascii="EB Garamond" w:hAnsi="EB Garamond"/>
-          <w:b w:val="0"/>
-          <w:sz w:val="27"/>
-        </w:rPr>
-        <w:t>"A thirsty man," Talal said. "We have those."</w:t>
-      </w:r>
-    </w:p>
-    <w:p>
-      <w:pPr>
-        <w:spacing w:line="348" w:lineRule="auto" w:after="0" w:before="0"/>
-        <w:ind w:firstLine="0"/>
-        <w:jc w:val="center"/>
-      </w:pPr>
-      <w:r>
-        <w:rPr>
-          <w:rFonts w:ascii="EB Garamond" w:hAnsi="EB Garamond"/>
-          <w:b w:val="0"/>
-          <w:sz w:val="27"/>
-        </w:rPr>
-        <w:t>❦</w:t>
-      </w:r>
-    </w:p>
-    <w:p>
-      <w:pPr>
-        <w:spacing w:line="348" w:lineRule="auto" w:after="0" w:before="0"/>
-        <w:ind w:firstLine="0"/>
-      </w:pPr>
-      <w:r>
-        <w:rPr>
-          <w:rFonts w:ascii="EB Garamond" w:hAnsi="EB Garamond"/>
-          <w:b w:val="0"/>
-          <w:sz w:val="27"/>
-        </w:rPr>
-        <w:t>Months later a cousin came up from a town with printers and booksellers and foreign shelves, and he brought a page.</w:t>
-      </w:r>
-    </w:p>
-    <w:p>
-      <w:pPr>
-        <w:spacing w:line="348" w:lineRule="auto" w:after="0" w:before="0"/>
-        <w:ind w:firstLine="288"/>
-      </w:pPr>
-      <w:r>
-        <w:rPr>
-          <w:rFonts w:ascii="EB Garamond" w:hAnsi="EB Garamond"/>
-          <w:b w:val="0"/>
-          <w:sz w:val="27"/>
-        </w:rPr>
-        <w:t>On the page, in English letters that looked to the household like a spell cast by a people who loved paper more than memory, the name of Ghadir's people had been written wrong. Not by malice. By an ear that had been sure of itself. The cousin read it aloud as best he could. Someone laughed. Someone frowned. Someone said it did not matter because the wells did not read. Someone else said it mattered precisely because the wells did not read and the world that did was beginning to own the names of things.</w:t>
-      </w:r>
-    </w:p>
-    <w:p>
-      <w:pPr>
-        <w:spacing w:line="348" w:lineRule="auto" w:after="0" w:before="0"/>
-        <w:ind w:firstLine="288"/>
-      </w:pPr>
-      <w:r>
-        <w:rPr>
-          <w:rFonts w:ascii="EB Garamond" w:hAnsi="EB Garamond"/>
-          <w:b w:val="0"/>
-          <w:sz w:val="27"/>
-        </w:rPr>
-        <w:t>"Shall we care?" Fahd asked, half coast still in his mouth.</w:t>
-      </w:r>
-    </w:p>
-    <w:p>
-      <w:pPr>
-        <w:spacing w:line="348" w:lineRule="auto" w:after="0" w:before="0"/>
-        <w:ind w:firstLine="288"/>
-      </w:pPr>
-      <w:r>
-        <w:rPr>
-          <w:rFonts w:ascii="EB Garamond" w:hAnsi="EB Garamond"/>
-          <w:b w:val="0"/>
-          <w:sz w:val="27"/>
-        </w:rPr>
-        <w:t>Talal held the page as he had once held a couplet and did not weep. "We will keep our name in our mouths," he said. "If their book is wrong, their book is wrong. Water does not become someone else's because a stranger misspelled the man who poured it."</w:t>
-      </w:r>
-    </w:p>
-    <w:p>
-      <w:pPr>
-        <w:spacing w:line="348" w:lineRule="auto" w:after="0" w:before="0"/>
-        <w:ind w:firstLine="288"/>
-      </w:pPr>
-      <w:r>
-        <w:rPr>
-          <w:rFonts w:ascii="EB Garamond" w:hAnsi="EB Garamond"/>
-          <w:b w:val="0"/>
-          <w:sz w:val="27"/>
-        </w:rPr>
-        <w:t>Khamis thought of the pearl ledger and the wire and the steamer and was less certain that wrong paper stayed harmless. He did not contradict the keeper. He filed the misspelled page beside the two camels and the false birthmark and the drowned diver. Another technology of capture: not debt this time, description.</w:t>
-      </w:r>
-    </w:p>
-    <w:p>
-      <w:pPr>
-        <w:spacing w:line="348" w:lineRule="auto" w:after="0" w:before="0"/>
-        <w:ind w:firstLine="288"/>
-      </w:pPr>
-      <w:r>
-        <w:rPr>
-          <w:rFonts w:ascii="EB Garamond" w:hAnsi="EB Garamond"/>
-          <w:b w:val="0"/>
-          <w:sz w:val="27"/>
-        </w:rPr>
-        <w:t>Wadha listened from the doorway and said, later to Khamis alone, "Let them write us crooked. We will speak us straight. That is the older ink."</w:t>
-      </w:r>
-    </w:p>
-    <w:p>
-      <w:pPr>
-        <w:spacing w:line="348" w:lineRule="auto" w:after="0" w:before="0"/>
-        <w:ind w:firstLine="0"/>
-        <w:jc w:val="center"/>
-      </w:pPr>
-      <w:r>
-        <w:rPr>
-          <w:rFonts w:ascii="EB Garamond" w:hAnsi="EB Garamond"/>
-          <w:b w:val="0"/>
-          <w:sz w:val="27"/>
-        </w:rPr>
-        <w:t>❦</w:t>
-      </w:r>
-    </w:p>
-    <w:p>
-      <w:pPr>
-        <w:spacing w:line="348" w:lineRule="auto" w:after="0" w:before="0"/>
-        <w:ind w:firstLine="0"/>
-      </w:pPr>
-      <w:r>
-        <w:rPr>
-          <w:rFonts w:ascii="EB Garamond" w:hAnsi="EB Garamond"/>
-          <w:b w:val="0"/>
-          <w:sz w:val="27"/>
-        </w:rPr>
-        <w:t>Two years on — 1879 in their count — news came from Ha'il that was not about war for once, or not only about war: English travelers at the Rashidi court, a man and a woman, buying horses, writing things down.</w:t>
-      </w:r>
-    </w:p>
-    <w:p>
-      <w:pPr>
-        <w:spacing w:line="348" w:lineRule="auto" w:after="0" w:before="0"/>
-        <w:ind w:firstLine="288"/>
-      </w:pPr>
-      <w:r>
-        <w:rPr>
-          <w:rFonts w:ascii="EB Garamond" w:hAnsi="EB Garamond"/>
-          <w:b w:val="0"/>
-          <w:sz w:val="27"/>
-        </w:rPr>
-        <w:t>The Blunts.</w:t>
-      </w:r>
-    </w:p>
-    <w:p>
-      <w:pPr>
-        <w:spacing w:line="348" w:lineRule="auto" w:after="0" w:before="0"/>
-        <w:ind w:firstLine="288"/>
-      </w:pPr>
-      <w:r>
-        <w:rPr>
-          <w:rFonts w:ascii="EB Garamond" w:hAnsi="EB Garamond"/>
-          <w:b w:val="0"/>
-          <w:sz w:val="27"/>
-        </w:rPr>
-        <w:t>The book will not take you into their tent for long. It will take you far enough to see what must be seen for the silsila's sake and for the horse-strand that later chapters will spend.</w:t>
-      </w:r>
-    </w:p>
-    <w:p>
-      <w:pPr>
-        <w:spacing w:line="348" w:lineRule="auto" w:after="0" w:before="0"/>
-        <w:ind w:firstLine="288"/>
-      </w:pPr>
-      <w:r>
-        <w:rPr>
-          <w:rFonts w:ascii="EB Garamond" w:hAnsi="EB Garamond"/>
-          <w:b w:val="0"/>
-          <w:sz w:val="27"/>
-        </w:rPr>
-        <w:t>At Ha'il, Lady Anne Blunt — who had an eye and a will — heard an old man recite. The opening was Imru' al-Qais, the Muʿallaqa, the hanging poem, the sound the family at Ghadir had carried mouth to mouth since before their buried chest was buried. She wrote it down. She would publish it later in a book with her husband's name beside hers. She bought a mare. She was buying, whether she named it so or not, into asil knowledge kept by memorized dams — the desert's other library.</w:t>
-      </w:r>
-    </w:p>
-    <w:p>
-      <w:pPr>
-        <w:spacing w:line="348" w:lineRule="auto" w:after="0" w:before="0"/>
-        <w:ind w:firstLine="288"/>
-      </w:pPr>
-      <w:r>
-        <w:rPr>
-          <w:rFonts w:ascii="EB Garamond" w:hAnsi="EB Garamond"/>
-          <w:b w:val="0"/>
-          <w:sz w:val="27"/>
-        </w:rPr>
-        <w:t>At Ghadir, the same week or near enough for the book's purpose, Wadha sorted dates in the dusk and spoke the same opening into dough and dark without knowing an Englishwoman's pencil was moving over the same bones of sound two days' hard riding north. Nura answered her. Khamis heard and thought only: my house is still a house.</w:t>
-      </w:r>
-    </w:p>
-    <w:p>
-      <w:pPr>
-        <w:spacing w:line="348" w:lineRule="auto" w:after="0" w:before="0"/>
-        <w:ind w:firstLine="288"/>
-      </w:pPr>
-      <w:r>
-        <w:rPr>
-          <w:rFonts w:ascii="EB Garamond" w:hAnsi="EB Garamond"/>
-          <w:b w:val="0"/>
-          <w:sz w:val="27"/>
-        </w:rPr>
-        <w:t>Neither household knew the other was handling the same poem. Only the reader knows. The book will not have a character explain the echo. It will let the echo land and move on, because explanation would make it smaller.</w:t>
-      </w:r>
-    </w:p>
-    <w:p>
-      <w:pPr>
-        <w:spacing w:line="348" w:lineRule="auto" w:after="0" w:before="0"/>
-        <w:ind w:firstLine="0"/>
-        <w:jc w:val="center"/>
-      </w:pPr>
-      <w:r>
-        <w:rPr>
-          <w:rFonts w:ascii="EB Garamond" w:hAnsi="EB Garamond"/>
-          <w:b w:val="0"/>
-          <w:sz w:val="27"/>
-        </w:rPr>
-        <w:t>❦</w:t>
-      </w:r>
-    </w:p>
-    <w:p>
-      <w:pPr>
-        <w:spacing w:line="348" w:lineRule="auto" w:after="0" w:before="0"/>
-        <w:ind w:firstLine="0"/>
-      </w:pPr>
-      <w:r>
-        <w:rPr>
-          <w:rFonts w:ascii="EB Garamond" w:hAnsi="EB Garamond"/>
-          <w:b w:val="0"/>
-          <w:sz w:val="27"/>
-        </w:rPr>
-        <w:t>What Ghadir did hear, soon enough, was horse-talk and Rashidi confidence and the pressure of a power at its height. Muhammad ibn Rashid's name rode the tracks. Water rights were argued with a new edge. Men who had always known that the well outlasted princes began to feel princes counting the outlasting.</w:t>
-      </w:r>
-    </w:p>
-    <w:p>
-      <w:pPr>
-        <w:spacing w:line="348" w:lineRule="auto" w:after="0" w:before="0"/>
-        <w:ind w:firstLine="288"/>
-      </w:pPr>
-      <w:r>
-        <w:rPr>
-          <w:rFonts w:ascii="EB Garamond" w:hAnsi="EB Garamond"/>
-          <w:b w:val="0"/>
-          <w:sz w:val="27"/>
-        </w:rPr>
-        <w:t>Khamis went once on a trading loop that brushed Ha'il's orbit and saw, in a yard, mares whose pedigrees were recited like genealogies of saints. He listened. He did not yet know how much of Volume V's later breath would run through that listening. He knew only that the eye he had used on goats and escort-men and pearl-grades could be used on horses, and that the men who sold and the men who bought did not always mean the same thing by the word worth.</w:t>
-      </w:r>
-    </w:p>
-    <w:p>
-      <w:pPr>
-        <w:spacing w:line="348" w:lineRule="auto" w:after="0" w:before="0"/>
-        <w:ind w:firstLine="288"/>
-      </w:pPr>
-      <w:r>
-        <w:rPr>
-          <w:rFonts w:ascii="EB Garamond" w:hAnsi="EB Garamond"/>
-          <w:b w:val="0"/>
-          <w:sz w:val="27"/>
-        </w:rPr>
-        <w:t>"Is she fast?" a Frankish-associated buyer asked, through an interpreter, of a mare that had stood a hard week without complaint.</w:t>
-      </w:r>
-    </w:p>
-    <w:p>
-      <w:pPr>
-        <w:spacing w:line="348" w:lineRule="auto" w:after="0" w:before="0"/>
-        <w:ind w:firstLine="288"/>
-      </w:pPr>
-      <w:r>
-        <w:rPr>
-          <w:rFonts w:ascii="EB Garamond" w:hAnsi="EB Garamond"/>
-          <w:b w:val="0"/>
-          <w:sz w:val="27"/>
-        </w:rPr>
-        <w:t>"She is true," the owner said. "Fast is what a man says when he has not yet asked her to suffer."</w:t>
-      </w:r>
-    </w:p>
-    <w:p>
-      <w:pPr>
-        <w:spacing w:line="348" w:lineRule="auto" w:after="0" w:before="0"/>
-        <w:ind w:firstLine="288"/>
-      </w:pPr>
-      <w:r>
-        <w:rPr>
-          <w:rFonts w:ascii="EB Garamond" w:hAnsi="EB Garamond"/>
-          <w:b w:val="0"/>
-          <w:sz w:val="27"/>
-        </w:rPr>
-        <w:t>Khamis filed that too.</w:t>
-      </w:r>
-    </w:p>
-    <w:p>
-      <w:pPr>
-        <w:spacing w:line="348" w:lineRule="auto" w:after="0" w:before="0"/>
-        <w:ind w:firstLine="0"/>
-        <w:jc w:val="center"/>
-      </w:pPr>
-      <w:r>
-        <w:rPr>
-          <w:rFonts w:ascii="EB Garamond" w:hAnsi="EB Garamond"/>
-          <w:b w:val="0"/>
-          <w:sz w:val="27"/>
-        </w:rPr>
-        <w:t>❦</w:t>
-      </w:r>
-    </w:p>
-    <w:p>
-      <w:pPr>
-        <w:spacing w:line="348" w:lineRule="auto" w:after="0" w:before="0"/>
-        <w:ind w:firstLine="0"/>
-      </w:pPr>
-      <w:r>
-        <w:rPr>
-          <w:rFonts w:ascii="EB Garamond" w:hAnsi="EB Garamond"/>
-          <w:b w:val="0"/>
-          <w:sz w:val="27"/>
-        </w:rPr>
-        <w:t>Then the cliffhanger arrived in the ordinary way: not as a trumpet, as a request.</w:t>
-      </w:r>
-    </w:p>
-    <w:p>
-      <w:pPr>
-        <w:spacing w:line="348" w:lineRule="auto" w:after="0" w:before="0"/>
-        <w:ind w:firstLine="288"/>
-      </w:pPr>
-      <w:r>
-        <w:rPr>
-          <w:rFonts w:ascii="EB Garamond" w:hAnsi="EB Garamond"/>
-          <w:b w:val="0"/>
-          <w:sz w:val="27"/>
-        </w:rPr>
-        <w:t>A Rashidi commander — Nawwaf in the household's later telling, a name with a daughter's shadow already in it — sent word that he sought clarity on water turns along a stretch that touched Ghadir's wider custom. He would come himself. He would bring men. He would bring, because men like him traveled with their households' statements of standing, his daughter.</w:t>
+        <w:t>Then the turn arrived the way the real turns arrive — not as a trumpet, but as a request.</w:t>
+      </w:r>
+    </w:p>
+    <w:p>
+      <w:pPr>
+        <w:spacing w:line="348" w:lineRule="auto" w:after="0" w:before="0"/>
+        <w:ind w:firstLine="288"/>
+      </w:pPr>
+      <w:r>
+        <w:rPr>
+          <w:rFonts w:ascii="EB Garamond" w:hAnsi="EB Garamond"/>
+          <w:b w:val="0"/>
+          <w:sz w:val="27"/>
+        </w:rPr>
+        <w:t>A Rashidi commander, whom the household would afterward call Nawwaf, sent word ahead that he sought clarity about the turns of water along a stretch that touched Ghadir's wider custom. He would come himself. He would bring men. And he would bring, because a man of his standing traveled with his house's statement of itself, his daughter.</w:t>
       </w:r>
     </w:p>
     <w:p>
@@ -7478,21 +6929,21 @@
           <w:b w:val="0"/>
           <w:sz w:val="27"/>
         </w:rPr>
-        <w:t>Talal heard the request and poured coffee for the messenger and smiled the keeper's smile that was not submission and not challenge. "The water is God's," he said. "I keep it. We will speak when he comes."</w:t>
-      </w:r>
-    </w:p>
-    <w:p>
-      <w:pPr>
-        <w:spacing w:line="348" w:lineRule="auto" w:after="0" w:before="0"/>
-        <w:ind w:firstLine="288"/>
-      </w:pPr>
-      <w:r>
-        <w:rPr>
-          <w:rFonts w:ascii="EB Garamond" w:hAnsi="EB Garamond"/>
-          <w:b w:val="0"/>
-          <w:sz w:val="27"/>
-        </w:rPr>
-        <w:t>After the messenger left, Uthman — old enough now to feel a name as a pressure — asked, too carefully, "His daughter travels with him?"</w:t>
+        <w:t>Talal heard the message out and poured coffee for the man who carried it and wore the keeper's smile that was neither submission nor challenge. "The water is God's," he said. "I only keep it. We will talk when he comes."</w:t>
+      </w:r>
+    </w:p>
+    <w:p>
+      <w:pPr>
+        <w:spacing w:line="348" w:lineRule="auto" w:after="0" w:before="0"/>
+        <w:ind w:firstLine="288"/>
+      </w:pPr>
+      <w:r>
+        <w:rPr>
+          <w:rFonts w:ascii="EB Garamond" w:hAnsi="EB Garamond"/>
+          <w:b w:val="0"/>
+          <w:sz w:val="27"/>
+        </w:rPr>
+        <w:t>When the messenger had gone, Uthman — old enough now to feel a name land on him as a weight — asked, far too carefully, "His daughter rides with him?"</w:t>
       </w:r>
     </w:p>
     <w:p>
@@ -7520,21 +6971,21 @@
           <w:b w:val="0"/>
           <w:sz w:val="27"/>
         </w:rPr>
-        <w:t>Wadha, passing with a bowl, glanced at Uthman's face and almost spoke and did not. Khamis saw the almost. He had become a connoisseur of almosts.</w:t>
-      </w:r>
-    </w:p>
-    <w:p>
-      <w:pPr>
-        <w:spacing w:line="348" w:lineRule="auto" w:after="0" w:before="0"/>
-        <w:ind w:firstLine="288"/>
-      </w:pPr>
-      <w:r>
-        <w:rPr>
-          <w:rFonts w:ascii="EB Garamond" w:hAnsi="EB Garamond"/>
-          <w:b w:val="0"/>
-          <w:sz w:val="27"/>
-        </w:rPr>
-        <w:t>That night at the wellhead Talal said to Khamis, alone, "When princes ask about water, they are asking about the century. We will pour. We will smile. We will outlive what we can. And you will watch the men who come the way you watch every other men who come. I am tired of being the only pair of eyes in this house that does not sleep."</w:t>
+        <w:t>Wadha, passing with a bowl, glanced once at Uthman's face and almost spoke, and did not. Khamis saw the almost. He had become, over the years, a student of almosts.</w:t>
+      </w:r>
+    </w:p>
+    <w:p>
+      <w:pPr>
+        <w:spacing w:line="348" w:lineRule="auto" w:after="0" w:before="0"/>
+        <w:ind w:firstLine="288"/>
+      </w:pPr>
+      <w:r>
+        <w:rPr>
+          <w:rFonts w:ascii="EB Garamond" w:hAnsi="EB Garamond"/>
+          <w:b w:val="0"/>
+          <w:sz w:val="27"/>
+        </w:rPr>
+        <w:t>That night at the wellhead Talal spoke to him alone. "When a prince asks about your water, he is asking about the century. We will pour. We will smile. We will outlive what we are able to outlive. And you will watch the men who come the way you watch every man who comes, because I am tired of being the only pair of eyes in this house that does not sleep."</w:t>
       </w:r>
     </w:p>
     <w:p>
@@ -7562,106 +7013,63 @@
           <w:b w:val="0"/>
           <w:sz w:val="27"/>
         </w:rPr>
-        <w:t>"I know," Talal said. "That is why I am telling you to watch this one harder."</w:t>
-      </w:r>
-    </w:p>
-    <w:p>
-      <w:pPr>
-        <w:spacing w:line="348" w:lineRule="auto" w:after="0" w:before="0"/>
-        <w:ind w:firstLine="288"/>
-      </w:pPr>
-      <w:r>
-        <w:rPr>
-          <w:rFonts w:ascii="EB Garamond" w:hAnsi="EB Garamond"/>
-          <w:b w:val="0"/>
-          <w:sz w:val="27"/>
-        </w:rPr>
-        <w:t>Far off, in a literature not yet bound for their shelf, Doughty's misspelling waited to be argued over again whenever a cousin wanted a quarrel. Farther off, Anne Blunt's pages waited to carry their poem into English houses that would never taste Ghadir's dates. Nearer, in the Rashidi camp, a girl who would be called Sultana slept without knowing a quiet young man at a well had already begun, without words, to make room for her in a life that would never ask her to stay.</w:t>
-      </w:r>
-    </w:p>
-    <w:p>
-      <w:pPr>
-        <w:spacing w:line="348" w:lineRule="auto" w:after="0" w:before="0"/>
-        <w:ind w:firstLine="288"/>
-      </w:pPr>
-      <w:r>
-        <w:rPr>
-          <w:rFonts w:ascii="EB Garamond" w:hAnsi="EB Garamond"/>
-          <w:b w:val="0"/>
-          <w:sz w:val="27"/>
-        </w:rPr>
-        <w:t>The chapter ends on the dust of an approaching party and the creak of the wheel and Wadha saying to Nura, almost idly, "When guests come, we feed them first and learn them second."</w:t>
-      </w:r>
-    </w:p>
-    <w:p>
-      <w:pPr>
-        <w:spacing w:line="348" w:lineRule="auto" w:after="0" w:before="0"/>
-        <w:ind w:firstLine="288"/>
-      </w:pPr>
-      <w:r>
-        <w:rPr>
-          <w:rFonts w:ascii="EB Garamond" w:hAnsi="EB Garamond"/>
-          <w:b w:val="0"/>
-          <w:sz w:val="27"/>
-        </w:rPr>
-        <w:t>Nura said, "And if they come for the water?"</w:t>
-      </w:r>
-    </w:p>
-    <w:p>
-      <w:pPr>
-        <w:spacing w:line="348" w:lineRule="auto" w:after="0" w:before="0"/>
-        <w:ind w:firstLine="288"/>
-      </w:pPr>
-      <w:r>
-        <w:rPr>
-          <w:rFonts w:ascii="EB Garamond" w:hAnsi="EB Garamond"/>
-          <w:b w:val="0"/>
-          <w:sz w:val="27"/>
-        </w:rPr>
-        <w:t>Wadha said, "Then we feed them first and learn them second. The order does not change because a man wears a sword."</w:t>
-      </w:r>
-    </w:p>
-    <w:p>
-      <w:pPr>
-        <w:spacing w:line="348" w:lineRule="auto" w:after="0" w:before="0"/>
-        <w:ind w:firstLine="288"/>
-      </w:pPr>
-      <w:r>
-        <w:rPr>
-          <w:rFonts w:ascii="EB Garamond" w:hAnsi="EB Garamond"/>
-          <w:b w:val="0"/>
-          <w:sz w:val="27"/>
-        </w:rPr>
-        <w:t>Khamis, hearing, touched the dark pearl through the cloth at his chest and thought of Munira and of Salih and of the fortunate name and of a mare that was true, and he went to sleep as men sleep before a season that will not be ordinary: incompletely, with one ear open to the rope.</w:t>
-      </w:r>
-    </w:p>
-    <w:p>
-      <w:pPr>
-        <w:spacing w:line="348" w:lineRule="auto" w:after="0" w:before="0"/>
-        <w:ind w:firstLine="0"/>
-        <w:jc w:val="center"/>
-      </w:pPr>
-      <w:r>
-        <w:rPr>
-          <w:rFonts w:ascii="EB Garamond" w:hAnsi="EB Garamond"/>
-          <w:b w:val="0"/>
-          <w:sz w:val="27"/>
-        </w:rPr>
-        <w:t>❦</w:t>
-      </w:r>
-    </w:p>
-    <w:p>
-      <w:pPr>
-        <w:spacing w:line="348" w:lineRule="auto" w:after="0" w:before="0"/>
-        <w:ind w:firstLine="0"/>
-      </w:pPr>
-      <w:r>
-        <w:rPr>
-          <w:rFonts w:ascii="EB Garamond" w:hAnsi="EB Garamond"/>
-          <w:b w:val="0"/>
-          <w:sz w:val="27"/>
-        </w:rPr>
-        <w:t>When the Rashidi party's dust was first seen, Wadha had already decided the menu: coffee first, dates, then meat if the year allowed — it allowed enough — and bread she would make with Nura so the girl would learn guest-law under pressure.</w:t>
+        <w:t>"I know you do," Talal said. "That is why I am telling you to watch this one harder."</w:t>
+      </w:r>
+    </w:p>
+    <w:p>
+      <w:pPr>
+        <w:spacing w:line="348" w:lineRule="auto" w:after="0" w:before="0"/>
+        <w:ind w:firstLine="288"/>
+      </w:pPr>
+      <w:r>
+        <w:rPr>
+          <w:rFonts w:ascii="EB Garamond" w:hAnsi="EB Garamond"/>
+          <w:b w:val="0"/>
+          <w:sz w:val="27"/>
+        </w:rPr>
+        <w:t>Fahd put it lower and plainer, later, by the fire. "A commander brings his daughter when he wants the visit to look like hospitality and feel like an inventory. Watch her if you must, but do not forget the water while you do it. Men have lost wells by staring at the wrong bright thing."</w:t>
+      </w:r>
+    </w:p>
+    <w:p>
+      <w:pPr>
+        <w:spacing w:line="348" w:lineRule="auto" w:after="0" w:before="0"/>
+        <w:ind w:firstLine="288"/>
+      </w:pPr>
+      <w:r>
+        <w:rPr>
+          <w:rFonts w:ascii="EB Garamond" w:hAnsi="EB Garamond"/>
+          <w:b w:val="0"/>
+          <w:sz w:val="27"/>
+        </w:rPr>
+        <w:t>"I have had years of practice not staring at bright false things," Khamis said, almost smiling.</w:t>
+      </w:r>
+    </w:p>
+    <w:p>
+      <w:pPr>
+        <w:spacing w:line="348" w:lineRule="auto" w:after="0" w:before="0"/>
+        <w:ind w:firstLine="288"/>
+      </w:pPr>
+      <w:r>
+        <w:rPr>
+          <w:rFonts w:ascii="EB Garamond" w:hAnsi="EB Garamond"/>
+          <w:b w:val="0"/>
+          <w:sz w:val="27"/>
+        </w:rPr>
+        <w:t>"Then practice harder," Fahd said.</w:t>
+      </w:r>
+    </w:p>
+    <w:p>
+      <w:pPr>
+        <w:spacing w:line="348" w:lineRule="auto" w:after="0" w:before="0"/>
+        <w:ind w:firstLine="288"/>
+      </w:pPr>
+      <w:r>
+        <w:rPr>
+          <w:rFonts w:ascii="EB Garamond" w:hAnsi="EB Garamond"/>
+          <w:b w:val="0"/>
+          <w:sz w:val="27"/>
+        </w:rPr>
+        <w:t>On the morning the party was expected, Wadha had already decided the order of the day — coffee first, then dates, then meat, because the year allowed enough for meat — and she set Nura to the bread beside her, so the girl would learn the law of the guest under the pressure of a real one.</w:t>
       </w:r>
     </w:p>
     <w:p>
@@ -7689,399 +7097,63 @@
           <w:b w:val="0"/>
           <w:sz w:val="27"/>
         </w:rPr>
-        <w:t>"They will be thirsty," Wadha said. "Thirst makes men theatrical. Food makes them specific. We prefer specific."</w:t>
-      </w:r>
-    </w:p>
-    <w:p>
-      <w:pPr>
-        <w:spacing w:line="348" w:lineRule="auto" w:after="0" w:before="0"/>
-        <w:ind w:firstLine="288"/>
-      </w:pPr>
-      <w:r>
-        <w:rPr>
-          <w:rFonts w:ascii="EB Garamond" w:hAnsi="EB Garamond"/>
-          <w:b w:val="0"/>
-          <w:sz w:val="27"/>
-        </w:rPr>
-        <w:t>Khamis checked the ropes and the buckets as if for a feast of water. Talal put on the face with which he had outlived other armed seasons. Uthman cleaned a place in the majlis twice and pretended he had not.</w:t>
-      </w:r>
-    </w:p>
-    <w:p>
-      <w:pPr>
-        <w:spacing w:line="348" w:lineRule="auto" w:after="0" w:before="0"/>
-        <w:ind w:firstLine="288"/>
-      </w:pPr>
-      <w:r>
-        <w:rPr>
-          <w:rFonts w:ascii="EB Garamond" w:hAnsi="EB Garamond"/>
-          <w:b w:val="0"/>
-          <w:sz w:val="27"/>
-        </w:rPr>
-        <w:t>Fahd said, low, to Khamis, "Commanders bring daughters when they want the visit to look like hospitality and feel like inventory."</w:t>
-      </w:r>
-    </w:p>
-    <w:p>
-      <w:pPr>
-        <w:spacing w:line="348" w:lineRule="auto" w:after="0" w:before="0"/>
-        <w:ind w:firstLine="288"/>
-      </w:pPr>
-      <w:r>
-        <w:rPr>
-          <w:rFonts w:ascii="EB Garamond" w:hAnsi="EB Garamond"/>
-          <w:b w:val="0"/>
-          <w:sz w:val="27"/>
-        </w:rPr>
-        <w:t>"I know," Khamis said.</w:t>
-      </w:r>
-    </w:p>
-    <w:p>
-      <w:pPr>
-        <w:spacing w:line="348" w:lineRule="auto" w:after="0" w:before="0"/>
-        <w:ind w:firstLine="288"/>
-      </w:pPr>
-      <w:r>
-        <w:rPr>
-          <w:rFonts w:ascii="EB Garamond" w:hAnsi="EB Garamond"/>
-          <w:b w:val="0"/>
-          <w:sz w:val="27"/>
-        </w:rPr>
-        <w:t>"Do you?" Fahd said. "Then watch the daughter without forgetting the water. Men lose wells by staring at the wrong bright thing."</w:t>
-      </w:r>
-    </w:p>
-    <w:p>
-      <w:pPr>
-        <w:spacing w:line="348" w:lineRule="auto" w:after="0" w:before="0"/>
-        <w:ind w:firstLine="288"/>
-      </w:pPr>
-      <w:r>
-        <w:rPr>
-          <w:rFonts w:ascii="EB Garamond" w:hAnsi="EB Garamond"/>
-          <w:b w:val="0"/>
-          <w:sz w:val="27"/>
-        </w:rPr>
-        <w:t>Khamis almost smiled. "I have been practicing not staring at bright false things for years."</w:t>
-      </w:r>
-    </w:p>
-    <w:p>
-      <w:pPr>
-        <w:spacing w:line="348" w:lineRule="auto" w:after="0" w:before="0"/>
-        <w:ind w:firstLine="288"/>
-      </w:pPr>
-      <w:r>
-        <w:rPr>
-          <w:rFonts w:ascii="EB Garamond" w:hAnsi="EB Garamond"/>
-          <w:b w:val="0"/>
-          <w:sz w:val="27"/>
-        </w:rPr>
-        <w:t>"Practice harder," Fahd said.</w:t>
-      </w:r>
-    </w:p>
-    <w:p>
-      <w:pPr>
-        <w:spacing w:line="348" w:lineRule="auto" w:after="0" w:before="0"/>
-        <w:ind w:firstLine="288"/>
-      </w:pPr>
-      <w:r>
-        <w:rPr>
-          <w:rFonts w:ascii="EB Garamond" w:hAnsi="EB Garamond"/>
-          <w:b w:val="0"/>
-          <w:sz w:val="27"/>
-        </w:rPr>
-        <w:t>The book leaves them there: the wheel ready, the coffee beans waiting for the pan, the misspelled English page somewhere in a cousin's sack as a comic relic, the Muʿallaqa living in two places at once without either place knowing, and a girl named Sultana riding toward a quiet young man's unspoken life, while far behind Khamis, on coasts he has walked under a fortunate name, the wire goes on teaching prices to arrive before mercy does.</w:t>
-      </w:r>
-    </w:p>
-    <w:p>
-      <w:pPr>
-        <w:spacing w:line="348" w:lineRule="auto" w:after="0" w:before="0"/>
-        <w:ind w:firstLine="288"/>
-      </w:pPr>
-      <w:r>
-        <w:rPr>
-          <w:rFonts w:ascii="EB Garamond" w:hAnsi="EB Garamond"/>
-          <w:b w:val="0"/>
-          <w:sz w:val="27"/>
-        </w:rPr>
-        <w:t>Part Two has done its work if you can feel the engines — pearl, steam, wire, paper, horse, poem — turning under ordinary hands. Part Three will ask what those engines do when love does not speak and princes ask for water and a people begin to flee.</w:t>
-      </w:r>
-    </w:p>
-    <w:p>
-      <w:pPr>
-        <w:spacing w:line="348" w:lineRule="auto" w:after="0" w:before="0"/>
-        <w:ind w:firstLine="288"/>
-      </w:pPr>
-      <w:r>
-        <w:rPr>
-          <w:rFonts w:ascii="EB Garamond" w:hAnsi="EB Garamond"/>
-          <w:b w:val="0"/>
-          <w:sz w:val="27"/>
-        </w:rPr>
-        <w:t>Before Doughty left, he asked — stiffly — about old inscriptions, old books, anything written. Talal glanced once toward the house where a chest lay sealed under a floor and said, "We have water. We have memory. Writing is a guest we do not always invite."</w:t>
-      </w:r>
-    </w:p>
-    <w:p>
-      <w:pPr>
-        <w:spacing w:line="348" w:lineRule="auto" w:after="0" w:before="0"/>
-        <w:ind w:firstLine="288"/>
-      </w:pPr>
-      <w:r>
-        <w:rPr>
-          <w:rFonts w:ascii="EB Garamond" w:hAnsi="EB Garamond"/>
-          <w:b w:val="0"/>
-          <w:sz w:val="27"/>
-        </w:rPr>
-        <w:t>Doughty wrote that down in his mind as primitivism or piety or pride; the book does not need his category. It only needs you to hear Talal protect a buried couplet without naming it.</w:t>
-      </w:r>
-    </w:p>
-    <w:p>
-      <w:pPr>
-        <w:spacing w:line="348" w:lineRule="auto" w:after="0" w:before="0"/>
-        <w:ind w:firstLine="288"/>
-      </w:pPr>
-      <w:r>
-        <w:rPr>
-          <w:rFonts w:ascii="EB Garamond" w:hAnsi="EB Garamond"/>
-          <w:b w:val="0"/>
-          <w:sz w:val="27"/>
-        </w:rPr>
-        <w:t>When Anne Blunt's mare-buying became a story told at Ghadir with the casual inaccuracy of all traveled stories, an old man in the majlis said, "They buy the blood and leave us the dust."</w:t>
-      </w:r>
-    </w:p>
-    <w:p>
-      <w:pPr>
-        <w:spacing w:line="348" w:lineRule="auto" w:after="0" w:before="0"/>
-        <w:ind w:firstLine="288"/>
-      </w:pPr>
-      <w:r>
-        <w:rPr>
-          <w:rFonts w:ascii="EB Garamond" w:hAnsi="EB Garamond"/>
-          <w:b w:val="0"/>
-          <w:sz w:val="27"/>
-        </w:rPr>
-        <w:t>"They buy what we sell," another said. "Do not cry after the silver."</w:t>
-      </w:r>
-    </w:p>
-    <w:p>
-      <w:pPr>
-        <w:spacing w:line="348" w:lineRule="auto" w:after="0" w:before="0"/>
-        <w:ind w:firstLine="288"/>
-      </w:pPr>
-      <w:r>
-        <w:rPr>
-          <w:rFonts w:ascii="EB Garamond" w:hAnsi="EB Garamond"/>
-          <w:b w:val="0"/>
-          <w:sz w:val="27"/>
-        </w:rPr>
-        <w:t>Khamis listened to both and thought of pearl grades named low on purpose and wondered what dam-lines would sound like when recited for a price. He did not know that Part Three would make him stand inside that question. For now he only sharpened the eye.</w:t>
-      </w:r>
-    </w:p>
-    <w:p>
-      <w:pPr>
-        <w:spacing w:line="348" w:lineRule="auto" w:after="0" w:before="0"/>
-        <w:ind w:firstLine="288"/>
-      </w:pPr>
-      <w:r>
-        <w:rPr>
-          <w:rFonts w:ascii="EB Garamond" w:hAnsi="EB Garamond"/>
-          <w:b w:val="0"/>
-          <w:sz w:val="27"/>
-        </w:rPr>
-        <w:t>Nura asked Wadha what an Englishwoman was.</w:t>
-      </w:r>
-    </w:p>
-    <w:p>
-      <w:pPr>
-        <w:spacing w:line="348" w:lineRule="auto" w:after="0" w:before="0"/>
-        <w:ind w:firstLine="288"/>
-      </w:pPr>
-      <w:r>
-        <w:rPr>
-          <w:rFonts w:ascii="EB Garamond" w:hAnsi="EB Garamond"/>
-          <w:b w:val="0"/>
-          <w:sz w:val="27"/>
-        </w:rPr>
-        <w:t>"A person," Wadha said. "Far away. Hungry for our horses and our poems. We will not hate her for hunger. We will not hand her the well."</w:t>
-      </w:r>
-    </w:p>
-    <w:p>
-      <w:pPr>
-        <w:spacing w:line="348" w:lineRule="auto" w:after="0" w:before="0"/>
-        <w:ind w:firstLine="288"/>
-      </w:pPr>
-      <w:r>
-        <w:rPr>
-          <w:rFonts w:ascii="EB Garamond" w:hAnsi="EB Garamond"/>
-          <w:b w:val="0"/>
-          <w:sz w:val="27"/>
-        </w:rPr>
-        <w:t>"And the poem she wrote down?"</w:t>
-      </w:r>
-    </w:p>
-    <w:p>
-      <w:pPr>
-        <w:spacing w:line="348" w:lineRule="auto" w:after="0" w:before="0"/>
-        <w:ind w:firstLine="288"/>
-      </w:pPr>
-      <w:r>
-        <w:rPr>
-          <w:rFonts w:ascii="EB Garamond" w:hAnsi="EB Garamond"/>
-          <w:b w:val="0"/>
-          <w:sz w:val="27"/>
-        </w:rPr>
-        <w:t>"If she wrote it true, she borrowed it honestly. If she wrote it crooked, we still have our mouths. Either way, child, finish the line I gave you."</w:t>
-      </w:r>
-    </w:p>
-    <w:p>
-      <w:pPr>
-        <w:spacing w:line="348" w:lineRule="auto" w:after="0" w:before="0"/>
-        <w:ind w:firstLine="288"/>
-      </w:pPr>
-      <w:r>
-        <w:rPr>
-          <w:rFonts w:ascii="EB Garamond" w:hAnsi="EB Garamond"/>
-          <w:b w:val="0"/>
-          <w:sz w:val="27"/>
-        </w:rPr>
-        <w:t>Nura finished the line. The yard held. The dust of Nawwaf's party thickened on the north track. Part Two ends in the intake of breath before a guest who is also a test.</w:t>
-      </w:r>
-    </w:p>
-    <w:p>
-      <w:pPr>
-        <w:spacing w:line="348" w:lineRule="auto" w:after="0" w:before="0"/>
-        <w:ind w:firstLine="288"/>
-      </w:pPr>
-      <w:r>
-        <w:rPr>
-          <w:rFonts w:ascii="EB Garamond" w:hAnsi="EB Garamond"/>
-          <w:b w:val="0"/>
-          <w:sz w:val="27"/>
-        </w:rPr>
-        <w:t>Doughty's camel had made a soft complaint at the wellhead, and Uthman — still young — had almost laughed and then had not, because strangers' animals were not safe jokes. Khamis handed the Englishman a second cup without being asked. Doughty nodded as men nod when they are used to being served by the world. Later Khamis told Wadha the nod had taught him as much as the misspelled page: some people travel through thirst into certainty.</w:t>
-      </w:r>
-    </w:p>
-    <w:p>
-      <w:pPr>
-        <w:spacing w:line="348" w:lineRule="auto" w:after="0" w:before="0"/>
-        <w:ind w:firstLine="288"/>
-      </w:pPr>
-      <w:r>
-        <w:rPr>
-          <w:rFonts w:ascii="EB Garamond" w:hAnsi="EB Garamond"/>
-          <w:b w:val="0"/>
-          <w:sz w:val="27"/>
-        </w:rPr>
-        <w:t>"Certainty is a kind of fat," Wadha said. "We cannot afford much of it."</w:t>
-      </w:r>
-    </w:p>
-    <w:p>
-      <w:pPr>
-        <w:spacing w:line="348" w:lineRule="auto" w:after="0" w:before="0"/>
-        <w:ind w:firstLine="288"/>
-      </w:pPr>
-      <w:r>
-        <w:rPr>
-          <w:rFonts w:ascii="EB Garamond" w:hAnsi="EB Garamond"/>
-          <w:b w:val="0"/>
-          <w:sz w:val="27"/>
-        </w:rPr>
-        <w:t>When news of the Blunts' mare reached Ghadir, Fahd asked whether the mare's dam-line had been recited true or recited for the buyer's hunger.</w:t>
-      </w:r>
-    </w:p>
-    <w:p>
-      <w:pPr>
-        <w:spacing w:line="348" w:lineRule="auto" w:after="0" w:before="0"/>
-        <w:ind w:firstLine="288"/>
-      </w:pPr>
-      <w:r>
-        <w:rPr>
-          <w:rFonts w:ascii="EB Garamond" w:hAnsi="EB Garamond"/>
-          <w:b w:val="0"/>
-          <w:sz w:val="27"/>
-        </w:rPr>
-        <w:t>"How would we know?" someone said.</w:t>
-      </w:r>
-    </w:p>
-    <w:p>
-      <w:pPr>
-        <w:spacing w:line="348" w:lineRule="auto" w:after="0" w:before="0"/>
-        <w:ind w:firstLine="288"/>
-      </w:pPr>
-      <w:r>
-        <w:rPr>
-          <w:rFonts w:ascii="EB Garamond" w:hAnsi="EB Garamond"/>
-          <w:b w:val="0"/>
-          <w:sz w:val="27"/>
-        </w:rPr>
-        <w:t>"Exactly," Fahd said. "That is the new danger. Paper and foreigners and prices that do not overnight with the herd."</w:t>
-      </w:r>
-    </w:p>
-    <w:p>
-      <w:pPr>
-        <w:spacing w:line="348" w:lineRule="auto" w:after="0" w:before="0"/>
-        <w:ind w:firstLine="288"/>
-      </w:pPr>
-      <w:r>
-        <w:rPr>
-          <w:rFonts w:ascii="EB Garamond" w:hAnsi="EB Garamond"/>
-          <w:b w:val="0"/>
-          <w:sz w:val="27"/>
-        </w:rPr>
-        <w:t>Khamis thought of Bombay prices arriving by wire and said, "The danger is not new. Only faster."</w:t>
-      </w:r>
-    </w:p>
-    <w:p>
-      <w:pPr>
-        <w:spacing w:line="348" w:lineRule="auto" w:after="0" w:before="0"/>
-        <w:ind w:firstLine="288"/>
-      </w:pPr>
-      <w:r>
-        <w:rPr>
-          <w:rFonts w:ascii="EB Garamond" w:hAnsi="EB Garamond"/>
-          <w:b w:val="0"/>
-          <w:sz w:val="27"/>
-        </w:rPr>
-        <w:t>On the morning Nawwaf's party was expected, Talal had Khamis taste the coffee before guests arrived — an intimacy of trust. "If it is bitter, say so."</w:t>
-      </w:r>
-    </w:p>
-    <w:p>
-      <w:pPr>
-        <w:spacing w:line="348" w:lineRule="auto" w:after="0" w:before="0"/>
-        <w:ind w:firstLine="288"/>
-      </w:pPr>
-      <w:r>
-        <w:rPr>
-          <w:rFonts w:ascii="EB Garamond" w:hAnsi="EB Garamond"/>
-          <w:b w:val="0"/>
-          <w:sz w:val="27"/>
-        </w:rPr>
-        <w:t>"It is honest," Khamis said.</w:t>
-      </w:r>
-    </w:p>
-    <w:p>
-      <w:pPr>
-        <w:spacing w:line="348" w:lineRule="auto" w:after="0" w:before="0"/>
-        <w:ind w:firstLine="288"/>
-      </w:pPr>
-      <w:r>
-        <w:rPr>
-          <w:rFonts w:ascii="EB Garamond" w:hAnsi="EB Garamond"/>
-          <w:b w:val="0"/>
-          <w:sz w:val="27"/>
-        </w:rPr>
-        <w:t>"Good. Honest bitter we can serve. Dishonest sweet we cannot."</w:t>
-      </w:r>
-    </w:p>
-    <w:p>
-      <w:pPr>
-        <w:spacing w:line="348" w:lineRule="auto" w:after="0" w:before="0"/>
-        <w:ind w:firstLine="288"/>
-      </w:pPr>
-      <w:r>
-        <w:rPr>
-          <w:rFonts w:ascii="EB Garamond" w:hAnsi="EB Garamond"/>
-          <w:b w:val="0"/>
-          <w:sz w:val="27"/>
-        </w:rPr>
-        <w:t>Wadha pinned Nura's readiness with a look. Uthman stood as if listening for a single horse among many. The century, having arrived by steamer and wire and misspelled book, was now arriving by dust on the north track with a commander's daughter in it, and Part Two — engines and all — gave way to the human weather those engines would be asked to carry.</w:t>
+        <w:t>"They will be thirsty," Wadha said. "Thirst makes a man theatrical. Food makes him specific. We would rather have him specific."</w:t>
+      </w:r>
+    </w:p>
+    <w:p>
+      <w:pPr>
+        <w:spacing w:line="348" w:lineRule="auto" w:after="0" w:before="0"/>
+        <w:ind w:firstLine="288"/>
+      </w:pPr>
+      <w:r>
+        <w:rPr>
+          <w:rFonts w:ascii="EB Garamond" w:hAnsi="EB Garamond"/>
+          <w:b w:val="0"/>
+          <w:sz w:val="27"/>
+        </w:rPr>
+        <w:t>"And if they come for the water?"</w:t>
+      </w:r>
+    </w:p>
+    <w:p>
+      <w:pPr>
+        <w:spacing w:line="348" w:lineRule="auto" w:after="0" w:before="0"/>
+        <w:ind w:firstLine="288"/>
+      </w:pPr>
+      <w:r>
+        <w:rPr>
+          <w:rFonts w:ascii="EB Garamond" w:hAnsi="EB Garamond"/>
+          <w:b w:val="0"/>
+          <w:sz w:val="27"/>
+        </w:rPr>
+        <w:t>"Then we feed them first and we learn them second. The order does not change because a man is wearing a sword."</w:t>
+      </w:r>
+    </w:p>
+    <w:p>
+      <w:pPr>
+        <w:spacing w:line="348" w:lineRule="auto" w:after="0" w:before="0"/>
+        <w:ind w:firstLine="288"/>
+      </w:pPr>
+      <w:r>
+        <w:rPr>
+          <w:rFonts w:ascii="EB Garamond" w:hAnsi="EB Garamond"/>
+          <w:b w:val="0"/>
+          <w:sz w:val="27"/>
+        </w:rPr>
+        <w:t>Nura finished the line of poetry her mother had left hanging the evening before. The yard held. Khamis touched the dark pearl through the cloth at his chest and thought of Munira, and of Salih, and of the fortunate name folded away in it, and of a mare that a man had called true, and out on the north track the dust of the commander's party was already standing up against the sky.</w:t>
+      </w:r>
+    </w:p>
+    <w:p>
+      <w:pPr>
+        <w:spacing w:line="348" w:lineRule="auto" w:after="0" w:before="0"/>
+        <w:ind w:firstLine="288"/>
+      </w:pPr>
+      <w:r>
+        <w:rPr>
+          <w:rFonts w:ascii="EB Garamond" w:hAnsi="EB Garamond"/>
+          <w:b w:val="0"/>
+          <w:sz w:val="27"/>
+        </w:rPr>
+        <w:t>Part Two has done its work if you can feel the engines by now — pearl and steam and wire, paper and horse and poem — all of them turning under ordinary hands at a well in the sand. Part Three will ask what those engines do to people when love will not speak, and a prince asks for water, and a whole house begins, without yet knowing the word for it, to flee.</w:t>
       </w:r>
     </w:p>
     <w:sectPr>

--- a/___projects/Books/Arabia!/Book Five/Arabia_Bk5_v9_manuscript.docx
+++ b/___projects/Books/Arabia!/Book Five/Arabia_Bk5_v9_manuscript.docx
@@ -4248,35 +4248,91 @@
           <w:b w:val="0"/>
           <w:sz w:val="27"/>
         </w:rPr>
-        <w:t>Before the turn, the book will give you the calm supper it promised, because a reader who has not been fed on the deck cannot feel what the arithmetic steals.</w:t>
-      </w:r>
-    </w:p>
-    <w:p>
-      <w:pPr>
-        <w:spacing w:line="348" w:lineRule="auto" w:after="0" w:before="0"/>
-        <w:ind w:firstLine="288"/>
-      </w:pPr>
-      <w:r>
-        <w:rPr>
-          <w:rFonts w:ascii="EB Garamond" w:hAnsi="EB Garamond"/>
-          <w:b w:val="0"/>
-          <w:sz w:val="27"/>
-        </w:rPr>
-        <w:t>That week the catch had been decent — not a fortune, a living — and the cook put rice and fish in the one broad dish, and the men ate with the right hand in the order the boat knew, and there were dates, and the water from the barrel tasted of copper and old wood, and for an hour the debt was only a book in a box and not a rope around a throat. A young man they called the nahham gave them a scrap of the haul-song, the chant that timed the pull on the ropes, and for the length of it the work had a music in it that was not only suffering.</w:t>
-      </w:r>
-    </w:p>
-    <w:p>
-      <w:pPr>
-        <w:spacing w:line="348" w:lineRule="auto" w:after="0" w:before="0"/>
-        <w:ind w:firstLine="288"/>
-      </w:pPr>
-      <w:r>
-        <w:rPr>
-          <w:rFonts w:ascii="EB Garamond" w:hAnsi="EB Garamond"/>
-          <w:b w:val="0"/>
-          <w:sz w:val="27"/>
-        </w:rPr>
-        <w:t>Khamis ate. He thought of Wadha's kitchen and the soured milk and the sentence she kept, and he understood that a man could sit inside two hungers at once: the body's, which the rice answered, and the other, which no catch would ever answer. He did not speak Munira's name on that deck. He asked, in the sideways way, after women brought up the trade in such-and-such years, and he was given rumors and shrugs and, once, a hard look that told him to leave it. He left it. He filed the faces. He kept the tally.</w:t>
+        <w:t>The man who taught him the true shape of the debt was not a diver at all but a shell-opener, an old man the boat called Saif, whose thumbs had been ruined so long ago that he opened the oysters more by memory than by grip. Khamis sat with him in the shade of the sail through the flat middle of the day, when the divers rested against the next descent, and learned the chain link by link, the way he had once learned the rota.</w:t>
+      </w:r>
+    </w:p>
+    <w:p>
+      <w:pPr>
+        <w:spacing w:line="348" w:lineRule="auto" w:after="0" w:before="0"/>
+        <w:ind w:firstLine="288"/>
+      </w:pPr>
+      <w:r>
+        <w:rPr>
+          <w:rFonts w:ascii="EB Garamond" w:hAnsi="EB Garamond"/>
+          <w:b w:val="0"/>
+          <w:sz w:val="27"/>
+        </w:rPr>
+        <w:t>"You think the nakhoda owns us," Saif said, not looking up from the blade. "The nakhoda owes the tawwash. The tawwash owes a bigger man in the town, who owes a house in Bahrain, who owes an Indian across the water, who now — they say — owes the price the wire tells him each morning before he has washed his face." He slid a shell open, glanced, discarded. "We are the bottom knot of a rope that goes up past where any of us can see. When the top of the rope pulls, it is the bottom knot that feels it in the throat."</w:t>
+      </w:r>
+    </w:p>
+    <w:p>
+      <w:pPr>
+        <w:spacing w:line="348" w:lineRule="auto" w:after="0" w:before="0"/>
+        <w:ind w:firstLine="288"/>
+      </w:pPr>
+      <w:r>
+        <w:rPr>
+          <w:rFonts w:ascii="EB Garamond" w:hAnsi="EB Garamond"/>
+          <w:b w:val="0"/>
+          <w:sz w:val="27"/>
+        </w:rPr>
+        <w:t>"And if the bottom knot learns to count?" Khamis asked.</w:t>
+      </w:r>
+    </w:p>
+    <w:p>
+      <w:pPr>
+        <w:spacing w:line="348" w:lineRule="auto" w:after="0" w:before="0"/>
+        <w:ind w:firstLine="288"/>
+      </w:pPr>
+      <w:r>
+        <w:rPr>
+          <w:rFonts w:ascii="EB Garamond" w:hAnsi="EB Garamond"/>
+          <w:b w:val="0"/>
+          <w:sz w:val="27"/>
+        </w:rPr>
+        <w:t>Saif looked at him then, with eyes gone pale at the rims from a life of salt and glare. "Then the bottom knot is dangerous, and is either made a foreman or made an example. There is no third road for a man who counts on a boat that lives by miscounting." He went back to the blade. "You are counting. I have watched you. Count quietly, and know which one they will make you, and be ready to be neither."</w:t>
+      </w:r>
+    </w:p>
+    <w:p>
+      <w:pPr>
+        <w:spacing w:line="348" w:lineRule="auto" w:after="0" w:before="0"/>
+        <w:ind w:firstLine="288"/>
+      </w:pPr>
+      <w:r>
+        <w:rPr>
+          <w:rFonts w:ascii="EB Garamond" w:hAnsi="EB Garamond"/>
+          <w:b w:val="0"/>
+          <w:sz w:val="27"/>
+        </w:rPr>
+        <w:t>Khamis kept that beside the keeper's law and the two camels. He had come out to buy questions with a wage; he was being given, without asking, an education in how the whole century's money would learn to move — up a rope, over water, faster than mercy, and always, in the end, felt first in the throat of the man at the bottom.</w:t>
+      </w:r>
+    </w:p>
+    <w:p>
+      <w:pPr>
+        <w:spacing w:line="348" w:lineRule="auto" w:after="0" w:before="0"/>
+        <w:ind w:firstLine="288"/>
+      </w:pPr>
+      <w:r>
+        <w:rPr>
+          <w:rFonts w:ascii="EB Garamond" w:hAnsi="EB Garamond"/>
+          <w:b w:val="0"/>
+          <w:sz w:val="27"/>
+        </w:rPr>
+        <w:t>"Why tell me?" Khamis asked.</w:t>
+      </w:r>
+    </w:p>
+    <w:p>
+      <w:pPr>
+        <w:spacing w:line="348" w:lineRule="auto" w:after="0" w:before="0"/>
+        <w:ind w:firstLine="288"/>
+      </w:pPr>
+      <w:r>
+        <w:rPr>
+          <w:rFonts w:ascii="EB Garamond" w:hAnsi="EB Garamond"/>
+          <w:b w:val="0"/>
+          <w:sz w:val="27"/>
+        </w:rPr>
+        <w:t>"Because you gave me your dates yesterday when you thought no one saw," Saif said. "A man who feeds the ruined is a man I will spend a little breath on before the sea spends the rest of mine."</w:t>
       </w:r>
     </w:p>
     <w:p>
@@ -4305,77 +4361,35 @@
           <w:b w:val="0"/>
           <w:sz w:val="27"/>
         </w:rPr>
-        <w:t>On the seventh evening the nakhoda had the men open a stubborn set of shells, and among the nothing and the seed-pearls there was one round white that made even the tired divers go quiet. The tawwash's man, aboard that night, turned it in the last light and smiled a small smile and named a grade a full step below what every eye on the deck had seen.</w:t>
-      </w:r>
-    </w:p>
-    <w:p>
-      <w:pPr>
-        <w:spacing w:line="348" w:lineRule="auto" w:after="0" w:before="0"/>
-        <w:ind w:firstLine="288"/>
-      </w:pPr>
-      <w:r>
-        <w:rPr>
-          <w:rFonts w:ascii="EB Garamond" w:hAnsi="EB Garamond"/>
-          <w:b w:val="0"/>
-          <w:sz w:val="27"/>
-        </w:rPr>
-        <w:t>Later Khamis said to the diver who had brought it up, privately, "Say what you saw."</w:t>
-      </w:r>
-    </w:p>
-    <w:p>
-      <w:pPr>
-        <w:spacing w:line="348" w:lineRule="auto" w:after="0" w:before="0"/>
-        <w:ind w:firstLine="288"/>
-      </w:pPr>
-      <w:r>
-        <w:rPr>
-          <w:rFonts w:ascii="EB Garamond" w:hAnsi="EB Garamond"/>
-          <w:b w:val="0"/>
-          <w:sz w:val="27"/>
-        </w:rPr>
-        <w:t>"I saw a better pearl," the diver said.</w:t>
-      </w:r>
-    </w:p>
-    <w:p>
-      <w:pPr>
-        <w:spacing w:line="348" w:lineRule="auto" w:after="0" w:before="0"/>
-        <w:ind w:firstLine="288"/>
-      </w:pPr>
-      <w:r>
-        <w:rPr>
-          <w:rFonts w:ascii="EB Garamond" w:hAnsi="EB Garamond"/>
-          <w:b w:val="0"/>
-          <w:sz w:val="27"/>
-        </w:rPr>
-        <w:t>"And now?"</w:t>
-      </w:r>
-    </w:p>
-    <w:p>
-      <w:pPr>
-        <w:spacing w:line="348" w:lineRule="auto" w:after="0" w:before="0"/>
-        <w:ind w:firstLine="288"/>
-      </w:pPr>
-      <w:r>
-        <w:rPr>
-          <w:rFonts w:ascii="EB Garamond" w:hAnsi="EB Garamond"/>
-          <w:b w:val="0"/>
-          <w:sz w:val="27"/>
-        </w:rPr>
-        <w:t>"Now I see what I am permitted to see."</w:t>
-      </w:r>
-    </w:p>
-    <w:p>
-      <w:pPr>
-        <w:spacing w:line="348" w:lineRule="auto" w:after="0" w:before="0"/>
-        <w:ind w:firstLine="288"/>
-      </w:pPr>
-      <w:r>
-        <w:rPr>
-          <w:rFonts w:ascii="EB Garamond" w:hAnsi="EB Garamond"/>
-          <w:b w:val="0"/>
-          <w:sz w:val="27"/>
-        </w:rPr>
-        <w:t>Khamis did not sleep well. He lay counting the distance between a thing and its written shadow, and when at last he slept he dreamed of Yaqut asking whether there would be a mother where they were going, and he woke with the old kind answer still in his mouth, unspent.</w:t>
+        <w:t>Before the turn, the book will give you the calm supper it promised, because a reader who has not been fed on the deck cannot feel what the arithmetic steals.</w:t>
+      </w:r>
+    </w:p>
+    <w:p>
+      <w:pPr>
+        <w:spacing w:line="348" w:lineRule="auto" w:after="0" w:before="0"/>
+        <w:ind w:firstLine="288"/>
+      </w:pPr>
+      <w:r>
+        <w:rPr>
+          <w:rFonts w:ascii="EB Garamond" w:hAnsi="EB Garamond"/>
+          <w:b w:val="0"/>
+          <w:sz w:val="27"/>
+        </w:rPr>
+        <w:t>That week the catch had been decent — not a fortune, a living — and the cook put rice and fish in the one broad dish, and the men ate with the right hand in the order the boat knew, and there were dates, and the water from the barrel tasted of copper and old wood, and for an hour the debt was only a book in a box and not a rope around a throat. A young man they called the nahham gave them a scrap of the haul-song, the chant that timed the pull on the ropes, and for the length of it the work had a music in it that was not only suffering.</w:t>
+      </w:r>
+    </w:p>
+    <w:p>
+      <w:pPr>
+        <w:spacing w:line="348" w:lineRule="auto" w:after="0" w:before="0"/>
+        <w:ind w:firstLine="288"/>
+      </w:pPr>
+      <w:r>
+        <w:rPr>
+          <w:rFonts w:ascii="EB Garamond" w:hAnsi="EB Garamond"/>
+          <w:b w:val="0"/>
+          <w:sz w:val="27"/>
+        </w:rPr>
+        <w:t>Khamis ate. He thought of Wadha's kitchen and the soured milk and the sentence she kept, and he understood that a man could sit inside two hungers at once: the body's, which the rice answered, and the other, which no catch would ever answer. He did not speak Munira's name on that deck. He asked, in the sideways way, after women brought up the trade in such-and-such years, and he was given rumors and shrugs and, once, a hard look that told him to leave it. He left it. He filed the faces. He kept the tally.</w:t>
       </w:r>
     </w:p>
     <w:p>
@@ -4404,231 +4418,77 @@
           <w:b w:val="0"/>
           <w:sz w:val="27"/>
         </w:rPr>
-        <w:t>Then the good week broke.</w:t>
-      </w:r>
-    </w:p>
-    <w:p>
-      <w:pPr>
-        <w:spacing w:line="348" w:lineRule="auto" w:after="0" w:before="0"/>
-        <w:ind w:firstLine="288"/>
-      </w:pPr>
-      <w:r>
-        <w:rPr>
-          <w:rFonts w:ascii="EB Garamond" w:hAnsi="EB Garamond"/>
-          <w:b w:val="0"/>
-          <w:sz w:val="27"/>
-        </w:rPr>
-        <w:t>A diver went down on his own rope — the phrase the men used, which meant the stone and the breath and the bottom and the moment the pull did not come when it should have come. They hauled. What came up was not a man who could gasp and go again. The sea had finished with him in the middle of a sentence of work, the way the sea finished with men, without a speech and without a warning.</w:t>
-      </w:r>
-    </w:p>
-    <w:p>
-      <w:pPr>
-        <w:spacing w:line="348" w:lineRule="auto" w:after="0" w:before="0"/>
-        <w:ind w:firstLine="288"/>
-      </w:pPr>
-      <w:r>
-        <w:rPr>
-          <w:rFonts w:ascii="EB Garamond" w:hAnsi="EB Garamond"/>
-          <w:b w:val="0"/>
-          <w:sz w:val="27"/>
-        </w:rPr>
-        <w:t>They did what boats do. They covered him. They said the words over him. And then, before the sun had moved far, they reckoned how the day's catch and the dead man's debt would be entered, because a body that dies still leaves numbers behind it, and numbers do not pause for grief.</w:t>
-      </w:r>
-    </w:p>
-    <w:p>
-      <w:pPr>
-        <w:spacing w:line="348" w:lineRule="auto" w:after="0" w:before="0"/>
-        <w:ind w:firstLine="288"/>
-      </w:pPr>
-      <w:r>
-        <w:rPr>
-          <w:rFonts w:ascii="EB Garamond" w:hAnsi="EB Garamond"/>
-          <w:b w:val="0"/>
-          <w:sz w:val="27"/>
-        </w:rPr>
-        <w:t>"Write him clean," said one of the older divers, meaning: do not load his brother with a debt you have invented.</w:t>
-      </w:r>
-    </w:p>
-    <w:p>
-      <w:pPr>
-        <w:spacing w:line="348" w:lineRule="auto" w:after="0" w:before="0"/>
-        <w:ind w:firstLine="288"/>
-      </w:pPr>
-      <w:r>
-        <w:rPr>
-          <w:rFonts w:ascii="EB Garamond" w:hAnsi="EB Garamond"/>
-          <w:b w:val="0"/>
-          <w:sz w:val="27"/>
-        </w:rPr>
-        <w:t>"We write what is owed," the nakhoda said.</w:t>
-      </w:r>
-    </w:p>
-    <w:p>
-      <w:pPr>
-        <w:spacing w:line="348" w:lineRule="auto" w:after="0" w:before="0"/>
-        <w:ind w:firstLine="288"/>
-      </w:pPr>
-      <w:r>
-        <w:rPr>
-          <w:rFonts w:ascii="EB Garamond" w:hAnsi="EB Garamond"/>
-          <w:b w:val="0"/>
-          <w:sz w:val="27"/>
-        </w:rPr>
-        <w:t>Khamis heard both sentences and felt the old coldness from the dhow's hold — the arithmetic of persons — come up the rope with the corpse and sit down among the living.</w:t>
-      </w:r>
-    </w:p>
-    <w:p>
-      <w:pPr>
-        <w:spacing w:line="348" w:lineRule="auto" w:after="0" w:before="0"/>
-        <w:ind w:firstLine="288"/>
-      </w:pPr>
-      <w:r>
-        <w:rPr>
-          <w:rFonts w:ascii="EB Garamond" w:hAnsi="EB Garamond"/>
-          <w:b w:val="0"/>
-          <w:sz w:val="27"/>
-        </w:rPr>
-        <w:t>That night he asked to see the book.</w:t>
-      </w:r>
-    </w:p>
-    <w:p>
-      <w:pPr>
-        <w:spacing w:line="348" w:lineRule="auto" w:after="0" w:before="0"/>
-        <w:ind w:firstLine="288"/>
-      </w:pPr>
-      <w:r>
-        <w:rPr>
-          <w:rFonts w:ascii="EB Garamond" w:hAnsi="EB Garamond"/>
-          <w:b w:val="0"/>
-          <w:sz w:val="27"/>
-        </w:rPr>
-        <w:t>The nakhoda laughed. "You are not the owner."</w:t>
-      </w:r>
-    </w:p>
-    <w:p>
-      <w:pPr>
-        <w:spacing w:line="348" w:lineRule="auto" w:after="0" w:before="0"/>
-        <w:ind w:firstLine="288"/>
-      </w:pPr>
-      <w:r>
-        <w:rPr>
-          <w:rFonts w:ascii="EB Garamond" w:hAnsi="EB Garamond"/>
-          <w:b w:val="0"/>
-          <w:sz w:val="27"/>
-        </w:rPr>
-        <w:t>"I am the man who has been keeping your numbers in his head all season," Khamis said. "I would only like to see whether your page and my head agree."</w:t>
-      </w:r>
-    </w:p>
-    <w:p>
-      <w:pPr>
-        <w:spacing w:line="348" w:lineRule="auto" w:after="0" w:before="0"/>
-        <w:ind w:firstLine="288"/>
-      </w:pPr>
-      <w:r>
-        <w:rPr>
-          <w:rFonts w:ascii="EB Garamond" w:hAnsi="EB Garamond"/>
-          <w:b w:val="0"/>
-          <w:sz w:val="27"/>
-        </w:rPr>
-        <w:t>It was a dangerous sentence, and it was also the sentence of a man who had been trained at a rota and could not, once he had smelled a false balance, leave it alone. The nakhoda, who needed him for the weeks that were left, let him look — not as a right, as a permission that could be taken back.</w:t>
-      </w:r>
-    </w:p>
-    <w:p>
-      <w:pPr>
-        <w:spacing w:line="348" w:lineRule="auto" w:after="0" w:before="0"/>
-        <w:ind w:firstLine="288"/>
-      </w:pPr>
-      <w:r>
-        <w:rPr>
-          <w:rFonts w:ascii="EB Garamond" w:hAnsi="EB Garamond"/>
-          <w:b w:val="0"/>
-          <w:sz w:val="27"/>
-        </w:rPr>
-        <w:t>Khamis looked.</w:t>
-      </w:r>
-    </w:p>
-    <w:p>
-      <w:pPr>
-        <w:spacing w:line="348" w:lineRule="auto" w:after="0" w:before="0"/>
-        <w:ind w:firstLine="288"/>
-      </w:pPr>
-      <w:r>
-        <w:rPr>
-          <w:rFonts w:ascii="EB Garamond" w:hAnsi="EB Garamond"/>
-          <w:b w:val="0"/>
-          <w:sz w:val="27"/>
-        </w:rPr>
-        <w:t>The advances weighed more than the rice the men had eaten. The better pearls of the week were written a grade beneath what the sorting had said aloud. The dead diver's debt had not died with him; it had already begun to lean toward a brother, a cousin, some name that could still be made to carry it. None of this was a secret among men who had worked the banks for thirty years. It was the weather they lived in. But Khamis had come from a well where the rota, kept justly, was the nearest thing that stretch of desert had to a government, and he felt the crookedness of the page the way you feel a floor tilt after you have lived a long time on a level one.</w:t>
-      </w:r>
-    </w:p>
-    <w:p>
-      <w:pPr>
-        <w:spacing w:line="348" w:lineRule="auto" w:after="0" w:before="0"/>
-        <w:ind w:firstLine="288"/>
-      </w:pPr>
-      <w:r>
-        <w:rPr>
-          <w:rFonts w:ascii="EB Garamond" w:hAnsi="EB Garamond"/>
-          <w:b w:val="0"/>
-          <w:sz w:val="27"/>
-        </w:rPr>
-        <w:t>He did the sum. He did it twice. Then he did a third sum that was on no page: what a season's wage would buy him in questions along the coast, set against what a season in this book would cost him in sleep and in the narrow line he was trying to walk between being free and being owed.</w:t>
-      </w:r>
-    </w:p>
-    <w:p>
-      <w:pPr>
-        <w:spacing w:line="348" w:lineRule="auto" w:after="0" w:before="0"/>
-        <w:ind w:firstLine="288"/>
-      </w:pPr>
-      <w:r>
-        <w:rPr>
-          <w:rFonts w:ascii="EB Garamond" w:hAnsi="EB Garamond"/>
-          <w:b w:val="0"/>
-          <w:sz w:val="27"/>
-        </w:rPr>
-        <w:t>"I am finished," he said.</w:t>
-      </w:r>
-    </w:p>
-    <w:p>
-      <w:pPr>
-        <w:spacing w:line="348" w:lineRule="auto" w:after="0" w:before="0"/>
-        <w:ind w:firstLine="288"/>
-      </w:pPr>
-      <w:r>
-        <w:rPr>
-          <w:rFonts w:ascii="EB Garamond" w:hAnsi="EB Garamond"/>
-          <w:b w:val="0"/>
-          <w:sz w:val="27"/>
-        </w:rPr>
-        <w:t>"The season is not finished," said the nakhoda.</w:t>
-      </w:r>
-    </w:p>
-    <w:p>
-      <w:pPr>
-        <w:spacing w:line="348" w:lineRule="auto" w:after="0" w:before="0"/>
-        <w:ind w:firstLine="288"/>
-      </w:pPr>
-      <w:r>
-        <w:rPr>
-          <w:rFonts w:ascii="EB Garamond" w:hAnsi="EB Garamond"/>
-          <w:b w:val="0"/>
-          <w:sz w:val="27"/>
-        </w:rPr>
-        <w:t>"I am," Khamis said. "Pay me what you will admit I am owed. Keep what you have written that I am not. I will not argue the difference on your deck, and I will not dive for it, and I will not pretend your book faces Mecca."</w:t>
-      </w:r>
-    </w:p>
-    <w:p>
-      <w:pPr>
-        <w:spacing w:line="348" w:lineRule="auto" w:after="0" w:before="0"/>
-        <w:ind w:firstLine="288"/>
-      </w:pPr>
-      <w:r>
-        <w:rPr>
-          <w:rFonts w:ascii="EB Garamond" w:hAnsi="EB Garamond"/>
-          <w:b w:val="0"/>
-          <w:sz w:val="27"/>
-        </w:rPr>
-        <w:t>There was a silence of the kind that can turn into a knife. It did not turn. The nakhoda was not a fool, and a free man who can walk away is not a diver who owes. He paid out a portion that was almost fair. Khamis took it, and took his borrowed name and his dark pearl in its cloth and his cold new resolve, and he walked off the boats and did not go back to them, that season or any other.</w:t>
+        <w:t>On the seventh evening the nakhoda had the men open a stubborn set of shells, and among the nothing and the seed-pearls there was one round white that made even the tired divers go quiet. The tawwash's man, aboard that night, turned it in the last light and smiled a small smile and named a grade a full step below what every eye on the deck had seen.</w:t>
+      </w:r>
+    </w:p>
+    <w:p>
+      <w:pPr>
+        <w:spacing w:line="348" w:lineRule="auto" w:after="0" w:before="0"/>
+        <w:ind w:firstLine="288"/>
+      </w:pPr>
+      <w:r>
+        <w:rPr>
+          <w:rFonts w:ascii="EB Garamond" w:hAnsi="EB Garamond"/>
+          <w:b w:val="0"/>
+          <w:sz w:val="27"/>
+        </w:rPr>
+        <w:t>Later Khamis said to the diver who had brought it up, privately, "Say what you saw."</w:t>
+      </w:r>
+    </w:p>
+    <w:p>
+      <w:pPr>
+        <w:spacing w:line="348" w:lineRule="auto" w:after="0" w:before="0"/>
+        <w:ind w:firstLine="288"/>
+      </w:pPr>
+      <w:r>
+        <w:rPr>
+          <w:rFonts w:ascii="EB Garamond" w:hAnsi="EB Garamond"/>
+          <w:b w:val="0"/>
+          <w:sz w:val="27"/>
+        </w:rPr>
+        <w:t>"I saw a better pearl," the diver said.</w:t>
+      </w:r>
+    </w:p>
+    <w:p>
+      <w:pPr>
+        <w:spacing w:line="348" w:lineRule="auto" w:after="0" w:before="0"/>
+        <w:ind w:firstLine="288"/>
+      </w:pPr>
+      <w:r>
+        <w:rPr>
+          <w:rFonts w:ascii="EB Garamond" w:hAnsi="EB Garamond"/>
+          <w:b w:val="0"/>
+          <w:sz w:val="27"/>
+        </w:rPr>
+        <w:t>"And now?"</w:t>
+      </w:r>
+    </w:p>
+    <w:p>
+      <w:pPr>
+        <w:spacing w:line="348" w:lineRule="auto" w:after="0" w:before="0"/>
+        <w:ind w:firstLine="288"/>
+      </w:pPr>
+      <w:r>
+        <w:rPr>
+          <w:rFonts w:ascii="EB Garamond" w:hAnsi="EB Garamond"/>
+          <w:b w:val="0"/>
+          <w:sz w:val="27"/>
+        </w:rPr>
+        <w:t>"Now I see what I am permitted to see."</w:t>
+      </w:r>
+    </w:p>
+    <w:p>
+      <w:pPr>
+        <w:spacing w:line="348" w:lineRule="auto" w:after="0" w:before="0"/>
+        <w:ind w:firstLine="288"/>
+      </w:pPr>
+      <w:r>
+        <w:rPr>
+          <w:rFonts w:ascii="EB Garamond" w:hAnsi="EB Garamond"/>
+          <w:b w:val="0"/>
+          <w:sz w:val="27"/>
+        </w:rPr>
+        <w:t>Khamis did not sleep well. He lay counting the distance between a thing and its written shadow, and when at last he slept he dreamed of Yaqut asking whether there would be a mother where they were going, and he woke with the old kind answer still in his mouth, unspent.</w:t>
       </w:r>
     </w:p>
     <w:p>
@@ -4657,119 +4517,231 @@
           <w:b w:val="0"/>
           <w:sz w:val="27"/>
         </w:rPr>
-        <w:t>The resolve was a plain one, and he kept it the rest of a long life: never again to let another man hold the only copy of a number that could own him. If he traded, he would keep his own tally. If he trusted, he would trust before a witness. If a page was ever handed to him as a mercy, he would read it as a tool.</w:t>
-      </w:r>
-    </w:p>
-    <w:p>
-      <w:pPr>
-        <w:spacing w:line="348" w:lineRule="auto" w:after="0" w:before="0"/>
-        <w:ind w:firstLine="288"/>
-      </w:pPr>
-      <w:r>
-        <w:rPr>
-          <w:rFonts w:ascii="EB Garamond" w:hAnsi="EB Garamond"/>
-          <w:b w:val="0"/>
-          <w:sz w:val="27"/>
-        </w:rPr>
-        <w:t>He walked inland thinner and quieter, carrying silver that was less than an honest season's wage and more than a season's peace. At a coffee-fire in a town behind the coast a man was complaining that Bombay had known yesterday's pearl price before the local tawwash had finished his morning cup — the wire again, working under the same water that drowned the diver, a rope that pulled prices faster than any dhow could pull a living man.</w:t>
-      </w:r>
-    </w:p>
-    <w:p>
-      <w:pPr>
-        <w:spacing w:line="348" w:lineRule="auto" w:after="0" w:before="0"/>
-        <w:ind w:firstLine="288"/>
-      </w:pPr>
-      <w:r>
-        <w:rPr>
-          <w:rFonts w:ascii="EB Garamond" w:hAnsi="EB Garamond"/>
-          <w:b w:val="0"/>
-          <w:sz w:val="27"/>
-        </w:rPr>
-        <w:t>"That will finish us," the man said.</w:t>
-      </w:r>
-    </w:p>
-    <w:p>
-      <w:pPr>
-        <w:spacing w:line="348" w:lineRule="auto" w:after="0" w:before="0"/>
-        <w:ind w:firstLine="288"/>
-      </w:pPr>
-      <w:r>
-        <w:rPr>
-          <w:rFonts w:ascii="EB Garamond" w:hAnsi="EB Garamond"/>
-          <w:b w:val="0"/>
-          <w:sz w:val="27"/>
-        </w:rPr>
-        <w:t>"Or finish only the ones who cannot read," said another.</w:t>
-      </w:r>
-    </w:p>
-    <w:p>
-      <w:pPr>
-        <w:spacing w:line="348" w:lineRule="auto" w:after="0" w:before="0"/>
-        <w:ind w:firstLine="288"/>
-      </w:pPr>
-      <w:r>
-        <w:rPr>
-          <w:rFonts w:ascii="EB Garamond" w:hAnsi="EB Garamond"/>
-          <w:b w:val="0"/>
-          <w:sz w:val="27"/>
-        </w:rPr>
-        <w:t>Khamis did not join the talk. He listened, and filed it, and understood a thing his own great-grandchildren would live inside: that the future would arrive along the water, by machine, carrying words and prices and, in the end, men — and that a family that meant to survive it had better keep its own books tighter than the wire could pry, and trust nothing it could not itself prove.</w:t>
-      </w:r>
-    </w:p>
-    <w:p>
-      <w:pPr>
-        <w:spacing w:line="348" w:lineRule="auto" w:after="0" w:before="0"/>
-        <w:ind w:firstLine="288"/>
-      </w:pPr>
-      <w:r>
-        <w:rPr>
-          <w:rFonts w:ascii="EB Garamond" w:hAnsi="EB Garamond"/>
-          <w:b w:val="0"/>
-          <w:sz w:val="27"/>
-        </w:rPr>
-        <w:t>A coast scribe, hearing he had left a good boat, offered to write him a contract of return "in case you reconsider."</w:t>
-      </w:r>
-    </w:p>
-    <w:p>
-      <w:pPr>
-        <w:spacing w:line="348" w:lineRule="auto" w:after="0" w:before="0"/>
-        <w:ind w:firstLine="288"/>
-      </w:pPr>
-      <w:r>
-        <w:rPr>
-          <w:rFonts w:ascii="EB Garamond" w:hAnsi="EB Garamond"/>
-          <w:b w:val="0"/>
-          <w:sz w:val="27"/>
-        </w:rPr>
-        <w:t>"I do not reconsider a book that eats men," Khamis said.</w:t>
-      </w:r>
-    </w:p>
-    <w:p>
-      <w:pPr>
-        <w:spacing w:line="348" w:lineRule="auto" w:after="0" w:before="0"/>
-        <w:ind w:firstLine="288"/>
-      </w:pPr>
-      <w:r>
-        <w:rPr>
-          <w:rFonts w:ascii="EB Garamond" w:hAnsi="EB Garamond"/>
-          <w:b w:val="0"/>
-          <w:sz w:val="27"/>
-        </w:rPr>
-        <w:t>The scribe shrugged. "Then you will be poor and free, which is a joke God enjoys."</w:t>
-      </w:r>
-    </w:p>
-    <w:p>
-      <w:pPr>
-        <w:spacing w:line="348" w:lineRule="auto" w:after="0" w:before="0"/>
-        <w:ind w:firstLine="288"/>
-      </w:pPr>
-      <w:r>
-        <w:rPr>
-          <w:rFonts w:ascii="EB Garamond" w:hAnsi="EB Garamond"/>
-          <w:b w:val="0"/>
-          <w:sz w:val="27"/>
-        </w:rPr>
-        <w:t>"I have heard worse jokes," Khamis said, and paid for the coffee, and left the joke on the mat.</w:t>
+        <w:t>Then the good week broke.</w:t>
+      </w:r>
+    </w:p>
+    <w:p>
+      <w:pPr>
+        <w:spacing w:line="348" w:lineRule="auto" w:after="0" w:before="0"/>
+        <w:ind w:firstLine="288"/>
+      </w:pPr>
+      <w:r>
+        <w:rPr>
+          <w:rFonts w:ascii="EB Garamond" w:hAnsi="EB Garamond"/>
+          <w:b w:val="0"/>
+          <w:sz w:val="27"/>
+        </w:rPr>
+        <w:t>A diver went down on his own rope — the phrase the men used, which meant the stone and the breath and the bottom and the moment the pull did not come when it should have come. They hauled. What came up was not a man who could gasp and go again. The sea had finished with him in the middle of a sentence of work, the way the sea finished with men, without a speech and without a warning.</w:t>
+      </w:r>
+    </w:p>
+    <w:p>
+      <w:pPr>
+        <w:spacing w:line="348" w:lineRule="auto" w:after="0" w:before="0"/>
+        <w:ind w:firstLine="288"/>
+      </w:pPr>
+      <w:r>
+        <w:rPr>
+          <w:rFonts w:ascii="EB Garamond" w:hAnsi="EB Garamond"/>
+          <w:b w:val="0"/>
+          <w:sz w:val="27"/>
+        </w:rPr>
+        <w:t>They did what boats do. They covered him. They said the words over him. And then, before the sun had moved far, they reckoned how the day's catch and the dead man's debt would be entered, because a body that dies still leaves numbers behind it, and numbers do not pause for grief.</w:t>
+      </w:r>
+    </w:p>
+    <w:p>
+      <w:pPr>
+        <w:spacing w:line="348" w:lineRule="auto" w:after="0" w:before="0"/>
+        <w:ind w:firstLine="288"/>
+      </w:pPr>
+      <w:r>
+        <w:rPr>
+          <w:rFonts w:ascii="EB Garamond" w:hAnsi="EB Garamond"/>
+          <w:b w:val="0"/>
+          <w:sz w:val="27"/>
+        </w:rPr>
+        <w:t>"Write him clean," said one of the older divers, meaning: do not load his brother with a debt you have invented.</w:t>
+      </w:r>
+    </w:p>
+    <w:p>
+      <w:pPr>
+        <w:spacing w:line="348" w:lineRule="auto" w:after="0" w:before="0"/>
+        <w:ind w:firstLine="288"/>
+      </w:pPr>
+      <w:r>
+        <w:rPr>
+          <w:rFonts w:ascii="EB Garamond" w:hAnsi="EB Garamond"/>
+          <w:b w:val="0"/>
+          <w:sz w:val="27"/>
+        </w:rPr>
+        <w:t>"We write what is owed," the nakhoda said.</w:t>
+      </w:r>
+    </w:p>
+    <w:p>
+      <w:pPr>
+        <w:spacing w:line="348" w:lineRule="auto" w:after="0" w:before="0"/>
+        <w:ind w:firstLine="288"/>
+      </w:pPr>
+      <w:r>
+        <w:rPr>
+          <w:rFonts w:ascii="EB Garamond" w:hAnsi="EB Garamond"/>
+          <w:b w:val="0"/>
+          <w:sz w:val="27"/>
+        </w:rPr>
+        <w:t>Khamis heard both sentences and felt the old coldness from the dhow's hold — the arithmetic of persons — come up the rope with the corpse and sit down among the living.</w:t>
+      </w:r>
+    </w:p>
+    <w:p>
+      <w:pPr>
+        <w:spacing w:line="348" w:lineRule="auto" w:after="0" w:before="0"/>
+        <w:ind w:firstLine="288"/>
+      </w:pPr>
+      <w:r>
+        <w:rPr>
+          <w:rFonts w:ascii="EB Garamond" w:hAnsi="EB Garamond"/>
+          <w:b w:val="0"/>
+          <w:sz w:val="27"/>
+        </w:rPr>
+        <w:t>That night he asked to see the book.</w:t>
+      </w:r>
+    </w:p>
+    <w:p>
+      <w:pPr>
+        <w:spacing w:line="348" w:lineRule="auto" w:after="0" w:before="0"/>
+        <w:ind w:firstLine="288"/>
+      </w:pPr>
+      <w:r>
+        <w:rPr>
+          <w:rFonts w:ascii="EB Garamond" w:hAnsi="EB Garamond"/>
+          <w:b w:val="0"/>
+          <w:sz w:val="27"/>
+        </w:rPr>
+        <w:t>The nakhoda laughed. "You are not the owner."</w:t>
+      </w:r>
+    </w:p>
+    <w:p>
+      <w:pPr>
+        <w:spacing w:line="348" w:lineRule="auto" w:after="0" w:before="0"/>
+        <w:ind w:firstLine="288"/>
+      </w:pPr>
+      <w:r>
+        <w:rPr>
+          <w:rFonts w:ascii="EB Garamond" w:hAnsi="EB Garamond"/>
+          <w:b w:val="0"/>
+          <w:sz w:val="27"/>
+        </w:rPr>
+        <w:t>"I am the man who has been keeping your numbers in his head all season," Khamis said. "I would only like to see whether your page and my head agree."</w:t>
+      </w:r>
+    </w:p>
+    <w:p>
+      <w:pPr>
+        <w:spacing w:line="348" w:lineRule="auto" w:after="0" w:before="0"/>
+        <w:ind w:firstLine="288"/>
+      </w:pPr>
+      <w:r>
+        <w:rPr>
+          <w:rFonts w:ascii="EB Garamond" w:hAnsi="EB Garamond"/>
+          <w:b w:val="0"/>
+          <w:sz w:val="27"/>
+        </w:rPr>
+        <w:t>It was a dangerous sentence, and it was also the sentence of a man who had been trained at a rota and could not, once he had smelled a false balance, leave it alone. The nakhoda, who needed him for the weeks that were left, let him look — not as a right, as a permission that could be taken back.</w:t>
+      </w:r>
+    </w:p>
+    <w:p>
+      <w:pPr>
+        <w:spacing w:line="348" w:lineRule="auto" w:after="0" w:before="0"/>
+        <w:ind w:firstLine="288"/>
+      </w:pPr>
+      <w:r>
+        <w:rPr>
+          <w:rFonts w:ascii="EB Garamond" w:hAnsi="EB Garamond"/>
+          <w:b w:val="0"/>
+          <w:sz w:val="27"/>
+        </w:rPr>
+        <w:t>Khamis looked.</w:t>
+      </w:r>
+    </w:p>
+    <w:p>
+      <w:pPr>
+        <w:spacing w:line="348" w:lineRule="auto" w:after="0" w:before="0"/>
+        <w:ind w:firstLine="288"/>
+      </w:pPr>
+      <w:r>
+        <w:rPr>
+          <w:rFonts w:ascii="EB Garamond" w:hAnsi="EB Garamond"/>
+          <w:b w:val="0"/>
+          <w:sz w:val="27"/>
+        </w:rPr>
+        <w:t>The advances weighed more than the rice the men had eaten. The better pearls of the week were written a grade beneath what the sorting had said aloud. The dead diver's debt had not died with him; it had already begun to lean toward a brother, a cousin, some name that could still be made to carry it. None of this was a secret among men who had worked the banks for thirty years. It was the weather they lived in. But Khamis had come from a well where the rota, kept justly, was the nearest thing that stretch of desert had to a government, and he felt the crookedness of the page the way you feel a floor tilt after you have lived a long time on a level one.</w:t>
+      </w:r>
+    </w:p>
+    <w:p>
+      <w:pPr>
+        <w:spacing w:line="348" w:lineRule="auto" w:after="0" w:before="0"/>
+        <w:ind w:firstLine="288"/>
+      </w:pPr>
+      <w:r>
+        <w:rPr>
+          <w:rFonts w:ascii="EB Garamond" w:hAnsi="EB Garamond"/>
+          <w:b w:val="0"/>
+          <w:sz w:val="27"/>
+        </w:rPr>
+        <w:t>He did the sum. He did it twice. Then he did a third sum that was on no page: what a season's wage would buy him in questions along the coast, set against what a season in this book would cost him in sleep and in the narrow line he was trying to walk between being free and being owed.</w:t>
+      </w:r>
+    </w:p>
+    <w:p>
+      <w:pPr>
+        <w:spacing w:line="348" w:lineRule="auto" w:after="0" w:before="0"/>
+        <w:ind w:firstLine="288"/>
+      </w:pPr>
+      <w:r>
+        <w:rPr>
+          <w:rFonts w:ascii="EB Garamond" w:hAnsi="EB Garamond"/>
+          <w:b w:val="0"/>
+          <w:sz w:val="27"/>
+        </w:rPr>
+        <w:t>"I am finished," he said.</w:t>
+      </w:r>
+    </w:p>
+    <w:p>
+      <w:pPr>
+        <w:spacing w:line="348" w:lineRule="auto" w:after="0" w:before="0"/>
+        <w:ind w:firstLine="288"/>
+      </w:pPr>
+      <w:r>
+        <w:rPr>
+          <w:rFonts w:ascii="EB Garamond" w:hAnsi="EB Garamond"/>
+          <w:b w:val="0"/>
+          <w:sz w:val="27"/>
+        </w:rPr>
+        <w:t>"The season is not finished," said the nakhoda.</w:t>
+      </w:r>
+    </w:p>
+    <w:p>
+      <w:pPr>
+        <w:spacing w:line="348" w:lineRule="auto" w:after="0" w:before="0"/>
+        <w:ind w:firstLine="288"/>
+      </w:pPr>
+      <w:r>
+        <w:rPr>
+          <w:rFonts w:ascii="EB Garamond" w:hAnsi="EB Garamond"/>
+          <w:b w:val="0"/>
+          <w:sz w:val="27"/>
+        </w:rPr>
+        <w:t>"I am," Khamis said. "Pay me what you will admit I am owed. Keep what you have written that I am not. I will not argue the difference on your deck, and I will not dive for it, and I will not pretend your book faces Mecca."</w:t>
+      </w:r>
+    </w:p>
+    <w:p>
+      <w:pPr>
+        <w:spacing w:line="348" w:lineRule="auto" w:after="0" w:before="0"/>
+        <w:ind w:firstLine="288"/>
+      </w:pPr>
+      <w:r>
+        <w:rPr>
+          <w:rFonts w:ascii="EB Garamond" w:hAnsi="EB Garamond"/>
+          <w:b w:val="0"/>
+          <w:sz w:val="27"/>
+        </w:rPr>
+        <w:t>There was a silence of the kind that can turn into a knife. It did not turn. The nakhoda was not a fool, and a free man who can walk away is not a diver who owes. He paid out a portion that was almost fair. Khamis took it, and took his borrowed name and his dark pearl in its cloth and his cold new resolve, and he walked off the boats and did not go back to them, that season or any other.</w:t>
       </w:r>
     </w:p>
     <w:p>
@@ -4798,160 +4770,119 @@
           <w:b w:val="0"/>
           <w:sz w:val="27"/>
         </w:rPr>
-        <w:t>Wadha fed him when he came home, because that was the other half of the marriage they were building: he went out and came back with little, and she stayed and governed the kitchen and fed the little he came back with, and neither of those was the smaller work. She did not ask whether he had found her sister. He told her, after bread, that he had found a kind of answer about the years and the age, and that it was not the answer either of them wanted.</w:t>
-      </w:r>
-    </w:p>
-    <w:p>
-      <w:pPr>
-        <w:spacing w:line="348" w:lineRule="auto" w:after="0" w:before="0"/>
-        <w:ind w:firstLine="288"/>
-      </w:pPr>
-      <w:r>
-        <w:rPr>
-          <w:rFonts w:ascii="EB Garamond" w:hAnsi="EB Garamond"/>
-          <w:b w:val="0"/>
-          <w:sz w:val="27"/>
-        </w:rPr>
-        <w:t>"And the boats?" she said.</w:t>
-      </w:r>
-    </w:p>
-    <w:p>
-      <w:pPr>
-        <w:spacing w:line="348" w:lineRule="auto" w:after="0" w:before="0"/>
-        <w:ind w:firstLine="288"/>
-      </w:pPr>
-      <w:r>
-        <w:rPr>
-          <w:rFonts w:ascii="EB Garamond" w:hAnsi="EB Garamond"/>
-          <w:b w:val="0"/>
-          <w:sz w:val="27"/>
-        </w:rPr>
-        <w:t>"Finished," he said.</w:t>
-      </w:r>
-    </w:p>
-    <w:p>
-      <w:pPr>
-        <w:spacing w:line="348" w:lineRule="auto" w:after="0" w:before="0"/>
-        <w:ind w:firstLine="288"/>
-      </w:pPr>
-      <w:r>
-        <w:rPr>
-          <w:rFonts w:ascii="EB Garamond" w:hAnsi="EB Garamond"/>
-          <w:b w:val="0"/>
-          <w:sz w:val="27"/>
-        </w:rPr>
-        <w:t>She nodded as though he had told her the rota for the week. In the dark, later, she touched the place on his neck where the sun had burned him on the deck, and neither of them named the drowned man, and the silence was not empty. It was a ledger of its own.</w:t>
-      </w:r>
-    </w:p>
-    <w:p>
-      <w:pPr>
-        <w:spacing w:line="348" w:lineRule="auto" w:after="0" w:before="0"/>
-        <w:ind w:firstLine="288"/>
-      </w:pPr>
-      <w:r>
-        <w:rPr>
-          <w:rFonts w:ascii="EB Garamond" w:hAnsi="EB Garamond"/>
-          <w:b w:val="0"/>
-          <w:sz w:val="27"/>
-        </w:rPr>
-        <w:t>Talal asked only, "Did you learn?"</w:t>
-      </w:r>
-    </w:p>
-    <w:p>
-      <w:pPr>
-        <w:spacing w:line="348" w:lineRule="auto" w:after="0" w:before="0"/>
-        <w:ind w:firstLine="288"/>
-      </w:pPr>
-      <w:r>
-        <w:rPr>
-          <w:rFonts w:ascii="EB Garamond" w:hAnsi="EB Garamond"/>
-          <w:b w:val="0"/>
-          <w:sz w:val="27"/>
-        </w:rPr>
-        <w:t>"I learned," Khamis said.</w:t>
-      </w:r>
-    </w:p>
-    <w:p>
-      <w:pPr>
-        <w:spacing w:line="348" w:lineRule="auto" w:after="0" w:before="0"/>
-        <w:ind w:firstLine="288"/>
-      </w:pPr>
-      <w:r>
-        <w:rPr>
-          <w:rFonts w:ascii="EB Garamond" w:hAnsi="EB Garamond"/>
-          <w:b w:val="0"/>
-          <w:sz w:val="27"/>
-        </w:rPr>
-        <w:t>"Will you go again?"</w:t>
-      </w:r>
-    </w:p>
-    <w:p>
-      <w:pPr>
-        <w:spacing w:line="348" w:lineRule="auto" w:after="0" w:before="0"/>
-        <w:ind w:firstLine="288"/>
-      </w:pPr>
-      <w:r>
-        <w:rPr>
-          <w:rFonts w:ascii="EB Garamond" w:hAnsi="EB Garamond"/>
-          <w:b w:val="0"/>
-          <w:sz w:val="27"/>
-        </w:rPr>
-        <w:t>"Not to dive. Not to haul. Not to pretend a crooked book is straight. If I go, I go to ask, and I keep my own count."</w:t>
-      </w:r>
-    </w:p>
-    <w:p>
-      <w:pPr>
-        <w:spacing w:line="348" w:lineRule="auto" w:after="0" w:before="0"/>
-        <w:ind w:firstLine="288"/>
-      </w:pPr>
-      <w:r>
-        <w:rPr>
-          <w:rFonts w:ascii="EB Garamond" w:hAnsi="EB Garamond"/>
-          <w:b w:val="0"/>
-          <w:sz w:val="27"/>
-        </w:rPr>
-        <w:t>"Then the summer was not wasted," Talal said.</w:t>
-      </w:r>
-    </w:p>
-    <w:p>
-      <w:pPr>
-        <w:spacing w:line="348" w:lineRule="auto" w:after="0" w:before="0"/>
-        <w:ind w:firstLine="288"/>
-      </w:pPr>
-      <w:r>
-        <w:rPr>
-          <w:rFonts w:ascii="EB Garamond" w:hAnsi="EB Garamond"/>
-          <w:b w:val="0"/>
-          <w:sz w:val="27"/>
-        </w:rPr>
-        <w:t>Fahd heard the coast in the report — the smell of it, the rope, the silence a man makes when the haul does not answer — and went quiet in the old way, and said, after a while, "When the century comes for the banks, you will remember the sound of the pull stopping."</w:t>
-      </w:r>
-    </w:p>
-    <w:p>
-      <w:pPr>
-        <w:spacing w:line="348" w:lineRule="auto" w:after="0" w:before="0"/>
-        <w:ind w:firstLine="288"/>
-      </w:pPr>
-      <w:r>
-        <w:rPr>
-          <w:rFonts w:ascii="EB Garamond" w:hAnsi="EB Garamond"/>
-          <w:b w:val="0"/>
-          <w:sz w:val="27"/>
-        </w:rPr>
-        <w:t>"I already remember it," Khamis said, and the dark pearl in its cloth knocked once against his chest as he leaned to drink, as if to remind him that kindness and superstition and ruin could all three be carried in a single small weight.</w:t>
-      </w:r>
-    </w:p>
-    <w:p>
-      <w:pPr>
-        <w:spacing w:line="348" w:lineRule="auto" w:after="0" w:before="0"/>
-        <w:ind w:firstLine="288"/>
-      </w:pPr>
-      <w:r>
-        <w:rPr>
-          <w:rFonts w:ascii="EB Garamond" w:hAnsi="EB Garamond"/>
-          <w:b w:val="0"/>
-          <w:sz w:val="27"/>
-        </w:rPr>
+        <w:t>The resolve was a plain one, and he kept it the rest of a long life: never again to let another man hold the only copy of a number that could own him. If he traded, he would keep his own tally. If he trusted, he would trust before a witness. If a page was ever handed to him as a mercy, he would read it as a tool.</w:t>
+      </w:r>
+    </w:p>
+    <w:p>
+      <w:pPr>
+        <w:spacing w:line="348" w:lineRule="auto" w:after="0" w:before="0"/>
+        <w:ind w:firstLine="288"/>
+      </w:pPr>
+      <w:r>
+        <w:rPr>
+          <w:rFonts w:ascii="EB Garamond" w:hAnsi="EB Garamond"/>
+          <w:b w:val="0"/>
+          <w:sz w:val="27"/>
+        </w:rPr>
+        <w:t>He walked inland thinner and quieter, carrying silver that was less than an honest season's wage and more than a season's peace. At a coffee-fire in a town behind the coast a man was complaining that Bombay had known yesterday's pearl price before the local tawwash had finished his morning cup — the wire again, working under the same water that drowned the diver, a rope that pulled prices faster than any dhow could pull a living man.</w:t>
+      </w:r>
+    </w:p>
+    <w:p>
+      <w:pPr>
+        <w:spacing w:line="348" w:lineRule="auto" w:after="0" w:before="0"/>
+        <w:ind w:firstLine="288"/>
+      </w:pPr>
+      <w:r>
+        <w:rPr>
+          <w:rFonts w:ascii="EB Garamond" w:hAnsi="EB Garamond"/>
+          <w:b w:val="0"/>
+          <w:sz w:val="27"/>
+        </w:rPr>
+        <w:t>"That will finish us," the man said.</w:t>
+      </w:r>
+    </w:p>
+    <w:p>
+      <w:pPr>
+        <w:spacing w:line="348" w:lineRule="auto" w:after="0" w:before="0"/>
+        <w:ind w:firstLine="288"/>
+      </w:pPr>
+      <w:r>
+        <w:rPr>
+          <w:rFonts w:ascii="EB Garamond" w:hAnsi="EB Garamond"/>
+          <w:b w:val="0"/>
+          <w:sz w:val="27"/>
+        </w:rPr>
+        <w:t>"Or finish only the ones who cannot read," said another.</w:t>
+      </w:r>
+    </w:p>
+    <w:p>
+      <w:pPr>
+        <w:spacing w:line="348" w:lineRule="auto" w:after="0" w:before="0"/>
+        <w:ind w:firstLine="288"/>
+      </w:pPr>
+      <w:r>
+        <w:rPr>
+          <w:rFonts w:ascii="EB Garamond" w:hAnsi="EB Garamond"/>
+          <w:b w:val="0"/>
+          <w:sz w:val="27"/>
+        </w:rPr>
+        <w:t>Khamis did not join the talk. He listened, and filed it, and understood a thing his own great-grandchildren would live inside: that the future would arrive along the water, by machine, carrying words and prices and, in the end, men — and that a family that meant to survive it had better keep its own books tighter than the wire could pry, and trust nothing it could not itself prove.</w:t>
+      </w:r>
+    </w:p>
+    <w:p>
+      <w:pPr>
+        <w:spacing w:line="348" w:lineRule="auto" w:after="0" w:before="0"/>
+        <w:ind w:firstLine="288"/>
+      </w:pPr>
+      <w:r>
+        <w:rPr>
+          <w:rFonts w:ascii="EB Garamond" w:hAnsi="EB Garamond"/>
+          <w:b w:val="0"/>
+          <w:sz w:val="27"/>
+        </w:rPr>
+        <w:t>A coast scribe, hearing he had left a good boat, offered to write him a contract of return "in case you reconsider."</w:t>
+      </w:r>
+    </w:p>
+    <w:p>
+      <w:pPr>
+        <w:spacing w:line="348" w:lineRule="auto" w:after="0" w:before="0"/>
+        <w:ind w:firstLine="288"/>
+      </w:pPr>
+      <w:r>
+        <w:rPr>
+          <w:rFonts w:ascii="EB Garamond" w:hAnsi="EB Garamond"/>
+          <w:b w:val="0"/>
+          <w:sz w:val="27"/>
+        </w:rPr>
+        <w:t>"I do not reconsider a book that eats men," Khamis said.</w:t>
+      </w:r>
+    </w:p>
+    <w:p>
+      <w:pPr>
+        <w:spacing w:line="348" w:lineRule="auto" w:after="0" w:before="0"/>
+        <w:ind w:firstLine="288"/>
+      </w:pPr>
+      <w:r>
+        <w:rPr>
+          <w:rFonts w:ascii="EB Garamond" w:hAnsi="EB Garamond"/>
+          <w:b w:val="0"/>
+          <w:sz w:val="27"/>
+        </w:rPr>
+        <w:t>The scribe shrugged. "Then you will be poor and free, which is a joke God enjoys."</w:t>
+      </w:r>
+    </w:p>
+    <w:p>
+      <w:pPr>
+        <w:spacing w:line="348" w:lineRule="auto" w:after="0" w:before="0"/>
+        <w:ind w:firstLine="288"/>
+      </w:pPr>
+      <w:r>
+        <w:rPr>
+          <w:rFonts w:ascii="EB Garamond" w:hAnsi="EB Garamond"/>
+          <w:b w:val="0"/>
+          <w:sz w:val="27"/>
+        </w:rPr>
+        <w:t>"I have heard worse jokes," Khamis said, and paid for the coffee, and left the joke on the mat.</w:t>
       </w:r>
     </w:p>
     <w:p>
@@ -4963,6 +4894,188 @@
       <w:r>
         <w:rPr>
           <w:rFonts w:ascii="EB Garamond" w:hAnsi="EB Garamond"/>
+          <w:b w:val="0"/>
+          <w:sz w:val="27"/>
+        </w:rPr>
+        <w:t>❦</w:t>
+      </w:r>
+    </w:p>
+    <w:p>
+      <w:pPr>
+        <w:spacing w:line="348" w:lineRule="auto" w:after="0" w:before="0"/>
+        <w:ind w:firstLine="0"/>
+      </w:pPr>
+      <w:r>
+        <w:rPr>
+          <w:rFonts w:ascii="EB Garamond" w:hAnsi="EB Garamond"/>
+          <w:b w:val="0"/>
+          <w:sz w:val="27"/>
+        </w:rPr>
+        <w:t>Wadha fed him when he came home, because that was the other half of the marriage they were building: he went out and came back with little, and she stayed and governed the kitchen and fed the little he came back with, and neither of those was the smaller work. She did not ask whether he had found her sister. He told her, after bread, that he had found a kind of answer about the years and the age, and that it was not the answer either of them wanted.</w:t>
+      </w:r>
+    </w:p>
+    <w:p>
+      <w:pPr>
+        <w:spacing w:line="348" w:lineRule="auto" w:after="0" w:before="0"/>
+        <w:ind w:firstLine="288"/>
+      </w:pPr>
+      <w:r>
+        <w:rPr>
+          <w:rFonts w:ascii="EB Garamond" w:hAnsi="EB Garamond"/>
+          <w:b w:val="0"/>
+          <w:sz w:val="27"/>
+        </w:rPr>
+        <w:t>"And the boats?" she said.</w:t>
+      </w:r>
+    </w:p>
+    <w:p>
+      <w:pPr>
+        <w:spacing w:line="348" w:lineRule="auto" w:after="0" w:before="0"/>
+        <w:ind w:firstLine="288"/>
+      </w:pPr>
+      <w:r>
+        <w:rPr>
+          <w:rFonts w:ascii="EB Garamond" w:hAnsi="EB Garamond"/>
+          <w:b w:val="0"/>
+          <w:sz w:val="27"/>
+        </w:rPr>
+        <w:t>"Finished," he said.</w:t>
+      </w:r>
+    </w:p>
+    <w:p>
+      <w:pPr>
+        <w:spacing w:line="348" w:lineRule="auto" w:after="0" w:before="0"/>
+        <w:ind w:firstLine="288"/>
+      </w:pPr>
+      <w:r>
+        <w:rPr>
+          <w:rFonts w:ascii="EB Garamond" w:hAnsi="EB Garamond"/>
+          <w:b w:val="0"/>
+          <w:sz w:val="27"/>
+        </w:rPr>
+        <w:t>She nodded as though he had told her the rota for the week. In the dark, later, she touched the place on his neck where the sun had burned him on the deck, and neither of them named the drowned man, and the silence was not empty. It was a ledger of its own.</w:t>
+      </w:r>
+    </w:p>
+    <w:p>
+      <w:pPr>
+        <w:spacing w:line="348" w:lineRule="auto" w:after="0" w:before="0"/>
+        <w:ind w:firstLine="288"/>
+      </w:pPr>
+      <w:r>
+        <w:rPr>
+          <w:rFonts w:ascii="EB Garamond" w:hAnsi="EB Garamond"/>
+          <w:b w:val="0"/>
+          <w:sz w:val="27"/>
+        </w:rPr>
+        <w:t>Talal asked only, "Did you learn?"</w:t>
+      </w:r>
+    </w:p>
+    <w:p>
+      <w:pPr>
+        <w:spacing w:line="348" w:lineRule="auto" w:after="0" w:before="0"/>
+        <w:ind w:firstLine="288"/>
+      </w:pPr>
+      <w:r>
+        <w:rPr>
+          <w:rFonts w:ascii="EB Garamond" w:hAnsi="EB Garamond"/>
+          <w:b w:val="0"/>
+          <w:sz w:val="27"/>
+        </w:rPr>
+        <w:t>"I learned," Khamis said.</w:t>
+      </w:r>
+    </w:p>
+    <w:p>
+      <w:pPr>
+        <w:spacing w:line="348" w:lineRule="auto" w:after="0" w:before="0"/>
+        <w:ind w:firstLine="288"/>
+      </w:pPr>
+      <w:r>
+        <w:rPr>
+          <w:rFonts w:ascii="EB Garamond" w:hAnsi="EB Garamond"/>
+          <w:b w:val="0"/>
+          <w:sz w:val="27"/>
+        </w:rPr>
+        <w:t>"Will you go again?"</w:t>
+      </w:r>
+    </w:p>
+    <w:p>
+      <w:pPr>
+        <w:spacing w:line="348" w:lineRule="auto" w:after="0" w:before="0"/>
+        <w:ind w:firstLine="288"/>
+      </w:pPr>
+      <w:r>
+        <w:rPr>
+          <w:rFonts w:ascii="EB Garamond" w:hAnsi="EB Garamond"/>
+          <w:b w:val="0"/>
+          <w:sz w:val="27"/>
+        </w:rPr>
+        <w:t>"Not to dive. Not to haul. Not to pretend a crooked book is straight. If I go, I go to ask, and I keep my own count."</w:t>
+      </w:r>
+    </w:p>
+    <w:p>
+      <w:pPr>
+        <w:spacing w:line="348" w:lineRule="auto" w:after="0" w:before="0"/>
+        <w:ind w:firstLine="288"/>
+      </w:pPr>
+      <w:r>
+        <w:rPr>
+          <w:rFonts w:ascii="EB Garamond" w:hAnsi="EB Garamond"/>
+          <w:b w:val="0"/>
+          <w:sz w:val="27"/>
+        </w:rPr>
+        <w:t>"Then the summer was not wasted," Talal said.</w:t>
+      </w:r>
+    </w:p>
+    <w:p>
+      <w:pPr>
+        <w:spacing w:line="348" w:lineRule="auto" w:after="0" w:before="0"/>
+        <w:ind w:firstLine="288"/>
+      </w:pPr>
+      <w:r>
+        <w:rPr>
+          <w:rFonts w:ascii="EB Garamond" w:hAnsi="EB Garamond"/>
+          <w:b w:val="0"/>
+          <w:sz w:val="27"/>
+        </w:rPr>
+        <w:t>Fahd heard the coast in the report — the smell of it, the rope, the silence a man makes when the haul does not answer — and went quiet in the old way, and said, after a while, "When the century comes for the banks, you will remember the sound of the pull stopping."</w:t>
+      </w:r>
+    </w:p>
+    <w:p>
+      <w:pPr>
+        <w:spacing w:line="348" w:lineRule="auto" w:after="0" w:before="0"/>
+        <w:ind w:firstLine="288"/>
+      </w:pPr>
+      <w:r>
+        <w:rPr>
+          <w:rFonts w:ascii="EB Garamond" w:hAnsi="EB Garamond"/>
+          <w:b w:val="0"/>
+          <w:sz w:val="27"/>
+        </w:rPr>
+        <w:t>"I already remember it," Khamis said, and the dark pearl in its cloth knocked once against his chest as he leaned to drink, as if to remind him that kindness and superstition and ruin could all three be carried in a single small weight.</w:t>
+      </w:r>
+    </w:p>
+    <w:p>
+      <w:pPr>
+        <w:spacing w:line="348" w:lineRule="auto" w:after="0" w:before="0"/>
+        <w:ind w:firstLine="288"/>
+      </w:pPr>
+      <w:r>
+        <w:rPr>
+          <w:rFonts w:ascii="EB Garamond" w:hAnsi="EB Garamond"/>
+          <w:b w:val="0"/>
+          <w:sz w:val="27"/>
+        </w:rPr>
+      </w:r>
+    </w:p>
+    <w:p>
+      <w:pPr>
+        <w:spacing w:line="348" w:lineRule="auto" w:after="0" w:before="0"/>
+        <w:ind w:firstLine="0"/>
+        <w:jc w:val="center"/>
+      </w:pPr>
+      <w:r>
+        <w:rPr>
+          <w:rFonts w:ascii="EB Garamond" w:hAnsi="EB Garamond"/>
           <w:b/>
           <w:sz w:val="28"/>
         </w:rPr>
@@ -5151,259 +5264,119 @@
           <w:b w:val="0"/>
           <w:sz w:val="27"/>
         </w:rPr>
-        <w:t>Then came the false lead, and the book will slow down for it, because a mercy is only a mercy when you can see the bill, and this one has a bill.</w:t>
-      </w:r>
-    </w:p>
-    <w:p>
-      <w:pPr>
-        <w:spacing w:line="348" w:lineRule="auto" w:after="0" w:before="0"/>
-        <w:ind w:firstLine="288"/>
-      </w:pPr>
-      <w:r>
-        <w:rPr>
-          <w:rFonts w:ascii="EB Garamond" w:hAnsi="EB Garamond"/>
-          <w:b w:val="0"/>
-          <w:sz w:val="27"/>
-        </w:rPr>
-        <w:t>It was on a coast stretch he had walked before, in a year when the dates at Ghadir had come in well enough to spare him longer. He heard, through a chain of mouths, of a woman of about the right age, from the Horn or from "down there," with a mark below the ear. He went. He took his time. He did not hurry, because a hurrying man in that country is a man with a story other men can price.</w:t>
-      </w:r>
-    </w:p>
-    <w:p>
-      <w:pPr>
-        <w:spacing w:line="348" w:lineRule="auto" w:after="0" w:before="0"/>
-        <w:ind w:firstLine="288"/>
-      </w:pPr>
-      <w:r>
-        <w:rPr>
-          <w:rFonts w:ascii="EB Garamond" w:hAnsi="EB Garamond"/>
-          <w:b w:val="0"/>
-          <w:sz w:val="27"/>
-        </w:rPr>
-        <w:t>He saw her in the doorway of a merchant's service rooms — not chained, not free, the in-between condition the quiet trade preferred. She was thinner than Wadha. She held her head in a way that was not, as Wadha had once described it, her sister's way; but a description is not a body. And the mark was there. Dark. Below the left ear. The size of a date-stone.</w:t>
-      </w:r>
-    </w:p>
-    <w:p>
-      <w:pPr>
-        <w:spacing w:line="348" w:lineRule="auto" w:after="0" w:before="0"/>
-        <w:ind w:firstLine="288"/>
-      </w:pPr>
-      <w:r>
-        <w:rPr>
-          <w:rFonts w:ascii="EB Garamond" w:hAnsi="EB Garamond"/>
-          <w:b w:val="0"/>
-          <w:sz w:val="27"/>
-        </w:rPr>
-        <w:t>For one long breath he believed.</w:t>
-      </w:r>
-    </w:p>
-    <w:p>
-      <w:pPr>
-        <w:spacing w:line="348" w:lineRule="auto" w:after="0" w:before="0"/>
-        <w:ind w:firstLine="288"/>
-      </w:pPr>
-      <w:r>
-        <w:rPr>
-          <w:rFonts w:ascii="EB Garamond" w:hAnsi="EB Garamond"/>
-          <w:b w:val="0"/>
-          <w:sz w:val="27"/>
-        </w:rPr>
-        <w:t>The man who spoke for her was not cruel in the way of stories. He was merely busy. He named one price for her papers of manumission and another for "trouble," and the two together were more than Khamis had brought and near enough to what the household could spare that the winter would feel it. When Khamis asked for the papers to be drawn, the clerk found reasons for delay: a witness absent, a seal not to hand. He sat three days in an outer room while the reasons multiplied. He did not shout. He counted. On the third day he said, mildly, that he would carry his silver instead to the qadi, and to a certain man whose name the clerk respected more than he respected the law, and the papers were finished before that evening's prayer.</w:t>
-      </w:r>
-    </w:p>
-    <w:p>
-      <w:pPr>
-        <w:spacing w:line="348" w:lineRule="auto" w:after="0" w:before="0"/>
-        <w:ind w:firstLine="288"/>
-      </w:pPr>
-      <w:r>
-        <w:rPr>
-          <w:rFonts w:ascii="EB Garamond" w:hAnsi="EB Garamond"/>
-          <w:b w:val="0"/>
-          <w:sz w:val="27"/>
-        </w:rPr>
-        <w:t>"You see," the clerk said. "Patience."</w:t>
-      </w:r>
-    </w:p>
-    <w:p>
-      <w:pPr>
-        <w:spacing w:line="348" w:lineRule="auto" w:after="0" w:before="0"/>
-        <w:ind w:firstLine="288"/>
-      </w:pPr>
-      <w:r>
-        <w:rPr>
-          <w:rFonts w:ascii="EB Garamond" w:hAnsi="EB Garamond"/>
-          <w:b w:val="0"/>
-          <w:sz w:val="27"/>
-        </w:rPr>
-        <w:t>"I see," Khamis said. "I will not practice it in this room again."</w:t>
-      </w:r>
-    </w:p>
-    <w:p>
-      <w:pPr>
-        <w:spacing w:line="348" w:lineRule="auto" w:after="0" w:before="0"/>
-        <w:ind w:firstLine="288"/>
-      </w:pPr>
-      <w:r>
-        <w:rPr>
-          <w:rFonts w:ascii="EB Garamond" w:hAnsi="EB Garamond"/>
-          <w:b w:val="0"/>
-          <w:sz w:val="27"/>
-        </w:rPr>
-        <w:t>He had gone home once between the asking and the paying, and come back with more silver — silver that meant a repair at the well put off, a leaner Eid, a conversation with Talal that cost him some pride. Talal gave him part of it without a speech, because Talal understood debts that are never written down. Wadha took a cloth of coins from the grain-jar and put it in his hand and did not ask whether this time the birthmark would be the right birthmark. Her face said she already knew that hope is a tool that cuts the hand that grips it.</w:t>
-      </w:r>
-    </w:p>
-    <w:p>
-      <w:pPr>
-        <w:spacing w:line="348" w:lineRule="auto" w:after="0" w:before="0"/>
-        <w:ind w:firstLine="288"/>
-      </w:pPr>
-      <w:r>
-        <w:rPr>
-          <w:rFonts w:ascii="EB Garamond" w:hAnsi="EB Garamond"/>
-          <w:b w:val="0"/>
-          <w:sz w:val="27"/>
-        </w:rPr>
-        <w:t>He paid. The woman walked out with him into a sun that promised nothing.</w:t>
-      </w:r>
-    </w:p>
-    <w:p>
-      <w:pPr>
-        <w:spacing w:line="348" w:lineRule="auto" w:after="0" w:before="0"/>
-        <w:ind w:firstLine="288"/>
-      </w:pPr>
-      <w:r>
-        <w:rPr>
-          <w:rFonts w:ascii="EB Garamond" w:hAnsi="EB Garamond"/>
-          <w:b w:val="0"/>
-          <w:sz w:val="27"/>
-        </w:rPr>
-        <w:t>Her name was not Munira. She said so herself, simply, almost surprised that anyone would think otherwise. She had worn other names. She did not remember a sister at any Ghadir. She remembered a mother on a coast, and a sale, and a long quiet after. When he asked about the mark she touched it and shrugged.</w:t>
-      </w:r>
-    </w:p>
-    <w:p>
-      <w:pPr>
-        <w:spacing w:line="348" w:lineRule="auto" w:after="0" w:before="0"/>
-        <w:ind w:firstLine="288"/>
-      </w:pPr>
-      <w:r>
-        <w:rPr>
-          <w:rFonts w:ascii="EB Garamond" w:hAnsi="EB Garamond"/>
-          <w:b w:val="0"/>
-          <w:sz w:val="27"/>
-        </w:rPr>
-        <w:t>"Many people have marks," she said. "God writes on us where He likes."</w:t>
-      </w:r>
-    </w:p>
-    <w:p>
-      <w:pPr>
-        <w:spacing w:line="348" w:lineRule="auto" w:after="0" w:before="0"/>
-        <w:ind w:firstLine="288"/>
-      </w:pPr>
-      <w:r>
-        <w:rPr>
-          <w:rFonts w:ascii="EB Garamond" w:hAnsi="EB Garamond"/>
-          <w:b w:val="0"/>
-          <w:sz w:val="27"/>
-        </w:rPr>
-        <w:t>He stood there with the costly papers of a freedom that was real and the empty hands of a search that had failed in the most expensive way there is, and for a moment the arithmetic in his head would not run at all. Then it ran. It always ran.</w:t>
-      </w:r>
-    </w:p>
-    <w:p>
-      <w:pPr>
-        <w:spacing w:line="348" w:lineRule="auto" w:after="0" w:before="0"/>
-        <w:ind w:firstLine="288"/>
-      </w:pPr>
-      <w:r>
-        <w:rPr>
-          <w:rFonts w:ascii="EB Garamond" w:hAnsi="EB Garamond"/>
-          <w:b w:val="0"/>
-          <w:sz w:val="27"/>
-        </w:rPr>
-        <w:t>He asked her where she wished to go. She named a town where a cousin might yet be living. He walked her part of the way and gave her what silver he could still spare, and he did not ask her to be grateful, because gratitude is another kind of chain if you are not careful with it.</w:t>
-      </w:r>
-    </w:p>
-    <w:p>
-      <w:pPr>
-        <w:spacing w:line="348" w:lineRule="auto" w:after="0" w:before="0"/>
-        <w:ind w:firstLine="288"/>
-      </w:pPr>
-      <w:r>
-        <w:rPr>
-          <w:rFonts w:ascii="EB Garamond" w:hAnsi="EB Garamond"/>
-          <w:b w:val="0"/>
-          <w:sz w:val="27"/>
-        </w:rPr>
-        <w:t>Her name, she told him on the road, was Amina now.</w:t>
-      </w:r>
-    </w:p>
-    <w:p>
-      <w:pPr>
-        <w:spacing w:line="348" w:lineRule="auto" w:after="0" w:before="0"/>
-        <w:ind w:firstLine="288"/>
-      </w:pPr>
-      <w:r>
-        <w:rPr>
-          <w:rFonts w:ascii="EB Garamond" w:hAnsi="EB Garamond"/>
-          <w:b w:val="0"/>
-          <w:sz w:val="27"/>
-        </w:rPr>
-        <w:t>"Why pay," she asked, "if I was not the one you wanted?"</w:t>
-      </w:r>
-    </w:p>
-    <w:p>
-      <w:pPr>
-        <w:spacing w:line="348" w:lineRule="auto" w:after="0" w:before="0"/>
-        <w:ind w:firstLine="288"/>
-      </w:pPr>
-      <w:r>
-        <w:rPr>
-          <w:rFonts w:ascii="EB Garamond" w:hAnsi="EB Garamond"/>
-          <w:b w:val="0"/>
-          <w:sz w:val="27"/>
-        </w:rPr>
-        <w:t>"Because the door was real," he said, "even when the name behind it was not."</w:t>
-      </w:r>
-    </w:p>
-    <w:p>
-      <w:pPr>
-        <w:spacing w:line="348" w:lineRule="auto" w:after="0" w:before="0"/>
-        <w:ind w:firstLine="288"/>
-      </w:pPr>
-      <w:r>
-        <w:rPr>
-          <w:rFonts w:ascii="EB Garamond" w:hAnsi="EB Garamond"/>
-          <w:b w:val="0"/>
-          <w:sz w:val="27"/>
-        </w:rPr>
-        <w:t>She walked a while. "Then you are a fool, or a kind of Muslim I do not often meet."</w:t>
-      </w:r>
-    </w:p>
-    <w:p>
-      <w:pPr>
-        <w:spacing w:line="348" w:lineRule="auto" w:after="0" w:before="0"/>
-        <w:ind w:firstLine="288"/>
-      </w:pPr>
-      <w:r>
-        <w:rPr>
-          <w:rFonts w:ascii="EB Garamond" w:hAnsi="EB Garamond"/>
-          <w:b w:val="0"/>
-          <w:sz w:val="27"/>
-        </w:rPr>
-        <w:t>"I am a water-man," he said. "We hate waste. Leaving you in that room would have been a waste of a different kind."</w:t>
-      </w:r>
-    </w:p>
-    <w:p>
-      <w:pPr>
-        <w:spacing w:line="348" w:lineRule="auto" w:after="0" w:before="0"/>
-        <w:ind w:firstLine="288"/>
-      </w:pPr>
-      <w:r>
-        <w:rPr>
-          <w:rFonts w:ascii="EB Garamond" w:hAnsi="EB Garamond"/>
-          <w:b w:val="0"/>
-          <w:sz w:val="27"/>
-        </w:rPr>
-        <w:t>When they parted she did not bless him elaborately. She said, "If you find your woman, do not tell her you freed a stranger first. Some loves cannot bear the comparison." And she went.</w:t>
+        <w:t>It was an old freed woman in a coast town who gave him, without meaning to, the only true method he ever had. She sold cooked beans from a doorway and had been, decades back, what Munira might now be; she recognized the particular way he asked before he had finished asking it.</w:t>
+      </w:r>
+    </w:p>
+    <w:p>
+      <w:pPr>
+        <w:spacing w:line="348" w:lineRule="auto" w:after="0" w:before="0"/>
+        <w:ind w:firstLine="288"/>
+      </w:pPr>
+      <w:r>
+        <w:rPr>
+          <w:rFonts w:ascii="EB Garamond" w:hAnsi="EB Garamond"/>
+          <w:b w:val="0"/>
+          <w:sz w:val="27"/>
+        </w:rPr>
+        <w:t>"You are hunting a woman," she said. "A sister, or a wife, or a mother. Only those three ask the way you ask."</w:t>
+      </w:r>
+    </w:p>
+    <w:p>
+      <w:pPr>
+        <w:spacing w:line="348" w:lineRule="auto" w:after="0" w:before="0"/>
+        <w:ind w:firstLine="288"/>
+      </w:pPr>
+      <w:r>
+        <w:rPr>
+          <w:rFonts w:ascii="EB Garamond" w:hAnsi="EB Garamond"/>
+          <w:b w:val="0"/>
+          <w:sz w:val="27"/>
+        </w:rPr>
+        <w:t>"A sister," he said. "My wife's."</w:t>
+      </w:r>
+    </w:p>
+    <w:p>
+      <w:pPr>
+        <w:spacing w:line="348" w:lineRule="auto" w:after="0" w:before="0"/>
+        <w:ind w:firstLine="288"/>
+      </w:pPr>
+      <w:r>
+        <w:rPr>
+          <w:rFonts w:ascii="EB Garamond" w:hAnsi="EB Garamond"/>
+          <w:b w:val="0"/>
+          <w:sz w:val="27"/>
+        </w:rPr>
+        <w:t>She stirred the pot. "Then hear me, and save your silver for bread. In the old days you looked in the market, because the market kept a kind of book and a face could be traced through it. There is no market now. The cruisers closed the beaches, and the trade did not die of it; it went into the houses. A woman does not stand on a block now. She is a servant who was always a servant, a wife who was always a wife, a ward taken in out of charity — that is the story the paper tells, and there is always paper now, because the foreigners taught everyone that paper is a kind of innocence."</w:t>
+      </w:r>
+    </w:p>
+    <w:p>
+      <w:pPr>
+        <w:spacing w:line="348" w:lineRule="auto" w:after="0" w:before="0"/>
+        <w:ind w:firstLine="288"/>
+      </w:pPr>
+      <w:r>
+        <w:rPr>
+          <w:rFonts w:ascii="EB Garamond" w:hAnsi="EB Garamond"/>
+          <w:b w:val="0"/>
+          <w:sz w:val="27"/>
+        </w:rPr>
+        <w:t>"Then how is she ever found?"</w:t>
+      </w:r>
+    </w:p>
+    <w:p>
+      <w:pPr>
+        <w:spacing w:line="348" w:lineRule="auto" w:after="0" w:before="0"/>
+        <w:ind w:firstLine="288"/>
+      </w:pPr>
+      <w:r>
+        <w:rPr>
+          <w:rFonts w:ascii="EB Garamond" w:hAnsi="EB Garamond"/>
+          <w:b w:val="0"/>
+          <w:sz w:val="27"/>
+        </w:rPr>
+        <w:t>"She is not found by asking after a slave," the old woman said. "There are no slaves now, you understand — only households with one mouth more than their blood accounts for. You do not ask, is there a slave. You ask, whose is that woman, and why does the number of the household not match the number of the family. You look for the mouth that does not fit the family tree." She tapped the spoon on the rim. "It is slower. It is the only way that is not a lie sold back to you."</w:t>
+      </w:r>
+    </w:p>
+    <w:p>
+      <w:pPr>
+        <w:spacing w:line="348" w:lineRule="auto" w:after="0" w:before="0"/>
+        <w:ind w:firstLine="288"/>
+      </w:pPr>
+      <w:r>
+        <w:rPr>
+          <w:rFonts w:ascii="EB Garamond" w:hAnsi="EB Garamond"/>
+          <w:b w:val="0"/>
+          <w:sz w:val="27"/>
+        </w:rPr>
+        <w:t>He gave her more than the beans were worth and she took it without pretending otherwise.</w:t>
+      </w:r>
+    </w:p>
+    <w:p>
+      <w:pPr>
+        <w:spacing w:line="348" w:lineRule="auto" w:after="0" w:before="0"/>
+        <w:ind w:firstLine="288"/>
+      </w:pPr>
+      <w:r>
+        <w:rPr>
+          <w:rFonts w:ascii="EB Garamond" w:hAnsi="EB Garamond"/>
+          <w:b w:val="0"/>
+          <w:sz w:val="27"/>
+        </w:rPr>
+        <w:t>"You will most likely not find her," she said as he rose. "I say it not to wound you. I say it so that when you have not found her in twenty years you do not decide God hates you. God did not hide her. Men did, and men are patient, and paper is patient, and the sea keeps no register of what it carried." She looked back at her pot. "But count the mouths at every fire, and find the one the blood does not explain. It is the only crack the age left open."</w:t>
+      </w:r>
+    </w:p>
+    <w:p>
+      <w:pPr>
+        <w:spacing w:line="348" w:lineRule="auto" w:after="0" w:before="0"/>
+        <w:ind w:firstLine="288"/>
+      </w:pPr>
+      <w:r>
+        <w:rPr>
+          <w:rFonts w:ascii="EB Garamond" w:hAnsi="EB Garamond"/>
+          <w:b w:val="0"/>
+          <w:sz w:val="27"/>
+        </w:rPr>
+        <w:t>He carried that sentence the rest of his life — look for the mouth that does not fit — and it made him, over the years, a reader of households the way he was a reader of faces: counting the living around a fire and asking, silently, which of you is here by a story and not by blood.</w:t>
       </w:r>
     </w:p>
     <w:p>
@@ -5432,105 +5405,259 @@
           <w:b w:val="0"/>
           <w:sz w:val="27"/>
         </w:rPr>
-        <w:t>That night, alone on a track between the thorn and the stars, he held the dark pearl in his fist until it warmed, and he understood — not as a revelation, as a line entered in a book — that mercy and error can share a single purchase, and that he would carry both of them home.</w:t>
-      </w:r>
-    </w:p>
-    <w:p>
-      <w:pPr>
-        <w:spacing w:line="348" w:lineRule="auto" w:after="0" w:before="0"/>
-        <w:ind w:firstLine="288"/>
-      </w:pPr>
-      <w:r>
-        <w:rPr>
-          <w:rFonts w:ascii="EB Garamond" w:hAnsi="EB Garamond"/>
-          <w:b w:val="0"/>
-          <w:sz w:val="27"/>
-        </w:rPr>
-        <w:t>He did not tell Wadha the whole of it, at first. He told her he had freed a woman who was not her sister. Wadha closed her eyes, and when she opened them she was still Wadha.</w:t>
-      </w:r>
-    </w:p>
-    <w:p>
-      <w:pPr>
-        <w:spacing w:line="348" w:lineRule="auto" w:after="0" w:before="0"/>
-        <w:ind w:firstLine="288"/>
-      </w:pPr>
-      <w:r>
-        <w:rPr>
-          <w:rFonts w:ascii="EB Garamond" w:hAnsi="EB Garamond"/>
-          <w:b w:val="0"/>
-          <w:sz w:val="27"/>
-        </w:rPr>
-        <w:t>"Good," she said. "Then the silver did one true thing, even if it did not do the thing we wanted."</w:t>
-      </w:r>
-    </w:p>
-    <w:p>
-      <w:pPr>
-        <w:spacing w:line="348" w:lineRule="auto" w:after="0" w:before="0"/>
-        <w:ind w:firstLine="288"/>
-      </w:pPr>
-      <w:r>
-        <w:rPr>
-          <w:rFonts w:ascii="EB Garamond" w:hAnsi="EB Garamond"/>
-          <w:b w:val="0"/>
-          <w:sz w:val="27"/>
-        </w:rPr>
-        <w:t>Months later the freed woman sent word through a third mouth: she had found the cousin, she was working, she prayed for him. He could not read the note. Wadha read it aloud without ornament and then put it in the grain-jar with the other small salvations.</w:t>
-      </w:r>
-    </w:p>
-    <w:p>
-      <w:pPr>
-        <w:spacing w:line="348" w:lineRule="auto" w:after="0" w:before="0"/>
-        <w:ind w:firstLine="288"/>
-      </w:pPr>
-      <w:r>
-        <w:rPr>
-          <w:rFonts w:ascii="EB Garamond" w:hAnsi="EB Garamond"/>
-          <w:b w:val="0"/>
-          <w:sz w:val="27"/>
-        </w:rPr>
-        <w:t>"You did not buy Munira," Wadha said.</w:t>
-      </w:r>
-    </w:p>
-    <w:p>
-      <w:pPr>
-        <w:spacing w:line="348" w:lineRule="auto" w:after="0" w:before="0"/>
-        <w:ind w:firstLine="288"/>
-      </w:pPr>
-      <w:r>
-        <w:rPr>
-          <w:rFonts w:ascii="EB Garamond" w:hAnsi="EB Garamond"/>
-          <w:b w:val="0"/>
-          <w:sz w:val="27"/>
-        </w:rPr>
-        <w:t>"I bought a morning when a door opened," he said. "That will have to be enough for that silver."</w:t>
-      </w:r>
-    </w:p>
-    <w:p>
-      <w:pPr>
-        <w:spacing w:line="348" w:lineRule="auto" w:after="0" w:before="0"/>
-        <w:ind w:firstLine="288"/>
-      </w:pPr>
-      <w:r>
-        <w:rPr>
-          <w:rFonts w:ascii="EB Garamond" w:hAnsi="EB Garamond"/>
-          <w:b w:val="0"/>
-          <w:sz w:val="27"/>
-        </w:rPr>
-        <w:t>"It is enough," she said. "Only do not become a man who loves only the searches that succeed. Those men leave the living lying on the ground."</w:t>
-      </w:r>
-    </w:p>
-    <w:p>
-      <w:pPr>
-        <w:spacing w:line="348" w:lineRule="auto" w:after="0" w:before="0"/>
-        <w:ind w:firstLine="288"/>
-      </w:pPr>
-      <w:r>
-        <w:rPr>
-          <w:rFonts w:ascii="EB Garamond" w:hAnsi="EB Garamond"/>
-          <w:b w:val="0"/>
-          <w:sz w:val="27"/>
-        </w:rPr>
-        <w:t>The book will say here, once, because the reader must hear it and no one in the scene ever will: he still did not know that the name Marzuq had been carried before, generations back, written in no book he would ever see, by a man of a branch of a family he did not know he had married into. He believed he had invented a hope. He had inherited one. The fortunate one walked the roads and did not feel fortunate, which is very often how providence looks from the inside of it.</w:t>
+        <w:t>Then came the false lead, and the book will slow down for it, because a mercy is only a mercy when you can see the bill, and this one has a bill.</w:t>
+      </w:r>
+    </w:p>
+    <w:p>
+      <w:pPr>
+        <w:spacing w:line="348" w:lineRule="auto" w:after="0" w:before="0"/>
+        <w:ind w:firstLine="288"/>
+      </w:pPr>
+      <w:r>
+        <w:rPr>
+          <w:rFonts w:ascii="EB Garamond" w:hAnsi="EB Garamond"/>
+          <w:b w:val="0"/>
+          <w:sz w:val="27"/>
+        </w:rPr>
+        <w:t>It was on a coast stretch he had walked before, in a year when the dates at Ghadir had come in well enough to spare him longer. He heard, through a chain of mouths, of a woman of about the right age, from the Horn or from "down there," with a mark below the ear. He went. He took his time. He did not hurry, because a hurrying man in that country is a man with a story other men can price.</w:t>
+      </w:r>
+    </w:p>
+    <w:p>
+      <w:pPr>
+        <w:spacing w:line="348" w:lineRule="auto" w:after="0" w:before="0"/>
+        <w:ind w:firstLine="288"/>
+      </w:pPr>
+      <w:r>
+        <w:rPr>
+          <w:rFonts w:ascii="EB Garamond" w:hAnsi="EB Garamond"/>
+          <w:b w:val="0"/>
+          <w:sz w:val="27"/>
+        </w:rPr>
+        <w:t>He saw her in the doorway of a merchant's service rooms — not chained, not free, the in-between condition the quiet trade preferred. She was thinner than Wadha. She held her head in a way that was not, as Wadha had once described it, her sister's way; but a description is not a body. And the mark was there. Dark. Below the left ear. The size of a date-stone.</w:t>
+      </w:r>
+    </w:p>
+    <w:p>
+      <w:pPr>
+        <w:spacing w:line="348" w:lineRule="auto" w:after="0" w:before="0"/>
+        <w:ind w:firstLine="288"/>
+      </w:pPr>
+      <w:r>
+        <w:rPr>
+          <w:rFonts w:ascii="EB Garamond" w:hAnsi="EB Garamond"/>
+          <w:b w:val="0"/>
+          <w:sz w:val="27"/>
+        </w:rPr>
+        <w:t>For one long breath he believed.</w:t>
+      </w:r>
+    </w:p>
+    <w:p>
+      <w:pPr>
+        <w:spacing w:line="348" w:lineRule="auto" w:after="0" w:before="0"/>
+        <w:ind w:firstLine="288"/>
+      </w:pPr>
+      <w:r>
+        <w:rPr>
+          <w:rFonts w:ascii="EB Garamond" w:hAnsi="EB Garamond"/>
+          <w:b w:val="0"/>
+          <w:sz w:val="27"/>
+        </w:rPr>
+        <w:t>The man who spoke for her was not cruel in the way of stories. He was merely busy. He named one price for her papers of manumission and another for "trouble," and the two together were more than Khamis had brought and near enough to what the household could spare that the winter would feel it. When Khamis asked for the papers to be drawn, the clerk found reasons for delay: a witness absent, a seal not to hand. He sat three days in an outer room while the reasons multiplied. He did not shout. He counted. On the third day he said, mildly, that he would carry his silver instead to the qadi, and to a certain man whose name the clerk respected more than he respected the law, and the papers were finished before that evening's prayer.</w:t>
+      </w:r>
+    </w:p>
+    <w:p>
+      <w:pPr>
+        <w:spacing w:line="348" w:lineRule="auto" w:after="0" w:before="0"/>
+        <w:ind w:firstLine="288"/>
+      </w:pPr>
+      <w:r>
+        <w:rPr>
+          <w:rFonts w:ascii="EB Garamond" w:hAnsi="EB Garamond"/>
+          <w:b w:val="0"/>
+          <w:sz w:val="27"/>
+        </w:rPr>
+        <w:t>"You see," the clerk said. "Patience."</w:t>
+      </w:r>
+    </w:p>
+    <w:p>
+      <w:pPr>
+        <w:spacing w:line="348" w:lineRule="auto" w:after="0" w:before="0"/>
+        <w:ind w:firstLine="288"/>
+      </w:pPr>
+      <w:r>
+        <w:rPr>
+          <w:rFonts w:ascii="EB Garamond" w:hAnsi="EB Garamond"/>
+          <w:b w:val="0"/>
+          <w:sz w:val="27"/>
+        </w:rPr>
+        <w:t>"I see," Khamis said. "I will not practice it in this room again."</w:t>
+      </w:r>
+    </w:p>
+    <w:p>
+      <w:pPr>
+        <w:spacing w:line="348" w:lineRule="auto" w:after="0" w:before="0"/>
+        <w:ind w:firstLine="288"/>
+      </w:pPr>
+      <w:r>
+        <w:rPr>
+          <w:rFonts w:ascii="EB Garamond" w:hAnsi="EB Garamond"/>
+          <w:b w:val="0"/>
+          <w:sz w:val="27"/>
+        </w:rPr>
+        <w:t>He had gone home once between the asking and the paying, and come back with more silver — silver that meant a repair at the well put off, a leaner Eid, a conversation with Talal that cost him some pride. Talal gave him part of it without a speech, because Talal understood debts that are never written down. Wadha took a cloth of coins from the grain-jar and put it in his hand and did not ask whether this time the birthmark would be the right birthmark. Her face said she already knew that hope is a tool that cuts the hand that grips it.</w:t>
+      </w:r>
+    </w:p>
+    <w:p>
+      <w:pPr>
+        <w:spacing w:line="348" w:lineRule="auto" w:after="0" w:before="0"/>
+        <w:ind w:firstLine="288"/>
+      </w:pPr>
+      <w:r>
+        <w:rPr>
+          <w:rFonts w:ascii="EB Garamond" w:hAnsi="EB Garamond"/>
+          <w:b w:val="0"/>
+          <w:sz w:val="27"/>
+        </w:rPr>
+        <w:t>He paid. The woman walked out with him into a sun that promised nothing.</w:t>
+      </w:r>
+    </w:p>
+    <w:p>
+      <w:pPr>
+        <w:spacing w:line="348" w:lineRule="auto" w:after="0" w:before="0"/>
+        <w:ind w:firstLine="288"/>
+      </w:pPr>
+      <w:r>
+        <w:rPr>
+          <w:rFonts w:ascii="EB Garamond" w:hAnsi="EB Garamond"/>
+          <w:b w:val="0"/>
+          <w:sz w:val="27"/>
+        </w:rPr>
+        <w:t>Her name was not Munira. She said so herself, simply, almost surprised that anyone would think otherwise. She had worn other names. She did not remember a sister at any Ghadir. She remembered a mother on a coast, and a sale, and a long quiet after. When he asked about the mark she touched it and shrugged.</w:t>
+      </w:r>
+    </w:p>
+    <w:p>
+      <w:pPr>
+        <w:spacing w:line="348" w:lineRule="auto" w:after="0" w:before="0"/>
+        <w:ind w:firstLine="288"/>
+      </w:pPr>
+      <w:r>
+        <w:rPr>
+          <w:rFonts w:ascii="EB Garamond" w:hAnsi="EB Garamond"/>
+          <w:b w:val="0"/>
+          <w:sz w:val="27"/>
+        </w:rPr>
+        <w:t>"Many people have marks," she said. "God writes on us where He likes."</w:t>
+      </w:r>
+    </w:p>
+    <w:p>
+      <w:pPr>
+        <w:spacing w:line="348" w:lineRule="auto" w:after="0" w:before="0"/>
+        <w:ind w:firstLine="288"/>
+      </w:pPr>
+      <w:r>
+        <w:rPr>
+          <w:rFonts w:ascii="EB Garamond" w:hAnsi="EB Garamond"/>
+          <w:b w:val="0"/>
+          <w:sz w:val="27"/>
+        </w:rPr>
+        <w:t>He stood there with the costly papers of a freedom that was real and the empty hands of a search that had failed in the most expensive way there is, and for a moment the arithmetic in his head would not run at all. Then it ran. It always ran.</w:t>
+      </w:r>
+    </w:p>
+    <w:p>
+      <w:pPr>
+        <w:spacing w:line="348" w:lineRule="auto" w:after="0" w:before="0"/>
+        <w:ind w:firstLine="288"/>
+      </w:pPr>
+      <w:r>
+        <w:rPr>
+          <w:rFonts w:ascii="EB Garamond" w:hAnsi="EB Garamond"/>
+          <w:b w:val="0"/>
+          <w:sz w:val="27"/>
+        </w:rPr>
+        <w:t>He asked her where she wished to go. She named a town where a cousin might yet be living. He walked her part of the way and gave her what silver he could still spare, and he did not ask her to be grateful, because gratitude is another kind of chain if you are not careful with it.</w:t>
+      </w:r>
+    </w:p>
+    <w:p>
+      <w:pPr>
+        <w:spacing w:line="348" w:lineRule="auto" w:after="0" w:before="0"/>
+        <w:ind w:firstLine="288"/>
+      </w:pPr>
+      <w:r>
+        <w:rPr>
+          <w:rFonts w:ascii="EB Garamond" w:hAnsi="EB Garamond"/>
+          <w:b w:val="0"/>
+          <w:sz w:val="27"/>
+        </w:rPr>
+        <w:t>Her name, she told him on the road, was Amina now.</w:t>
+      </w:r>
+    </w:p>
+    <w:p>
+      <w:pPr>
+        <w:spacing w:line="348" w:lineRule="auto" w:after="0" w:before="0"/>
+        <w:ind w:firstLine="288"/>
+      </w:pPr>
+      <w:r>
+        <w:rPr>
+          <w:rFonts w:ascii="EB Garamond" w:hAnsi="EB Garamond"/>
+          <w:b w:val="0"/>
+          <w:sz w:val="27"/>
+        </w:rPr>
+        <w:t>"Why pay," she asked, "if I was not the one you wanted?"</w:t>
+      </w:r>
+    </w:p>
+    <w:p>
+      <w:pPr>
+        <w:spacing w:line="348" w:lineRule="auto" w:after="0" w:before="0"/>
+        <w:ind w:firstLine="288"/>
+      </w:pPr>
+      <w:r>
+        <w:rPr>
+          <w:rFonts w:ascii="EB Garamond" w:hAnsi="EB Garamond"/>
+          <w:b w:val="0"/>
+          <w:sz w:val="27"/>
+        </w:rPr>
+        <w:t>"Because the door was real," he said, "even when the name behind it was not."</w:t>
+      </w:r>
+    </w:p>
+    <w:p>
+      <w:pPr>
+        <w:spacing w:line="348" w:lineRule="auto" w:after="0" w:before="0"/>
+        <w:ind w:firstLine="288"/>
+      </w:pPr>
+      <w:r>
+        <w:rPr>
+          <w:rFonts w:ascii="EB Garamond" w:hAnsi="EB Garamond"/>
+          <w:b w:val="0"/>
+          <w:sz w:val="27"/>
+        </w:rPr>
+        <w:t>She walked a while. "Then you are a fool, or a kind of Muslim I do not often meet."</w:t>
+      </w:r>
+    </w:p>
+    <w:p>
+      <w:pPr>
+        <w:spacing w:line="348" w:lineRule="auto" w:after="0" w:before="0"/>
+        <w:ind w:firstLine="288"/>
+      </w:pPr>
+      <w:r>
+        <w:rPr>
+          <w:rFonts w:ascii="EB Garamond" w:hAnsi="EB Garamond"/>
+          <w:b w:val="0"/>
+          <w:sz w:val="27"/>
+        </w:rPr>
+        <w:t>"I am a water-man," he said. "We hate waste. Leaving you in that room would have been a waste of a different kind."</w:t>
+      </w:r>
+    </w:p>
+    <w:p>
+      <w:pPr>
+        <w:spacing w:line="348" w:lineRule="auto" w:after="0" w:before="0"/>
+        <w:ind w:firstLine="288"/>
+      </w:pPr>
+      <w:r>
+        <w:rPr>
+          <w:rFonts w:ascii="EB Garamond" w:hAnsi="EB Garamond"/>
+          <w:b w:val="0"/>
+          <w:sz w:val="27"/>
+        </w:rPr>
+        <w:t>When they parted she did not bless him elaborately. She said, "If you find your woman, do not tell her you freed a stranger first. Some loves cannot bear the comparison." And she went.</w:t>
       </w:r>
     </w:p>
     <w:p>
@@ -5559,132 +5686,105 @@
           <w:b w:val="0"/>
           <w:sz w:val="27"/>
         </w:rPr>
-        <w:t>Other seasons blurred into one another. A rumor in Jeddah. A denial in a Trucial creek. A man who swore he had seen Munira married and content and who then described a face that was not hers; Khamis paid for that lie with coffee and time, and not with violence, because violence would have ended the search in a way he could not afford.</w:t>
-      </w:r>
-    </w:p>
-    <w:p>
-      <w:pPr>
-        <w:spacing w:line="348" w:lineRule="auto" w:after="0" w:before="0"/>
-        <w:ind w:firstLine="288"/>
-      </w:pPr>
-      <w:r>
-        <w:rPr>
-          <w:rFonts w:ascii="EB Garamond" w:hAnsi="EB Garamond"/>
-          <w:b w:val="0"/>
-          <w:sz w:val="27"/>
-        </w:rPr>
-        <w:t>Once, years on, he saw the young hired man from that first autumn — the one who had bought two camels he had no business affording — older now, and thicker, across a crowded market. Their eyes met. Nothing was said. Everything was said. Khamis walked on, because knowing and proving were still two different countries, and he was still a citizen only of the first. In the market that day his hand had wanted, for one breath, to close on the man's throat. It did not. He kept his hands open and walked, and he told Wadha nothing of it that night, and the book tells you only because the reader is the third party to that marriage whether the two of them ever consented or not.</w:t>
-      </w:r>
-    </w:p>
-    <w:p>
-      <w:pPr>
-        <w:spacing w:line="348" w:lineRule="auto" w:after="0" w:before="0"/>
-        <w:ind w:firstLine="288"/>
-      </w:pPr>
-      <w:r>
-        <w:rPr>
-          <w:rFonts w:ascii="EB Garamond" w:hAnsi="EB Garamond"/>
-          <w:b w:val="0"/>
-          <w:sz w:val="27"/>
-        </w:rPr>
-        <w:t>He began, when Nura was old enough to ask, to teach her to watch a face while its owner ate. "Not to shame him," he said. "To know whether the story in his mouth matches the story in his hands."</w:t>
-      </w:r>
-    </w:p>
-    <w:p>
-      <w:pPr>
-        <w:spacing w:line="348" w:lineRule="auto" w:after="0" w:before="0"/>
-        <w:ind w:firstLine="288"/>
-      </w:pPr>
-      <w:r>
-        <w:rPr>
-          <w:rFonts w:ascii="EB Garamond" w:hAnsi="EB Garamond"/>
-          <w:b w:val="0"/>
-          <w:sz w:val="27"/>
-        </w:rPr>
-        <w:t>"Did you learn that at the wells?" she asked.</w:t>
-      </w:r>
-    </w:p>
-    <w:p>
-      <w:pPr>
-        <w:spacing w:line="348" w:lineRule="auto" w:after="0" w:before="0"/>
-        <w:ind w:firstLine="288"/>
-      </w:pPr>
-      <w:r>
-        <w:rPr>
-          <w:rFonts w:ascii="EB Garamond" w:hAnsi="EB Garamond"/>
-          <w:b w:val="0"/>
-          <w:sz w:val="27"/>
-        </w:rPr>
-        <w:t>"I learned it everywhere," he said. "The wells only gave it a clean place to practice."</w:t>
-      </w:r>
-    </w:p>
-    <w:p>
-      <w:pPr>
-        <w:spacing w:line="348" w:lineRule="auto" w:after="0" w:before="0"/>
-        <w:ind w:firstLine="288"/>
-      </w:pPr>
-      <w:r>
-        <w:rPr>
-          <w:rFonts w:ascii="EB Garamond" w:hAnsi="EB Garamond"/>
-          <w:b w:val="0"/>
-          <w:sz w:val="27"/>
-        </w:rPr>
-        <w:t>On the longer trips he carried a stick notched for his expenses, because the pearl summer had cured him for good of trusting another man's page. Wadha teased him once that he loved the stick better than poetry.</w:t>
-      </w:r>
-    </w:p>
-    <w:p>
-      <w:pPr>
-        <w:spacing w:line="348" w:lineRule="auto" w:after="0" w:before="0"/>
-        <w:ind w:firstLine="288"/>
-      </w:pPr>
-      <w:r>
-        <w:rPr>
-          <w:rFonts w:ascii="EB Garamond" w:hAnsi="EB Garamond"/>
-          <w:b w:val="0"/>
-          <w:sz w:val="27"/>
-        </w:rPr>
-        <w:t>"The stick keeps us free," he said. "Your poetry keeps us human. I will not choose between them."</w:t>
-      </w:r>
-    </w:p>
-    <w:p>
-      <w:pPr>
-        <w:spacing w:line="348" w:lineRule="auto" w:after="0" w:before="0"/>
-        <w:ind w:firstLine="288"/>
-      </w:pPr>
-      <w:r>
-        <w:rPr>
-          <w:rFonts w:ascii="EB Garamond" w:hAnsi="EB Garamond"/>
-          <w:b w:val="0"/>
-          <w:sz w:val="27"/>
-        </w:rPr>
-        <w:t>"Then carry both," she said, "and come home."</w:t>
-      </w:r>
-    </w:p>
-    <w:p>
-      <w:pPr>
-        <w:spacing w:line="348" w:lineRule="auto" w:after="0" w:before="0"/>
-        <w:ind w:firstLine="288"/>
-      </w:pPr>
-      <w:r>
-        <w:rPr>
-          <w:rFonts w:ascii="EB Garamond" w:hAnsi="EB Garamond"/>
-          <w:b w:val="0"/>
-          <w:sz w:val="27"/>
-        </w:rPr>
-        <w:t>He came home. Again, and again. The last image of these years is not a found sister. It is a man washing the coast-dust from his feet at the edge of the Ghadir palms while a daughter watches and a wife sets down bread, and a fortunate name is folded away in a cloth until the next leaving, the way you wrap a tool that cuts and must not be left where a child can find it.</w:t>
-      </w:r>
-    </w:p>
-    <w:p>
-      <w:pPr>
-        <w:spacing w:line="348" w:lineRule="auto" w:after="0" w:before="0"/>
-        <w:ind w:firstLine="288"/>
-      </w:pPr>
-      <w:r>
-        <w:rPr>
-          <w:rFonts w:ascii="EB Garamond" w:hAnsi="EB Garamond"/>
-          <w:b w:val="0"/>
-          <w:sz w:val="27"/>
-        </w:rPr>
+        <w:t>That night, alone on a track between the thorn and the stars, he held the dark pearl in his fist until it warmed, and he understood — not as a revelation, as a line entered in a book — that mercy and error can share a single purchase, and that he would carry both of them home.</w:t>
+      </w:r>
+    </w:p>
+    <w:p>
+      <w:pPr>
+        <w:spacing w:line="348" w:lineRule="auto" w:after="0" w:before="0"/>
+        <w:ind w:firstLine="288"/>
+      </w:pPr>
+      <w:r>
+        <w:rPr>
+          <w:rFonts w:ascii="EB Garamond" w:hAnsi="EB Garamond"/>
+          <w:b w:val="0"/>
+          <w:sz w:val="27"/>
+        </w:rPr>
+        <w:t>He did not tell Wadha the whole of it, at first. He told her he had freed a woman who was not her sister. Wadha closed her eyes, and when she opened them she was still Wadha.</w:t>
+      </w:r>
+    </w:p>
+    <w:p>
+      <w:pPr>
+        <w:spacing w:line="348" w:lineRule="auto" w:after="0" w:before="0"/>
+        <w:ind w:firstLine="288"/>
+      </w:pPr>
+      <w:r>
+        <w:rPr>
+          <w:rFonts w:ascii="EB Garamond" w:hAnsi="EB Garamond"/>
+          <w:b w:val="0"/>
+          <w:sz w:val="27"/>
+        </w:rPr>
+        <w:t>"Good," she said. "Then the silver did one true thing, even if it did not do the thing we wanted."</w:t>
+      </w:r>
+    </w:p>
+    <w:p>
+      <w:pPr>
+        <w:spacing w:line="348" w:lineRule="auto" w:after="0" w:before="0"/>
+        <w:ind w:firstLine="288"/>
+      </w:pPr>
+      <w:r>
+        <w:rPr>
+          <w:rFonts w:ascii="EB Garamond" w:hAnsi="EB Garamond"/>
+          <w:b w:val="0"/>
+          <w:sz w:val="27"/>
+        </w:rPr>
+        <w:t>Months later the freed woman sent word through a third mouth: she had found the cousin, she was working, she prayed for him. He could not read the note. Wadha read it aloud without ornament and then put it in the grain-jar with the other small salvations.</w:t>
+      </w:r>
+    </w:p>
+    <w:p>
+      <w:pPr>
+        <w:spacing w:line="348" w:lineRule="auto" w:after="0" w:before="0"/>
+        <w:ind w:firstLine="288"/>
+      </w:pPr>
+      <w:r>
+        <w:rPr>
+          <w:rFonts w:ascii="EB Garamond" w:hAnsi="EB Garamond"/>
+          <w:b w:val="0"/>
+          <w:sz w:val="27"/>
+        </w:rPr>
+        <w:t>"You did not buy Munira," Wadha said.</w:t>
+      </w:r>
+    </w:p>
+    <w:p>
+      <w:pPr>
+        <w:spacing w:line="348" w:lineRule="auto" w:after="0" w:before="0"/>
+        <w:ind w:firstLine="288"/>
+      </w:pPr>
+      <w:r>
+        <w:rPr>
+          <w:rFonts w:ascii="EB Garamond" w:hAnsi="EB Garamond"/>
+          <w:b w:val="0"/>
+          <w:sz w:val="27"/>
+        </w:rPr>
+        <w:t>"I bought a morning when a door opened," he said. "That will have to be enough for that silver."</w:t>
+      </w:r>
+    </w:p>
+    <w:p>
+      <w:pPr>
+        <w:spacing w:line="348" w:lineRule="auto" w:after="0" w:before="0"/>
+        <w:ind w:firstLine="288"/>
+      </w:pPr>
+      <w:r>
+        <w:rPr>
+          <w:rFonts w:ascii="EB Garamond" w:hAnsi="EB Garamond"/>
+          <w:b w:val="0"/>
+          <w:sz w:val="27"/>
+        </w:rPr>
+        <w:t>"It is enough," she said. "Only do not become a man who loves only the searches that succeed. Those men leave the living lying on the ground."</w:t>
+      </w:r>
+    </w:p>
+    <w:p>
+      <w:pPr>
+        <w:spacing w:line="348" w:lineRule="auto" w:after="0" w:before="0"/>
+        <w:ind w:firstLine="288"/>
+      </w:pPr>
+      <w:r>
+        <w:rPr>
+          <w:rFonts w:ascii="EB Garamond" w:hAnsi="EB Garamond"/>
+          <w:b w:val="0"/>
+          <w:sz w:val="27"/>
+        </w:rPr>
+        <w:t>The book will say here, once, because the reader must hear it and no one in the scene ever will: he still did not know that the name Marzuq had been carried before, generations back, written in no book he would ever see, by a man of a branch of a family he did not know he had married into. He believed he had invented a hope. He had inherited one. The fortunate one walked the roads and did not feel fortunate, which is very often how providence looks from the inside of it.</w:t>
       </w:r>
     </w:p>
     <w:p>
@@ -5696,6 +5796,160 @@
       <w:r>
         <w:rPr>
           <w:rFonts w:ascii="EB Garamond" w:hAnsi="EB Garamond"/>
+          <w:b w:val="0"/>
+          <w:sz w:val="27"/>
+        </w:rPr>
+        <w:t>❦</w:t>
+      </w:r>
+    </w:p>
+    <w:p>
+      <w:pPr>
+        <w:spacing w:line="348" w:lineRule="auto" w:after="0" w:before="0"/>
+        <w:ind w:firstLine="0"/>
+      </w:pPr>
+      <w:r>
+        <w:rPr>
+          <w:rFonts w:ascii="EB Garamond" w:hAnsi="EB Garamond"/>
+          <w:b w:val="0"/>
+          <w:sz w:val="27"/>
+        </w:rPr>
+        <w:t>Other seasons blurred into one another. A rumor in Jeddah. A denial in a Trucial creek. A man who swore he had seen Munira married and content and who then described a face that was not hers; Khamis paid for that lie with coffee and time, and not with violence, because violence would have ended the search in a way he could not afford.</w:t>
+      </w:r>
+    </w:p>
+    <w:p>
+      <w:pPr>
+        <w:spacing w:line="348" w:lineRule="auto" w:after="0" w:before="0"/>
+        <w:ind w:firstLine="288"/>
+      </w:pPr>
+      <w:r>
+        <w:rPr>
+          <w:rFonts w:ascii="EB Garamond" w:hAnsi="EB Garamond"/>
+          <w:b w:val="0"/>
+          <w:sz w:val="27"/>
+        </w:rPr>
+        <w:t>Once, years on, he saw the young hired man from that first autumn — the one who had bought two camels he had no business affording — older now, and thicker, across a crowded market. Their eyes met. Nothing was said. Everything was said. Khamis walked on, because knowing and proving were still two different countries, and he was still a citizen only of the first. In the market that day his hand had wanted, for one breath, to close on the man's throat. It did not. He kept his hands open and walked, and he told Wadha nothing of it that night, and the book tells you only because the reader is the third party to that marriage whether the two of them ever consented or not.</w:t>
+      </w:r>
+    </w:p>
+    <w:p>
+      <w:pPr>
+        <w:spacing w:line="348" w:lineRule="auto" w:after="0" w:before="0"/>
+        <w:ind w:firstLine="288"/>
+      </w:pPr>
+      <w:r>
+        <w:rPr>
+          <w:rFonts w:ascii="EB Garamond" w:hAnsi="EB Garamond"/>
+          <w:b w:val="0"/>
+          <w:sz w:val="27"/>
+        </w:rPr>
+        <w:t>He began, when Nura was old enough to ask, to teach her to watch a face while its owner ate. "Not to shame him," he said. "To know whether the story in his mouth matches the story in his hands."</w:t>
+      </w:r>
+    </w:p>
+    <w:p>
+      <w:pPr>
+        <w:spacing w:line="348" w:lineRule="auto" w:after="0" w:before="0"/>
+        <w:ind w:firstLine="288"/>
+      </w:pPr>
+      <w:r>
+        <w:rPr>
+          <w:rFonts w:ascii="EB Garamond" w:hAnsi="EB Garamond"/>
+          <w:b w:val="0"/>
+          <w:sz w:val="27"/>
+        </w:rPr>
+        <w:t>"Did you learn that at the wells?" she asked.</w:t>
+      </w:r>
+    </w:p>
+    <w:p>
+      <w:pPr>
+        <w:spacing w:line="348" w:lineRule="auto" w:after="0" w:before="0"/>
+        <w:ind w:firstLine="288"/>
+      </w:pPr>
+      <w:r>
+        <w:rPr>
+          <w:rFonts w:ascii="EB Garamond" w:hAnsi="EB Garamond"/>
+          <w:b w:val="0"/>
+          <w:sz w:val="27"/>
+        </w:rPr>
+        <w:t>"I learned it everywhere," he said. "The wells only gave it a clean place to practice."</w:t>
+      </w:r>
+    </w:p>
+    <w:p>
+      <w:pPr>
+        <w:spacing w:line="348" w:lineRule="auto" w:after="0" w:before="0"/>
+        <w:ind w:firstLine="288"/>
+      </w:pPr>
+      <w:r>
+        <w:rPr>
+          <w:rFonts w:ascii="EB Garamond" w:hAnsi="EB Garamond"/>
+          <w:b w:val="0"/>
+          <w:sz w:val="27"/>
+        </w:rPr>
+        <w:t>On the longer trips he carried a stick notched for his expenses, because the pearl summer had cured him for good of trusting another man's page. Wadha teased him once that he loved the stick better than poetry.</w:t>
+      </w:r>
+    </w:p>
+    <w:p>
+      <w:pPr>
+        <w:spacing w:line="348" w:lineRule="auto" w:after="0" w:before="0"/>
+        <w:ind w:firstLine="288"/>
+      </w:pPr>
+      <w:r>
+        <w:rPr>
+          <w:rFonts w:ascii="EB Garamond" w:hAnsi="EB Garamond"/>
+          <w:b w:val="0"/>
+          <w:sz w:val="27"/>
+        </w:rPr>
+        <w:t>"The stick keeps us free," he said. "Your poetry keeps us human. I will not choose between them."</w:t>
+      </w:r>
+    </w:p>
+    <w:p>
+      <w:pPr>
+        <w:spacing w:line="348" w:lineRule="auto" w:after="0" w:before="0"/>
+        <w:ind w:firstLine="288"/>
+      </w:pPr>
+      <w:r>
+        <w:rPr>
+          <w:rFonts w:ascii="EB Garamond" w:hAnsi="EB Garamond"/>
+          <w:b w:val="0"/>
+          <w:sz w:val="27"/>
+        </w:rPr>
+        <w:t>"Then carry both," she said, "and come home."</w:t>
+      </w:r>
+    </w:p>
+    <w:p>
+      <w:pPr>
+        <w:spacing w:line="348" w:lineRule="auto" w:after="0" w:before="0"/>
+        <w:ind w:firstLine="288"/>
+      </w:pPr>
+      <w:r>
+        <w:rPr>
+          <w:rFonts w:ascii="EB Garamond" w:hAnsi="EB Garamond"/>
+          <w:b w:val="0"/>
+          <w:sz w:val="27"/>
+        </w:rPr>
+        <w:t>He came home. Again, and again. The last image of these years is not a found sister. It is a man washing the coast-dust from his feet at the edge of the Ghadir palms while a daughter watches and a wife sets down bread, and a fortunate name is folded away in a cloth until the next leaving, the way you wrap a tool that cuts and must not be left where a child can find it.</w:t>
+      </w:r>
+    </w:p>
+    <w:p>
+      <w:pPr>
+        <w:spacing w:line="348" w:lineRule="auto" w:after="0" w:before="0"/>
+        <w:ind w:firstLine="288"/>
+      </w:pPr>
+      <w:r>
+        <w:rPr>
+          <w:rFonts w:ascii="EB Garamond" w:hAnsi="EB Garamond"/>
+          <w:b w:val="0"/>
+          <w:sz w:val="27"/>
+        </w:rPr>
+      </w:r>
+    </w:p>
+    <w:p>
+      <w:pPr>
+        <w:spacing w:line="348" w:lineRule="auto" w:after="0" w:before="0"/>
+        <w:ind w:firstLine="0"/>
+        <w:jc w:val="center"/>
+      </w:pPr>
+      <w:r>
+        <w:rPr>
+          <w:rFonts w:ascii="EB Garamond" w:hAnsi="EB Garamond"/>
           <w:b/>
           <w:sz w:val="28"/>
         </w:rPr>
@@ -5770,6 +6024,62 @@
           <w:b w:val="0"/>
           <w:sz w:val="27"/>
         </w:rPr>
+        <w:t>Between the small graves there were also the births that held, and the book will not let the deaths speak louder than they earned. When Nura came — the daughter who would live, and outlive, and carry the line — she came at the end of a long night with the old women in the room and Khamis banished to the yard, where he drew water he did not need and counted the buckets to keep his hands from prayer, because prayer, that night, felt too much like bargaining. When they let him in, Wadha was grey with the work of it and fiercely awake, and she put the child against him without ceremony.</w:t>
+      </w:r>
+    </w:p>
+    <w:p>
+      <w:pPr>
+        <w:spacing w:line="348" w:lineRule="auto" w:after="0" w:before="0"/>
+        <w:ind w:firstLine="288"/>
+      </w:pPr>
+      <w:r>
+        <w:rPr>
+          <w:rFonts w:ascii="EB Garamond" w:hAnsi="EB Garamond"/>
+          <w:b w:val="0"/>
+          <w:sz w:val="27"/>
+        </w:rPr>
+        <w:t>"A daughter," he said, as though the fact needed confirming.</w:t>
+      </w:r>
+    </w:p>
+    <w:p>
+      <w:pPr>
+        <w:spacing w:line="348" w:lineRule="auto" w:after="0" w:before="0"/>
+        <w:ind w:firstLine="288"/>
+      </w:pPr>
+      <w:r>
+        <w:rPr>
+          <w:rFonts w:ascii="EB Garamond" w:hAnsi="EB Garamond"/>
+          <w:b w:val="0"/>
+          <w:sz w:val="27"/>
+        </w:rPr>
+        <w:t>"A daughter," Wadha agreed. "Do not look for your sister in her face. She is her own. Let her be her own."</w:t>
+      </w:r>
+    </w:p>
+    <w:p>
+      <w:pPr>
+        <w:spacing w:line="348" w:lineRule="auto" w:after="0" w:before="0"/>
+        <w:ind w:firstLine="288"/>
+      </w:pPr>
+      <w:r>
+        <w:rPr>
+          <w:rFonts w:ascii="EB Garamond" w:hAnsi="EB Garamond"/>
+          <w:b w:val="0"/>
+          <w:sz w:val="27"/>
+        </w:rPr>
+        <w:t>He had not known he was doing it. He stopped. It was the first of many times Wadha would see him reaching, without his own knowledge, for the lost woman in a living face, and call him back from it with three plain words.</w:t>
+      </w:r>
+    </w:p>
+    <w:p>
+      <w:pPr>
+        <w:spacing w:line="348" w:lineRule="auto" w:after="0" w:before="0"/>
+        <w:ind w:firstLine="288"/>
+      </w:pPr>
+      <w:r>
+        <w:rPr>
+          <w:rFonts w:ascii="EB Garamond" w:hAnsi="EB Garamond"/>
+          <w:b w:val="0"/>
+          <w:sz w:val="27"/>
+        </w:rPr>
         <w:t>One son lived past all that.</w:t>
       </w:r>
     </w:p>
@@ -5897,6 +6207,62 @@
           <w:b w:val="0"/>
           <w:sz w:val="27"/>
         </w:rPr>
+        <w:t>The book will let you hear the method once, because it is the whole pedagogy of the series and it will never be explained again. Wadha did not recite a poem to teach it. She dropped a hemistich into the ordinary air the way another woman might drop a proverb, and left the second half of the line unsaid, hanging, and went on sorting fruit; and the room learned that a line with its back half missing is an itch, and that a child or a husband will scratch it without being asked. She would say the half about the abandoned campsite, the beloved's traces in the sand — the oldest opening in the tongue — and let it hang.</w:t>
+      </w:r>
+    </w:p>
+    <w:p>
+      <w:pPr>
+        <w:spacing w:line="348" w:lineRule="auto" w:after="0" w:before="0"/>
+        <w:ind w:firstLine="288"/>
+      </w:pPr>
+      <w:r>
+        <w:rPr>
+          <w:rFonts w:ascii="EB Garamond" w:hAnsi="EB Garamond"/>
+          <w:b w:val="0"/>
+          <w:sz w:val="27"/>
+        </w:rPr>
+        <w:t>"And the rest?" Nura would say, because a child cannot bear an unfinished thing.</w:t>
+      </w:r>
+    </w:p>
+    <w:p>
+      <w:pPr>
+        <w:spacing w:line="348" w:lineRule="auto" w:after="0" w:before="0"/>
+        <w:ind w:firstLine="288"/>
+      </w:pPr>
+      <w:r>
+        <w:rPr>
+          <w:rFonts w:ascii="EB Garamond" w:hAnsi="EB Garamond"/>
+          <w:b w:val="0"/>
+          <w:sz w:val="27"/>
+        </w:rPr>
+        <w:t>"You tell me the rest," Wadha said. "You heard it last winter."</w:t>
+      </w:r>
+    </w:p>
+    <w:p>
+      <w:pPr>
+        <w:spacing w:line="348" w:lineRule="auto" w:after="0" w:before="0"/>
+        <w:ind w:firstLine="288"/>
+      </w:pPr>
+      <w:r>
+        <w:rPr>
+          <w:rFonts w:ascii="EB Garamond" w:hAnsi="EB Garamond"/>
+          <w:b w:val="0"/>
+          <w:sz w:val="27"/>
+        </w:rPr>
+        <w:t>And Nura, frowning, would find it — not the words at first, only the shape, the number of beats, the place the voice had to fall — and then the words would arrive to fit the shape, the way water finds the level cut for it. That was how the poems had traveled a thousand years and would travel a thousand more: not as pages to be guarded but as shapes cut into children, waiting for the words to pour back in. Wadha was not storing verses in Nura. She was cutting the channels. The verses would find their own way down them for the rest of the girl's life.</w:t>
+      </w:r>
+    </w:p>
+    <w:p>
+      <w:pPr>
+        <w:spacing w:line="348" w:lineRule="auto" w:after="0" w:before="0"/>
+        <w:ind w:firstLine="288"/>
+      </w:pPr>
+      <w:r>
+        <w:rPr>
+          <w:rFonts w:ascii="EB Garamond" w:hAnsi="EB Garamond"/>
+          <w:b w:val="0"/>
+          <w:sz w:val="27"/>
+        </w:rPr>
         <w:t>They ground wheat. They banked the fire. They poured coffee for guests with the right hand and the right pauses. Talal, aging now, still did not cook and still knew exactly whose hands he owed. Fahd coiled every rope with his coast grammar in it. Uthman grew into a tall quiet. The oasis turned on pollen and patience and the rota.</w:t>
       </w:r>
     </w:p>
@@ -6788,77 +7154,147 @@
           <w:b w:val="0"/>
           <w:sz w:val="27"/>
         </w:rPr>
-        <w:t>"Is she fast?" asked a buyer with a foreigner's coin behind him, through an interpreter, of a mare that had just stood a hard dry week without once faltering.</w:t>
-      </w:r>
-    </w:p>
-    <w:p>
-      <w:pPr>
-        <w:spacing w:line="348" w:lineRule="auto" w:after="0" w:before="0"/>
-        <w:ind w:firstLine="288"/>
-      </w:pPr>
-      <w:r>
-        <w:rPr>
-          <w:rFonts w:ascii="EB Garamond" w:hAnsi="EB Garamond"/>
-          <w:b w:val="0"/>
-          <w:sz w:val="27"/>
-        </w:rPr>
-        <w:t>"She is true," the owner said. "Fast is the word a man uses when he has not yet asked her to suffer."</w:t>
-      </w:r>
-    </w:p>
-    <w:p>
-      <w:pPr>
-        <w:spacing w:line="348" w:lineRule="auto" w:after="0" w:before="0"/>
-        <w:ind w:firstLine="288"/>
-      </w:pPr>
-      <w:r>
-        <w:rPr>
-          <w:rFonts w:ascii="EB Garamond" w:hAnsi="EB Garamond"/>
-          <w:b w:val="0"/>
-          <w:sz w:val="27"/>
-        </w:rPr>
-        <w:t>Khamis filed that too.</w:t>
-      </w:r>
-    </w:p>
-    <w:p>
-      <w:pPr>
-        <w:spacing w:line="348" w:lineRule="auto" w:after="0" w:before="0"/>
-        <w:ind w:firstLine="288"/>
-      </w:pPr>
-      <w:r>
-        <w:rPr>
-          <w:rFonts w:ascii="EB Garamond" w:hAnsi="EB Garamond"/>
-          <w:b w:val="0"/>
-          <w:sz w:val="27"/>
-        </w:rPr>
-        <w:t>When the story of the Englishwoman's mare reached Ghadir — carried home and worn smooth by the usual inaccuracies of a traveled tale — an old man in the majlis said, "They buy the blood and leave us the dust."</w:t>
-      </w:r>
-    </w:p>
-    <w:p>
-      <w:pPr>
-        <w:spacing w:line="348" w:lineRule="auto" w:after="0" w:before="0"/>
-        <w:ind w:firstLine="288"/>
-      </w:pPr>
-      <w:r>
-        <w:rPr>
-          <w:rFonts w:ascii="EB Garamond" w:hAnsi="EB Garamond"/>
-          <w:b w:val="0"/>
-          <w:sz w:val="27"/>
-        </w:rPr>
-        <w:t>"They buy what we agree to sell," said another. "Do not weep after the silver once your own hand has taken it."</w:t>
-      </w:r>
-    </w:p>
-    <w:p>
-      <w:pPr>
-        <w:spacing w:line="348" w:lineRule="auto" w:after="0" w:before="0"/>
-        <w:ind w:firstLine="288"/>
-      </w:pPr>
-      <w:r>
-        <w:rPr>
-          <w:rFonts w:ascii="EB Garamond" w:hAnsi="EB Garamond"/>
-          <w:b w:val="0"/>
-          <w:sz w:val="27"/>
-        </w:rPr>
-        <w:t>Khamis, listening to both, thought of pearl grades called low on purpose, and wondered what a dam-line would sound like recited not for the truth of it but for a buyer's hunger. He did not yet know that the years ahead would set him down inside that exact question. For now he only sharpened the eye.</w:t>
+        <w:t>On a trading loop that brushed the edge of Ha'il's country, Khamis stood in a yard and heard mares' pedigrees recited the way men recite the genealogies of saints — this one out of that dam, and that dam out of the strain the whole district could vouch for, back and back, no paper anywhere in it and none wanted. He listened. He did not yet know how much of his own last years would run through that listening. He knew only that the eye he had trained on goats, and on escort-men, and on pearl-grades, would read a horse as well, and that the man selling and the man buying did not always mean the same thing by the word worth.</w:t>
+      </w:r>
+    </w:p>
+    <w:p>
+      <w:pPr>
+        <w:spacing w:line="348" w:lineRule="auto" w:after="0" w:before="0"/>
+        <w:ind w:firstLine="288"/>
+      </w:pPr>
+      <w:r>
+        <w:rPr>
+          <w:rFonts w:ascii="EB Garamond" w:hAnsi="EB Garamond"/>
+          <w:b w:val="0"/>
+          <w:sz w:val="27"/>
+        </w:rPr>
+        <w:t>The book will let you stand in that yard a moment longer, because what Khamis heard there is a seed the later chapters will spend.</w:t>
+      </w:r>
+    </w:p>
+    <w:p>
+      <w:pPr>
+        <w:spacing w:line="348" w:lineRule="auto" w:after="0" w:before="0"/>
+        <w:ind w:firstLine="288"/>
+      </w:pPr>
+      <w:r>
+        <w:rPr>
+          <w:rFonts w:ascii="EB Garamond" w:hAnsi="EB Garamond"/>
+          <w:b w:val="0"/>
+          <w:sz w:val="27"/>
+        </w:rPr>
+        <w:t>A buyer had come with a foreigner's coin behind him, and an interpreter in front of him, and he wanted a grey mare that had just stood a hard dry week without once faltering.</w:t>
+      </w:r>
+    </w:p>
+    <w:p>
+      <w:pPr>
+        <w:spacing w:line="348" w:lineRule="auto" w:after="0" w:before="0"/>
+        <w:ind w:firstLine="288"/>
+      </w:pPr>
+      <w:r>
+        <w:rPr>
+          <w:rFonts w:ascii="EB Garamond" w:hAnsi="EB Garamond"/>
+          <w:b w:val="0"/>
+          <w:sz w:val="27"/>
+        </w:rPr>
+        <w:t>"Is she fast?" the buyer asked, through the interpreter.</w:t>
+      </w:r>
+    </w:p>
+    <w:p>
+      <w:pPr>
+        <w:spacing w:line="348" w:lineRule="auto" w:after="0" w:before="0"/>
+        <w:ind w:firstLine="288"/>
+      </w:pPr>
+      <w:r>
+        <w:rPr>
+          <w:rFonts w:ascii="EB Garamond" w:hAnsi="EB Garamond"/>
+          <w:b w:val="0"/>
+          <w:sz w:val="27"/>
+        </w:rPr>
+        <w:t>The owner, an old man of the district, did not answer for a moment. Then he said, "She is true. Fast is the word a man uses when he has not yet asked her to suffer."</w:t>
+      </w:r>
+    </w:p>
+    <w:p>
+      <w:pPr>
+        <w:spacing w:line="348" w:lineRule="auto" w:after="0" w:before="0"/>
+        <w:ind w:firstLine="288"/>
+      </w:pPr>
+      <w:r>
+        <w:rPr>
+          <w:rFonts w:ascii="EB Garamond" w:hAnsi="EB Garamond"/>
+          <w:b w:val="0"/>
+          <w:sz w:val="27"/>
+        </w:rPr>
+        <w:t>"Tell me her sire," the buyer said.</w:t>
+      </w:r>
+    </w:p>
+    <w:p>
+      <w:pPr>
+        <w:spacing w:line="348" w:lineRule="auto" w:after="0" w:before="0"/>
+        <w:ind w:firstLine="288"/>
+      </w:pPr>
+      <w:r>
+        <w:rPr>
+          <w:rFonts w:ascii="EB Garamond" w:hAnsi="EB Garamond"/>
+          <w:b w:val="0"/>
+          <w:sz w:val="27"/>
+        </w:rPr>
+        <w:t>The old man's face did something small and final, the way a door does when it is decided but not yet shut. "You ask me her sire," he said. "A foreigner always asks the sire, because a foreigner counts through the fathers, as if a horse were a kingdom. We count her through the dams. Recite the dams, or you have not asked after the horse at all — you have only asked after a rumor with legs."</w:t>
+      </w:r>
+    </w:p>
+    <w:p>
+      <w:pPr>
+        <w:spacing w:line="348" w:lineRule="auto" w:after="0" w:before="0"/>
+        <w:ind w:firstLine="288"/>
+      </w:pPr>
+      <w:r>
+        <w:rPr>
+          <w:rFonts w:ascii="EB Garamond" w:hAnsi="EB Garamond"/>
+          <w:b w:val="0"/>
+          <w:sz w:val="27"/>
+        </w:rPr>
+        <w:t>He recited them. Khamis, standing at the edge with the other men, watched the buyer's interpreter struggle to carry the names across, and watched the buyer nod at the sound without hearing the weight, and understood something he would not have words for until he was an old man himself: that two men can stand over the same animal and one of them is buying a week's speed and the other is selling a hundred years of kept memory, and that the price they agree on will be fair to neither, because it is not a price for the same thing.</w:t>
+      </w:r>
+    </w:p>
+    <w:p>
+      <w:pPr>
+        <w:spacing w:line="348" w:lineRule="auto" w:after="0" w:before="0"/>
+        <w:ind w:firstLine="288"/>
+      </w:pPr>
+      <w:r>
+        <w:rPr>
+          <w:rFonts w:ascii="EB Garamond" w:hAnsi="EB Garamond"/>
+          <w:b w:val="0"/>
+          <w:sz w:val="27"/>
+        </w:rPr>
+        <w:t>The mare was sold. The silver was good. The old man took it and did not smile, and later, over coffee, he said the thing Khamis carried away: "They buy the blood and leave us the reciting. In one generation their grandsons will have the horse and we will have the poem about the horse, and they will believe they were cheated, and so will we, and only one of us will be able to prove it on paper." He drank. "Guard your memory harder than your mare. The mare they can lead away. The memory they have to be taught, and a man can refuse to teach."</w:t>
+      </w:r>
+    </w:p>
+    <w:p>
+      <w:pPr>
+        <w:spacing w:line="348" w:lineRule="auto" w:after="0" w:before="0"/>
+        <w:ind w:firstLine="288"/>
+      </w:pPr>
+      <w:r>
+        <w:rPr>
+          <w:rFonts w:ascii="EB Garamond" w:hAnsi="EB Garamond"/>
+          <w:b w:val="0"/>
+          <w:sz w:val="27"/>
+        </w:rPr>
+        <w:t>Khamis filed that too — not knowing that a Rashidi commander's request was already riding toward Ghadir, and that the question of what a thing is worth, and to whom, and who goes home cheated knowing it, was about to walk in wearing a sword and bringing a daughter.</w:t>
+      </w:r>
+    </w:p>
+    <w:p>
+      <w:pPr>
+        <w:spacing w:line="348" w:lineRule="auto" w:after="0" w:before="0"/>
+        <w:ind w:firstLine="288"/>
+      </w:pPr>
+      <w:r>
+        <w:rPr>
+          <w:rFonts w:ascii="EB Garamond" w:hAnsi="EB Garamond"/>
+          <w:b w:val="0"/>
+          <w:sz w:val="27"/>
+        </w:rPr>
+        <w:t>When the story of the Englishwoman's mare reached Ghadir — carried home and worn smooth by the usual inaccuracies of a traveled tale — an old man in the majlis said only, "They buy the blood and leave us the dust," and no one in the yard disagreed, and Khamis thought of the grey mare and the recited dams and said nothing, because he had already heard the truer version of the sentence spoken by the man who was losing the horse.</w:t>
       </w:r>
     </w:p>
     <w:p>
